--- a/courses/mathematical-physics/green-functions-nd.docx
+++ b/courses/mathematical-physics/green-functions-nd.docx
@@ -4793,7 +4793,7 @@
     </w:p>
     <w:p>
       <w:pPr>
-        <w:pStyle w:val="FirstParagraph"/>
+        <w:pStyle w:val="Compact"/>
       </w:pPr>
       <m:oMathPara>
         <m:oMathParaPr>
@@ -5021,7 +5021,7 @@
         <w:pStyle w:val="Compact"/>
         <w:numPr>
           <w:ilvl w:val="0"/>
-          <w:numId w:val="1005"/>
+          <w:numId w:val="1004"/>
         </w:numPr>
       </w:pPr>
       <w:r>
@@ -5037,7 +5037,7 @@
     </w:p>
     <w:p>
       <w:pPr>
-        <w:pStyle w:val="FirstParagraph"/>
+        <w:pStyle w:val="Compact"/>
       </w:pPr>
       <m:oMathPara>
         <m:oMathParaPr>
@@ -5207,7 +5207,7 @@
         <w:pStyle w:val="Compact"/>
         <w:numPr>
           <w:ilvl w:val="0"/>
-          <w:numId w:val="1006"/>
+          <w:numId w:val="1004"/>
         </w:numPr>
       </w:pPr>
       <w:r>
@@ -5226,7 +5226,7 @@
     </w:p>
     <w:p>
       <w:pPr>
-        <w:pStyle w:val="FirstParagraph"/>
+        <w:pStyle w:val="Compact"/>
       </w:pPr>
       <m:oMathPara>
         <m:oMathParaPr>
@@ -5492,7 +5492,7 @@
         <w:pStyle w:val="Compact"/>
         <w:numPr>
           <w:ilvl w:val="0"/>
-          <w:numId w:val="1007"/>
+          <w:numId w:val="1004"/>
         </w:numPr>
       </w:pPr>
       <w:r>
@@ -5545,7 +5545,7 @@
     </w:p>
     <w:p>
       <w:pPr>
-        <w:pStyle w:val="FirstParagraph"/>
+        <w:pStyle w:val="Compact"/>
       </w:pPr>
       <m:oMathPara>
         <m:oMathParaPr>
@@ -5747,7 +5747,7 @@
         <w:pStyle w:val="Compact"/>
         <w:numPr>
           <w:ilvl w:val="0"/>
-          <w:numId w:val="1008"/>
+          <w:numId w:val="1004"/>
         </w:numPr>
       </w:pPr>
       <w:r>
@@ -5763,7 +5763,7 @@
     </w:p>
     <w:p>
       <w:pPr>
-        <w:pStyle w:val="FirstParagraph"/>
+        <w:pStyle w:val="Compact"/>
       </w:pPr>
       <m:oMathPara>
         <m:oMathParaPr>
@@ -6719,7 +6719,7 @@
         <w:pStyle w:val="Compact"/>
         <w:numPr>
           <w:ilvl w:val="0"/>
-          <w:numId w:val="1009"/>
+          <w:numId w:val="1005"/>
         </w:numPr>
       </w:pPr>
       <w:r>
@@ -6773,7 +6773,7 @@
         <w:pStyle w:val="Compact"/>
         <w:numPr>
           <w:ilvl w:val="1"/>
-          <w:numId w:val="1010"/>
+          <w:numId w:val="1006"/>
         </w:numPr>
       </w:pPr>
       <w:r>
@@ -6838,7 +6838,7 @@
         <w:pStyle w:val="Compact"/>
         <w:numPr>
           <w:ilvl w:val="0"/>
-          <w:numId w:val="1009"/>
+          <w:numId w:val="1005"/>
         </w:numPr>
       </w:pPr>
       <w:r>
@@ -6943,7 +6943,7 @@
         <w:pStyle w:val="Compact"/>
         <w:numPr>
           <w:ilvl w:val="1"/>
-          <w:numId w:val="1011"/>
+          <w:numId w:val="1007"/>
         </w:numPr>
       </w:pPr>
       <w:r>
@@ -6975,7 +6975,7 @@
         <w:pStyle w:val="Compact"/>
         <w:numPr>
           <w:ilvl w:val="1"/>
-          <w:numId w:val="1011"/>
+          <w:numId w:val="1007"/>
         </w:numPr>
       </w:pPr>
       <w:r>
@@ -6995,7 +6995,7 @@
         <w:pStyle w:val="Compact"/>
         <w:numPr>
           <w:ilvl w:val="0"/>
-          <w:numId w:val="1009"/>
+          <w:numId w:val="1005"/>
         </w:numPr>
       </w:pPr>
       <w:r>
@@ -7014,7 +7014,7 @@
         <w:pStyle w:val="Compact"/>
         <w:numPr>
           <w:ilvl w:val="1"/>
-          <w:numId w:val="1012"/>
+          <w:numId w:val="1008"/>
         </w:numPr>
       </w:pPr>
       <w:r>
@@ -7080,7 +7080,7 @@
         <w:pStyle w:val="Compact"/>
         <w:numPr>
           <w:ilvl w:val="0"/>
-          <w:numId w:val="1009"/>
+          <w:numId w:val="1005"/>
         </w:numPr>
       </w:pPr>
       <w:r>
@@ -7099,7 +7099,7 @@
         <w:pStyle w:val="Compact"/>
         <w:numPr>
           <w:ilvl w:val="1"/>
-          <w:numId w:val="1013"/>
+          <w:numId w:val="1009"/>
         </w:numPr>
       </w:pPr>
       <w:r>
@@ -8347,7 +8347,7 @@
         <w:pStyle w:val="Compact"/>
         <w:numPr>
           <w:ilvl w:val="0"/>
-          <w:numId w:val="1014"/>
+          <w:numId w:val="1010"/>
         </w:numPr>
       </w:pPr>
       <w:r>
@@ -8433,7 +8433,7 @@
         <w:pStyle w:val="Compact"/>
         <w:numPr>
           <w:ilvl w:val="0"/>
-          <w:numId w:val="1014"/>
+          <w:numId w:val="1010"/>
         </w:numPr>
       </w:pPr>
       <w:r>
@@ -8510,7 +8510,7 @@
         <w:pStyle w:val="Compact"/>
         <w:numPr>
           <w:ilvl w:val="0"/>
-          <w:numId w:val="1014"/>
+          <w:numId w:val="1010"/>
         </w:numPr>
       </w:pPr>
       <w:r>
@@ -8737,7 +8737,7 @@
         <w:pStyle w:val="Compact"/>
         <w:numPr>
           <w:ilvl w:val="0"/>
-          <w:numId w:val="1015"/>
+          <w:numId w:val="1011"/>
         </w:numPr>
       </w:pPr>
       <w:r>
@@ -8794,7 +8794,7 @@
         <w:pStyle w:val="Compact"/>
         <w:numPr>
           <w:ilvl w:val="0"/>
-          <w:numId w:val="1015"/>
+          <w:numId w:val="1011"/>
         </w:numPr>
       </w:pPr>
       <w:r>
@@ -8843,7 +8843,7 @@
         <w:pStyle w:val="Compact"/>
         <w:numPr>
           <w:ilvl w:val="0"/>
-          <w:numId w:val="1016"/>
+          <w:numId w:val="1012"/>
         </w:numPr>
       </w:pPr>
       <w:r>
@@ -8855,7 +8855,7 @@
         <w:pStyle w:val="Compact"/>
         <w:numPr>
           <w:ilvl w:val="0"/>
-          <w:numId w:val="1016"/>
+          <w:numId w:val="1012"/>
         </w:numPr>
       </w:pPr>
       <w:r>
@@ -15961,7 +15961,7 @@
         <w:pStyle w:val="Compact"/>
         <w:numPr>
           <w:ilvl w:val="0"/>
-          <w:numId w:val="1017"/>
+          <w:numId w:val="1013"/>
         </w:numPr>
       </w:pPr>
       <w:r>
@@ -15997,7 +15997,7 @@
         <w:pStyle w:val="Compact"/>
         <w:numPr>
           <w:ilvl w:val="0"/>
-          <w:numId w:val="1017"/>
+          <w:numId w:val="1013"/>
         </w:numPr>
       </w:pPr>
       <w:r>
@@ -16068,7 +16068,7 @@
         <w:pStyle w:val="Compact"/>
         <w:numPr>
           <w:ilvl w:val="0"/>
-          <w:numId w:val="1017"/>
+          <w:numId w:val="1013"/>
         </w:numPr>
       </w:pPr>
       <w:r>
@@ -16096,7 +16096,7 @@
         <w:pStyle w:val="Compact"/>
         <w:numPr>
           <w:ilvl w:val="0"/>
-          <w:numId w:val="1017"/>
+          <w:numId w:val="1013"/>
         </w:numPr>
       </w:pPr>
       <w:r>
@@ -16124,7 +16124,7 @@
         <w:pStyle w:val="Compact"/>
         <w:numPr>
           <w:ilvl w:val="0"/>
-          <w:numId w:val="1017"/>
+          <w:numId w:val="1013"/>
         </w:numPr>
       </w:pPr>
       <w:r>
@@ -16152,7 +16152,7 @@
         <w:pStyle w:val="Compact"/>
         <w:numPr>
           <w:ilvl w:val="0"/>
-          <w:numId w:val="1017"/>
+          <w:numId w:val="1013"/>
         </w:numPr>
       </w:pPr>
       <w:r>
@@ -16379,346 +16379,6 @@
     </w:lvl>
     <w:lvl w:ilvl="8">
       <w:start w:val="1"/>
-      <w:numFmt w:val="decimal"/>
-      <w:lvlText w:val="%9."/>
-      <w:lvlJc w:val="left"/>
-      <w:pPr>
-        <w:ind w:left="6480" w:hanging="360"/>
-      </w:pPr>
-    </w:lvl>
-  </w:abstractNum>
-  <w:abstractNum w:abstractNumId="99412">
-    <w:nsid w:val="00A99412"/>
-    <w:multiLevelType w:val="multilevel"/>
-    <w:lvl w:ilvl="0">
-      <w:start w:val="2"/>
-      <w:numFmt w:val="decimal"/>
-      <w:lvlText w:val="%1."/>
-      <w:lvlJc w:val="left"/>
-      <w:pPr>
-        <w:ind w:left="720" w:hanging="360"/>
-      </w:pPr>
-    </w:lvl>
-    <w:lvl w:ilvl="1">
-      <w:start w:val="2"/>
-      <w:numFmt w:val="decimal"/>
-      <w:lvlText w:val="%2."/>
-      <w:lvlJc w:val="left"/>
-      <w:pPr>
-        <w:ind w:left="1440" w:hanging="360"/>
-      </w:pPr>
-    </w:lvl>
-    <w:lvl w:ilvl="2">
-      <w:start w:val="2"/>
-      <w:numFmt w:val="decimal"/>
-      <w:lvlText w:val="%3."/>
-      <w:lvlJc w:val="left"/>
-      <w:pPr>
-        <w:ind w:left="2160" w:hanging="360"/>
-      </w:pPr>
-    </w:lvl>
-    <w:lvl w:ilvl="3">
-      <w:start w:val="2"/>
-      <w:numFmt w:val="decimal"/>
-      <w:lvlText w:val="%4."/>
-      <w:lvlJc w:val="left"/>
-      <w:pPr>
-        <w:ind w:left="2880" w:hanging="360"/>
-      </w:pPr>
-    </w:lvl>
-    <w:lvl w:ilvl="4">
-      <w:start w:val="2"/>
-      <w:numFmt w:val="decimal"/>
-      <w:lvlText w:val="%5."/>
-      <w:lvlJc w:val="left"/>
-      <w:pPr>
-        <w:ind w:left="3600" w:hanging="360"/>
-      </w:pPr>
-    </w:lvl>
-    <w:lvl w:ilvl="5">
-      <w:start w:val="2"/>
-      <w:numFmt w:val="decimal"/>
-      <w:lvlText w:val="%6."/>
-      <w:lvlJc w:val="left"/>
-      <w:pPr>
-        <w:ind w:left="4320" w:hanging="360"/>
-      </w:pPr>
-    </w:lvl>
-    <w:lvl w:ilvl="6">
-      <w:start w:val="2"/>
-      <w:numFmt w:val="decimal"/>
-      <w:lvlText w:val="%7."/>
-      <w:lvlJc w:val="left"/>
-      <w:pPr>
-        <w:ind w:left="5040" w:hanging="360"/>
-      </w:pPr>
-    </w:lvl>
-    <w:lvl w:ilvl="7">
-      <w:start w:val="2"/>
-      <w:numFmt w:val="decimal"/>
-      <w:lvlText w:val="%8."/>
-      <w:lvlJc w:val="left"/>
-      <w:pPr>
-        <w:ind w:left="5760" w:hanging="360"/>
-      </w:pPr>
-    </w:lvl>
-    <w:lvl w:ilvl="8">
-      <w:start w:val="2"/>
-      <w:numFmt w:val="decimal"/>
-      <w:lvlText w:val="%9."/>
-      <w:lvlJc w:val="left"/>
-      <w:pPr>
-        <w:ind w:left="6480" w:hanging="360"/>
-      </w:pPr>
-    </w:lvl>
-  </w:abstractNum>
-  <w:abstractNum w:abstractNumId="99413">
-    <w:nsid w:val="00A99413"/>
-    <w:multiLevelType w:val="multilevel"/>
-    <w:lvl w:ilvl="0">
-      <w:start w:val="3"/>
-      <w:numFmt w:val="decimal"/>
-      <w:lvlText w:val="%1."/>
-      <w:lvlJc w:val="left"/>
-      <w:pPr>
-        <w:ind w:left="720" w:hanging="360"/>
-      </w:pPr>
-    </w:lvl>
-    <w:lvl w:ilvl="1">
-      <w:start w:val="3"/>
-      <w:numFmt w:val="decimal"/>
-      <w:lvlText w:val="%2."/>
-      <w:lvlJc w:val="left"/>
-      <w:pPr>
-        <w:ind w:left="1440" w:hanging="360"/>
-      </w:pPr>
-    </w:lvl>
-    <w:lvl w:ilvl="2">
-      <w:start w:val="3"/>
-      <w:numFmt w:val="decimal"/>
-      <w:lvlText w:val="%3."/>
-      <w:lvlJc w:val="left"/>
-      <w:pPr>
-        <w:ind w:left="2160" w:hanging="360"/>
-      </w:pPr>
-    </w:lvl>
-    <w:lvl w:ilvl="3">
-      <w:start w:val="3"/>
-      <w:numFmt w:val="decimal"/>
-      <w:lvlText w:val="%4."/>
-      <w:lvlJc w:val="left"/>
-      <w:pPr>
-        <w:ind w:left="2880" w:hanging="360"/>
-      </w:pPr>
-    </w:lvl>
-    <w:lvl w:ilvl="4">
-      <w:start w:val="3"/>
-      <w:numFmt w:val="decimal"/>
-      <w:lvlText w:val="%5."/>
-      <w:lvlJc w:val="left"/>
-      <w:pPr>
-        <w:ind w:left="3600" w:hanging="360"/>
-      </w:pPr>
-    </w:lvl>
-    <w:lvl w:ilvl="5">
-      <w:start w:val="3"/>
-      <w:numFmt w:val="decimal"/>
-      <w:lvlText w:val="%6."/>
-      <w:lvlJc w:val="left"/>
-      <w:pPr>
-        <w:ind w:left="4320" w:hanging="360"/>
-      </w:pPr>
-    </w:lvl>
-    <w:lvl w:ilvl="6">
-      <w:start w:val="3"/>
-      <w:numFmt w:val="decimal"/>
-      <w:lvlText w:val="%7."/>
-      <w:lvlJc w:val="left"/>
-      <w:pPr>
-        <w:ind w:left="5040" w:hanging="360"/>
-      </w:pPr>
-    </w:lvl>
-    <w:lvl w:ilvl="7">
-      <w:start w:val="3"/>
-      <w:numFmt w:val="decimal"/>
-      <w:lvlText w:val="%8."/>
-      <w:lvlJc w:val="left"/>
-      <w:pPr>
-        <w:ind w:left="5760" w:hanging="360"/>
-      </w:pPr>
-    </w:lvl>
-    <w:lvl w:ilvl="8">
-      <w:start w:val="3"/>
-      <w:numFmt w:val="decimal"/>
-      <w:lvlText w:val="%9."/>
-      <w:lvlJc w:val="left"/>
-      <w:pPr>
-        <w:ind w:left="6480" w:hanging="360"/>
-      </w:pPr>
-    </w:lvl>
-  </w:abstractNum>
-  <w:abstractNum w:abstractNumId="99414">
-    <w:nsid w:val="00A99414"/>
-    <w:multiLevelType w:val="multilevel"/>
-    <w:lvl w:ilvl="0">
-      <w:start w:val="4"/>
-      <w:numFmt w:val="decimal"/>
-      <w:lvlText w:val="%1."/>
-      <w:lvlJc w:val="left"/>
-      <w:pPr>
-        <w:ind w:left="720" w:hanging="360"/>
-      </w:pPr>
-    </w:lvl>
-    <w:lvl w:ilvl="1">
-      <w:start w:val="4"/>
-      <w:numFmt w:val="decimal"/>
-      <w:lvlText w:val="%2."/>
-      <w:lvlJc w:val="left"/>
-      <w:pPr>
-        <w:ind w:left="1440" w:hanging="360"/>
-      </w:pPr>
-    </w:lvl>
-    <w:lvl w:ilvl="2">
-      <w:start w:val="4"/>
-      <w:numFmt w:val="decimal"/>
-      <w:lvlText w:val="%3."/>
-      <w:lvlJc w:val="left"/>
-      <w:pPr>
-        <w:ind w:left="2160" w:hanging="360"/>
-      </w:pPr>
-    </w:lvl>
-    <w:lvl w:ilvl="3">
-      <w:start w:val="4"/>
-      <w:numFmt w:val="decimal"/>
-      <w:lvlText w:val="%4."/>
-      <w:lvlJc w:val="left"/>
-      <w:pPr>
-        <w:ind w:left="2880" w:hanging="360"/>
-      </w:pPr>
-    </w:lvl>
-    <w:lvl w:ilvl="4">
-      <w:start w:val="4"/>
-      <w:numFmt w:val="decimal"/>
-      <w:lvlText w:val="%5."/>
-      <w:lvlJc w:val="left"/>
-      <w:pPr>
-        <w:ind w:left="3600" w:hanging="360"/>
-      </w:pPr>
-    </w:lvl>
-    <w:lvl w:ilvl="5">
-      <w:start w:val="4"/>
-      <w:numFmt w:val="decimal"/>
-      <w:lvlText w:val="%6."/>
-      <w:lvlJc w:val="left"/>
-      <w:pPr>
-        <w:ind w:left="4320" w:hanging="360"/>
-      </w:pPr>
-    </w:lvl>
-    <w:lvl w:ilvl="6">
-      <w:start w:val="4"/>
-      <w:numFmt w:val="decimal"/>
-      <w:lvlText w:val="%7."/>
-      <w:lvlJc w:val="left"/>
-      <w:pPr>
-        <w:ind w:left="5040" w:hanging="360"/>
-      </w:pPr>
-    </w:lvl>
-    <w:lvl w:ilvl="7">
-      <w:start w:val="4"/>
-      <w:numFmt w:val="decimal"/>
-      <w:lvlText w:val="%8."/>
-      <w:lvlJc w:val="left"/>
-      <w:pPr>
-        <w:ind w:left="5760" w:hanging="360"/>
-      </w:pPr>
-    </w:lvl>
-    <w:lvl w:ilvl="8">
-      <w:start w:val="4"/>
-      <w:numFmt w:val="decimal"/>
-      <w:lvlText w:val="%9."/>
-      <w:lvlJc w:val="left"/>
-      <w:pPr>
-        <w:ind w:left="6480" w:hanging="360"/>
-      </w:pPr>
-    </w:lvl>
-  </w:abstractNum>
-  <w:abstractNum w:abstractNumId="99415">
-    <w:nsid w:val="00A99415"/>
-    <w:multiLevelType w:val="multilevel"/>
-    <w:lvl w:ilvl="0">
-      <w:start w:val="5"/>
-      <w:numFmt w:val="decimal"/>
-      <w:lvlText w:val="%1."/>
-      <w:lvlJc w:val="left"/>
-      <w:pPr>
-        <w:ind w:left="720" w:hanging="360"/>
-      </w:pPr>
-    </w:lvl>
-    <w:lvl w:ilvl="1">
-      <w:start w:val="5"/>
-      <w:numFmt w:val="decimal"/>
-      <w:lvlText w:val="%2."/>
-      <w:lvlJc w:val="left"/>
-      <w:pPr>
-        <w:ind w:left="1440" w:hanging="360"/>
-      </w:pPr>
-    </w:lvl>
-    <w:lvl w:ilvl="2">
-      <w:start w:val="5"/>
-      <w:numFmt w:val="decimal"/>
-      <w:lvlText w:val="%3."/>
-      <w:lvlJc w:val="left"/>
-      <w:pPr>
-        <w:ind w:left="2160" w:hanging="360"/>
-      </w:pPr>
-    </w:lvl>
-    <w:lvl w:ilvl="3">
-      <w:start w:val="5"/>
-      <w:numFmt w:val="decimal"/>
-      <w:lvlText w:val="%4."/>
-      <w:lvlJc w:val="left"/>
-      <w:pPr>
-        <w:ind w:left="2880" w:hanging="360"/>
-      </w:pPr>
-    </w:lvl>
-    <w:lvl w:ilvl="4">
-      <w:start w:val="5"/>
-      <w:numFmt w:val="decimal"/>
-      <w:lvlText w:val="%5."/>
-      <w:lvlJc w:val="left"/>
-      <w:pPr>
-        <w:ind w:left="3600" w:hanging="360"/>
-      </w:pPr>
-    </w:lvl>
-    <w:lvl w:ilvl="5">
-      <w:start w:val="5"/>
-      <w:numFmt w:val="decimal"/>
-      <w:lvlText w:val="%6."/>
-      <w:lvlJc w:val="left"/>
-      <w:pPr>
-        <w:ind w:left="4320" w:hanging="360"/>
-      </w:pPr>
-    </w:lvl>
-    <w:lvl w:ilvl="6">
-      <w:start w:val="5"/>
-      <w:numFmt w:val="decimal"/>
-      <w:lvlText w:val="%7."/>
-      <w:lvlJc w:val="left"/>
-      <w:pPr>
-        <w:ind w:left="5040" w:hanging="360"/>
-      </w:pPr>
-    </w:lvl>
-    <w:lvl w:ilvl="7">
-      <w:start w:val="5"/>
-      <w:numFmt w:val="decimal"/>
-      <w:lvlText w:val="%8."/>
-      <w:lvlJc w:val="left"/>
-      <w:pPr>
-        <w:ind w:left="5760" w:hanging="360"/>
-      </w:pPr>
-    </w:lvl>
-    <w:lvl w:ilvl="8">
-      <w:start w:val="5"/>
       <w:numFmt w:val="decimal"/>
       <w:lvlText w:val="%9."/>
       <w:lvlJc w:val="left"/>
@@ -16954,126 +16614,6 @@
     </w:lvlOverride>
   </w:num>
   <w:num w:numId="1005">
-    <w:abstractNumId w:val="99412"/>
-    <w:lvlOverride w:ilvl="0">
-      <w:startOverride w:val="2"/>
-    </w:lvlOverride>
-    <w:lvlOverride w:ilvl="1">
-      <w:startOverride w:val="2"/>
-    </w:lvlOverride>
-    <w:lvlOverride w:ilvl="2">
-      <w:startOverride w:val="2"/>
-    </w:lvlOverride>
-    <w:lvlOverride w:ilvl="3">
-      <w:startOverride w:val="2"/>
-    </w:lvlOverride>
-    <w:lvlOverride w:ilvl="4">
-      <w:startOverride w:val="2"/>
-    </w:lvlOverride>
-    <w:lvlOverride w:ilvl="5">
-      <w:startOverride w:val="2"/>
-    </w:lvlOverride>
-    <w:lvlOverride w:ilvl="6">
-      <w:startOverride w:val="2"/>
-    </w:lvlOverride>
-    <w:lvlOverride w:ilvl="7">
-      <w:startOverride w:val="2"/>
-    </w:lvlOverride>
-    <w:lvlOverride w:ilvl="8">
-      <w:startOverride w:val="2"/>
-    </w:lvlOverride>
-  </w:num>
-  <w:num w:numId="1006">
-    <w:abstractNumId w:val="99413"/>
-    <w:lvlOverride w:ilvl="0">
-      <w:startOverride w:val="3"/>
-    </w:lvlOverride>
-    <w:lvlOverride w:ilvl="1">
-      <w:startOverride w:val="3"/>
-    </w:lvlOverride>
-    <w:lvlOverride w:ilvl="2">
-      <w:startOverride w:val="3"/>
-    </w:lvlOverride>
-    <w:lvlOverride w:ilvl="3">
-      <w:startOverride w:val="3"/>
-    </w:lvlOverride>
-    <w:lvlOverride w:ilvl="4">
-      <w:startOverride w:val="3"/>
-    </w:lvlOverride>
-    <w:lvlOverride w:ilvl="5">
-      <w:startOverride w:val="3"/>
-    </w:lvlOverride>
-    <w:lvlOverride w:ilvl="6">
-      <w:startOverride w:val="3"/>
-    </w:lvlOverride>
-    <w:lvlOverride w:ilvl="7">
-      <w:startOverride w:val="3"/>
-    </w:lvlOverride>
-    <w:lvlOverride w:ilvl="8">
-      <w:startOverride w:val="3"/>
-    </w:lvlOverride>
-  </w:num>
-  <w:num w:numId="1007">
-    <w:abstractNumId w:val="99414"/>
-    <w:lvlOverride w:ilvl="0">
-      <w:startOverride w:val="4"/>
-    </w:lvlOverride>
-    <w:lvlOverride w:ilvl="1">
-      <w:startOverride w:val="4"/>
-    </w:lvlOverride>
-    <w:lvlOverride w:ilvl="2">
-      <w:startOverride w:val="4"/>
-    </w:lvlOverride>
-    <w:lvlOverride w:ilvl="3">
-      <w:startOverride w:val="4"/>
-    </w:lvlOverride>
-    <w:lvlOverride w:ilvl="4">
-      <w:startOverride w:val="4"/>
-    </w:lvlOverride>
-    <w:lvlOverride w:ilvl="5">
-      <w:startOverride w:val="4"/>
-    </w:lvlOverride>
-    <w:lvlOverride w:ilvl="6">
-      <w:startOverride w:val="4"/>
-    </w:lvlOverride>
-    <w:lvlOverride w:ilvl="7">
-      <w:startOverride w:val="4"/>
-    </w:lvlOverride>
-    <w:lvlOverride w:ilvl="8">
-      <w:startOverride w:val="4"/>
-    </w:lvlOverride>
-  </w:num>
-  <w:num w:numId="1008">
-    <w:abstractNumId w:val="99415"/>
-    <w:lvlOverride w:ilvl="0">
-      <w:startOverride w:val="5"/>
-    </w:lvlOverride>
-    <w:lvlOverride w:ilvl="1">
-      <w:startOverride w:val="5"/>
-    </w:lvlOverride>
-    <w:lvlOverride w:ilvl="2">
-      <w:startOverride w:val="5"/>
-    </w:lvlOverride>
-    <w:lvlOverride w:ilvl="3">
-      <w:startOverride w:val="5"/>
-    </w:lvlOverride>
-    <w:lvlOverride w:ilvl="4">
-      <w:startOverride w:val="5"/>
-    </w:lvlOverride>
-    <w:lvlOverride w:ilvl="5">
-      <w:startOverride w:val="5"/>
-    </w:lvlOverride>
-    <w:lvlOverride w:ilvl="6">
-      <w:startOverride w:val="5"/>
-    </w:lvlOverride>
-    <w:lvlOverride w:ilvl="7">
-      <w:startOverride w:val="5"/>
-    </w:lvlOverride>
-    <w:lvlOverride w:ilvl="8">
-      <w:startOverride w:val="5"/>
-    </w:lvlOverride>
-  </w:num>
-  <w:num w:numId="1009">
     <w:abstractNumId w:val="99411"/>
     <w:lvlOverride w:ilvl="0">
       <w:startOverride w:val="1"/>
@@ -17103,19 +16643,19 @@
       <w:startOverride w:val="1"/>
     </w:lvlOverride>
   </w:num>
-  <w:num w:numId="1010">
+  <w:num w:numId="1006">
     <w:abstractNumId w:val="991"/>
   </w:num>
-  <w:num w:numId="1011">
+  <w:num w:numId="1007">
     <w:abstractNumId w:val="991"/>
   </w:num>
-  <w:num w:numId="1012">
+  <w:num w:numId="1008">
     <w:abstractNumId w:val="991"/>
   </w:num>
-  <w:num w:numId="1013">
+  <w:num w:numId="1009">
     <w:abstractNumId w:val="991"/>
   </w:num>
-  <w:num w:numId="1014">
+  <w:num w:numId="1010">
     <w:abstractNumId w:val="99411"/>
     <w:lvlOverride w:ilvl="0">
       <w:startOverride w:val="1"/>
@@ -17145,10 +16685,10 @@
       <w:startOverride w:val="1"/>
     </w:lvlOverride>
   </w:num>
-  <w:num w:numId="1015">
+  <w:num w:numId="1011">
     <w:abstractNumId w:val="991"/>
   </w:num>
-  <w:num w:numId="1016">
+  <w:num w:numId="1012">
     <w:abstractNumId w:val="99411"/>
     <w:lvlOverride w:ilvl="0">
       <w:startOverride w:val="1"/>
@@ -17178,7 +16718,7 @@
       <w:startOverride w:val="1"/>
     </w:lvlOverride>
   </w:num>
-  <w:num w:numId="1017">
+  <w:num w:numId="1013">
     <w:abstractNumId w:val="99411"/>
     <w:lvlOverride w:ilvl="0">
       <w:startOverride w:val="1"/>

--- a/courses/mathematical-physics/green-functions-nd.docx
+++ b/courses/mathematical-physics/green-functions-nd.docx
@@ -8089,7 +8089,7 @@
     <w:bookmarkEnd w:id="60"/>
     <w:bookmarkEnd w:id="61"/>
     <w:bookmarkEnd w:id="62"/>
-    <w:bookmarkStart w:id="71" w:name="interpretações-físicas"/>
+    <w:bookmarkStart w:id="67" w:name="interpretações-físicas"/>
     <w:p>
       <w:pPr>
         <w:pStyle w:val="Heading1"/>
@@ -8715,170 +8715,3869 @@
     </w:tbl>
     <w:bookmarkEnd w:id="65"/>
     <w:bookmarkEnd w:id="66"/>
-    <w:bookmarkStart w:id="67" w:name="topologia-do-universo"/>
-    <w:p>
-      <w:pPr>
-        <w:pStyle w:val="Heading2"/>
-      </w:pPr>
-      <w:r>
-        <w:t xml:space="preserve">Topologia do Universo</w:t>
-      </w:r>
-    </w:p>
-    <w:p>
-      <w:pPr>
-        <w:pStyle w:val="FirstParagraph"/>
-      </w:pPr>
-      <w:r>
-        <w:t xml:space="preserve">Medidas precisas da lei de Coulomb podem revelar a dimensão e topologia do espaço:</w:t>
-      </w:r>
-    </w:p>
-    <w:p>
-      <w:pPr>
-        <w:pStyle w:val="Compact"/>
-        <w:numPr>
-          <w:ilvl w:val="0"/>
-          <w:numId w:val="1011"/>
-        </w:numPr>
-      </w:pPr>
-      <w:r>
-        <w:rPr>
-          <w:b/>
-          <w:bCs/>
-        </w:rPr>
-        <w:t xml:space="preserve">Dimensão exata</w:t>
-      </w:r>
-      <w:r>
-        <w:t xml:space="preserve">: Se a força variasse como</w:t>
-      </w:r>
-      <w:r>
-        <w:t xml:space="preserve"> </w:t>
-      </w:r>
-      <m:oMath>
-        <m:r>
-          <m:t>1</m:t>
-        </m:r>
-        <m:r>
-          <m:rPr>
-            <m:sty m:val="p"/>
-          </m:rPr>
-          <m:t>/</m:t>
-        </m:r>
-        <m:sSup>
-          <m:e>
-            <m:r>
-              <m:t>r</m:t>
-            </m:r>
-          </m:e>
-          <m:sup>
-            <m:r>
-              <m:t>2</m:t>
-            </m:r>
-            <m:r>
-              <m:rPr>
-                <m:sty m:val="p"/>
-              </m:rPr>
-              <m:t>+</m:t>
-            </m:r>
-            <m:r>
-              <m:t>ϵ</m:t>
-            </m:r>
-          </m:sup>
-        </m:sSup>
-      </m:oMath>
-      <w:r>
-        <w:t xml:space="preserve">, indicaria dimensões fracionárias ou dimensões extras</w:t>
-      </w:r>
-    </w:p>
-    <w:p>
-      <w:pPr>
-        <w:pStyle w:val="Compact"/>
-        <w:numPr>
-          <w:ilvl w:val="0"/>
-          <w:numId w:val="1011"/>
-        </w:numPr>
-      </w:pPr>
-      <w:r>
-        <w:rPr>
-          <w:b/>
-          <w:bCs/>
-        </w:rPr>
-        <w:t xml:space="preserve">Topologia não-trivial</w:t>
-      </w:r>
-      <w:r>
-        <w:t xml:space="preserve">: Em universos com topologia de toro, poderíamos observar múltiplas imagens de uma mesma fonte</w:t>
-      </w:r>
-    </w:p>
     <w:bookmarkEnd w:id="67"/>
-    <w:bookmarkStart w:id="70" w:name="teoria-das-cordas"/>
-    <w:p>
-      <w:pPr>
-        <w:pStyle w:val="Heading2"/>
-      </w:pPr>
-      <w:r>
-        <w:t xml:space="preserve">Teoria das Cordas</w:t>
-      </w:r>
-    </w:p>
-    <w:p>
-      <w:pPr>
-        <w:pStyle w:val="FirstParagraph"/>
-      </w:pPr>
-      <w:r>
-        <w:t xml:space="preserve">Em teoria de cordas, dimensões extras podem ser</w:t>
-      </w:r>
-      <w:r>
-        <w:t xml:space="preserve"> </w:t>
-      </w:r>
-      <w:r>
-        <w:t xml:space="preserve">“compactificadas”</w:t>
-      </w:r>
-      <w:r>
-        <w:t xml:space="preserve"> </w:t>
-      </w:r>
-      <w:r>
-        <w:t xml:space="preserve">(enroladas em escalas muito pequenas). Nesse caso:</w:t>
-      </w:r>
-    </w:p>
-    <w:p>
-      <w:pPr>
-        <w:pStyle w:val="Compact"/>
-        <w:numPr>
-          <w:ilvl w:val="0"/>
-          <w:numId w:val="1012"/>
-        </w:numPr>
-      </w:pPr>
-      <w:r>
-        <w:t xml:space="preserve">Em distâncias grandes (&gt; escala de compactificação): 3D efetivo</w:t>
-      </w:r>
-    </w:p>
-    <w:p>
-      <w:pPr>
-        <w:pStyle w:val="Compact"/>
-        <w:numPr>
-          <w:ilvl w:val="0"/>
-          <w:numId w:val="1012"/>
-        </w:numPr>
-      </w:pPr>
-      <w:r>
-        <w:t xml:space="preserve">Em distâncias pequenas (&lt; escala de compactificação):</w:t>
-      </w:r>
-      <w:r>
-        <w:t xml:space="preserve"> </w:t>
-      </w:r>
-      <m:oMath>
-        <m:r>
-          <m:t>N</m:t>
-        </m:r>
-      </m:oMath>
-      <w:r>
-        <w:t xml:space="preserve">D efetivo</w:t>
-      </w:r>
-    </w:p>
-    <w:p>
-      <w:pPr>
-        <w:pStyle w:val="FirstParagraph"/>
-      </w:pPr>
-      <w:r>
-        <w:t xml:space="preserve">A lei de Coulomb seria modificada em distâncias muito pequenas, fornecendo um teste experimental para dimensões extras.</w:t>
+    <w:bookmarkStart w:id="80" w:name="visualizações-computacionais"/>
+    <w:p>
+      <w:pPr>
+        <w:pStyle w:val="Heading1"/>
+      </w:pPr>
+      <w:r>
+        <w:t xml:space="preserve">Visualizações Computacionais</w:t>
+      </w:r>
+    </w:p>
+    <w:p>
+      <w:pPr>
+        <w:pStyle w:val="SourceCode"/>
+      </w:pPr>
+      <w:r>
+        <w:rPr>
+          <w:rStyle w:val="ImportTok"/>
+        </w:rPr>
+        <w:t xml:space="preserve">import</w:t>
+      </w:r>
+      <w:r>
+        <w:rPr>
+          <w:rStyle w:val="NormalTok"/>
+        </w:rPr>
+        <w:t xml:space="preserve"> numpy </w:t>
+      </w:r>
+      <w:r>
+        <w:rPr>
+          <w:rStyle w:val="ImportTok"/>
+        </w:rPr>
+        <w:t xml:space="preserve">as</w:t>
+      </w:r>
+      <w:r>
+        <w:rPr>
+          <w:rStyle w:val="NormalTok"/>
+        </w:rPr>
+        <w:t xml:space="preserve"> np</w:t>
+      </w:r>
+      <w:r>
+        <w:br/>
+      </w:r>
+      <w:r>
+        <w:rPr>
+          <w:rStyle w:val="ImportTok"/>
+        </w:rPr>
+        <w:t xml:space="preserve">import</w:t>
+      </w:r>
+      <w:r>
+        <w:rPr>
+          <w:rStyle w:val="NormalTok"/>
+        </w:rPr>
+        <w:t xml:space="preserve"> matplotlib.pyplot </w:t>
+      </w:r>
+      <w:r>
+        <w:rPr>
+          <w:rStyle w:val="ImportTok"/>
+        </w:rPr>
+        <w:t xml:space="preserve">as</w:t>
+      </w:r>
+      <w:r>
+        <w:rPr>
+          <w:rStyle w:val="NormalTok"/>
+        </w:rPr>
+        <w:t xml:space="preserve"> plt</w:t>
+      </w:r>
+      <w:r>
+        <w:br/>
+      </w:r>
+      <w:r>
+        <w:rPr>
+          <w:rStyle w:val="ImportTok"/>
+        </w:rPr>
+        <w:t xml:space="preserve">from</w:t>
+      </w:r>
+      <w:r>
+        <w:rPr>
+          <w:rStyle w:val="NormalTok"/>
+        </w:rPr>
+        <w:t xml:space="preserve"> scipy.special </w:t>
+      </w:r>
+      <w:r>
+        <w:rPr>
+          <w:rStyle w:val="ImportTok"/>
+        </w:rPr>
+        <w:t xml:space="preserve">import</w:t>
+      </w:r>
+      <w:r>
+        <w:rPr>
+          <w:rStyle w:val="NormalTok"/>
+        </w:rPr>
+        <w:t xml:space="preserve"> gamma</w:t>
+      </w:r>
+      <w:r>
+        <w:br/>
+      </w:r>
+      <w:r>
+        <w:br/>
+      </w:r>
+      <w:r>
+        <w:br/>
+      </w:r>
+      <w:r>
+        <w:rPr>
+          <w:rStyle w:val="CommentTok"/>
+        </w:rPr>
+        <w:t xml:space="preserve"># Definição das funções de Green</w:t>
+      </w:r>
+      <w:r>
+        <w:br/>
+      </w:r>
+      <w:r>
+        <w:rPr>
+          <w:rStyle w:val="KeywordTok"/>
+        </w:rPr>
+        <w:t xml:space="preserve">def</w:t>
+      </w:r>
+      <w:r>
+        <w:rPr>
+          <w:rStyle w:val="NormalTok"/>
+        </w:rPr>
+        <w:t xml:space="preserve"> G_1D(x, x0</w:t>
+      </w:r>
+      <w:r>
+        <w:rPr>
+          <w:rStyle w:val="OperatorTok"/>
+        </w:rPr>
+        <w:t xml:space="preserve">=</w:t>
+      </w:r>
+      <w:r>
+        <w:rPr>
+          <w:rStyle w:val="DecValTok"/>
+        </w:rPr>
+        <w:t xml:space="preserve">0</w:t>
+      </w:r>
+      <w:r>
+        <w:rPr>
+          <w:rStyle w:val="NormalTok"/>
+        </w:rPr>
+        <w:t xml:space="preserve">):</w:t>
+      </w:r>
+      <w:r>
+        <w:br/>
+      </w:r>
+      <w:r>
+        <w:rPr>
+          <w:rStyle w:val="NormalTok"/>
+        </w:rPr>
+        <w:t xml:space="preserve">    </w:t>
+      </w:r>
+      <w:r>
+        <w:rPr>
+          <w:rStyle w:val="CommentTok"/>
+        </w:rPr>
+        <w:t xml:space="preserve">"""Função de Green em 1D"""</w:t>
+      </w:r>
+      <w:r>
+        <w:br/>
+      </w:r>
+      <w:r>
+        <w:rPr>
+          <w:rStyle w:val="NormalTok"/>
+        </w:rPr>
+        <w:t xml:space="preserve">    r </w:t>
+      </w:r>
+      <w:r>
+        <w:rPr>
+          <w:rStyle w:val="OperatorTok"/>
+        </w:rPr>
+        <w:t xml:space="preserve">=</w:t>
+      </w:r>
+      <w:r>
+        <w:rPr>
+          <w:rStyle w:val="NormalTok"/>
+        </w:rPr>
+        <w:t xml:space="preserve"> np.</w:t>
+      </w:r>
+      <w:r>
+        <w:rPr>
+          <w:rStyle w:val="BuiltInTok"/>
+        </w:rPr>
+        <w:t xml:space="preserve">abs</w:t>
+      </w:r>
+      <w:r>
+        <w:rPr>
+          <w:rStyle w:val="NormalTok"/>
+        </w:rPr>
+        <w:t xml:space="preserve">(x </w:t>
+      </w:r>
+      <w:r>
+        <w:rPr>
+          <w:rStyle w:val="OperatorTok"/>
+        </w:rPr>
+        <w:t xml:space="preserve">-</w:t>
+      </w:r>
+      <w:r>
+        <w:rPr>
+          <w:rStyle w:val="NormalTok"/>
+        </w:rPr>
+        <w:t xml:space="preserve"> x0)</w:t>
+      </w:r>
+      <w:r>
+        <w:br/>
+      </w:r>
+      <w:r>
+        <w:rPr>
+          <w:rStyle w:val="NormalTok"/>
+        </w:rPr>
+        <w:t xml:space="preserve">    </w:t>
+      </w:r>
+      <w:r>
+        <w:rPr>
+          <w:rStyle w:val="ControlFlowTok"/>
+        </w:rPr>
+        <w:t xml:space="preserve">return</w:t>
+      </w:r>
+      <w:r>
+        <w:rPr>
+          <w:rStyle w:val="NormalTok"/>
+        </w:rPr>
+        <w:t xml:space="preserve"> r</w:t>
+      </w:r>
+      <w:r>
+        <w:br/>
+      </w:r>
+      <w:r>
+        <w:br/>
+      </w:r>
+      <w:r>
+        <w:br/>
+      </w:r>
+      <w:r>
+        <w:rPr>
+          <w:rStyle w:val="KeywordTok"/>
+        </w:rPr>
+        <w:t xml:space="preserve">def</w:t>
+      </w:r>
+      <w:r>
+        <w:rPr>
+          <w:rStyle w:val="NormalTok"/>
+        </w:rPr>
+        <w:t xml:space="preserve"> G_2D(r, x0</w:t>
+      </w:r>
+      <w:r>
+        <w:rPr>
+          <w:rStyle w:val="OperatorTok"/>
+        </w:rPr>
+        <w:t xml:space="preserve">=</w:t>
+      </w:r>
+      <w:r>
+        <w:rPr>
+          <w:rStyle w:val="DecValTok"/>
+        </w:rPr>
+        <w:t xml:space="preserve">0</w:t>
+      </w:r>
+      <w:r>
+        <w:rPr>
+          <w:rStyle w:val="NormalTok"/>
+        </w:rPr>
+        <w:t xml:space="preserve">):</w:t>
+      </w:r>
+      <w:r>
+        <w:br/>
+      </w:r>
+      <w:r>
+        <w:rPr>
+          <w:rStyle w:val="NormalTok"/>
+        </w:rPr>
+        <w:t xml:space="preserve">    </w:t>
+      </w:r>
+      <w:r>
+        <w:rPr>
+          <w:rStyle w:val="CommentTok"/>
+        </w:rPr>
+        <w:t xml:space="preserve">"""Função de Green em 2D (logarítmica)"""</w:t>
+      </w:r>
+      <w:r>
+        <w:br/>
+      </w:r>
+      <w:r>
+        <w:rPr>
+          <w:rStyle w:val="NormalTok"/>
+        </w:rPr>
+        <w:t xml:space="preserve">    r </w:t>
+      </w:r>
+      <w:r>
+        <w:rPr>
+          <w:rStyle w:val="OperatorTok"/>
+        </w:rPr>
+        <w:t xml:space="preserve">=</w:t>
+      </w:r>
+      <w:r>
+        <w:rPr>
+          <w:rStyle w:val="NormalTok"/>
+        </w:rPr>
+        <w:t xml:space="preserve"> np.</w:t>
+      </w:r>
+      <w:r>
+        <w:rPr>
+          <w:rStyle w:val="BuiltInTok"/>
+        </w:rPr>
+        <w:t xml:space="preserve">abs</w:t>
+      </w:r>
+      <w:r>
+        <w:rPr>
+          <w:rStyle w:val="NormalTok"/>
+        </w:rPr>
+        <w:t xml:space="preserve">(r </w:t>
+      </w:r>
+      <w:r>
+        <w:rPr>
+          <w:rStyle w:val="OperatorTok"/>
+        </w:rPr>
+        <w:t xml:space="preserve">-</w:t>
+      </w:r>
+      <w:r>
+        <w:rPr>
+          <w:rStyle w:val="NormalTok"/>
+        </w:rPr>
+        <w:t xml:space="preserve"> x0)</w:t>
+      </w:r>
+      <w:r>
+        <w:br/>
+      </w:r>
+      <w:r>
+        <w:rPr>
+          <w:rStyle w:val="NormalTok"/>
+        </w:rPr>
+        <w:t xml:space="preserve">    </w:t>
+      </w:r>
+      <w:r>
+        <w:rPr>
+          <w:rStyle w:val="CommentTok"/>
+        </w:rPr>
+        <w:t xml:space="preserve"># Adiciona um pequeno epsilon para evitar divergência</w:t>
+      </w:r>
+      <w:r>
+        <w:br/>
+      </w:r>
+      <w:r>
+        <w:rPr>
+          <w:rStyle w:val="NormalTok"/>
+        </w:rPr>
+        <w:t xml:space="preserve">    </w:t>
+      </w:r>
+      <w:r>
+        <w:rPr>
+          <w:rStyle w:val="ControlFlowTok"/>
+        </w:rPr>
+        <w:t xml:space="preserve">return</w:t>
+      </w:r>
+      <w:r>
+        <w:rPr>
+          <w:rStyle w:val="NormalTok"/>
+        </w:rPr>
+        <w:t xml:space="preserve"> </w:t>
+      </w:r>
+      <w:r>
+        <w:rPr>
+          <w:rStyle w:val="OperatorTok"/>
+        </w:rPr>
+        <w:t xml:space="preserve">-</w:t>
+      </w:r>
+      <w:r>
+        <w:rPr>
+          <w:rStyle w:val="NormalTok"/>
+        </w:rPr>
+        <w:t xml:space="preserve">np.log(r </w:t>
+      </w:r>
+      <w:r>
+        <w:rPr>
+          <w:rStyle w:val="OperatorTok"/>
+        </w:rPr>
+        <w:t xml:space="preserve">+</w:t>
+      </w:r>
+      <w:r>
+        <w:rPr>
+          <w:rStyle w:val="NormalTok"/>
+        </w:rPr>
+        <w:t xml:space="preserve"> </w:t>
+      </w:r>
+      <w:r>
+        <w:rPr>
+          <w:rStyle w:val="FloatTok"/>
+        </w:rPr>
+        <w:t xml:space="preserve">1e-10</w:t>
+      </w:r>
+      <w:r>
+        <w:rPr>
+          <w:rStyle w:val="NormalTok"/>
+        </w:rPr>
+        <w:t xml:space="preserve">)</w:t>
+      </w:r>
+      <w:r>
+        <w:br/>
+      </w:r>
+      <w:r>
+        <w:br/>
+      </w:r>
+      <w:r>
+        <w:br/>
+      </w:r>
+      <w:r>
+        <w:rPr>
+          <w:rStyle w:val="KeywordTok"/>
+        </w:rPr>
+        <w:t xml:space="preserve">def</w:t>
+      </w:r>
+      <w:r>
+        <w:rPr>
+          <w:rStyle w:val="NormalTok"/>
+        </w:rPr>
+        <w:t xml:space="preserve"> G_3D(r, x0</w:t>
+      </w:r>
+      <w:r>
+        <w:rPr>
+          <w:rStyle w:val="OperatorTok"/>
+        </w:rPr>
+        <w:t xml:space="preserve">=</w:t>
+      </w:r>
+      <w:r>
+        <w:rPr>
+          <w:rStyle w:val="DecValTok"/>
+        </w:rPr>
+        <w:t xml:space="preserve">0</w:t>
+      </w:r>
+      <w:r>
+        <w:rPr>
+          <w:rStyle w:val="NormalTok"/>
+        </w:rPr>
+        <w:t xml:space="preserve">):</w:t>
+      </w:r>
+      <w:r>
+        <w:br/>
+      </w:r>
+      <w:r>
+        <w:rPr>
+          <w:rStyle w:val="NormalTok"/>
+        </w:rPr>
+        <w:t xml:space="preserve">    </w:t>
+      </w:r>
+      <w:r>
+        <w:rPr>
+          <w:rStyle w:val="CommentTok"/>
+        </w:rPr>
+        <w:t xml:space="preserve">"""Função de Green em 3D"""</w:t>
+      </w:r>
+      <w:r>
+        <w:br/>
+      </w:r>
+      <w:r>
+        <w:rPr>
+          <w:rStyle w:val="NormalTok"/>
+        </w:rPr>
+        <w:t xml:space="preserve">    r </w:t>
+      </w:r>
+      <w:r>
+        <w:rPr>
+          <w:rStyle w:val="OperatorTok"/>
+        </w:rPr>
+        <w:t xml:space="preserve">=</w:t>
+      </w:r>
+      <w:r>
+        <w:rPr>
+          <w:rStyle w:val="NormalTok"/>
+        </w:rPr>
+        <w:t xml:space="preserve"> np.</w:t>
+      </w:r>
+      <w:r>
+        <w:rPr>
+          <w:rStyle w:val="BuiltInTok"/>
+        </w:rPr>
+        <w:t xml:space="preserve">abs</w:t>
+      </w:r>
+      <w:r>
+        <w:rPr>
+          <w:rStyle w:val="NormalTok"/>
+        </w:rPr>
+        <w:t xml:space="preserve">(r </w:t>
+      </w:r>
+      <w:r>
+        <w:rPr>
+          <w:rStyle w:val="OperatorTok"/>
+        </w:rPr>
+        <w:t xml:space="preserve">-</w:t>
+      </w:r>
+      <w:r>
+        <w:rPr>
+          <w:rStyle w:val="NormalTok"/>
+        </w:rPr>
+        <w:t xml:space="preserve"> x0)</w:t>
+      </w:r>
+      <w:r>
+        <w:br/>
+      </w:r>
+      <w:r>
+        <w:rPr>
+          <w:rStyle w:val="NormalTok"/>
+        </w:rPr>
+        <w:t xml:space="preserve">    </w:t>
+      </w:r>
+      <w:r>
+        <w:rPr>
+          <w:rStyle w:val="ControlFlowTok"/>
+        </w:rPr>
+        <w:t xml:space="preserve">return</w:t>
+      </w:r>
+      <w:r>
+        <w:rPr>
+          <w:rStyle w:val="NormalTok"/>
+        </w:rPr>
+        <w:t xml:space="preserve"> </w:t>
+      </w:r>
+      <w:r>
+        <w:rPr>
+          <w:rStyle w:val="FloatTok"/>
+        </w:rPr>
+        <w:t xml:space="preserve">1.0</w:t>
+      </w:r>
+      <w:r>
+        <w:rPr>
+          <w:rStyle w:val="NormalTok"/>
+        </w:rPr>
+        <w:t xml:space="preserve"> </w:t>
+      </w:r>
+      <w:r>
+        <w:rPr>
+          <w:rStyle w:val="OperatorTok"/>
+        </w:rPr>
+        <w:t xml:space="preserve">/</w:t>
+      </w:r>
+      <w:r>
+        <w:rPr>
+          <w:rStyle w:val="NormalTok"/>
+        </w:rPr>
+        <w:t xml:space="preserve"> (r </w:t>
+      </w:r>
+      <w:r>
+        <w:rPr>
+          <w:rStyle w:val="OperatorTok"/>
+        </w:rPr>
+        <w:t xml:space="preserve">+</w:t>
+      </w:r>
+      <w:r>
+        <w:rPr>
+          <w:rStyle w:val="NormalTok"/>
+        </w:rPr>
+        <w:t xml:space="preserve"> </w:t>
+      </w:r>
+      <w:r>
+        <w:rPr>
+          <w:rStyle w:val="FloatTok"/>
+        </w:rPr>
+        <w:t xml:space="preserve">1e-10</w:t>
+      </w:r>
+      <w:r>
+        <w:rPr>
+          <w:rStyle w:val="NormalTok"/>
+        </w:rPr>
+        <w:t xml:space="preserve">)</w:t>
+      </w:r>
+      <w:r>
+        <w:br/>
+      </w:r>
+      <w:r>
+        <w:br/>
+      </w:r>
+      <w:r>
+        <w:br/>
+      </w:r>
+      <w:r>
+        <w:rPr>
+          <w:rStyle w:val="CommentTok"/>
+        </w:rPr>
+        <w:t xml:space="preserve"># Criar figura</w:t>
+      </w:r>
+      <w:r>
+        <w:br/>
+      </w:r>
+      <w:r>
+        <w:rPr>
+          <w:rStyle w:val="NormalTok"/>
+        </w:rPr>
+        <w:t xml:space="preserve">fig, axes </w:t>
+      </w:r>
+      <w:r>
+        <w:rPr>
+          <w:rStyle w:val="OperatorTok"/>
+        </w:rPr>
+        <w:t xml:space="preserve">=</w:t>
+      </w:r>
+      <w:r>
+        <w:rPr>
+          <w:rStyle w:val="NormalTok"/>
+        </w:rPr>
+        <w:t xml:space="preserve"> plt.subplots(</w:t>
+      </w:r>
+      <w:r>
+        <w:rPr>
+          <w:rStyle w:val="DecValTok"/>
+        </w:rPr>
+        <w:t xml:space="preserve">1</w:t>
+      </w:r>
+      <w:r>
+        <w:rPr>
+          <w:rStyle w:val="NormalTok"/>
+        </w:rPr>
+        <w:t xml:space="preserve">, </w:t>
+      </w:r>
+      <w:r>
+        <w:rPr>
+          <w:rStyle w:val="DecValTok"/>
+        </w:rPr>
+        <w:t xml:space="preserve">3</w:t>
+      </w:r>
+      <w:r>
+        <w:rPr>
+          <w:rStyle w:val="NormalTok"/>
+        </w:rPr>
+        <w:t xml:space="preserve">, figsize</w:t>
+      </w:r>
+      <w:r>
+        <w:rPr>
+          <w:rStyle w:val="OperatorTok"/>
+        </w:rPr>
+        <w:t xml:space="preserve">=</w:t>
+      </w:r>
+      <w:r>
+        <w:rPr>
+          <w:rStyle w:val="NormalTok"/>
+        </w:rPr>
+        <w:t xml:space="preserve">(</w:t>
+      </w:r>
+      <w:r>
+        <w:rPr>
+          <w:rStyle w:val="DecValTok"/>
+        </w:rPr>
+        <w:t xml:space="preserve">12</w:t>
+      </w:r>
+      <w:r>
+        <w:rPr>
+          <w:rStyle w:val="NormalTok"/>
+        </w:rPr>
+        <w:t xml:space="preserve">, </w:t>
+      </w:r>
+      <w:r>
+        <w:rPr>
+          <w:rStyle w:val="DecValTok"/>
+        </w:rPr>
+        <w:t xml:space="preserve">4</w:t>
+      </w:r>
+      <w:r>
+        <w:rPr>
+          <w:rStyle w:val="NormalTok"/>
+        </w:rPr>
+        <w:t xml:space="preserve">))</w:t>
+      </w:r>
+      <w:r>
+        <w:br/>
+      </w:r>
+      <w:r>
+        <w:rPr>
+          <w:rStyle w:val="NormalTok"/>
+        </w:rPr>
+        <w:t xml:space="preserve">x </w:t>
+      </w:r>
+      <w:r>
+        <w:rPr>
+          <w:rStyle w:val="OperatorTok"/>
+        </w:rPr>
+        <w:t xml:space="preserve">=</w:t>
+      </w:r>
+      <w:r>
+        <w:rPr>
+          <w:rStyle w:val="NormalTok"/>
+        </w:rPr>
+        <w:t xml:space="preserve"> np.linspace(</w:t>
+      </w:r>
+      <w:r>
+        <w:rPr>
+          <w:rStyle w:val="FloatTok"/>
+        </w:rPr>
+        <w:t xml:space="preserve">0.01</w:t>
+      </w:r>
+      <w:r>
+        <w:rPr>
+          <w:rStyle w:val="NormalTok"/>
+        </w:rPr>
+        <w:t xml:space="preserve">, </w:t>
+      </w:r>
+      <w:r>
+        <w:rPr>
+          <w:rStyle w:val="DecValTok"/>
+        </w:rPr>
+        <w:t xml:space="preserve">5</w:t>
+      </w:r>
+      <w:r>
+        <w:rPr>
+          <w:rStyle w:val="NormalTok"/>
+        </w:rPr>
+        <w:t xml:space="preserve">, </w:t>
+      </w:r>
+      <w:r>
+        <w:rPr>
+          <w:rStyle w:val="DecValTok"/>
+        </w:rPr>
+        <w:t xml:space="preserve">1000</w:t>
+      </w:r>
+      <w:r>
+        <w:rPr>
+          <w:rStyle w:val="NormalTok"/>
+        </w:rPr>
+        <w:t xml:space="preserve">)</w:t>
+      </w:r>
+      <w:r>
+        <w:br/>
+      </w:r>
+      <w:r>
+        <w:br/>
+      </w:r>
+      <w:r>
+        <w:rPr>
+          <w:rStyle w:val="CommentTok"/>
+        </w:rPr>
+        <w:t xml:space="preserve"># Plot 1D</w:t>
+      </w:r>
+      <w:r>
+        <w:br/>
+      </w:r>
+      <w:r>
+        <w:rPr>
+          <w:rStyle w:val="NormalTok"/>
+        </w:rPr>
+        <w:t xml:space="preserve">axes[</w:t>
+      </w:r>
+      <w:r>
+        <w:rPr>
+          <w:rStyle w:val="DecValTok"/>
+        </w:rPr>
+        <w:t xml:space="preserve">0</w:t>
+      </w:r>
+      <w:r>
+        <w:rPr>
+          <w:rStyle w:val="NormalTok"/>
+        </w:rPr>
+        <w:t xml:space="preserve">].plot(x, G_1D(x), </w:t>
+      </w:r>
+      <w:r>
+        <w:rPr>
+          <w:rStyle w:val="StringTok"/>
+        </w:rPr>
+        <w:t xml:space="preserve">"b-"</w:t>
+      </w:r>
+      <w:r>
+        <w:rPr>
+          <w:rStyle w:val="NormalTok"/>
+        </w:rPr>
+        <w:t xml:space="preserve">, linewidth</w:t>
+      </w:r>
+      <w:r>
+        <w:rPr>
+          <w:rStyle w:val="OperatorTok"/>
+        </w:rPr>
+        <w:t xml:space="preserve">=</w:t>
+      </w:r>
+      <w:r>
+        <w:rPr>
+          <w:rStyle w:val="DecValTok"/>
+        </w:rPr>
+        <w:t xml:space="preserve">2</w:t>
+      </w:r>
+      <w:r>
+        <w:rPr>
+          <w:rStyle w:val="NormalTok"/>
+        </w:rPr>
+        <w:t xml:space="preserve">)</w:t>
+      </w:r>
+      <w:r>
+        <w:br/>
+      </w:r>
+      <w:r>
+        <w:rPr>
+          <w:rStyle w:val="NormalTok"/>
+        </w:rPr>
+        <w:t xml:space="preserve">axes[</w:t>
+      </w:r>
+      <w:r>
+        <w:rPr>
+          <w:rStyle w:val="DecValTok"/>
+        </w:rPr>
+        <w:t xml:space="preserve">0</w:t>
+      </w:r>
+      <w:r>
+        <w:rPr>
+          <w:rStyle w:val="NormalTok"/>
+        </w:rPr>
+        <w:t xml:space="preserve">].set_xlabel(</w:t>
+      </w:r>
+      <w:r>
+        <w:rPr>
+          <w:rStyle w:val="StringTok"/>
+        </w:rPr>
+        <w:t xml:space="preserve">"r"</w:t>
+      </w:r>
+      <w:r>
+        <w:rPr>
+          <w:rStyle w:val="NormalTok"/>
+        </w:rPr>
+        <w:t xml:space="preserve">)</w:t>
+      </w:r>
+      <w:r>
+        <w:br/>
+      </w:r>
+      <w:r>
+        <w:rPr>
+          <w:rStyle w:val="NormalTok"/>
+        </w:rPr>
+        <w:t xml:space="preserve">axes[</w:t>
+      </w:r>
+      <w:r>
+        <w:rPr>
+          <w:rStyle w:val="DecValTok"/>
+        </w:rPr>
+        <w:t xml:space="preserve">0</w:t>
+      </w:r>
+      <w:r>
+        <w:rPr>
+          <w:rStyle w:val="NormalTok"/>
+        </w:rPr>
+        <w:t xml:space="preserve">].set_ylabel(</w:t>
+      </w:r>
+      <w:r>
+        <w:rPr>
+          <w:rStyle w:val="StringTok"/>
+        </w:rPr>
+        <w:t xml:space="preserve">"G(r)"</w:t>
+      </w:r>
+      <w:r>
+        <w:rPr>
+          <w:rStyle w:val="NormalTok"/>
+        </w:rPr>
+        <w:t xml:space="preserve">)</w:t>
+      </w:r>
+      <w:r>
+        <w:br/>
+      </w:r>
+      <w:r>
+        <w:rPr>
+          <w:rStyle w:val="NormalTok"/>
+        </w:rPr>
+        <w:t xml:space="preserve">axes[</w:t>
+      </w:r>
+      <w:r>
+        <w:rPr>
+          <w:rStyle w:val="DecValTok"/>
+        </w:rPr>
+        <w:t xml:space="preserve">0</w:t>
+      </w:r>
+      <w:r>
+        <w:rPr>
+          <w:rStyle w:val="NormalTok"/>
+        </w:rPr>
+        <w:t xml:space="preserve">].set_title(</w:t>
+      </w:r>
+      <w:r>
+        <w:rPr>
+          <w:rStyle w:val="StringTok"/>
+        </w:rPr>
+        <w:t xml:space="preserve">"1D: G(r) = |r|"</w:t>
+      </w:r>
+      <w:r>
+        <w:rPr>
+          <w:rStyle w:val="NormalTok"/>
+        </w:rPr>
+        <w:t xml:space="preserve">)</w:t>
+      </w:r>
+      <w:r>
+        <w:br/>
+      </w:r>
+      <w:r>
+        <w:rPr>
+          <w:rStyle w:val="NormalTok"/>
+        </w:rPr>
+        <w:t xml:space="preserve">axes[</w:t>
+      </w:r>
+      <w:r>
+        <w:rPr>
+          <w:rStyle w:val="DecValTok"/>
+        </w:rPr>
+        <w:t xml:space="preserve">0</w:t>
+      </w:r>
+      <w:r>
+        <w:rPr>
+          <w:rStyle w:val="NormalTok"/>
+        </w:rPr>
+        <w:t xml:space="preserve">].grid(</w:t>
+      </w:r>
+      <w:r>
+        <w:rPr>
+          <w:rStyle w:val="VariableTok"/>
+        </w:rPr>
+        <w:t xml:space="preserve">True</w:t>
+      </w:r>
+      <w:r>
+        <w:rPr>
+          <w:rStyle w:val="NormalTok"/>
+        </w:rPr>
+        <w:t xml:space="preserve">, alpha</w:t>
+      </w:r>
+      <w:r>
+        <w:rPr>
+          <w:rStyle w:val="OperatorTok"/>
+        </w:rPr>
+        <w:t xml:space="preserve">=</w:t>
+      </w:r>
+      <w:r>
+        <w:rPr>
+          <w:rStyle w:val="FloatTok"/>
+        </w:rPr>
+        <w:t xml:space="preserve">0.3</w:t>
+      </w:r>
+      <w:r>
+        <w:rPr>
+          <w:rStyle w:val="NormalTok"/>
+        </w:rPr>
+        <w:t xml:space="preserve">)</w:t>
+      </w:r>
+      <w:r>
+        <w:br/>
+      </w:r>
+      <w:r>
+        <w:br/>
+      </w:r>
+      <w:r>
+        <w:rPr>
+          <w:rStyle w:val="CommentTok"/>
+        </w:rPr>
+        <w:t xml:space="preserve"># Plot 2D</w:t>
+      </w:r>
+      <w:r>
+        <w:br/>
+      </w:r>
+      <w:r>
+        <w:rPr>
+          <w:rStyle w:val="NormalTok"/>
+        </w:rPr>
+        <w:t xml:space="preserve">axes[</w:t>
+      </w:r>
+      <w:r>
+        <w:rPr>
+          <w:rStyle w:val="DecValTok"/>
+        </w:rPr>
+        <w:t xml:space="preserve">1</w:t>
+      </w:r>
+      <w:r>
+        <w:rPr>
+          <w:rStyle w:val="NormalTok"/>
+        </w:rPr>
+        <w:t xml:space="preserve">].plot(x, G_2D(x), </w:t>
+      </w:r>
+      <w:r>
+        <w:rPr>
+          <w:rStyle w:val="StringTok"/>
+        </w:rPr>
+        <w:t xml:space="preserve">"r-"</w:t>
+      </w:r>
+      <w:r>
+        <w:rPr>
+          <w:rStyle w:val="NormalTok"/>
+        </w:rPr>
+        <w:t xml:space="preserve">, linewidth</w:t>
+      </w:r>
+      <w:r>
+        <w:rPr>
+          <w:rStyle w:val="OperatorTok"/>
+        </w:rPr>
+        <w:t xml:space="preserve">=</w:t>
+      </w:r>
+      <w:r>
+        <w:rPr>
+          <w:rStyle w:val="DecValTok"/>
+        </w:rPr>
+        <w:t xml:space="preserve">2</w:t>
+      </w:r>
+      <w:r>
+        <w:rPr>
+          <w:rStyle w:val="NormalTok"/>
+        </w:rPr>
+        <w:t xml:space="preserve">)</w:t>
+      </w:r>
+      <w:r>
+        <w:br/>
+      </w:r>
+      <w:r>
+        <w:rPr>
+          <w:rStyle w:val="NormalTok"/>
+        </w:rPr>
+        <w:t xml:space="preserve">axes[</w:t>
+      </w:r>
+      <w:r>
+        <w:rPr>
+          <w:rStyle w:val="DecValTok"/>
+        </w:rPr>
+        <w:t xml:space="preserve">1</w:t>
+      </w:r>
+      <w:r>
+        <w:rPr>
+          <w:rStyle w:val="NormalTok"/>
+        </w:rPr>
+        <w:t xml:space="preserve">].set_xlabel(</w:t>
+      </w:r>
+      <w:r>
+        <w:rPr>
+          <w:rStyle w:val="StringTok"/>
+        </w:rPr>
+        <w:t xml:space="preserve">"r"</w:t>
+      </w:r>
+      <w:r>
+        <w:rPr>
+          <w:rStyle w:val="NormalTok"/>
+        </w:rPr>
+        <w:t xml:space="preserve">)</w:t>
+      </w:r>
+      <w:r>
+        <w:br/>
+      </w:r>
+      <w:r>
+        <w:rPr>
+          <w:rStyle w:val="NormalTok"/>
+        </w:rPr>
+        <w:t xml:space="preserve">axes[</w:t>
+      </w:r>
+      <w:r>
+        <w:rPr>
+          <w:rStyle w:val="DecValTok"/>
+        </w:rPr>
+        <w:t xml:space="preserve">1</w:t>
+      </w:r>
+      <w:r>
+        <w:rPr>
+          <w:rStyle w:val="NormalTok"/>
+        </w:rPr>
+        <w:t xml:space="preserve">].set_ylabel(</w:t>
+      </w:r>
+      <w:r>
+        <w:rPr>
+          <w:rStyle w:val="StringTok"/>
+        </w:rPr>
+        <w:t xml:space="preserve">"G(r)"</w:t>
+      </w:r>
+      <w:r>
+        <w:rPr>
+          <w:rStyle w:val="NormalTok"/>
+        </w:rPr>
+        <w:t xml:space="preserve">)</w:t>
+      </w:r>
+      <w:r>
+        <w:br/>
+      </w:r>
+      <w:r>
+        <w:rPr>
+          <w:rStyle w:val="NormalTok"/>
+        </w:rPr>
+        <w:t xml:space="preserve">axes[</w:t>
+      </w:r>
+      <w:r>
+        <w:rPr>
+          <w:rStyle w:val="DecValTok"/>
+        </w:rPr>
+        <w:t xml:space="preserve">1</w:t>
+      </w:r>
+      <w:r>
+        <w:rPr>
+          <w:rStyle w:val="NormalTok"/>
+        </w:rPr>
+        <w:t xml:space="preserve">].set_title(</w:t>
+      </w:r>
+      <w:r>
+        <w:rPr>
+          <w:rStyle w:val="StringTok"/>
+        </w:rPr>
+        <w:t xml:space="preserve">"2D: G(r) = -ln(r)"</w:t>
+      </w:r>
+      <w:r>
+        <w:rPr>
+          <w:rStyle w:val="NormalTok"/>
+        </w:rPr>
+        <w:t xml:space="preserve">)</w:t>
+      </w:r>
+      <w:r>
+        <w:br/>
+      </w:r>
+      <w:r>
+        <w:rPr>
+          <w:rStyle w:val="NormalTok"/>
+        </w:rPr>
+        <w:t xml:space="preserve">axes[</w:t>
+      </w:r>
+      <w:r>
+        <w:rPr>
+          <w:rStyle w:val="DecValTok"/>
+        </w:rPr>
+        <w:t xml:space="preserve">1</w:t>
+      </w:r>
+      <w:r>
+        <w:rPr>
+          <w:rStyle w:val="NormalTok"/>
+        </w:rPr>
+        <w:t xml:space="preserve">].grid(</w:t>
+      </w:r>
+      <w:r>
+        <w:rPr>
+          <w:rStyle w:val="VariableTok"/>
+        </w:rPr>
+        <w:t xml:space="preserve">True</w:t>
+      </w:r>
+      <w:r>
+        <w:rPr>
+          <w:rStyle w:val="NormalTok"/>
+        </w:rPr>
+        <w:t xml:space="preserve">, alpha</w:t>
+      </w:r>
+      <w:r>
+        <w:rPr>
+          <w:rStyle w:val="OperatorTok"/>
+        </w:rPr>
+        <w:t xml:space="preserve">=</w:t>
+      </w:r>
+      <w:r>
+        <w:rPr>
+          <w:rStyle w:val="FloatTok"/>
+        </w:rPr>
+        <w:t xml:space="preserve">0.3</w:t>
+      </w:r>
+      <w:r>
+        <w:rPr>
+          <w:rStyle w:val="NormalTok"/>
+        </w:rPr>
+        <w:t xml:space="preserve">)</w:t>
+      </w:r>
+      <w:r>
+        <w:br/>
+      </w:r>
+      <w:r>
+        <w:br/>
+      </w:r>
+      <w:r>
+        <w:rPr>
+          <w:rStyle w:val="CommentTok"/>
+        </w:rPr>
+        <w:t xml:space="preserve"># Plot 3D</w:t>
+      </w:r>
+      <w:r>
+        <w:br/>
+      </w:r>
+      <w:r>
+        <w:rPr>
+          <w:rStyle w:val="NormalTok"/>
+        </w:rPr>
+        <w:t xml:space="preserve">axes[</w:t>
+      </w:r>
+      <w:r>
+        <w:rPr>
+          <w:rStyle w:val="DecValTok"/>
+        </w:rPr>
+        <w:t xml:space="preserve">2</w:t>
+      </w:r>
+      <w:r>
+        <w:rPr>
+          <w:rStyle w:val="NormalTok"/>
+        </w:rPr>
+        <w:t xml:space="preserve">].plot(x, G_3D(x), </w:t>
+      </w:r>
+      <w:r>
+        <w:rPr>
+          <w:rStyle w:val="StringTok"/>
+        </w:rPr>
+        <w:t xml:space="preserve">"g-"</w:t>
+      </w:r>
+      <w:r>
+        <w:rPr>
+          <w:rStyle w:val="NormalTok"/>
+        </w:rPr>
+        <w:t xml:space="preserve">, linewidth</w:t>
+      </w:r>
+      <w:r>
+        <w:rPr>
+          <w:rStyle w:val="OperatorTok"/>
+        </w:rPr>
+        <w:t xml:space="preserve">=</w:t>
+      </w:r>
+      <w:r>
+        <w:rPr>
+          <w:rStyle w:val="DecValTok"/>
+        </w:rPr>
+        <w:t xml:space="preserve">2</w:t>
+      </w:r>
+      <w:r>
+        <w:rPr>
+          <w:rStyle w:val="NormalTok"/>
+        </w:rPr>
+        <w:t xml:space="preserve">)</w:t>
+      </w:r>
+      <w:r>
+        <w:br/>
+      </w:r>
+      <w:r>
+        <w:rPr>
+          <w:rStyle w:val="NormalTok"/>
+        </w:rPr>
+        <w:t xml:space="preserve">axes[</w:t>
+      </w:r>
+      <w:r>
+        <w:rPr>
+          <w:rStyle w:val="DecValTok"/>
+        </w:rPr>
+        <w:t xml:space="preserve">2</w:t>
+      </w:r>
+      <w:r>
+        <w:rPr>
+          <w:rStyle w:val="NormalTok"/>
+        </w:rPr>
+        <w:t xml:space="preserve">].set_xlabel(</w:t>
+      </w:r>
+      <w:r>
+        <w:rPr>
+          <w:rStyle w:val="StringTok"/>
+        </w:rPr>
+        <w:t xml:space="preserve">"r"</w:t>
+      </w:r>
+      <w:r>
+        <w:rPr>
+          <w:rStyle w:val="NormalTok"/>
+        </w:rPr>
+        <w:t xml:space="preserve">)</w:t>
+      </w:r>
+      <w:r>
+        <w:br/>
+      </w:r>
+      <w:r>
+        <w:rPr>
+          <w:rStyle w:val="NormalTok"/>
+        </w:rPr>
+        <w:t xml:space="preserve">axes[</w:t>
+      </w:r>
+      <w:r>
+        <w:rPr>
+          <w:rStyle w:val="DecValTok"/>
+        </w:rPr>
+        <w:t xml:space="preserve">2</w:t>
+      </w:r>
+      <w:r>
+        <w:rPr>
+          <w:rStyle w:val="NormalTok"/>
+        </w:rPr>
+        <w:t xml:space="preserve">].set_ylabel(</w:t>
+      </w:r>
+      <w:r>
+        <w:rPr>
+          <w:rStyle w:val="StringTok"/>
+        </w:rPr>
+        <w:t xml:space="preserve">"G(r)"</w:t>
+      </w:r>
+      <w:r>
+        <w:rPr>
+          <w:rStyle w:val="NormalTok"/>
+        </w:rPr>
+        <w:t xml:space="preserve">)</w:t>
+      </w:r>
+      <w:r>
+        <w:br/>
+      </w:r>
+      <w:r>
+        <w:rPr>
+          <w:rStyle w:val="NormalTok"/>
+        </w:rPr>
+        <w:t xml:space="preserve">axes[</w:t>
+      </w:r>
+      <w:r>
+        <w:rPr>
+          <w:rStyle w:val="DecValTok"/>
+        </w:rPr>
+        <w:t xml:space="preserve">2</w:t>
+      </w:r>
+      <w:r>
+        <w:rPr>
+          <w:rStyle w:val="NormalTok"/>
+        </w:rPr>
+        <w:t xml:space="preserve">].set_title(</w:t>
+      </w:r>
+      <w:r>
+        <w:rPr>
+          <w:rStyle w:val="StringTok"/>
+        </w:rPr>
+        <w:t xml:space="preserve">"3D: G(r) = 1/r"</w:t>
+      </w:r>
+      <w:r>
+        <w:rPr>
+          <w:rStyle w:val="NormalTok"/>
+        </w:rPr>
+        <w:t xml:space="preserve">)</w:t>
+      </w:r>
+      <w:r>
+        <w:br/>
+      </w:r>
+      <w:r>
+        <w:rPr>
+          <w:rStyle w:val="NormalTok"/>
+        </w:rPr>
+        <w:t xml:space="preserve">axes[</w:t>
+      </w:r>
+      <w:r>
+        <w:rPr>
+          <w:rStyle w:val="DecValTok"/>
+        </w:rPr>
+        <w:t xml:space="preserve">2</w:t>
+      </w:r>
+      <w:r>
+        <w:rPr>
+          <w:rStyle w:val="NormalTok"/>
+        </w:rPr>
+        <w:t xml:space="preserve">].grid(</w:t>
+      </w:r>
+      <w:r>
+        <w:rPr>
+          <w:rStyle w:val="VariableTok"/>
+        </w:rPr>
+        <w:t xml:space="preserve">True</w:t>
+      </w:r>
+      <w:r>
+        <w:rPr>
+          <w:rStyle w:val="NormalTok"/>
+        </w:rPr>
+        <w:t xml:space="preserve">, alpha</w:t>
+      </w:r>
+      <w:r>
+        <w:rPr>
+          <w:rStyle w:val="OperatorTok"/>
+        </w:rPr>
+        <w:t xml:space="preserve">=</w:t>
+      </w:r>
+      <w:r>
+        <w:rPr>
+          <w:rStyle w:val="FloatTok"/>
+        </w:rPr>
+        <w:t xml:space="preserve">0.3</w:t>
+      </w:r>
+      <w:r>
+        <w:rPr>
+          <w:rStyle w:val="NormalTok"/>
+        </w:rPr>
+        <w:t xml:space="preserve">)</w:t>
+      </w:r>
+      <w:r>
+        <w:br/>
+      </w:r>
+      <w:r>
+        <w:br/>
+      </w:r>
+      <w:r>
+        <w:rPr>
+          <w:rStyle w:val="NormalTok"/>
+        </w:rPr>
+        <w:t xml:space="preserve">plt.tight_layout()</w:t>
+      </w:r>
+      <w:r>
+        <w:br/>
+      </w:r>
+      <w:r>
+        <w:rPr>
+          <w:rStyle w:val="NormalTok"/>
+        </w:rPr>
+        <w:t xml:space="preserve">plt.show()</w:t>
+      </w:r>
+    </w:p>
+    <w:tbl>
+      <w:tblPr>
+        <w:tblStyle w:val="Table"/>
+        <w:tblW w:type="pct" w:w="5000"/>
+        <w:tblLayout w:type="fixed"/>
+        <w:tblLook w:firstRow="0" w:lastRow="0" w:firstColumn="0" w:lastColumn="0" w:noHBand="0" w:noVBand="0" w:val="0000"/>
+      </w:tblPr>
+      <w:tblGrid>
+        <w:gridCol w:w="7920"/>
+      </w:tblGrid>
+      <w:tr>
+        <w:tc>
+          <w:tcPr/>
+          <w:bookmarkStart w:id="71" w:name="fig-greens-functions"/>
+          <w:p>
+            <w:pPr>
+              <w:pStyle w:val="Compact"/>
+              <w:jc w:val="center"/>
+            </w:pPr>
+            <w:r>
+              <w:drawing>
+                <wp:inline>
+                  <wp:extent cx="5334000" cy="1746861"/>
+                  <wp:effectExtent b="0" l="0" r="0" t="0"/>
+                  <wp:docPr descr="" title="" id="69" name="Picture"/>
+                  <a:graphic>
+                    <a:graphicData uri="http://schemas.openxmlformats.org/drawingml/2006/picture">
+                      <pic:pic>
+                        <pic:nvPicPr>
+                          <pic:cNvPr descr="green-functions-nd_files/figure-docx/fig-greens-functions-output-1.png" id="70" name="Picture"/>
+                          <pic:cNvPicPr>
+                            <a:picLocks noChangeArrowheads="1" noChangeAspect="1"/>
+                          </pic:cNvPicPr>
+                        </pic:nvPicPr>
+                        <pic:blipFill>
+                          <a:blip r:embed="rId68"/>
+                          <a:stretch>
+                            <a:fillRect/>
+                          </a:stretch>
+                        </pic:blipFill>
+                        <pic:spPr bwMode="auto">
+                          <a:xfrm>
+                            <a:off x="0" y="0"/>
+                            <a:ext cx="5334000" cy="1746861"/>
+                          </a:xfrm>
+                          <a:prstGeom prst="rect">
+                            <a:avLst/>
+                          </a:prstGeom>
+                          <a:noFill/>
+                          <a:ln w="9525">
+                            <a:noFill/>
+                            <a:headEnd/>
+                            <a:tailEnd/>
+                          </a:ln>
+                        </pic:spPr>
+                      </pic:pic>
+                    </a:graphicData>
+                  </a:graphic>
+                </wp:inline>
+              </w:drawing>
+            </w:r>
+          </w:p>
+          <w:p>
+            <w:pPr>
+              <w:jc w:val="center"/>
+            </w:pPr>
+            <w:pPr>
+              <w:jc w:val="left"/>
+              <w:spacing w:before="200"/>
+              <w:pStyle w:val="ImageCaption"/>
+            </w:pPr>
+            <w:r>
+              <w:t xml:space="preserve">Figure 1: Funções de Green em diferentes dimensões</w:t>
+            </w:r>
+          </w:p>
+          <w:bookmarkEnd w:id="71"/>
+        </w:tc>
+      </w:tr>
+    </w:tbl>
+    <w:p>
+      <w:pPr>
+        <w:pStyle w:val="SourceCode"/>
+      </w:pPr>
+      <w:r>
+        <w:rPr>
+          <w:rStyle w:val="KeywordTok"/>
+        </w:rPr>
+        <w:t xml:space="preserve">def</w:t>
+      </w:r>
+      <w:r>
+        <w:rPr>
+          <w:rStyle w:val="NormalTok"/>
+        </w:rPr>
+        <w:t xml:space="preserve"> G_3D_regularizada(r, epsilon</w:t>
+      </w:r>
+      <w:r>
+        <w:rPr>
+          <w:rStyle w:val="OperatorTok"/>
+        </w:rPr>
+        <w:t xml:space="preserve">=</w:t>
+      </w:r>
+      <w:r>
+        <w:rPr>
+          <w:rStyle w:val="FloatTok"/>
+        </w:rPr>
+        <w:t xml:space="preserve">0.1</w:t>
+      </w:r>
+      <w:r>
+        <w:rPr>
+          <w:rStyle w:val="NormalTok"/>
+        </w:rPr>
+        <w:t xml:space="preserve">):</w:t>
+      </w:r>
+      <w:r>
+        <w:br/>
+      </w:r>
+      <w:r>
+        <w:rPr>
+          <w:rStyle w:val="NormalTok"/>
+        </w:rPr>
+        <w:t xml:space="preserve">    </w:t>
+      </w:r>
+      <w:r>
+        <w:rPr>
+          <w:rStyle w:val="CommentTok"/>
+        </w:rPr>
+        <w:t xml:space="preserve">"""Função de Green 3D regularizada"""</w:t>
+      </w:r>
+      <w:r>
+        <w:br/>
+      </w:r>
+      <w:r>
+        <w:rPr>
+          <w:rStyle w:val="NormalTok"/>
+        </w:rPr>
+        <w:t xml:space="preserve">    r_safe </w:t>
+      </w:r>
+      <w:r>
+        <w:rPr>
+          <w:rStyle w:val="OperatorTok"/>
+        </w:rPr>
+        <w:t xml:space="preserve">=</w:t>
+      </w:r>
+      <w:r>
+        <w:rPr>
+          <w:rStyle w:val="NormalTok"/>
+        </w:rPr>
+        <w:t xml:space="preserve"> r </w:t>
+      </w:r>
+      <w:r>
+        <w:rPr>
+          <w:rStyle w:val="OperatorTok"/>
+        </w:rPr>
+        <w:t xml:space="preserve">+</w:t>
+      </w:r>
+      <w:r>
+        <w:rPr>
+          <w:rStyle w:val="NormalTok"/>
+        </w:rPr>
+        <w:t xml:space="preserve"> </w:t>
+      </w:r>
+      <w:r>
+        <w:rPr>
+          <w:rStyle w:val="FloatTok"/>
+        </w:rPr>
+        <w:t xml:space="preserve">1e-10</w:t>
+      </w:r>
+      <w:r>
+        <w:br/>
+      </w:r>
+      <w:r>
+        <w:rPr>
+          <w:rStyle w:val="NormalTok"/>
+        </w:rPr>
+        <w:t xml:space="preserve">    </w:t>
+      </w:r>
+      <w:r>
+        <w:rPr>
+          <w:rStyle w:val="ControlFlowTok"/>
+        </w:rPr>
+        <w:t xml:space="preserve">return</w:t>
+      </w:r>
+      <w:r>
+        <w:rPr>
+          <w:rStyle w:val="NormalTok"/>
+        </w:rPr>
+        <w:t xml:space="preserve"> </w:t>
+      </w:r>
+      <w:r>
+        <w:rPr>
+          <w:rStyle w:val="FloatTok"/>
+        </w:rPr>
+        <w:t xml:space="preserve">1.0</w:t>
+      </w:r>
+      <w:r>
+        <w:rPr>
+          <w:rStyle w:val="NormalTok"/>
+        </w:rPr>
+        <w:t xml:space="preserve"> </w:t>
+      </w:r>
+      <w:r>
+        <w:rPr>
+          <w:rStyle w:val="OperatorTok"/>
+        </w:rPr>
+        <w:t xml:space="preserve">/</w:t>
+      </w:r>
+      <w:r>
+        <w:rPr>
+          <w:rStyle w:val="NormalTok"/>
+        </w:rPr>
+        <w:t xml:space="preserve"> np.sqrt(r_safe</w:t>
+      </w:r>
+      <w:r>
+        <w:rPr>
+          <w:rStyle w:val="OperatorTok"/>
+        </w:rPr>
+        <w:t xml:space="preserve">**</w:t>
+      </w:r>
+      <w:r>
+        <w:rPr>
+          <w:rStyle w:val="DecValTok"/>
+        </w:rPr>
+        <w:t xml:space="preserve">2</w:t>
+      </w:r>
+      <w:r>
+        <w:rPr>
+          <w:rStyle w:val="NormalTok"/>
+        </w:rPr>
+        <w:t xml:space="preserve"> </w:t>
+      </w:r>
+      <w:r>
+        <w:rPr>
+          <w:rStyle w:val="OperatorTok"/>
+        </w:rPr>
+        <w:t xml:space="preserve">/</w:t>
+      </w:r>
+      <w:r>
+        <w:rPr>
+          <w:rStyle w:val="NormalTok"/>
+        </w:rPr>
+        <w:t xml:space="preserve"> </w:t>
+      </w:r>
+      <w:r>
+        <w:rPr>
+          <w:rStyle w:val="DecValTok"/>
+        </w:rPr>
+        <w:t xml:space="preserve">2</w:t>
+      </w:r>
+      <w:r>
+        <w:rPr>
+          <w:rStyle w:val="NormalTok"/>
+        </w:rPr>
+        <w:t xml:space="preserve"> </w:t>
+      </w:r>
+      <w:r>
+        <w:rPr>
+          <w:rStyle w:val="OperatorTok"/>
+        </w:rPr>
+        <w:t xml:space="preserve">+</w:t>
+      </w:r>
+      <w:r>
+        <w:rPr>
+          <w:rStyle w:val="NormalTok"/>
+        </w:rPr>
+        <w:t xml:space="preserve"> epsilon)</w:t>
+      </w:r>
+      <w:r>
+        <w:br/>
+      </w:r>
+      <w:r>
+        <w:br/>
+      </w:r>
+      <w:r>
+        <w:br/>
+      </w:r>
+      <w:r>
+        <w:rPr>
+          <w:rStyle w:val="CommentTok"/>
+        </w:rPr>
+        <w:t xml:space="preserve"># Valores de epsilon para testar</w:t>
+      </w:r>
+      <w:r>
+        <w:br/>
+      </w:r>
+      <w:r>
+        <w:rPr>
+          <w:rStyle w:val="NormalTok"/>
+        </w:rPr>
+        <w:t xml:space="preserve">epsilons </w:t>
+      </w:r>
+      <w:r>
+        <w:rPr>
+          <w:rStyle w:val="OperatorTok"/>
+        </w:rPr>
+        <w:t xml:space="preserve">=</w:t>
+      </w:r>
+      <w:r>
+        <w:rPr>
+          <w:rStyle w:val="NormalTok"/>
+        </w:rPr>
+        <w:t xml:space="preserve"> [</w:t>
+      </w:r>
+      <w:r>
+        <w:rPr>
+          <w:rStyle w:val="FloatTok"/>
+        </w:rPr>
+        <w:t xml:space="preserve">0.001</w:t>
+      </w:r>
+      <w:r>
+        <w:rPr>
+          <w:rStyle w:val="NormalTok"/>
+        </w:rPr>
+        <w:t xml:space="preserve">, </w:t>
+      </w:r>
+      <w:r>
+        <w:rPr>
+          <w:rStyle w:val="FloatTok"/>
+        </w:rPr>
+        <w:t xml:space="preserve">0.01</w:t>
+      </w:r>
+      <w:r>
+        <w:rPr>
+          <w:rStyle w:val="NormalTok"/>
+        </w:rPr>
+        <w:t xml:space="preserve">, </w:t>
+      </w:r>
+      <w:r>
+        <w:rPr>
+          <w:rStyle w:val="FloatTok"/>
+        </w:rPr>
+        <w:t xml:space="preserve">0.1</w:t>
+      </w:r>
+      <w:r>
+        <w:rPr>
+          <w:rStyle w:val="NormalTok"/>
+        </w:rPr>
+        <w:t xml:space="preserve">, </w:t>
+      </w:r>
+      <w:r>
+        <w:rPr>
+          <w:rStyle w:val="FloatTok"/>
+        </w:rPr>
+        <w:t xml:space="preserve">1.0</w:t>
+      </w:r>
+      <w:r>
+        <w:rPr>
+          <w:rStyle w:val="NormalTok"/>
+        </w:rPr>
+        <w:t xml:space="preserve">]</w:t>
+      </w:r>
+      <w:r>
+        <w:br/>
+      </w:r>
+      <w:r>
+        <w:rPr>
+          <w:rStyle w:val="NormalTok"/>
+        </w:rPr>
+        <w:t xml:space="preserve">r </w:t>
+      </w:r>
+      <w:r>
+        <w:rPr>
+          <w:rStyle w:val="OperatorTok"/>
+        </w:rPr>
+        <w:t xml:space="preserve">=</w:t>
+      </w:r>
+      <w:r>
+        <w:rPr>
+          <w:rStyle w:val="NormalTok"/>
+        </w:rPr>
+        <w:t xml:space="preserve"> np.linspace(</w:t>
+      </w:r>
+      <w:r>
+        <w:rPr>
+          <w:rStyle w:val="DecValTok"/>
+        </w:rPr>
+        <w:t xml:space="preserve">0</w:t>
+      </w:r>
+      <w:r>
+        <w:rPr>
+          <w:rStyle w:val="NormalTok"/>
+        </w:rPr>
+        <w:t xml:space="preserve">, </w:t>
+      </w:r>
+      <w:r>
+        <w:rPr>
+          <w:rStyle w:val="DecValTok"/>
+        </w:rPr>
+        <w:t xml:space="preserve">5</w:t>
+      </w:r>
+      <w:r>
+        <w:rPr>
+          <w:rStyle w:val="NormalTok"/>
+        </w:rPr>
+        <w:t xml:space="preserve">, </w:t>
+      </w:r>
+      <w:r>
+        <w:rPr>
+          <w:rStyle w:val="DecValTok"/>
+        </w:rPr>
+        <w:t xml:space="preserve">1000</w:t>
+      </w:r>
+      <w:r>
+        <w:rPr>
+          <w:rStyle w:val="NormalTok"/>
+        </w:rPr>
+        <w:t xml:space="preserve">)</w:t>
+      </w:r>
+      <w:r>
+        <w:br/>
+      </w:r>
+      <w:r>
+        <w:br/>
+      </w:r>
+      <w:r>
+        <w:rPr>
+          <w:rStyle w:val="NormalTok"/>
+        </w:rPr>
+        <w:t xml:space="preserve">plt.figure(figsize</w:t>
+      </w:r>
+      <w:r>
+        <w:rPr>
+          <w:rStyle w:val="OperatorTok"/>
+        </w:rPr>
+        <w:t xml:space="preserve">=</w:t>
+      </w:r>
+      <w:r>
+        <w:rPr>
+          <w:rStyle w:val="NormalTok"/>
+        </w:rPr>
+        <w:t xml:space="preserve">(</w:t>
+      </w:r>
+      <w:r>
+        <w:rPr>
+          <w:rStyle w:val="DecValTok"/>
+        </w:rPr>
+        <w:t xml:space="preserve">8</w:t>
+      </w:r>
+      <w:r>
+        <w:rPr>
+          <w:rStyle w:val="NormalTok"/>
+        </w:rPr>
+        <w:t xml:space="preserve">, </w:t>
+      </w:r>
+      <w:r>
+        <w:rPr>
+          <w:rStyle w:val="DecValTok"/>
+        </w:rPr>
+        <w:t xml:space="preserve">6</w:t>
+      </w:r>
+      <w:r>
+        <w:rPr>
+          <w:rStyle w:val="NormalTok"/>
+        </w:rPr>
+        <w:t xml:space="preserve">))</w:t>
+      </w:r>
+      <w:r>
+        <w:br/>
+      </w:r>
+      <w:r>
+        <w:rPr>
+          <w:rStyle w:val="ControlFlowTok"/>
+        </w:rPr>
+        <w:t xml:space="preserve">for</w:t>
+      </w:r>
+      <w:r>
+        <w:rPr>
+          <w:rStyle w:val="NormalTok"/>
+        </w:rPr>
+        <w:t xml:space="preserve"> eps </w:t>
+      </w:r>
+      <w:r>
+        <w:rPr>
+          <w:rStyle w:val="KeywordTok"/>
+        </w:rPr>
+        <w:t xml:space="preserve">in</w:t>
+      </w:r>
+      <w:r>
+        <w:rPr>
+          <w:rStyle w:val="NormalTok"/>
+        </w:rPr>
+        <w:t xml:space="preserve"> epsilons:</w:t>
+      </w:r>
+      <w:r>
+        <w:br/>
+      </w:r>
+      <w:r>
+        <w:rPr>
+          <w:rStyle w:val="NormalTok"/>
+        </w:rPr>
+        <w:t xml:space="preserve">    G_reg </w:t>
+      </w:r>
+      <w:r>
+        <w:rPr>
+          <w:rStyle w:val="OperatorTok"/>
+        </w:rPr>
+        <w:t xml:space="preserve">=</w:t>
+      </w:r>
+      <w:r>
+        <w:rPr>
+          <w:rStyle w:val="NormalTok"/>
+        </w:rPr>
+        <w:t xml:space="preserve"> G_3D_regularizada(r, eps)</w:t>
+      </w:r>
+      <w:r>
+        <w:br/>
+      </w:r>
+      <w:r>
+        <w:rPr>
+          <w:rStyle w:val="NormalTok"/>
+        </w:rPr>
+        <w:t xml:space="preserve">    plt.plot(r, G_reg, label</w:t>
+      </w:r>
+      <w:r>
+        <w:rPr>
+          <w:rStyle w:val="OperatorTok"/>
+        </w:rPr>
+        <w:t xml:space="preserve">=</w:t>
+      </w:r>
+      <w:r>
+        <w:rPr>
+          <w:rStyle w:val="SpecialStringTok"/>
+        </w:rPr>
+        <w:t xml:space="preserve">f"ε = </w:t>
+      </w:r>
+      <w:r>
+        <w:rPr>
+          <w:rStyle w:val="SpecialCharTok"/>
+        </w:rPr>
+        <w:t xml:space="preserve">{</w:t>
+      </w:r>
+      <w:r>
+        <w:rPr>
+          <w:rStyle w:val="NormalTok"/>
+        </w:rPr>
+        <w:t xml:space="preserve">eps</w:t>
+      </w:r>
+      <w:r>
+        <w:rPr>
+          <w:rStyle w:val="SpecialCharTok"/>
+        </w:rPr>
+        <w:t xml:space="preserve">}</w:t>
+      </w:r>
+      <w:r>
+        <w:rPr>
+          <w:rStyle w:val="SpecialStringTok"/>
+        </w:rPr>
+        <w:t xml:space="preserve">"</w:t>
+      </w:r>
+      <w:r>
+        <w:rPr>
+          <w:rStyle w:val="NormalTok"/>
+        </w:rPr>
+        <w:t xml:space="preserve">)</w:t>
+      </w:r>
+      <w:r>
+        <w:br/>
+      </w:r>
+      <w:r>
+        <w:br/>
+      </w:r>
+      <w:r>
+        <w:rPr>
+          <w:rStyle w:val="CommentTok"/>
+        </w:rPr>
+        <w:t xml:space="preserve"># Função sem regularização (singular em r=0)</w:t>
+      </w:r>
+      <w:r>
+        <w:br/>
+      </w:r>
+      <w:r>
+        <w:rPr>
+          <w:rStyle w:val="NormalTok"/>
+        </w:rPr>
+        <w:t xml:space="preserve">r_safe </w:t>
+      </w:r>
+      <w:r>
+        <w:rPr>
+          <w:rStyle w:val="OperatorTok"/>
+        </w:rPr>
+        <w:t xml:space="preserve">=</w:t>
+      </w:r>
+      <w:r>
+        <w:rPr>
+          <w:rStyle w:val="NormalTok"/>
+        </w:rPr>
+        <w:t xml:space="preserve"> np.linspace(</w:t>
+      </w:r>
+      <w:r>
+        <w:rPr>
+          <w:rStyle w:val="FloatTok"/>
+        </w:rPr>
+        <w:t xml:space="preserve">0.01</w:t>
+      </w:r>
+      <w:r>
+        <w:rPr>
+          <w:rStyle w:val="NormalTok"/>
+        </w:rPr>
+        <w:t xml:space="preserve">, </w:t>
+      </w:r>
+      <w:r>
+        <w:rPr>
+          <w:rStyle w:val="DecValTok"/>
+        </w:rPr>
+        <w:t xml:space="preserve">5</w:t>
+      </w:r>
+      <w:r>
+        <w:rPr>
+          <w:rStyle w:val="NormalTok"/>
+        </w:rPr>
+        <w:t xml:space="preserve">, </w:t>
+      </w:r>
+      <w:r>
+        <w:rPr>
+          <w:rStyle w:val="DecValTok"/>
+        </w:rPr>
+        <w:t xml:space="preserve">1000</w:t>
+      </w:r>
+      <w:r>
+        <w:rPr>
+          <w:rStyle w:val="NormalTok"/>
+        </w:rPr>
+        <w:t xml:space="preserve">)</w:t>
+      </w:r>
+      <w:r>
+        <w:br/>
+      </w:r>
+      <w:r>
+        <w:rPr>
+          <w:rStyle w:val="NormalTok"/>
+        </w:rPr>
+        <w:t xml:space="preserve">G_sing </w:t>
+      </w:r>
+      <w:r>
+        <w:rPr>
+          <w:rStyle w:val="OperatorTok"/>
+        </w:rPr>
+        <w:t xml:space="preserve">=</w:t>
+      </w:r>
+      <w:r>
+        <w:rPr>
+          <w:rStyle w:val="NormalTok"/>
+        </w:rPr>
+        <w:t xml:space="preserve"> </w:t>
+      </w:r>
+      <w:r>
+        <w:rPr>
+          <w:rStyle w:val="FloatTok"/>
+        </w:rPr>
+        <w:t xml:space="preserve">1.0</w:t>
+      </w:r>
+      <w:r>
+        <w:rPr>
+          <w:rStyle w:val="NormalTok"/>
+        </w:rPr>
+        <w:t xml:space="preserve"> </w:t>
+      </w:r>
+      <w:r>
+        <w:rPr>
+          <w:rStyle w:val="OperatorTok"/>
+        </w:rPr>
+        <w:t xml:space="preserve">/</w:t>
+      </w:r>
+      <w:r>
+        <w:rPr>
+          <w:rStyle w:val="NormalTok"/>
+        </w:rPr>
+        <w:t xml:space="preserve"> np.sqrt(r_safe</w:t>
+      </w:r>
+      <w:r>
+        <w:rPr>
+          <w:rStyle w:val="OperatorTok"/>
+        </w:rPr>
+        <w:t xml:space="preserve">**</w:t>
+      </w:r>
+      <w:r>
+        <w:rPr>
+          <w:rStyle w:val="DecValTok"/>
+        </w:rPr>
+        <w:t xml:space="preserve">2</w:t>
+      </w:r>
+      <w:r>
+        <w:rPr>
+          <w:rStyle w:val="NormalTok"/>
+        </w:rPr>
+        <w:t xml:space="preserve"> </w:t>
+      </w:r>
+      <w:r>
+        <w:rPr>
+          <w:rStyle w:val="OperatorTok"/>
+        </w:rPr>
+        <w:t xml:space="preserve">/</w:t>
+      </w:r>
+      <w:r>
+        <w:rPr>
+          <w:rStyle w:val="NormalTok"/>
+        </w:rPr>
+        <w:t xml:space="preserve"> </w:t>
+      </w:r>
+      <w:r>
+        <w:rPr>
+          <w:rStyle w:val="DecValTok"/>
+        </w:rPr>
+        <w:t xml:space="preserve">2</w:t>
+      </w:r>
+      <w:r>
+        <w:rPr>
+          <w:rStyle w:val="NormalTok"/>
+        </w:rPr>
+        <w:t xml:space="preserve">)</w:t>
+      </w:r>
+      <w:r>
+        <w:br/>
+      </w:r>
+      <w:r>
+        <w:rPr>
+          <w:rStyle w:val="NormalTok"/>
+        </w:rPr>
+        <w:t xml:space="preserve">plt.plot(r_safe, G_sing, </w:t>
+      </w:r>
+      <w:r>
+        <w:rPr>
+          <w:rStyle w:val="StringTok"/>
+        </w:rPr>
+        <w:t xml:space="preserve">"k--"</w:t>
+      </w:r>
+      <w:r>
+        <w:rPr>
+          <w:rStyle w:val="NormalTok"/>
+        </w:rPr>
+        <w:t xml:space="preserve">, linewidth</w:t>
+      </w:r>
+      <w:r>
+        <w:rPr>
+          <w:rStyle w:val="OperatorTok"/>
+        </w:rPr>
+        <w:t xml:space="preserve">=</w:t>
+      </w:r>
+      <w:r>
+        <w:rPr>
+          <w:rStyle w:val="DecValTok"/>
+        </w:rPr>
+        <w:t xml:space="preserve">2</w:t>
+      </w:r>
+      <w:r>
+        <w:rPr>
+          <w:rStyle w:val="NormalTok"/>
+        </w:rPr>
+        <w:t xml:space="preserve">, label</w:t>
+      </w:r>
+      <w:r>
+        <w:rPr>
+          <w:rStyle w:val="OperatorTok"/>
+        </w:rPr>
+        <w:t xml:space="preserve">=</w:t>
+      </w:r>
+      <w:r>
+        <w:rPr>
+          <w:rStyle w:val="StringTok"/>
+        </w:rPr>
+        <w:t xml:space="preserve">"Singular (1/r)"</w:t>
+      </w:r>
+      <w:r>
+        <w:rPr>
+          <w:rStyle w:val="NormalTok"/>
+        </w:rPr>
+        <w:t xml:space="preserve">)</w:t>
+      </w:r>
+      <w:r>
+        <w:br/>
+      </w:r>
+      <w:r>
+        <w:br/>
+      </w:r>
+      <w:r>
+        <w:rPr>
+          <w:rStyle w:val="NormalTok"/>
+        </w:rPr>
+        <w:t xml:space="preserve">plt.xlabel(</w:t>
+      </w:r>
+      <w:r>
+        <w:rPr>
+          <w:rStyle w:val="StringTok"/>
+        </w:rPr>
+        <w:t xml:space="preserve">"r"</w:t>
+      </w:r>
+      <w:r>
+        <w:rPr>
+          <w:rStyle w:val="NormalTok"/>
+        </w:rPr>
+        <w:t xml:space="preserve">)</w:t>
+      </w:r>
+      <w:r>
+        <w:br/>
+      </w:r>
+      <w:r>
+        <w:rPr>
+          <w:rStyle w:val="NormalTok"/>
+        </w:rPr>
+        <w:t xml:space="preserve">plt.ylabel(</w:t>
+      </w:r>
+      <w:r>
+        <w:rPr>
+          <w:rStyle w:val="StringTok"/>
+        </w:rPr>
+        <w:t xml:space="preserve">"G_ε(r)"</w:t>
+      </w:r>
+      <w:r>
+        <w:rPr>
+          <w:rStyle w:val="NormalTok"/>
+        </w:rPr>
+        <w:t xml:space="preserve">)</w:t>
+      </w:r>
+      <w:r>
+        <w:br/>
+      </w:r>
+      <w:r>
+        <w:rPr>
+          <w:rStyle w:val="NormalTok"/>
+        </w:rPr>
+        <w:t xml:space="preserve">plt.title(</w:t>
+      </w:r>
+      <w:r>
+        <w:rPr>
+          <w:rStyle w:val="StringTok"/>
+        </w:rPr>
+        <w:t xml:space="preserve">"Regularização da Função de Green 3D"</w:t>
+      </w:r>
+      <w:r>
+        <w:rPr>
+          <w:rStyle w:val="NormalTok"/>
+        </w:rPr>
+        <w:t xml:space="preserve">)</w:t>
+      </w:r>
+      <w:r>
+        <w:br/>
+      </w:r>
+      <w:r>
+        <w:rPr>
+          <w:rStyle w:val="NormalTok"/>
+        </w:rPr>
+        <w:t xml:space="preserve">plt.legend()</w:t>
+      </w:r>
+      <w:r>
+        <w:br/>
+      </w:r>
+      <w:r>
+        <w:rPr>
+          <w:rStyle w:val="NormalTok"/>
+        </w:rPr>
+        <w:t xml:space="preserve">plt.grid(</w:t>
+      </w:r>
+      <w:r>
+        <w:rPr>
+          <w:rStyle w:val="VariableTok"/>
+        </w:rPr>
+        <w:t xml:space="preserve">True</w:t>
+      </w:r>
+      <w:r>
+        <w:rPr>
+          <w:rStyle w:val="NormalTok"/>
+        </w:rPr>
+        <w:t xml:space="preserve">, alpha</w:t>
+      </w:r>
+      <w:r>
+        <w:rPr>
+          <w:rStyle w:val="OperatorTok"/>
+        </w:rPr>
+        <w:t xml:space="preserve">=</w:t>
+      </w:r>
+      <w:r>
+        <w:rPr>
+          <w:rStyle w:val="FloatTok"/>
+        </w:rPr>
+        <w:t xml:space="preserve">0.3</w:t>
+      </w:r>
+      <w:r>
+        <w:rPr>
+          <w:rStyle w:val="NormalTok"/>
+        </w:rPr>
+        <w:t xml:space="preserve">)</w:t>
+      </w:r>
+      <w:r>
+        <w:br/>
+      </w:r>
+      <w:r>
+        <w:rPr>
+          <w:rStyle w:val="NormalTok"/>
+        </w:rPr>
+        <w:t xml:space="preserve">plt.yscale(</w:t>
+      </w:r>
+      <w:r>
+        <w:rPr>
+          <w:rStyle w:val="StringTok"/>
+        </w:rPr>
+        <w:t xml:space="preserve">"log"</w:t>
+      </w:r>
+      <w:r>
+        <w:rPr>
+          <w:rStyle w:val="NormalTok"/>
+        </w:rPr>
+        <w:t xml:space="preserve">)</w:t>
+      </w:r>
+      <w:r>
+        <w:br/>
+      </w:r>
+      <w:r>
+        <w:rPr>
+          <w:rStyle w:val="NormalTok"/>
+        </w:rPr>
+        <w:t xml:space="preserve">plt.xlim(</w:t>
+      </w:r>
+      <w:r>
+        <w:rPr>
+          <w:rStyle w:val="DecValTok"/>
+        </w:rPr>
+        <w:t xml:space="preserve">0</w:t>
+      </w:r>
+      <w:r>
+        <w:rPr>
+          <w:rStyle w:val="NormalTok"/>
+        </w:rPr>
+        <w:t xml:space="preserve">, </w:t>
+      </w:r>
+      <w:r>
+        <w:rPr>
+          <w:rStyle w:val="DecValTok"/>
+        </w:rPr>
+        <w:t xml:space="preserve">5</w:t>
+      </w:r>
+      <w:r>
+        <w:rPr>
+          <w:rStyle w:val="NormalTok"/>
+        </w:rPr>
+        <w:t xml:space="preserve">)</w:t>
+      </w:r>
+      <w:r>
+        <w:br/>
+      </w:r>
+      <w:r>
+        <w:rPr>
+          <w:rStyle w:val="NormalTok"/>
+        </w:rPr>
+        <w:t xml:space="preserve">plt.ylim(</w:t>
+      </w:r>
+      <w:r>
+        <w:rPr>
+          <w:rStyle w:val="FloatTok"/>
+        </w:rPr>
+        <w:t xml:space="preserve">0.1</w:t>
+      </w:r>
+      <w:r>
+        <w:rPr>
+          <w:rStyle w:val="NormalTok"/>
+        </w:rPr>
+        <w:t xml:space="preserve">, </w:t>
+      </w:r>
+      <w:r>
+        <w:rPr>
+          <w:rStyle w:val="DecValTok"/>
+        </w:rPr>
+        <w:t xml:space="preserve">100</w:t>
+      </w:r>
+      <w:r>
+        <w:rPr>
+          <w:rStyle w:val="NormalTok"/>
+        </w:rPr>
+        <w:t xml:space="preserve">)</w:t>
+      </w:r>
+      <w:r>
+        <w:br/>
+      </w:r>
+      <w:r>
+        <w:rPr>
+          <w:rStyle w:val="NormalTok"/>
+        </w:rPr>
+        <w:t xml:space="preserve">plt.show()</w:t>
+      </w:r>
+    </w:p>
+    <w:tbl>
+      <w:tblPr>
+        <w:tblStyle w:val="Table"/>
+        <w:tblW w:type="pct" w:w="5000"/>
+        <w:tblLayout w:type="fixed"/>
+        <w:tblLook w:firstRow="0" w:lastRow="0" w:firstColumn="0" w:lastColumn="0" w:noHBand="0" w:noVBand="0" w:val="0000"/>
+      </w:tblPr>
+      <w:tblGrid>
+        <w:gridCol w:w="7920"/>
+      </w:tblGrid>
+      <w:tr>
+        <w:tc>
+          <w:tcPr/>
+          <w:bookmarkStart w:id="75" w:name="fig-regularization"/>
+          <w:p>
+            <w:pPr>
+              <w:pStyle w:val="Compact"/>
+              <w:jc w:val="center"/>
+            </w:pPr>
+            <w:r>
+              <w:drawing>
+                <wp:inline>
+                  <wp:extent cx="5334000" cy="4116371"/>
+                  <wp:effectExtent b="0" l="0" r="0" t="0"/>
+                  <wp:docPr descr="" title="" id="73" name="Picture"/>
+                  <a:graphic>
+                    <a:graphicData uri="http://schemas.openxmlformats.org/drawingml/2006/picture">
+                      <pic:pic>
+                        <pic:nvPicPr>
+                          <pic:cNvPr descr="green-functions-nd_files/figure-docx/fig-regularization-output-1.png" id="74" name="Picture"/>
+                          <pic:cNvPicPr>
+                            <a:picLocks noChangeArrowheads="1" noChangeAspect="1"/>
+                          </pic:cNvPicPr>
+                        </pic:nvPicPr>
+                        <pic:blipFill>
+                          <a:blip r:embed="rId72"/>
+                          <a:stretch>
+                            <a:fillRect/>
+                          </a:stretch>
+                        </pic:blipFill>
+                        <pic:spPr bwMode="auto">
+                          <a:xfrm>
+                            <a:off x="0" y="0"/>
+                            <a:ext cx="5334000" cy="4116371"/>
+                          </a:xfrm>
+                          <a:prstGeom prst="rect">
+                            <a:avLst/>
+                          </a:prstGeom>
+                          <a:noFill/>
+                          <a:ln w="9525">
+                            <a:noFill/>
+                            <a:headEnd/>
+                            <a:tailEnd/>
+                          </a:ln>
+                        </pic:spPr>
+                      </pic:pic>
+                    </a:graphicData>
+                  </a:graphic>
+                </wp:inline>
+              </w:drawing>
+            </w:r>
+          </w:p>
+          <w:p>
+            <w:pPr>
+              <w:jc w:val="center"/>
+            </w:pPr>
+            <w:pPr>
+              <w:jc w:val="left"/>
+              <w:spacing w:before="200"/>
+              <w:pStyle w:val="ImageCaption"/>
+            </w:pPr>
+            <w:r>
+              <w:t xml:space="preserve">Figure 2: Regularização da função de Green em 3D</w:t>
+            </w:r>
+          </w:p>
+          <w:bookmarkEnd w:id="75"/>
+        </w:tc>
+      </w:tr>
+    </w:tbl>
+    <w:p>
+      <w:pPr>
+        <w:pStyle w:val="SourceCode"/>
+      </w:pPr>
+      <w:r>
+        <w:rPr>
+          <w:rStyle w:val="KeywordTok"/>
+        </w:rPr>
+        <w:t xml:space="preserve">def</w:t>
+      </w:r>
+      <w:r>
+        <w:rPr>
+          <w:rStyle w:val="NormalTok"/>
+        </w:rPr>
+        <w:t xml:space="preserve"> laplaciano_G_regulado(r, epsilon</w:t>
+      </w:r>
+      <w:r>
+        <w:rPr>
+          <w:rStyle w:val="OperatorTok"/>
+        </w:rPr>
+        <w:t xml:space="preserve">=</w:t>
+      </w:r>
+      <w:r>
+        <w:rPr>
+          <w:rStyle w:val="FloatTok"/>
+        </w:rPr>
+        <w:t xml:space="preserve">0.1</w:t>
+      </w:r>
+      <w:r>
+        <w:rPr>
+          <w:rStyle w:val="NormalTok"/>
+        </w:rPr>
+        <w:t xml:space="preserve">):</w:t>
+      </w:r>
+      <w:r>
+        <w:br/>
+      </w:r>
+      <w:r>
+        <w:rPr>
+          <w:rStyle w:val="NormalTok"/>
+        </w:rPr>
+        <w:t xml:space="preserve">    </w:t>
+      </w:r>
+      <w:r>
+        <w:rPr>
+          <w:rStyle w:val="CommentTok"/>
+        </w:rPr>
+        <w:t xml:space="preserve">"""Laplaciano da função de Green regularizada em 3D"""</w:t>
+      </w:r>
+      <w:r>
+        <w:br/>
+      </w:r>
+      <w:r>
+        <w:rPr>
+          <w:rStyle w:val="NormalTok"/>
+        </w:rPr>
+        <w:t xml:space="preserve">    </w:t>
+      </w:r>
+      <w:r>
+        <w:rPr>
+          <w:rStyle w:val="ControlFlowTok"/>
+        </w:rPr>
+        <w:t xml:space="preserve">return</w:t>
+      </w:r>
+      <w:r>
+        <w:rPr>
+          <w:rStyle w:val="NormalTok"/>
+        </w:rPr>
+        <w:t xml:space="preserve"> </w:t>
+      </w:r>
+      <w:r>
+        <w:rPr>
+          <w:rStyle w:val="OperatorTok"/>
+        </w:rPr>
+        <w:t xml:space="preserve">-</w:t>
+      </w:r>
+      <w:r>
+        <w:rPr>
+          <w:rStyle w:val="DecValTok"/>
+        </w:rPr>
+        <w:t xml:space="preserve">3</w:t>
+      </w:r>
+      <w:r>
+        <w:rPr>
+          <w:rStyle w:val="NormalTok"/>
+        </w:rPr>
+        <w:t xml:space="preserve"> </w:t>
+      </w:r>
+      <w:r>
+        <w:rPr>
+          <w:rStyle w:val="OperatorTok"/>
+        </w:rPr>
+        <w:t xml:space="preserve">*</w:t>
+      </w:r>
+      <w:r>
+        <w:rPr>
+          <w:rStyle w:val="NormalTok"/>
+        </w:rPr>
+        <w:t xml:space="preserve"> epsilon </w:t>
+      </w:r>
+      <w:r>
+        <w:rPr>
+          <w:rStyle w:val="OperatorTok"/>
+        </w:rPr>
+        <w:t xml:space="preserve">/</w:t>
+      </w:r>
+      <w:r>
+        <w:rPr>
+          <w:rStyle w:val="NormalTok"/>
+        </w:rPr>
+        <w:t xml:space="preserve"> (r</w:t>
+      </w:r>
+      <w:r>
+        <w:rPr>
+          <w:rStyle w:val="OperatorTok"/>
+        </w:rPr>
+        <w:t xml:space="preserve">**</w:t>
+      </w:r>
+      <w:r>
+        <w:rPr>
+          <w:rStyle w:val="DecValTok"/>
+        </w:rPr>
+        <w:t xml:space="preserve">2</w:t>
+      </w:r>
+      <w:r>
+        <w:rPr>
+          <w:rStyle w:val="NormalTok"/>
+        </w:rPr>
+        <w:t xml:space="preserve"> </w:t>
+      </w:r>
+      <w:r>
+        <w:rPr>
+          <w:rStyle w:val="OperatorTok"/>
+        </w:rPr>
+        <w:t xml:space="preserve">/</w:t>
+      </w:r>
+      <w:r>
+        <w:rPr>
+          <w:rStyle w:val="NormalTok"/>
+        </w:rPr>
+        <w:t xml:space="preserve"> </w:t>
+      </w:r>
+      <w:r>
+        <w:rPr>
+          <w:rStyle w:val="DecValTok"/>
+        </w:rPr>
+        <w:t xml:space="preserve">2</w:t>
+      </w:r>
+      <w:r>
+        <w:rPr>
+          <w:rStyle w:val="NormalTok"/>
+        </w:rPr>
+        <w:t xml:space="preserve"> </w:t>
+      </w:r>
+      <w:r>
+        <w:rPr>
+          <w:rStyle w:val="OperatorTok"/>
+        </w:rPr>
+        <w:t xml:space="preserve">+</w:t>
+      </w:r>
+      <w:r>
+        <w:rPr>
+          <w:rStyle w:val="NormalTok"/>
+        </w:rPr>
+        <w:t xml:space="preserve"> epsilon) </w:t>
+      </w:r>
+      <w:r>
+        <w:rPr>
+          <w:rStyle w:val="OperatorTok"/>
+        </w:rPr>
+        <w:t xml:space="preserve">**</w:t>
+      </w:r>
+      <w:r>
+        <w:rPr>
+          <w:rStyle w:val="NormalTok"/>
+        </w:rPr>
+        <w:t xml:space="preserve"> (</w:t>
+      </w:r>
+      <w:r>
+        <w:rPr>
+          <w:rStyle w:val="DecValTok"/>
+        </w:rPr>
+        <w:t xml:space="preserve">5</w:t>
+      </w:r>
+      <w:r>
+        <w:rPr>
+          <w:rStyle w:val="NormalTok"/>
+        </w:rPr>
+        <w:t xml:space="preserve"> </w:t>
+      </w:r>
+      <w:r>
+        <w:rPr>
+          <w:rStyle w:val="OperatorTok"/>
+        </w:rPr>
+        <w:t xml:space="preserve">/</w:t>
+      </w:r>
+      <w:r>
+        <w:rPr>
+          <w:rStyle w:val="NormalTok"/>
+        </w:rPr>
+        <w:t xml:space="preserve"> </w:t>
+      </w:r>
+      <w:r>
+        <w:rPr>
+          <w:rStyle w:val="DecValTok"/>
+        </w:rPr>
+        <w:t xml:space="preserve">2</w:t>
+      </w:r>
+      <w:r>
+        <w:rPr>
+          <w:rStyle w:val="NormalTok"/>
+        </w:rPr>
+        <w:t xml:space="preserve">)</w:t>
+      </w:r>
+      <w:r>
+        <w:br/>
+      </w:r>
+      <w:r>
+        <w:br/>
+      </w:r>
+      <w:r>
+        <w:br/>
+      </w:r>
+      <w:r>
+        <w:rPr>
+          <w:rStyle w:val="NormalTok"/>
+        </w:rPr>
+        <w:t xml:space="preserve">r </w:t>
+      </w:r>
+      <w:r>
+        <w:rPr>
+          <w:rStyle w:val="OperatorTok"/>
+        </w:rPr>
+        <w:t xml:space="preserve">=</w:t>
+      </w:r>
+      <w:r>
+        <w:rPr>
+          <w:rStyle w:val="NormalTok"/>
+        </w:rPr>
+        <w:t xml:space="preserve"> np.linspace(</w:t>
+      </w:r>
+      <w:r>
+        <w:rPr>
+          <w:rStyle w:val="DecValTok"/>
+        </w:rPr>
+        <w:t xml:space="preserve">0</w:t>
+      </w:r>
+      <w:r>
+        <w:rPr>
+          <w:rStyle w:val="NormalTok"/>
+        </w:rPr>
+        <w:t xml:space="preserve">, </w:t>
+      </w:r>
+      <w:r>
+        <w:rPr>
+          <w:rStyle w:val="DecValTok"/>
+        </w:rPr>
+        <w:t xml:space="preserve">3</w:t>
+      </w:r>
+      <w:r>
+        <w:rPr>
+          <w:rStyle w:val="NormalTok"/>
+        </w:rPr>
+        <w:t xml:space="preserve">, </w:t>
+      </w:r>
+      <w:r>
+        <w:rPr>
+          <w:rStyle w:val="DecValTok"/>
+        </w:rPr>
+        <w:t xml:space="preserve">1000</w:t>
+      </w:r>
+      <w:r>
+        <w:rPr>
+          <w:rStyle w:val="NormalTok"/>
+        </w:rPr>
+        <w:t xml:space="preserve">)</w:t>
+      </w:r>
+      <w:r>
+        <w:br/>
+      </w:r>
+      <w:r>
+        <w:rPr>
+          <w:rStyle w:val="NormalTok"/>
+        </w:rPr>
+        <w:t xml:space="preserve">epsilons </w:t>
+      </w:r>
+      <w:r>
+        <w:rPr>
+          <w:rStyle w:val="OperatorTok"/>
+        </w:rPr>
+        <w:t xml:space="preserve">=</w:t>
+      </w:r>
+      <w:r>
+        <w:rPr>
+          <w:rStyle w:val="NormalTok"/>
+        </w:rPr>
+        <w:t xml:space="preserve"> [</w:t>
+      </w:r>
+      <w:r>
+        <w:rPr>
+          <w:rStyle w:val="FloatTok"/>
+        </w:rPr>
+        <w:t xml:space="preserve">0.001</w:t>
+      </w:r>
+      <w:r>
+        <w:rPr>
+          <w:rStyle w:val="NormalTok"/>
+        </w:rPr>
+        <w:t xml:space="preserve">, </w:t>
+      </w:r>
+      <w:r>
+        <w:rPr>
+          <w:rStyle w:val="FloatTok"/>
+        </w:rPr>
+        <w:t xml:space="preserve">0.01</w:t>
+      </w:r>
+      <w:r>
+        <w:rPr>
+          <w:rStyle w:val="NormalTok"/>
+        </w:rPr>
+        <w:t xml:space="preserve">, </w:t>
+      </w:r>
+      <w:r>
+        <w:rPr>
+          <w:rStyle w:val="FloatTok"/>
+        </w:rPr>
+        <w:t xml:space="preserve">0.1</w:t>
+      </w:r>
+      <w:r>
+        <w:rPr>
+          <w:rStyle w:val="NormalTok"/>
+        </w:rPr>
+        <w:t xml:space="preserve">, </w:t>
+      </w:r>
+      <w:r>
+        <w:rPr>
+          <w:rStyle w:val="FloatTok"/>
+        </w:rPr>
+        <w:t xml:space="preserve">1.0</w:t>
+      </w:r>
+      <w:r>
+        <w:rPr>
+          <w:rStyle w:val="NormalTok"/>
+        </w:rPr>
+        <w:t xml:space="preserve">]</w:t>
+      </w:r>
+      <w:r>
+        <w:br/>
+      </w:r>
+      <w:r>
+        <w:br/>
+      </w:r>
+      <w:r>
+        <w:rPr>
+          <w:rStyle w:val="NormalTok"/>
+        </w:rPr>
+        <w:t xml:space="preserve">plt.figure(figsize</w:t>
+      </w:r>
+      <w:r>
+        <w:rPr>
+          <w:rStyle w:val="OperatorTok"/>
+        </w:rPr>
+        <w:t xml:space="preserve">=</w:t>
+      </w:r>
+      <w:r>
+        <w:rPr>
+          <w:rStyle w:val="NormalTok"/>
+        </w:rPr>
+        <w:t xml:space="preserve">(</w:t>
+      </w:r>
+      <w:r>
+        <w:rPr>
+          <w:rStyle w:val="DecValTok"/>
+        </w:rPr>
+        <w:t xml:space="preserve">8</w:t>
+      </w:r>
+      <w:r>
+        <w:rPr>
+          <w:rStyle w:val="NormalTok"/>
+        </w:rPr>
+        <w:t xml:space="preserve">, </w:t>
+      </w:r>
+      <w:r>
+        <w:rPr>
+          <w:rStyle w:val="DecValTok"/>
+        </w:rPr>
+        <w:t xml:space="preserve">6</w:t>
+      </w:r>
+      <w:r>
+        <w:rPr>
+          <w:rStyle w:val="NormalTok"/>
+        </w:rPr>
+        <w:t xml:space="preserve">))</w:t>
+      </w:r>
+      <w:r>
+        <w:br/>
+      </w:r>
+      <w:r>
+        <w:rPr>
+          <w:rStyle w:val="ControlFlowTok"/>
+        </w:rPr>
+        <w:t xml:space="preserve">for</w:t>
+      </w:r>
+      <w:r>
+        <w:rPr>
+          <w:rStyle w:val="NormalTok"/>
+        </w:rPr>
+        <w:t xml:space="preserve"> eps </w:t>
+      </w:r>
+      <w:r>
+        <w:rPr>
+          <w:rStyle w:val="KeywordTok"/>
+        </w:rPr>
+        <w:t xml:space="preserve">in</w:t>
+      </w:r>
+      <w:r>
+        <w:rPr>
+          <w:rStyle w:val="NormalTok"/>
+        </w:rPr>
+        <w:t xml:space="preserve"> epsilons:</w:t>
+      </w:r>
+      <w:r>
+        <w:br/>
+      </w:r>
+      <w:r>
+        <w:rPr>
+          <w:rStyle w:val="NormalTok"/>
+        </w:rPr>
+        <w:t xml:space="preserve">    L </w:t>
+      </w:r>
+      <w:r>
+        <w:rPr>
+          <w:rStyle w:val="OperatorTok"/>
+        </w:rPr>
+        <w:t xml:space="preserve">=</w:t>
+      </w:r>
+      <w:r>
+        <w:rPr>
+          <w:rStyle w:val="NormalTok"/>
+        </w:rPr>
+        <w:t xml:space="preserve"> laplaciano_G_regulado(r, eps)</w:t>
+      </w:r>
+      <w:r>
+        <w:br/>
+      </w:r>
+      <w:r>
+        <w:rPr>
+          <w:rStyle w:val="NormalTok"/>
+        </w:rPr>
+        <w:t xml:space="preserve">    plt.plot(r, L, label</w:t>
+      </w:r>
+      <w:r>
+        <w:rPr>
+          <w:rStyle w:val="OperatorTok"/>
+        </w:rPr>
+        <w:t xml:space="preserve">=</w:t>
+      </w:r>
+      <w:r>
+        <w:rPr>
+          <w:rStyle w:val="SpecialStringTok"/>
+        </w:rPr>
+        <w:t xml:space="preserve">f"ε = </w:t>
+      </w:r>
+      <w:r>
+        <w:rPr>
+          <w:rStyle w:val="SpecialCharTok"/>
+        </w:rPr>
+        <w:t xml:space="preserve">{</w:t>
+      </w:r>
+      <w:r>
+        <w:rPr>
+          <w:rStyle w:val="NormalTok"/>
+        </w:rPr>
+        <w:t xml:space="preserve">eps</w:t>
+      </w:r>
+      <w:r>
+        <w:rPr>
+          <w:rStyle w:val="SpecialCharTok"/>
+        </w:rPr>
+        <w:t xml:space="preserve">}</w:t>
+      </w:r>
+      <w:r>
+        <w:rPr>
+          <w:rStyle w:val="SpecialStringTok"/>
+        </w:rPr>
+        <w:t xml:space="preserve">"</w:t>
+      </w:r>
+      <w:r>
+        <w:rPr>
+          <w:rStyle w:val="NormalTok"/>
+        </w:rPr>
+        <w:t xml:space="preserve">)</w:t>
+      </w:r>
+      <w:r>
+        <w:br/>
+      </w:r>
+      <w:r>
+        <w:br/>
+      </w:r>
+      <w:r>
+        <w:rPr>
+          <w:rStyle w:val="NormalTok"/>
+        </w:rPr>
+        <w:t xml:space="preserve">plt.xlabel(</w:t>
+      </w:r>
+      <w:r>
+        <w:rPr>
+          <w:rStyle w:val="StringTok"/>
+        </w:rPr>
+        <w:t xml:space="preserve">"r"</w:t>
+      </w:r>
+      <w:r>
+        <w:rPr>
+          <w:rStyle w:val="NormalTok"/>
+        </w:rPr>
+        <w:t xml:space="preserve">)</w:t>
+      </w:r>
+      <w:r>
+        <w:br/>
+      </w:r>
+      <w:r>
+        <w:rPr>
+          <w:rStyle w:val="NormalTok"/>
+        </w:rPr>
+        <w:t xml:space="preserve">plt.ylabel(</w:t>
+      </w:r>
+      <w:r>
+        <w:rPr>
+          <w:rStyle w:val="StringTok"/>
+        </w:rPr>
+        <w:t xml:space="preserve">"∇²G_ε(r)"</w:t>
+      </w:r>
+      <w:r>
+        <w:rPr>
+          <w:rStyle w:val="NormalTok"/>
+        </w:rPr>
+        <w:t xml:space="preserve">)</w:t>
+      </w:r>
+      <w:r>
+        <w:br/>
+      </w:r>
+      <w:r>
+        <w:rPr>
+          <w:rStyle w:val="NormalTok"/>
+        </w:rPr>
+        <w:t xml:space="preserve">plt.title(</w:t>
+      </w:r>
+      <w:r>
+        <w:rPr>
+          <w:rStyle w:val="StringTok"/>
+        </w:rPr>
+        <w:t xml:space="preserve">"Laplaciano da Função de Green Regularizada"</w:t>
+      </w:r>
+      <w:r>
+        <w:rPr>
+          <w:rStyle w:val="NormalTok"/>
+        </w:rPr>
+        <w:t xml:space="preserve">)</w:t>
+      </w:r>
+      <w:r>
+        <w:br/>
+      </w:r>
+      <w:r>
+        <w:rPr>
+          <w:rStyle w:val="NormalTok"/>
+        </w:rPr>
+        <w:t xml:space="preserve">plt.legend()</w:t>
+      </w:r>
+      <w:r>
+        <w:br/>
+      </w:r>
+      <w:r>
+        <w:rPr>
+          <w:rStyle w:val="NormalTok"/>
+        </w:rPr>
+        <w:t xml:space="preserve">plt.grid(</w:t>
+      </w:r>
+      <w:r>
+        <w:rPr>
+          <w:rStyle w:val="VariableTok"/>
+        </w:rPr>
+        <w:t xml:space="preserve">True</w:t>
+      </w:r>
+      <w:r>
+        <w:rPr>
+          <w:rStyle w:val="NormalTok"/>
+        </w:rPr>
+        <w:t xml:space="preserve">, alpha</w:t>
+      </w:r>
+      <w:r>
+        <w:rPr>
+          <w:rStyle w:val="OperatorTok"/>
+        </w:rPr>
+        <w:t xml:space="preserve">=</w:t>
+      </w:r>
+      <w:r>
+        <w:rPr>
+          <w:rStyle w:val="FloatTok"/>
+        </w:rPr>
+        <w:t xml:space="preserve">0.3</w:t>
+      </w:r>
+      <w:r>
+        <w:rPr>
+          <w:rStyle w:val="NormalTok"/>
+        </w:rPr>
+        <w:t xml:space="preserve">)</w:t>
+      </w:r>
+      <w:r>
+        <w:br/>
+      </w:r>
+      <w:r>
+        <w:rPr>
+          <w:rStyle w:val="NormalTok"/>
+        </w:rPr>
+        <w:t xml:space="preserve">plt.xlim(</w:t>
+      </w:r>
+      <w:r>
+        <w:rPr>
+          <w:rStyle w:val="DecValTok"/>
+        </w:rPr>
+        <w:t xml:space="preserve">0</w:t>
+      </w:r>
+      <w:r>
+        <w:rPr>
+          <w:rStyle w:val="NormalTok"/>
+        </w:rPr>
+        <w:t xml:space="preserve">, </w:t>
+      </w:r>
+      <w:r>
+        <w:rPr>
+          <w:rStyle w:val="DecValTok"/>
+        </w:rPr>
+        <w:t xml:space="preserve">2</w:t>
+      </w:r>
+      <w:r>
+        <w:rPr>
+          <w:rStyle w:val="NormalTok"/>
+        </w:rPr>
+        <w:t xml:space="preserve">)</w:t>
+      </w:r>
+      <w:r>
+        <w:br/>
+      </w:r>
+      <w:r>
+        <w:rPr>
+          <w:rStyle w:val="NormalTok"/>
+        </w:rPr>
+        <w:t xml:space="preserve">plt.ylim(</w:t>
+      </w:r>
+      <w:r>
+        <w:rPr>
+          <w:rStyle w:val="OperatorTok"/>
+        </w:rPr>
+        <w:t xml:space="preserve">-</w:t>
+      </w:r>
+      <w:r>
+        <w:rPr>
+          <w:rStyle w:val="DecValTok"/>
+        </w:rPr>
+        <w:t xml:space="preserve">1000</w:t>
+      </w:r>
+      <w:r>
+        <w:rPr>
+          <w:rStyle w:val="NormalTok"/>
+        </w:rPr>
+        <w:t xml:space="preserve">, </w:t>
+      </w:r>
+      <w:r>
+        <w:rPr>
+          <w:rStyle w:val="DecValTok"/>
+        </w:rPr>
+        <w:t xml:space="preserve">50</w:t>
+      </w:r>
+      <w:r>
+        <w:rPr>
+          <w:rStyle w:val="NormalTok"/>
+        </w:rPr>
+        <w:t xml:space="preserve">)</w:t>
+      </w:r>
+      <w:r>
+        <w:br/>
+      </w:r>
+      <w:r>
+        <w:rPr>
+          <w:rStyle w:val="NormalTok"/>
+        </w:rPr>
+        <w:t xml:space="preserve">plt.show()</w:t>
+      </w:r>
+    </w:p>
+    <w:tbl>
+      <w:tblPr>
+        <w:tblStyle w:val="Table"/>
+        <w:tblW w:type="pct" w:w="5000"/>
+        <w:tblLayout w:type="fixed"/>
+        <w:tblLook w:firstRow="0" w:lastRow="0" w:firstColumn="0" w:lastColumn="0" w:noHBand="0" w:noVBand="0" w:val="0000"/>
+      </w:tblPr>
+      <w:tblGrid>
+        <w:gridCol w:w="7920"/>
+      </w:tblGrid>
+      <w:tr>
+        <w:tc>
+          <w:tcPr/>
+          <w:bookmarkStart w:id="79" w:name="fig-laplaciano-regularizado"/>
+          <w:p>
+            <w:pPr>
+              <w:pStyle w:val="Compact"/>
+              <w:jc w:val="center"/>
+            </w:pPr>
+            <w:r>
+              <w:drawing>
+                <wp:inline>
+                  <wp:extent cx="5334000" cy="3992880"/>
+                  <wp:effectExtent b="0" l="0" r="0" t="0"/>
+                  <wp:docPr descr="" title="" id="77" name="Picture"/>
+                  <a:graphic>
+                    <a:graphicData uri="http://schemas.openxmlformats.org/drawingml/2006/picture">
+                      <pic:pic>
+                        <pic:nvPicPr>
+                          <pic:cNvPr descr="green-functions-nd_files/figure-docx/fig-laplaciano-regularizado-output-1.png" id="78" name="Picture"/>
+                          <pic:cNvPicPr>
+                            <a:picLocks noChangeArrowheads="1" noChangeAspect="1"/>
+                          </pic:cNvPicPr>
+                        </pic:nvPicPr>
+                        <pic:blipFill>
+                          <a:blip r:embed="rId76"/>
+                          <a:stretch>
+                            <a:fillRect/>
+                          </a:stretch>
+                        </pic:blipFill>
+                        <pic:spPr bwMode="auto">
+                          <a:xfrm>
+                            <a:off x="0" y="0"/>
+                            <a:ext cx="5334000" cy="3992880"/>
+                          </a:xfrm>
+                          <a:prstGeom prst="rect">
+                            <a:avLst/>
+                          </a:prstGeom>
+                          <a:noFill/>
+                          <a:ln w="9525">
+                            <a:noFill/>
+                            <a:headEnd/>
+                            <a:tailEnd/>
+                          </a:ln>
+                        </pic:spPr>
+                      </pic:pic>
+                    </a:graphicData>
+                  </a:graphic>
+                </wp:inline>
+              </w:drawing>
+            </w:r>
+          </w:p>
+          <w:p>
+            <w:pPr>
+              <w:jc w:val="center"/>
+            </w:pPr>
+            <w:pPr>
+              <w:jc w:val="left"/>
+              <w:spacing w:before="200"/>
+              <w:pStyle w:val="ImageCaption"/>
+            </w:pPr>
+            <w:r>
+              <w:t xml:space="preserve">Figure 3: Laplaciano da função de Green regularizada</w:t>
+            </w:r>
+          </w:p>
+          <w:bookmarkEnd w:id="79"/>
+        </w:tc>
+      </w:tr>
+    </w:tbl>
+    <w:bookmarkEnd w:id="80"/>
+    <w:bookmarkStart w:id="83" w:name="tabela-resumo-funções-de-green-em-nd"/>
+    <w:p>
+      <w:pPr>
+        <w:pStyle w:val="Heading1"/>
+      </w:pPr>
+      <w:r>
+        <w:t xml:space="preserve">Tabela Resumo: Funções de Green em ND</w:t>
+      </w:r>
+    </w:p>
+    <w:tbl>
+      <w:tblPr>
+        <w:tblStyle w:val="Table"/>
+        <w:tblW w:type="pct" w:w="5000"/>
+        <w:tblLayout w:type="fixed"/>
+        <w:tblLook w:firstRow="1" w:lastRow="0" w:firstColumn="0" w:lastColumn="0" w:noHBand="0" w:noVBand="0" w:val="0020"/>
+      </w:tblPr>
+      <w:tblGrid>
+        <w:gridCol w:w="1164"/>
+        <w:gridCol w:w="1281"/>
+        <w:gridCol w:w="1980"/>
+        <w:gridCol w:w="1747"/>
+        <w:gridCol w:w="1747"/>
+      </w:tblGrid>
+      <w:tr>
+        <w:trPr>
+          <w:tblHeader w:val="on"/>
+        </w:trPr>
+        <w:tc>
+          <w:tcPr/>
+          <w:p>
+            <w:pPr>
+              <w:pStyle w:val="Compact"/>
+            </w:pPr>
+            <w:r>
+              <w:t xml:space="preserve">Dimensão</w:t>
+            </w:r>
+          </w:p>
+        </w:tc>
+        <w:tc>
+          <w:tcPr/>
+          <w:p>
+            <w:pPr>
+              <w:pStyle w:val="Compact"/>
+            </w:pPr>
+            <m:oMath>
+              <m:r>
+                <m:t>λ</m:t>
+              </m:r>
+            </m:oMath>
+          </w:p>
+        </w:tc>
+        <w:tc>
+          <w:tcPr/>
+          <w:p>
+            <w:pPr>
+              <w:pStyle w:val="Compact"/>
+            </w:pPr>
+            <m:oMath>
+              <m:r>
+                <m:t>G</m:t>
+              </m:r>
+              <m:r>
+                <m:rPr>
+                  <m:sty m:val="p"/>
+                </m:rPr>
+                <m:t>(</m:t>
+              </m:r>
+              <m:r>
+                <m:rPr>
+                  <m:sty m:val="b"/>
+                </m:rPr>
+                <m:t>r</m:t>
+              </m:r>
+              <m:r>
+                <m:rPr>
+                  <m:sty m:val="p"/>
+                </m:rPr>
+                <m:t>)</m:t>
+              </m:r>
+            </m:oMath>
+          </w:p>
+        </w:tc>
+        <w:tc>
+          <w:tcPr/>
+          <w:p>
+            <w:pPr>
+              <w:pStyle w:val="Compact"/>
+            </w:pPr>
+            <m:oMath>
+              <m:r>
+                <m:rPr>
+                  <m:sty m:val="p"/>
+                </m:rPr>
+                <m:t>−</m:t>
+              </m:r>
+              <m:sSup>
+                <m:e>
+                  <m:r>
+                    <m:rPr>
+                      <m:sty m:val="p"/>
+                    </m:rPr>
+                    <m:t>∇</m:t>
+                  </m:r>
+                </m:e>
+                <m:sup>
+                  <m:r>
+                    <m:t>2</m:t>
+                  </m:r>
+                </m:sup>
+              </m:sSup>
+              <m:r>
+                <m:t>G</m:t>
+              </m:r>
+            </m:oMath>
+          </w:p>
+        </w:tc>
+        <w:tc>
+          <w:tcPr/>
+          <w:p>
+            <w:pPr>
+              <w:pStyle w:val="Compact"/>
+            </w:pPr>
+            <w:r>
+              <w:t xml:space="preserve">Interpretação</w:t>
+            </w:r>
+          </w:p>
+        </w:tc>
+      </w:tr>
+      <w:tr>
+        <w:tc>
+          <w:tcPr/>
+          <w:p>
+            <w:pPr>
+              <w:pStyle w:val="Compact"/>
+            </w:pPr>
+            <w:r>
+              <w:t xml:space="preserve">1D</w:t>
+            </w:r>
+          </w:p>
+        </w:tc>
+        <w:tc>
+          <w:tcPr/>
+          <w:p>
+            <w:pPr>
+              <w:pStyle w:val="Compact"/>
+            </w:pPr>
+            <m:oMath>
+              <m:r>
+                <m:t>1</m:t>
+              </m:r>
+              <m:r>
+                <m:rPr>
+                  <m:sty m:val="p"/>
+                </m:rPr>
+                <m:t>/</m:t>
+              </m:r>
+              <m:r>
+                <m:t>2</m:t>
+              </m:r>
+            </m:oMath>
+          </w:p>
+        </w:tc>
+        <w:tc>
+          <w:tcPr/>
+          <w:p>
+            <w:pPr>
+              <w:pStyle w:val="Compact"/>
+            </w:pPr>
+            <m:oMath>
+              <m:r>
+                <m:rPr>
+                  <m:sty m:val="p"/>
+                </m:rPr>
+                <m:t>|</m:t>
+              </m:r>
+              <m:r>
+                <m:t>r</m:t>
+              </m:r>
+              <m:r>
+                <m:rPr>
+                  <m:sty m:val="p"/>
+                </m:rPr>
+                <m:t>|</m:t>
+              </m:r>
+            </m:oMath>
+          </w:p>
+        </w:tc>
+        <w:tc>
+          <w:tcPr/>
+          <w:p>
+            <w:pPr>
+              <w:pStyle w:val="Compact"/>
+            </w:pPr>
+            <m:oMath>
+              <m:r>
+                <m:t>2</m:t>
+              </m:r>
+              <m:r>
+                <m:t>δ</m:t>
+              </m:r>
+              <m:r>
+                <m:rPr>
+                  <m:sty m:val="p"/>
+                </m:rPr>
+                <m:t>(</m:t>
+              </m:r>
+              <m:r>
+                <m:t>r</m:t>
+              </m:r>
+              <m:r>
+                <m:rPr>
+                  <m:sty m:val="p"/>
+                </m:rPr>
+                <m:t>)</m:t>
+              </m:r>
+            </m:oMath>
+          </w:p>
+        </w:tc>
+        <w:tc>
+          <w:tcPr/>
+          <w:p>
+            <w:pPr>
+              <w:pStyle w:val="Compact"/>
+            </w:pPr>
+            <w:r>
+              <w:t xml:space="preserve">Módulo da distância</w:t>
+            </w:r>
+          </w:p>
+        </w:tc>
+      </w:tr>
+      <w:tr>
+        <w:tc>
+          <w:tcPr/>
+          <w:p>
+            <w:pPr>
+              <w:pStyle w:val="Compact"/>
+            </w:pPr>
+            <w:r>
+              <w:t xml:space="preserve">2D</w:t>
+            </w:r>
+          </w:p>
+        </w:tc>
+        <w:tc>
+          <w:tcPr/>
+          <w:p>
+            <w:pPr>
+              <w:pStyle w:val="Compact"/>
+            </w:pPr>
+            <m:oMath>
+              <m:r>
+                <m:t>0</m:t>
+              </m:r>
+            </m:oMath>
+            <w:r>
+              <w:t xml:space="preserve"> </w:t>
+            </w:r>
+            <w:r>
+              <w:t xml:space="preserve">(especial)</w:t>
+            </w:r>
+          </w:p>
+        </w:tc>
+        <w:tc>
+          <w:tcPr/>
+          <w:p>
+            <w:pPr>
+              <w:pStyle w:val="Compact"/>
+            </w:pPr>
+            <m:oMath>
+              <m:r>
+                <m:rPr>
+                  <m:sty m:val="p"/>
+                </m:rPr>
+                <m:t>−</m:t>
+              </m:r>
+              <m:r>
+                <m:rPr>
+                  <m:sty m:val="p"/>
+                </m:rPr>
+                <m:t>ln</m:t>
+              </m:r>
+              <m:r>
+                <m:t>r</m:t>
+              </m:r>
+            </m:oMath>
+          </w:p>
+        </w:tc>
+        <w:tc>
+          <w:tcPr/>
+          <w:p>
+            <w:pPr>
+              <w:pStyle w:val="Compact"/>
+            </w:pPr>
+            <m:oMath>
+              <m:r>
+                <m:t>2</m:t>
+              </m:r>
+              <m:r>
+                <m:t>π</m:t>
+              </m:r>
+              <m:sSup>
+                <m:e>
+                  <m:r>
+                    <m:t>δ</m:t>
+                  </m:r>
+                </m:e>
+                <m:sup>
+                  <m:r>
+                    <m:t>2</m:t>
+                  </m:r>
+                </m:sup>
+              </m:sSup>
+              <m:r>
+                <m:rPr>
+                  <m:sty m:val="p"/>
+                </m:rPr>
+                <m:t>(</m:t>
+              </m:r>
+              <m:r>
+                <m:rPr>
+                  <m:sty m:val="b"/>
+                </m:rPr>
+                <m:t>r</m:t>
+              </m:r>
+              <m:r>
+                <m:rPr>
+                  <m:sty m:val="p"/>
+                </m:rPr>
+                <m:t>)</m:t>
+              </m:r>
+            </m:oMath>
+          </w:p>
+        </w:tc>
+        <w:tc>
+          <w:tcPr/>
+          <w:p>
+            <w:pPr>
+              <w:pStyle w:val="Compact"/>
+            </w:pPr>
+            <w:r>
+              <w:t xml:space="preserve">Logarítmica</w:t>
+            </w:r>
+          </w:p>
+        </w:tc>
+      </w:tr>
+      <w:tr>
+        <w:tc>
+          <w:tcPr/>
+          <w:p>
+            <w:pPr>
+              <w:pStyle w:val="Compact"/>
+            </w:pPr>
+            <w:r>
+              <w:t xml:space="preserve">3D</w:t>
+            </w:r>
+          </w:p>
+        </w:tc>
+        <w:tc>
+          <w:tcPr/>
+          <w:p>
+            <w:pPr>
+              <w:pStyle w:val="Compact"/>
+            </w:pPr>
+            <m:oMath>
+              <m:r>
+                <m:rPr>
+                  <m:sty m:val="p"/>
+                </m:rPr>
+                <m:t>−</m:t>
+              </m:r>
+              <m:r>
+                <m:t>1</m:t>
+              </m:r>
+              <m:r>
+                <m:rPr>
+                  <m:sty m:val="p"/>
+                </m:rPr>
+                <m:t>/</m:t>
+              </m:r>
+              <m:r>
+                <m:t>2</m:t>
+              </m:r>
+            </m:oMath>
+          </w:p>
+        </w:tc>
+        <w:tc>
+          <w:tcPr/>
+          <w:p>
+            <w:pPr>
+              <w:pStyle w:val="Compact"/>
+            </w:pPr>
+            <m:oMath>
+              <m:r>
+                <m:t>1</m:t>
+              </m:r>
+              <m:r>
+                <m:rPr>
+                  <m:sty m:val="p"/>
+                </m:rPr>
+                <m:t>/</m:t>
+              </m:r>
+              <m:r>
+                <m:t>r</m:t>
+              </m:r>
+            </m:oMath>
+          </w:p>
+        </w:tc>
+        <w:tc>
+          <w:tcPr/>
+          <w:p>
+            <w:pPr>
+              <w:pStyle w:val="Compact"/>
+            </w:pPr>
+            <m:oMath>
+              <m:r>
+                <m:t>4</m:t>
+              </m:r>
+              <m:r>
+                <m:t>π</m:t>
+              </m:r>
+              <m:sSup>
+                <m:e>
+                  <m:r>
+                    <m:t>δ</m:t>
+                  </m:r>
+                </m:e>
+                <m:sup>
+                  <m:r>
+                    <m:t>3</m:t>
+                  </m:r>
+                </m:sup>
+              </m:sSup>
+              <m:r>
+                <m:rPr>
+                  <m:sty m:val="p"/>
+                </m:rPr>
+                <m:t>(</m:t>
+              </m:r>
+              <m:r>
+                <m:rPr>
+                  <m:sty m:val="b"/>
+                </m:rPr>
+                <m:t>r</m:t>
+              </m:r>
+              <m:r>
+                <m:rPr>
+                  <m:sty m:val="p"/>
+                </m:rPr>
+                <m:t>)</m:t>
+              </m:r>
+            </m:oMath>
+          </w:p>
+        </w:tc>
+        <w:tc>
+          <w:tcPr/>
+          <w:p>
+            <w:pPr>
+              <w:pStyle w:val="Compact"/>
+            </w:pPr>
+            <w:r>
+              <w:t xml:space="preserve">Coulomb</w:t>
+            </w:r>
+          </w:p>
+        </w:tc>
+      </w:tr>
+      <w:tr>
+        <w:tc>
+          <w:tcPr/>
+          <w:p>
+            <w:pPr>
+              <w:pStyle w:val="Compact"/>
+            </w:pPr>
+            <w:r>
+              <w:t xml:space="preserve">4D</w:t>
+            </w:r>
+          </w:p>
+        </w:tc>
+        <w:tc>
+          <w:tcPr/>
+          <w:p>
+            <w:pPr>
+              <w:pStyle w:val="Compact"/>
+            </w:pPr>
+            <m:oMath>
+              <m:r>
+                <m:rPr>
+                  <m:sty m:val="p"/>
+                </m:rPr>
+                <m:t>−</m:t>
+              </m:r>
+              <m:r>
+                <m:t>1</m:t>
+              </m:r>
+            </m:oMath>
+          </w:p>
+        </w:tc>
+        <w:tc>
+          <w:tcPr/>
+          <w:p>
+            <w:pPr>
+              <w:pStyle w:val="Compact"/>
+            </w:pPr>
+            <m:oMath>
+              <m:r>
+                <m:t>1</m:t>
+              </m:r>
+              <m:r>
+                <m:rPr>
+                  <m:sty m:val="p"/>
+                </m:rPr>
+                <m:t>/</m:t>
+              </m:r>
+              <m:sSup>
+                <m:e>
+                  <m:r>
+                    <m:t>r</m:t>
+                  </m:r>
+                </m:e>
+                <m:sup>
+                  <m:r>
+                    <m:t>2</m:t>
+                  </m:r>
+                </m:sup>
+              </m:sSup>
+            </m:oMath>
+          </w:p>
+        </w:tc>
+        <w:tc>
+          <w:tcPr/>
+          <w:p>
+            <w:pPr>
+              <w:pStyle w:val="Compact"/>
+            </w:pPr>
+            <m:oMath>
+              <m:r>
+                <m:rPr>
+                  <m:sty m:val="p"/>
+                </m:rPr>
+                <m:t>?</m:t>
+              </m:r>
+            </m:oMath>
+          </w:p>
+        </w:tc>
+        <w:tc>
+          <w:tcPr/>
+          <w:p>
+            <w:pPr>
+              <w:pStyle w:val="Compact"/>
+            </w:pPr>
+            <w:r>
+              <w:t xml:space="preserve">Potencial de Yang-Mills</w:t>
+            </w:r>
+          </w:p>
+        </w:tc>
+      </w:tr>
+      <w:tr>
+        <w:tc>
+          <w:tcPr/>
+          <w:p>
+            <w:pPr>
+              <w:pStyle w:val="Compact"/>
+            </w:pPr>
+            <w:r>
+              <w:t xml:space="preserve">ND</w:t>
+            </w:r>
+          </w:p>
+        </w:tc>
+        <w:tc>
+          <w:tcPr/>
+          <w:p>
+            <w:pPr>
+              <w:pStyle w:val="Compact"/>
+            </w:pPr>
+            <m:oMath>
+              <m:r>
+                <m:t>1</m:t>
+              </m:r>
+              <m:r>
+                <m:rPr>
+                  <m:sty m:val="p"/>
+                </m:rPr>
+                <m:t>−</m:t>
+              </m:r>
+              <m:r>
+                <m:t>N</m:t>
+              </m:r>
+              <m:r>
+                <m:rPr>
+                  <m:sty m:val="p"/>
+                </m:rPr>
+                <m:t>/</m:t>
+              </m:r>
+              <m:r>
+                <m:t>2</m:t>
+              </m:r>
+            </m:oMath>
+          </w:p>
+        </w:tc>
+        <w:tc>
+          <w:tcPr/>
+          <w:p>
+            <w:pPr>
+              <w:pStyle w:val="Compact"/>
+            </w:pPr>
+            <m:oMath>
+              <m:sSup>
+                <m:e>
+                  <m:r>
+                    <m:t>r</m:t>
+                  </m:r>
+                </m:e>
+                <m:sup>
+                  <m:r>
+                    <m:t>2</m:t>
+                  </m:r>
+                  <m:r>
+                    <m:rPr>
+                      <m:sty m:val="p"/>
+                    </m:rPr>
+                    <m:t>−</m:t>
+                  </m:r>
+                  <m:r>
+                    <m:t>N</m:t>
+                  </m:r>
+                </m:sup>
+              </m:sSup>
+            </m:oMath>
+          </w:p>
+        </w:tc>
+        <w:tc>
+          <w:tcPr/>
+          <w:p>
+            <w:pPr>
+              <w:pStyle w:val="Compact"/>
+            </w:pPr>
+            <m:oMath>
+              <m:r>
+                <m:rPr>
+                  <m:sty m:val="p"/>
+                </m:rPr>
+                <m:t>?</m:t>
+              </m:r>
+            </m:oMath>
+          </w:p>
+        </w:tc>
+        <w:tc>
+          <w:tcPr/>
+          <w:p>
+            <w:pPr>
+              <w:pStyle w:val="Compact"/>
+            </w:pPr>
+            <w:r>
+              <w:t xml:space="preserve">Generalização</w:t>
+            </w:r>
+          </w:p>
+        </w:tc>
+      </w:tr>
+    </w:tbl>
+    <w:p>
+      <w:pPr>
+        <w:pStyle w:val="BodyText"/>
+      </w:pPr>
+      <w:r>
+        <w:t xml:space="preserve"> </w:t>
       </w:r>
     </w:p>
     <w:tbl>
@@ -8922,3994 +12621,12 @@
                 <wp:inline>
                   <wp:extent cx="152400" cy="152400"/>
                   <wp:effectExtent b="0" l="0" r="0" t="0"/>
-                  <wp:docPr descr="" title="" id="68" name="Picture"/>
-                  <a:graphic>
-                    <a:graphicData uri="http://schemas.openxmlformats.org/drawingml/2006/picture">
-                      <pic:pic>
-                        <pic:nvPicPr>
-                          <pic:cNvPr descr="/opt/quarto/share/formats/docx/note.png" id="69" name="Picture"/>
-                          <pic:cNvPicPr>
-                            <a:picLocks noChangeArrowheads="1" noChangeAspect="1"/>
-                          </pic:cNvPicPr>
-                        </pic:nvPicPr>
-                        <pic:blipFill>
-                          <a:blip r:embed="rId9"/>
-                          <a:stretch>
-                            <a:fillRect/>
-                          </a:stretch>
-                        </pic:blipFill>
-                        <pic:spPr bwMode="auto">
-                          <a:xfrm>
-                            <a:off x="0" y="0"/>
-                            <a:ext cx="152400" cy="152400"/>
-                          </a:xfrm>
-                          <a:prstGeom prst="rect">
-                            <a:avLst/>
-                          </a:prstGeom>
-                          <a:noFill/>
-                          <a:ln w="9525">
-                            <a:noFill/>
-                            <a:headEnd/>
-                            <a:tailEnd/>
-                          </a:ln>
-                        </pic:spPr>
-                      </pic:pic>
-                    </a:graphicData>
-                  </a:graphic>
-                </wp:inline>
-              </w:drawing>
-            </w:r>
-            <w:r>
-              <w:t xml:space="preserve"> </w:t>
-            </w:r>
-            <w:r>
-              <w:t xml:space="preserve"> </w:t>
-            </w:r>
-            <w:r>
-              <w:t xml:space="preserve">Note</w:t>
-            </w:r>
-          </w:p>
-        </w:tc>
-      </w:tr>
-      <w:tr>
-        <w:trPr>
-          <w:cantSplit/>
-        </w:trPr>
-        <w:tc>
-          <w:tcPr>
-            <w:tcMar>
-              <w:top w:w="108" w:type="dxa"/>
-              <w:bottom w:w="108" w:type="dxa"/>
-            </w:tcMar>
-          </w:tcPr>
-          <w:p>
-            <w:pPr>
-              <w:pStyle w:val="BodyText"/>
-            </w:pPr>
-            <w:pPr>
-              <w:spacing w:before="16" w:after="16"/>
-            </w:pPr>
-            <w:r>
-              <w:t xml:space="preserve">A regularização dimensional utilizada em física de partículas é análoga à técnica de Frobenius para raízes repetidas. Em ambos os casos, tratamos dimensões não-inteiras como um artifício matemático para obter resultados finitos.</w:t>
-            </w:r>
-          </w:p>
-          <w:p/>
-        </w:tc>
-      </w:tr>
-    </w:tbl>
-    <w:bookmarkEnd w:id="70"/>
-    <w:bookmarkEnd w:id="71"/>
-    <w:bookmarkStart w:id="84" w:name="visualizações-computacionais"/>
-    <w:p>
-      <w:pPr>
-        <w:pStyle w:val="Heading1"/>
-      </w:pPr>
-      <w:r>
-        <w:t xml:space="preserve">Visualizações Computacionais</w:t>
-      </w:r>
-    </w:p>
-    <w:p>
-      <w:pPr>
-        <w:pStyle w:val="SourceCode"/>
-      </w:pPr>
-      <w:r>
-        <w:rPr>
-          <w:rStyle w:val="ImportTok"/>
-        </w:rPr>
-        <w:t xml:space="preserve">import</w:t>
-      </w:r>
-      <w:r>
-        <w:rPr>
-          <w:rStyle w:val="NormalTok"/>
-        </w:rPr>
-        <w:t xml:space="preserve"> numpy </w:t>
-      </w:r>
-      <w:r>
-        <w:rPr>
-          <w:rStyle w:val="ImportTok"/>
-        </w:rPr>
-        <w:t xml:space="preserve">as</w:t>
-      </w:r>
-      <w:r>
-        <w:rPr>
-          <w:rStyle w:val="NormalTok"/>
-        </w:rPr>
-        <w:t xml:space="preserve"> np</w:t>
-      </w:r>
-      <w:r>
-        <w:br/>
-      </w:r>
-      <w:r>
-        <w:rPr>
-          <w:rStyle w:val="ImportTok"/>
-        </w:rPr>
-        <w:t xml:space="preserve">import</w:t>
-      </w:r>
-      <w:r>
-        <w:rPr>
-          <w:rStyle w:val="NormalTok"/>
-        </w:rPr>
-        <w:t xml:space="preserve"> matplotlib.pyplot </w:t>
-      </w:r>
-      <w:r>
-        <w:rPr>
-          <w:rStyle w:val="ImportTok"/>
-        </w:rPr>
-        <w:t xml:space="preserve">as</w:t>
-      </w:r>
-      <w:r>
-        <w:rPr>
-          <w:rStyle w:val="NormalTok"/>
-        </w:rPr>
-        <w:t xml:space="preserve"> plt</w:t>
-      </w:r>
-      <w:r>
-        <w:br/>
-      </w:r>
-      <w:r>
-        <w:rPr>
-          <w:rStyle w:val="ImportTok"/>
-        </w:rPr>
-        <w:t xml:space="preserve">from</w:t>
-      </w:r>
-      <w:r>
-        <w:rPr>
-          <w:rStyle w:val="NormalTok"/>
-        </w:rPr>
-        <w:t xml:space="preserve"> scipy.special </w:t>
-      </w:r>
-      <w:r>
-        <w:rPr>
-          <w:rStyle w:val="ImportTok"/>
-        </w:rPr>
-        <w:t xml:space="preserve">import</w:t>
-      </w:r>
-      <w:r>
-        <w:rPr>
-          <w:rStyle w:val="NormalTok"/>
-        </w:rPr>
-        <w:t xml:space="preserve"> gamma</w:t>
-      </w:r>
-      <w:r>
-        <w:br/>
-      </w:r>
-      <w:r>
-        <w:br/>
-      </w:r>
-      <w:r>
-        <w:br/>
-      </w:r>
-      <w:r>
-        <w:rPr>
-          <w:rStyle w:val="CommentTok"/>
-        </w:rPr>
-        <w:t xml:space="preserve"># Definição das funções de Green</w:t>
-      </w:r>
-      <w:r>
-        <w:br/>
-      </w:r>
-      <w:r>
-        <w:rPr>
-          <w:rStyle w:val="KeywordTok"/>
-        </w:rPr>
-        <w:t xml:space="preserve">def</w:t>
-      </w:r>
-      <w:r>
-        <w:rPr>
-          <w:rStyle w:val="NormalTok"/>
-        </w:rPr>
-        <w:t xml:space="preserve"> G_1D(x, x0</w:t>
-      </w:r>
-      <w:r>
-        <w:rPr>
-          <w:rStyle w:val="OperatorTok"/>
-        </w:rPr>
-        <w:t xml:space="preserve">=</w:t>
-      </w:r>
-      <w:r>
-        <w:rPr>
-          <w:rStyle w:val="DecValTok"/>
-        </w:rPr>
-        <w:t xml:space="preserve">0</w:t>
-      </w:r>
-      <w:r>
-        <w:rPr>
-          <w:rStyle w:val="NormalTok"/>
-        </w:rPr>
-        <w:t xml:space="preserve">):</w:t>
-      </w:r>
-      <w:r>
-        <w:br/>
-      </w:r>
-      <w:r>
-        <w:rPr>
-          <w:rStyle w:val="NormalTok"/>
-        </w:rPr>
-        <w:t xml:space="preserve">    </w:t>
-      </w:r>
-      <w:r>
-        <w:rPr>
-          <w:rStyle w:val="CommentTok"/>
-        </w:rPr>
-        <w:t xml:space="preserve">"""Função de Green em 1D"""</w:t>
-      </w:r>
-      <w:r>
-        <w:br/>
-      </w:r>
-      <w:r>
-        <w:rPr>
-          <w:rStyle w:val="NormalTok"/>
-        </w:rPr>
-        <w:t xml:space="preserve">    r </w:t>
-      </w:r>
-      <w:r>
-        <w:rPr>
-          <w:rStyle w:val="OperatorTok"/>
-        </w:rPr>
-        <w:t xml:space="preserve">=</w:t>
-      </w:r>
-      <w:r>
-        <w:rPr>
-          <w:rStyle w:val="NormalTok"/>
-        </w:rPr>
-        <w:t xml:space="preserve"> np.</w:t>
-      </w:r>
-      <w:r>
-        <w:rPr>
-          <w:rStyle w:val="BuiltInTok"/>
-        </w:rPr>
-        <w:t xml:space="preserve">abs</w:t>
-      </w:r>
-      <w:r>
-        <w:rPr>
-          <w:rStyle w:val="NormalTok"/>
-        </w:rPr>
-        <w:t xml:space="preserve">(x </w:t>
-      </w:r>
-      <w:r>
-        <w:rPr>
-          <w:rStyle w:val="OperatorTok"/>
-        </w:rPr>
-        <w:t xml:space="preserve">-</w:t>
-      </w:r>
-      <w:r>
-        <w:rPr>
-          <w:rStyle w:val="NormalTok"/>
-        </w:rPr>
-        <w:t xml:space="preserve"> x0)</w:t>
-      </w:r>
-      <w:r>
-        <w:br/>
-      </w:r>
-      <w:r>
-        <w:rPr>
-          <w:rStyle w:val="NormalTok"/>
-        </w:rPr>
-        <w:t xml:space="preserve">    </w:t>
-      </w:r>
-      <w:r>
-        <w:rPr>
-          <w:rStyle w:val="ControlFlowTok"/>
-        </w:rPr>
-        <w:t xml:space="preserve">return</w:t>
-      </w:r>
-      <w:r>
-        <w:rPr>
-          <w:rStyle w:val="NormalTok"/>
-        </w:rPr>
-        <w:t xml:space="preserve"> r</w:t>
-      </w:r>
-      <w:r>
-        <w:br/>
-      </w:r>
-      <w:r>
-        <w:br/>
-      </w:r>
-      <w:r>
-        <w:br/>
-      </w:r>
-      <w:r>
-        <w:rPr>
-          <w:rStyle w:val="KeywordTok"/>
-        </w:rPr>
-        <w:t xml:space="preserve">def</w:t>
-      </w:r>
-      <w:r>
-        <w:rPr>
-          <w:rStyle w:val="NormalTok"/>
-        </w:rPr>
-        <w:t xml:space="preserve"> G_2D(r, x0</w:t>
-      </w:r>
-      <w:r>
-        <w:rPr>
-          <w:rStyle w:val="OperatorTok"/>
-        </w:rPr>
-        <w:t xml:space="preserve">=</w:t>
-      </w:r>
-      <w:r>
-        <w:rPr>
-          <w:rStyle w:val="DecValTok"/>
-        </w:rPr>
-        <w:t xml:space="preserve">0</w:t>
-      </w:r>
-      <w:r>
-        <w:rPr>
-          <w:rStyle w:val="NormalTok"/>
-        </w:rPr>
-        <w:t xml:space="preserve">):</w:t>
-      </w:r>
-      <w:r>
-        <w:br/>
-      </w:r>
-      <w:r>
-        <w:rPr>
-          <w:rStyle w:val="NormalTok"/>
-        </w:rPr>
-        <w:t xml:space="preserve">    </w:t>
-      </w:r>
-      <w:r>
-        <w:rPr>
-          <w:rStyle w:val="CommentTok"/>
-        </w:rPr>
-        <w:t xml:space="preserve">"""Função de Green em 2D (logarítmica)"""</w:t>
-      </w:r>
-      <w:r>
-        <w:br/>
-      </w:r>
-      <w:r>
-        <w:rPr>
-          <w:rStyle w:val="NormalTok"/>
-        </w:rPr>
-        <w:t xml:space="preserve">    r </w:t>
-      </w:r>
-      <w:r>
-        <w:rPr>
-          <w:rStyle w:val="OperatorTok"/>
-        </w:rPr>
-        <w:t xml:space="preserve">=</w:t>
-      </w:r>
-      <w:r>
-        <w:rPr>
-          <w:rStyle w:val="NormalTok"/>
-        </w:rPr>
-        <w:t xml:space="preserve"> np.</w:t>
-      </w:r>
-      <w:r>
-        <w:rPr>
-          <w:rStyle w:val="BuiltInTok"/>
-        </w:rPr>
-        <w:t xml:space="preserve">abs</w:t>
-      </w:r>
-      <w:r>
-        <w:rPr>
-          <w:rStyle w:val="NormalTok"/>
-        </w:rPr>
-        <w:t xml:space="preserve">(r </w:t>
-      </w:r>
-      <w:r>
-        <w:rPr>
-          <w:rStyle w:val="OperatorTok"/>
-        </w:rPr>
-        <w:t xml:space="preserve">-</w:t>
-      </w:r>
-      <w:r>
-        <w:rPr>
-          <w:rStyle w:val="NormalTok"/>
-        </w:rPr>
-        <w:t xml:space="preserve"> x0)</w:t>
-      </w:r>
-      <w:r>
-        <w:br/>
-      </w:r>
-      <w:r>
-        <w:rPr>
-          <w:rStyle w:val="NormalTok"/>
-        </w:rPr>
-        <w:t xml:space="preserve">    </w:t>
-      </w:r>
-      <w:r>
-        <w:rPr>
-          <w:rStyle w:val="CommentTok"/>
-        </w:rPr>
-        <w:t xml:space="preserve"># Adiciona um pequeno epsilon para evitar divergência</w:t>
-      </w:r>
-      <w:r>
-        <w:br/>
-      </w:r>
-      <w:r>
-        <w:rPr>
-          <w:rStyle w:val="NormalTok"/>
-        </w:rPr>
-        <w:t xml:space="preserve">    </w:t>
-      </w:r>
-      <w:r>
-        <w:rPr>
-          <w:rStyle w:val="ControlFlowTok"/>
-        </w:rPr>
-        <w:t xml:space="preserve">return</w:t>
-      </w:r>
-      <w:r>
-        <w:rPr>
-          <w:rStyle w:val="NormalTok"/>
-        </w:rPr>
-        <w:t xml:space="preserve"> </w:t>
-      </w:r>
-      <w:r>
-        <w:rPr>
-          <w:rStyle w:val="OperatorTok"/>
-        </w:rPr>
-        <w:t xml:space="preserve">-</w:t>
-      </w:r>
-      <w:r>
-        <w:rPr>
-          <w:rStyle w:val="NormalTok"/>
-        </w:rPr>
-        <w:t xml:space="preserve">np.log(r </w:t>
-      </w:r>
-      <w:r>
-        <w:rPr>
-          <w:rStyle w:val="OperatorTok"/>
-        </w:rPr>
-        <w:t xml:space="preserve">+</w:t>
-      </w:r>
-      <w:r>
-        <w:rPr>
-          <w:rStyle w:val="NormalTok"/>
-        </w:rPr>
-        <w:t xml:space="preserve"> </w:t>
-      </w:r>
-      <w:r>
-        <w:rPr>
-          <w:rStyle w:val="FloatTok"/>
-        </w:rPr>
-        <w:t xml:space="preserve">1e-10</w:t>
-      </w:r>
-      <w:r>
-        <w:rPr>
-          <w:rStyle w:val="NormalTok"/>
-        </w:rPr>
-        <w:t xml:space="preserve">)</w:t>
-      </w:r>
-      <w:r>
-        <w:br/>
-      </w:r>
-      <w:r>
-        <w:br/>
-      </w:r>
-      <w:r>
-        <w:br/>
-      </w:r>
-      <w:r>
-        <w:rPr>
-          <w:rStyle w:val="KeywordTok"/>
-        </w:rPr>
-        <w:t xml:space="preserve">def</w:t>
-      </w:r>
-      <w:r>
-        <w:rPr>
-          <w:rStyle w:val="NormalTok"/>
-        </w:rPr>
-        <w:t xml:space="preserve"> G_3D(r, x0</w:t>
-      </w:r>
-      <w:r>
-        <w:rPr>
-          <w:rStyle w:val="OperatorTok"/>
-        </w:rPr>
-        <w:t xml:space="preserve">=</w:t>
-      </w:r>
-      <w:r>
-        <w:rPr>
-          <w:rStyle w:val="DecValTok"/>
-        </w:rPr>
-        <w:t xml:space="preserve">0</w:t>
-      </w:r>
-      <w:r>
-        <w:rPr>
-          <w:rStyle w:val="NormalTok"/>
-        </w:rPr>
-        <w:t xml:space="preserve">):</w:t>
-      </w:r>
-      <w:r>
-        <w:br/>
-      </w:r>
-      <w:r>
-        <w:rPr>
-          <w:rStyle w:val="NormalTok"/>
-        </w:rPr>
-        <w:t xml:space="preserve">    </w:t>
-      </w:r>
-      <w:r>
-        <w:rPr>
-          <w:rStyle w:val="CommentTok"/>
-        </w:rPr>
-        <w:t xml:space="preserve">"""Função de Green em 3D"""</w:t>
-      </w:r>
-      <w:r>
-        <w:br/>
-      </w:r>
-      <w:r>
-        <w:rPr>
-          <w:rStyle w:val="NormalTok"/>
-        </w:rPr>
-        <w:t xml:space="preserve">    r </w:t>
-      </w:r>
-      <w:r>
-        <w:rPr>
-          <w:rStyle w:val="OperatorTok"/>
-        </w:rPr>
-        <w:t xml:space="preserve">=</w:t>
-      </w:r>
-      <w:r>
-        <w:rPr>
-          <w:rStyle w:val="NormalTok"/>
-        </w:rPr>
-        <w:t xml:space="preserve"> np.</w:t>
-      </w:r>
-      <w:r>
-        <w:rPr>
-          <w:rStyle w:val="BuiltInTok"/>
-        </w:rPr>
-        <w:t xml:space="preserve">abs</w:t>
-      </w:r>
-      <w:r>
-        <w:rPr>
-          <w:rStyle w:val="NormalTok"/>
-        </w:rPr>
-        <w:t xml:space="preserve">(r </w:t>
-      </w:r>
-      <w:r>
-        <w:rPr>
-          <w:rStyle w:val="OperatorTok"/>
-        </w:rPr>
-        <w:t xml:space="preserve">-</w:t>
-      </w:r>
-      <w:r>
-        <w:rPr>
-          <w:rStyle w:val="NormalTok"/>
-        </w:rPr>
-        <w:t xml:space="preserve"> x0)</w:t>
-      </w:r>
-      <w:r>
-        <w:br/>
-      </w:r>
-      <w:r>
-        <w:rPr>
-          <w:rStyle w:val="NormalTok"/>
-        </w:rPr>
-        <w:t xml:space="preserve">    </w:t>
-      </w:r>
-      <w:r>
-        <w:rPr>
-          <w:rStyle w:val="ControlFlowTok"/>
-        </w:rPr>
-        <w:t xml:space="preserve">return</w:t>
-      </w:r>
-      <w:r>
-        <w:rPr>
-          <w:rStyle w:val="NormalTok"/>
-        </w:rPr>
-        <w:t xml:space="preserve"> </w:t>
-      </w:r>
-      <w:r>
-        <w:rPr>
-          <w:rStyle w:val="FloatTok"/>
-        </w:rPr>
-        <w:t xml:space="preserve">1.0</w:t>
-      </w:r>
-      <w:r>
-        <w:rPr>
-          <w:rStyle w:val="NormalTok"/>
-        </w:rPr>
-        <w:t xml:space="preserve"> </w:t>
-      </w:r>
-      <w:r>
-        <w:rPr>
-          <w:rStyle w:val="OperatorTok"/>
-        </w:rPr>
-        <w:t xml:space="preserve">/</w:t>
-      </w:r>
-      <w:r>
-        <w:rPr>
-          <w:rStyle w:val="NormalTok"/>
-        </w:rPr>
-        <w:t xml:space="preserve"> (r </w:t>
-      </w:r>
-      <w:r>
-        <w:rPr>
-          <w:rStyle w:val="OperatorTok"/>
-        </w:rPr>
-        <w:t xml:space="preserve">+</w:t>
-      </w:r>
-      <w:r>
-        <w:rPr>
-          <w:rStyle w:val="NormalTok"/>
-        </w:rPr>
-        <w:t xml:space="preserve"> </w:t>
-      </w:r>
-      <w:r>
-        <w:rPr>
-          <w:rStyle w:val="FloatTok"/>
-        </w:rPr>
-        <w:t xml:space="preserve">1e-10</w:t>
-      </w:r>
-      <w:r>
-        <w:rPr>
-          <w:rStyle w:val="NormalTok"/>
-        </w:rPr>
-        <w:t xml:space="preserve">)</w:t>
-      </w:r>
-      <w:r>
-        <w:br/>
-      </w:r>
-      <w:r>
-        <w:br/>
-      </w:r>
-      <w:r>
-        <w:br/>
-      </w:r>
-      <w:r>
-        <w:rPr>
-          <w:rStyle w:val="CommentTok"/>
-        </w:rPr>
-        <w:t xml:space="preserve"># Criar figura</w:t>
-      </w:r>
-      <w:r>
-        <w:br/>
-      </w:r>
-      <w:r>
-        <w:rPr>
-          <w:rStyle w:val="NormalTok"/>
-        </w:rPr>
-        <w:t xml:space="preserve">fig, axes </w:t>
-      </w:r>
-      <w:r>
-        <w:rPr>
-          <w:rStyle w:val="OperatorTok"/>
-        </w:rPr>
-        <w:t xml:space="preserve">=</w:t>
-      </w:r>
-      <w:r>
-        <w:rPr>
-          <w:rStyle w:val="NormalTok"/>
-        </w:rPr>
-        <w:t xml:space="preserve"> plt.subplots(</w:t>
-      </w:r>
-      <w:r>
-        <w:rPr>
-          <w:rStyle w:val="DecValTok"/>
-        </w:rPr>
-        <w:t xml:space="preserve">1</w:t>
-      </w:r>
-      <w:r>
-        <w:rPr>
-          <w:rStyle w:val="NormalTok"/>
-        </w:rPr>
-        <w:t xml:space="preserve">, </w:t>
-      </w:r>
-      <w:r>
-        <w:rPr>
-          <w:rStyle w:val="DecValTok"/>
-        </w:rPr>
-        <w:t xml:space="preserve">3</w:t>
-      </w:r>
-      <w:r>
-        <w:rPr>
-          <w:rStyle w:val="NormalTok"/>
-        </w:rPr>
-        <w:t xml:space="preserve">, figsize</w:t>
-      </w:r>
-      <w:r>
-        <w:rPr>
-          <w:rStyle w:val="OperatorTok"/>
-        </w:rPr>
-        <w:t xml:space="preserve">=</w:t>
-      </w:r>
-      <w:r>
-        <w:rPr>
-          <w:rStyle w:val="NormalTok"/>
-        </w:rPr>
-        <w:t xml:space="preserve">(</w:t>
-      </w:r>
-      <w:r>
-        <w:rPr>
-          <w:rStyle w:val="DecValTok"/>
-        </w:rPr>
-        <w:t xml:space="preserve">12</w:t>
-      </w:r>
-      <w:r>
-        <w:rPr>
-          <w:rStyle w:val="NormalTok"/>
-        </w:rPr>
-        <w:t xml:space="preserve">, </w:t>
-      </w:r>
-      <w:r>
-        <w:rPr>
-          <w:rStyle w:val="DecValTok"/>
-        </w:rPr>
-        <w:t xml:space="preserve">4</w:t>
-      </w:r>
-      <w:r>
-        <w:rPr>
-          <w:rStyle w:val="NormalTok"/>
-        </w:rPr>
-        <w:t xml:space="preserve">))</w:t>
-      </w:r>
-      <w:r>
-        <w:br/>
-      </w:r>
-      <w:r>
-        <w:rPr>
-          <w:rStyle w:val="NormalTok"/>
-        </w:rPr>
-        <w:t xml:space="preserve">x </w:t>
-      </w:r>
-      <w:r>
-        <w:rPr>
-          <w:rStyle w:val="OperatorTok"/>
-        </w:rPr>
-        <w:t xml:space="preserve">=</w:t>
-      </w:r>
-      <w:r>
-        <w:rPr>
-          <w:rStyle w:val="NormalTok"/>
-        </w:rPr>
-        <w:t xml:space="preserve"> np.linspace(</w:t>
-      </w:r>
-      <w:r>
-        <w:rPr>
-          <w:rStyle w:val="FloatTok"/>
-        </w:rPr>
-        <w:t xml:space="preserve">0.01</w:t>
-      </w:r>
-      <w:r>
-        <w:rPr>
-          <w:rStyle w:val="NormalTok"/>
-        </w:rPr>
-        <w:t xml:space="preserve">, </w:t>
-      </w:r>
-      <w:r>
-        <w:rPr>
-          <w:rStyle w:val="DecValTok"/>
-        </w:rPr>
-        <w:t xml:space="preserve">5</w:t>
-      </w:r>
-      <w:r>
-        <w:rPr>
-          <w:rStyle w:val="NormalTok"/>
-        </w:rPr>
-        <w:t xml:space="preserve">, </w:t>
-      </w:r>
-      <w:r>
-        <w:rPr>
-          <w:rStyle w:val="DecValTok"/>
-        </w:rPr>
-        <w:t xml:space="preserve">1000</w:t>
-      </w:r>
-      <w:r>
-        <w:rPr>
-          <w:rStyle w:val="NormalTok"/>
-        </w:rPr>
-        <w:t xml:space="preserve">)</w:t>
-      </w:r>
-      <w:r>
-        <w:br/>
-      </w:r>
-      <w:r>
-        <w:br/>
-      </w:r>
-      <w:r>
-        <w:rPr>
-          <w:rStyle w:val="CommentTok"/>
-        </w:rPr>
-        <w:t xml:space="preserve"># Plot 1D</w:t>
-      </w:r>
-      <w:r>
-        <w:br/>
-      </w:r>
-      <w:r>
-        <w:rPr>
-          <w:rStyle w:val="NormalTok"/>
-        </w:rPr>
-        <w:t xml:space="preserve">axes[</w:t>
-      </w:r>
-      <w:r>
-        <w:rPr>
-          <w:rStyle w:val="DecValTok"/>
-        </w:rPr>
-        <w:t xml:space="preserve">0</w:t>
-      </w:r>
-      <w:r>
-        <w:rPr>
-          <w:rStyle w:val="NormalTok"/>
-        </w:rPr>
-        <w:t xml:space="preserve">].plot(x, G_1D(x), </w:t>
-      </w:r>
-      <w:r>
-        <w:rPr>
-          <w:rStyle w:val="StringTok"/>
-        </w:rPr>
-        <w:t xml:space="preserve">"b-"</w:t>
-      </w:r>
-      <w:r>
-        <w:rPr>
-          <w:rStyle w:val="NormalTok"/>
-        </w:rPr>
-        <w:t xml:space="preserve">, linewidth</w:t>
-      </w:r>
-      <w:r>
-        <w:rPr>
-          <w:rStyle w:val="OperatorTok"/>
-        </w:rPr>
-        <w:t xml:space="preserve">=</w:t>
-      </w:r>
-      <w:r>
-        <w:rPr>
-          <w:rStyle w:val="DecValTok"/>
-        </w:rPr>
-        <w:t xml:space="preserve">2</w:t>
-      </w:r>
-      <w:r>
-        <w:rPr>
-          <w:rStyle w:val="NormalTok"/>
-        </w:rPr>
-        <w:t xml:space="preserve">)</w:t>
-      </w:r>
-      <w:r>
-        <w:br/>
-      </w:r>
-      <w:r>
-        <w:rPr>
-          <w:rStyle w:val="NormalTok"/>
-        </w:rPr>
-        <w:t xml:space="preserve">axes[</w:t>
-      </w:r>
-      <w:r>
-        <w:rPr>
-          <w:rStyle w:val="DecValTok"/>
-        </w:rPr>
-        <w:t xml:space="preserve">0</w:t>
-      </w:r>
-      <w:r>
-        <w:rPr>
-          <w:rStyle w:val="NormalTok"/>
-        </w:rPr>
-        <w:t xml:space="preserve">].set_xlabel(</w:t>
-      </w:r>
-      <w:r>
-        <w:rPr>
-          <w:rStyle w:val="StringTok"/>
-        </w:rPr>
-        <w:t xml:space="preserve">"r"</w:t>
-      </w:r>
-      <w:r>
-        <w:rPr>
-          <w:rStyle w:val="NormalTok"/>
-        </w:rPr>
-        <w:t xml:space="preserve">)</w:t>
-      </w:r>
-      <w:r>
-        <w:br/>
-      </w:r>
-      <w:r>
-        <w:rPr>
-          <w:rStyle w:val="NormalTok"/>
-        </w:rPr>
-        <w:t xml:space="preserve">axes[</w:t>
-      </w:r>
-      <w:r>
-        <w:rPr>
-          <w:rStyle w:val="DecValTok"/>
-        </w:rPr>
-        <w:t xml:space="preserve">0</w:t>
-      </w:r>
-      <w:r>
-        <w:rPr>
-          <w:rStyle w:val="NormalTok"/>
-        </w:rPr>
-        <w:t xml:space="preserve">].set_ylabel(</w:t>
-      </w:r>
-      <w:r>
-        <w:rPr>
-          <w:rStyle w:val="StringTok"/>
-        </w:rPr>
-        <w:t xml:space="preserve">"G(r)"</w:t>
-      </w:r>
-      <w:r>
-        <w:rPr>
-          <w:rStyle w:val="NormalTok"/>
-        </w:rPr>
-        <w:t xml:space="preserve">)</w:t>
-      </w:r>
-      <w:r>
-        <w:br/>
-      </w:r>
-      <w:r>
-        <w:rPr>
-          <w:rStyle w:val="NormalTok"/>
-        </w:rPr>
-        <w:t xml:space="preserve">axes[</w:t>
-      </w:r>
-      <w:r>
-        <w:rPr>
-          <w:rStyle w:val="DecValTok"/>
-        </w:rPr>
-        <w:t xml:space="preserve">0</w:t>
-      </w:r>
-      <w:r>
-        <w:rPr>
-          <w:rStyle w:val="NormalTok"/>
-        </w:rPr>
-        <w:t xml:space="preserve">].set_title(</w:t>
-      </w:r>
-      <w:r>
-        <w:rPr>
-          <w:rStyle w:val="StringTok"/>
-        </w:rPr>
-        <w:t xml:space="preserve">"1D: G(r) = |r|"</w:t>
-      </w:r>
-      <w:r>
-        <w:rPr>
-          <w:rStyle w:val="NormalTok"/>
-        </w:rPr>
-        <w:t xml:space="preserve">)</w:t>
-      </w:r>
-      <w:r>
-        <w:br/>
-      </w:r>
-      <w:r>
-        <w:rPr>
-          <w:rStyle w:val="NormalTok"/>
-        </w:rPr>
-        <w:t xml:space="preserve">axes[</w:t>
-      </w:r>
-      <w:r>
-        <w:rPr>
-          <w:rStyle w:val="DecValTok"/>
-        </w:rPr>
-        <w:t xml:space="preserve">0</w:t>
-      </w:r>
-      <w:r>
-        <w:rPr>
-          <w:rStyle w:val="NormalTok"/>
-        </w:rPr>
-        <w:t xml:space="preserve">].grid(</w:t>
-      </w:r>
-      <w:r>
-        <w:rPr>
-          <w:rStyle w:val="VariableTok"/>
-        </w:rPr>
-        <w:t xml:space="preserve">True</w:t>
-      </w:r>
-      <w:r>
-        <w:rPr>
-          <w:rStyle w:val="NormalTok"/>
-        </w:rPr>
-        <w:t xml:space="preserve">, alpha</w:t>
-      </w:r>
-      <w:r>
-        <w:rPr>
-          <w:rStyle w:val="OperatorTok"/>
-        </w:rPr>
-        <w:t xml:space="preserve">=</w:t>
-      </w:r>
-      <w:r>
-        <w:rPr>
-          <w:rStyle w:val="FloatTok"/>
-        </w:rPr>
-        <w:t xml:space="preserve">0.3</w:t>
-      </w:r>
-      <w:r>
-        <w:rPr>
-          <w:rStyle w:val="NormalTok"/>
-        </w:rPr>
-        <w:t xml:space="preserve">)</w:t>
-      </w:r>
-      <w:r>
-        <w:br/>
-      </w:r>
-      <w:r>
-        <w:br/>
-      </w:r>
-      <w:r>
-        <w:rPr>
-          <w:rStyle w:val="CommentTok"/>
-        </w:rPr>
-        <w:t xml:space="preserve"># Plot 2D</w:t>
-      </w:r>
-      <w:r>
-        <w:br/>
-      </w:r>
-      <w:r>
-        <w:rPr>
-          <w:rStyle w:val="NormalTok"/>
-        </w:rPr>
-        <w:t xml:space="preserve">axes[</w:t>
-      </w:r>
-      <w:r>
-        <w:rPr>
-          <w:rStyle w:val="DecValTok"/>
-        </w:rPr>
-        <w:t xml:space="preserve">1</w:t>
-      </w:r>
-      <w:r>
-        <w:rPr>
-          <w:rStyle w:val="NormalTok"/>
-        </w:rPr>
-        <w:t xml:space="preserve">].plot(x, G_2D(x), </w:t>
-      </w:r>
-      <w:r>
-        <w:rPr>
-          <w:rStyle w:val="StringTok"/>
-        </w:rPr>
-        <w:t xml:space="preserve">"r-"</w:t>
-      </w:r>
-      <w:r>
-        <w:rPr>
-          <w:rStyle w:val="NormalTok"/>
-        </w:rPr>
-        <w:t xml:space="preserve">, linewidth</w:t>
-      </w:r>
-      <w:r>
-        <w:rPr>
-          <w:rStyle w:val="OperatorTok"/>
-        </w:rPr>
-        <w:t xml:space="preserve">=</w:t>
-      </w:r>
-      <w:r>
-        <w:rPr>
-          <w:rStyle w:val="DecValTok"/>
-        </w:rPr>
-        <w:t xml:space="preserve">2</w:t>
-      </w:r>
-      <w:r>
-        <w:rPr>
-          <w:rStyle w:val="NormalTok"/>
-        </w:rPr>
-        <w:t xml:space="preserve">)</w:t>
-      </w:r>
-      <w:r>
-        <w:br/>
-      </w:r>
-      <w:r>
-        <w:rPr>
-          <w:rStyle w:val="NormalTok"/>
-        </w:rPr>
-        <w:t xml:space="preserve">axes[</w:t>
-      </w:r>
-      <w:r>
-        <w:rPr>
-          <w:rStyle w:val="DecValTok"/>
-        </w:rPr>
-        <w:t xml:space="preserve">1</w:t>
-      </w:r>
-      <w:r>
-        <w:rPr>
-          <w:rStyle w:val="NormalTok"/>
-        </w:rPr>
-        <w:t xml:space="preserve">].set_xlabel(</w:t>
-      </w:r>
-      <w:r>
-        <w:rPr>
-          <w:rStyle w:val="StringTok"/>
-        </w:rPr>
-        <w:t xml:space="preserve">"r"</w:t>
-      </w:r>
-      <w:r>
-        <w:rPr>
-          <w:rStyle w:val="NormalTok"/>
-        </w:rPr>
-        <w:t xml:space="preserve">)</w:t>
-      </w:r>
-      <w:r>
-        <w:br/>
-      </w:r>
-      <w:r>
-        <w:rPr>
-          <w:rStyle w:val="NormalTok"/>
-        </w:rPr>
-        <w:t xml:space="preserve">axes[</w:t>
-      </w:r>
-      <w:r>
-        <w:rPr>
-          <w:rStyle w:val="DecValTok"/>
-        </w:rPr>
-        <w:t xml:space="preserve">1</w:t>
-      </w:r>
-      <w:r>
-        <w:rPr>
-          <w:rStyle w:val="NormalTok"/>
-        </w:rPr>
-        <w:t xml:space="preserve">].set_ylabel(</w:t>
-      </w:r>
-      <w:r>
-        <w:rPr>
-          <w:rStyle w:val="StringTok"/>
-        </w:rPr>
-        <w:t xml:space="preserve">"G(r)"</w:t>
-      </w:r>
-      <w:r>
-        <w:rPr>
-          <w:rStyle w:val="NormalTok"/>
-        </w:rPr>
-        <w:t xml:space="preserve">)</w:t>
-      </w:r>
-      <w:r>
-        <w:br/>
-      </w:r>
-      <w:r>
-        <w:rPr>
-          <w:rStyle w:val="NormalTok"/>
-        </w:rPr>
-        <w:t xml:space="preserve">axes[</w:t>
-      </w:r>
-      <w:r>
-        <w:rPr>
-          <w:rStyle w:val="DecValTok"/>
-        </w:rPr>
-        <w:t xml:space="preserve">1</w:t>
-      </w:r>
-      <w:r>
-        <w:rPr>
-          <w:rStyle w:val="NormalTok"/>
-        </w:rPr>
-        <w:t xml:space="preserve">].set_title(</w:t>
-      </w:r>
-      <w:r>
-        <w:rPr>
-          <w:rStyle w:val="StringTok"/>
-        </w:rPr>
-        <w:t xml:space="preserve">"2D: G(r) = -ln(r)"</w:t>
-      </w:r>
-      <w:r>
-        <w:rPr>
-          <w:rStyle w:val="NormalTok"/>
-        </w:rPr>
-        <w:t xml:space="preserve">)</w:t>
-      </w:r>
-      <w:r>
-        <w:br/>
-      </w:r>
-      <w:r>
-        <w:rPr>
-          <w:rStyle w:val="NormalTok"/>
-        </w:rPr>
-        <w:t xml:space="preserve">axes[</w:t>
-      </w:r>
-      <w:r>
-        <w:rPr>
-          <w:rStyle w:val="DecValTok"/>
-        </w:rPr>
-        <w:t xml:space="preserve">1</w:t>
-      </w:r>
-      <w:r>
-        <w:rPr>
-          <w:rStyle w:val="NormalTok"/>
-        </w:rPr>
-        <w:t xml:space="preserve">].grid(</w:t>
-      </w:r>
-      <w:r>
-        <w:rPr>
-          <w:rStyle w:val="VariableTok"/>
-        </w:rPr>
-        <w:t xml:space="preserve">True</w:t>
-      </w:r>
-      <w:r>
-        <w:rPr>
-          <w:rStyle w:val="NormalTok"/>
-        </w:rPr>
-        <w:t xml:space="preserve">, alpha</w:t>
-      </w:r>
-      <w:r>
-        <w:rPr>
-          <w:rStyle w:val="OperatorTok"/>
-        </w:rPr>
-        <w:t xml:space="preserve">=</w:t>
-      </w:r>
-      <w:r>
-        <w:rPr>
-          <w:rStyle w:val="FloatTok"/>
-        </w:rPr>
-        <w:t xml:space="preserve">0.3</w:t>
-      </w:r>
-      <w:r>
-        <w:rPr>
-          <w:rStyle w:val="NormalTok"/>
-        </w:rPr>
-        <w:t xml:space="preserve">)</w:t>
-      </w:r>
-      <w:r>
-        <w:br/>
-      </w:r>
-      <w:r>
-        <w:br/>
-      </w:r>
-      <w:r>
-        <w:rPr>
-          <w:rStyle w:val="CommentTok"/>
-        </w:rPr>
-        <w:t xml:space="preserve"># Plot 3D</w:t>
-      </w:r>
-      <w:r>
-        <w:br/>
-      </w:r>
-      <w:r>
-        <w:rPr>
-          <w:rStyle w:val="NormalTok"/>
-        </w:rPr>
-        <w:t xml:space="preserve">axes[</w:t>
-      </w:r>
-      <w:r>
-        <w:rPr>
-          <w:rStyle w:val="DecValTok"/>
-        </w:rPr>
-        <w:t xml:space="preserve">2</w:t>
-      </w:r>
-      <w:r>
-        <w:rPr>
-          <w:rStyle w:val="NormalTok"/>
-        </w:rPr>
-        <w:t xml:space="preserve">].plot(x, G_3D(x), </w:t>
-      </w:r>
-      <w:r>
-        <w:rPr>
-          <w:rStyle w:val="StringTok"/>
-        </w:rPr>
-        <w:t xml:space="preserve">"g-"</w:t>
-      </w:r>
-      <w:r>
-        <w:rPr>
-          <w:rStyle w:val="NormalTok"/>
-        </w:rPr>
-        <w:t xml:space="preserve">, linewidth</w:t>
-      </w:r>
-      <w:r>
-        <w:rPr>
-          <w:rStyle w:val="OperatorTok"/>
-        </w:rPr>
-        <w:t xml:space="preserve">=</w:t>
-      </w:r>
-      <w:r>
-        <w:rPr>
-          <w:rStyle w:val="DecValTok"/>
-        </w:rPr>
-        <w:t xml:space="preserve">2</w:t>
-      </w:r>
-      <w:r>
-        <w:rPr>
-          <w:rStyle w:val="NormalTok"/>
-        </w:rPr>
-        <w:t xml:space="preserve">)</w:t>
-      </w:r>
-      <w:r>
-        <w:br/>
-      </w:r>
-      <w:r>
-        <w:rPr>
-          <w:rStyle w:val="NormalTok"/>
-        </w:rPr>
-        <w:t xml:space="preserve">axes[</w:t>
-      </w:r>
-      <w:r>
-        <w:rPr>
-          <w:rStyle w:val="DecValTok"/>
-        </w:rPr>
-        <w:t xml:space="preserve">2</w:t>
-      </w:r>
-      <w:r>
-        <w:rPr>
-          <w:rStyle w:val="NormalTok"/>
-        </w:rPr>
-        <w:t xml:space="preserve">].set_xlabel(</w:t>
-      </w:r>
-      <w:r>
-        <w:rPr>
-          <w:rStyle w:val="StringTok"/>
-        </w:rPr>
-        <w:t xml:space="preserve">"r"</w:t>
-      </w:r>
-      <w:r>
-        <w:rPr>
-          <w:rStyle w:val="NormalTok"/>
-        </w:rPr>
-        <w:t xml:space="preserve">)</w:t>
-      </w:r>
-      <w:r>
-        <w:br/>
-      </w:r>
-      <w:r>
-        <w:rPr>
-          <w:rStyle w:val="NormalTok"/>
-        </w:rPr>
-        <w:t xml:space="preserve">axes[</w:t>
-      </w:r>
-      <w:r>
-        <w:rPr>
-          <w:rStyle w:val="DecValTok"/>
-        </w:rPr>
-        <w:t xml:space="preserve">2</w:t>
-      </w:r>
-      <w:r>
-        <w:rPr>
-          <w:rStyle w:val="NormalTok"/>
-        </w:rPr>
-        <w:t xml:space="preserve">].set_ylabel(</w:t>
-      </w:r>
-      <w:r>
-        <w:rPr>
-          <w:rStyle w:val="StringTok"/>
-        </w:rPr>
-        <w:t xml:space="preserve">"G(r)"</w:t>
-      </w:r>
-      <w:r>
-        <w:rPr>
-          <w:rStyle w:val="NormalTok"/>
-        </w:rPr>
-        <w:t xml:space="preserve">)</w:t>
-      </w:r>
-      <w:r>
-        <w:br/>
-      </w:r>
-      <w:r>
-        <w:rPr>
-          <w:rStyle w:val="NormalTok"/>
-        </w:rPr>
-        <w:t xml:space="preserve">axes[</w:t>
-      </w:r>
-      <w:r>
-        <w:rPr>
-          <w:rStyle w:val="DecValTok"/>
-        </w:rPr>
-        <w:t xml:space="preserve">2</w:t>
-      </w:r>
-      <w:r>
-        <w:rPr>
-          <w:rStyle w:val="NormalTok"/>
-        </w:rPr>
-        <w:t xml:space="preserve">].set_title(</w:t>
-      </w:r>
-      <w:r>
-        <w:rPr>
-          <w:rStyle w:val="StringTok"/>
-        </w:rPr>
-        <w:t xml:space="preserve">"3D: G(r) = 1/r"</w:t>
-      </w:r>
-      <w:r>
-        <w:rPr>
-          <w:rStyle w:val="NormalTok"/>
-        </w:rPr>
-        <w:t xml:space="preserve">)</w:t>
-      </w:r>
-      <w:r>
-        <w:br/>
-      </w:r>
-      <w:r>
-        <w:rPr>
-          <w:rStyle w:val="NormalTok"/>
-        </w:rPr>
-        <w:t xml:space="preserve">axes[</w:t>
-      </w:r>
-      <w:r>
-        <w:rPr>
-          <w:rStyle w:val="DecValTok"/>
-        </w:rPr>
-        <w:t xml:space="preserve">2</w:t>
-      </w:r>
-      <w:r>
-        <w:rPr>
-          <w:rStyle w:val="NormalTok"/>
-        </w:rPr>
-        <w:t xml:space="preserve">].grid(</w:t>
-      </w:r>
-      <w:r>
-        <w:rPr>
-          <w:rStyle w:val="VariableTok"/>
-        </w:rPr>
-        <w:t xml:space="preserve">True</w:t>
-      </w:r>
-      <w:r>
-        <w:rPr>
-          <w:rStyle w:val="NormalTok"/>
-        </w:rPr>
-        <w:t xml:space="preserve">, alpha</w:t>
-      </w:r>
-      <w:r>
-        <w:rPr>
-          <w:rStyle w:val="OperatorTok"/>
-        </w:rPr>
-        <w:t xml:space="preserve">=</w:t>
-      </w:r>
-      <w:r>
-        <w:rPr>
-          <w:rStyle w:val="FloatTok"/>
-        </w:rPr>
-        <w:t xml:space="preserve">0.3</w:t>
-      </w:r>
-      <w:r>
-        <w:rPr>
-          <w:rStyle w:val="NormalTok"/>
-        </w:rPr>
-        <w:t xml:space="preserve">)</w:t>
-      </w:r>
-      <w:r>
-        <w:br/>
-      </w:r>
-      <w:r>
-        <w:br/>
-      </w:r>
-      <w:r>
-        <w:rPr>
-          <w:rStyle w:val="NormalTok"/>
-        </w:rPr>
-        <w:t xml:space="preserve">plt.tight_layout()</w:t>
-      </w:r>
-      <w:r>
-        <w:br/>
-      </w:r>
-      <w:r>
-        <w:rPr>
-          <w:rStyle w:val="NormalTok"/>
-        </w:rPr>
-        <w:t xml:space="preserve">plt.show()</w:t>
-      </w:r>
-    </w:p>
-    <w:tbl>
-      <w:tblPr>
-        <w:tblStyle w:val="Table"/>
-        <w:tblW w:type="pct" w:w="5000"/>
-        <w:tblLayout w:type="fixed"/>
-        <w:tblLook w:firstRow="0" w:lastRow="0" w:firstColumn="0" w:lastColumn="0" w:noHBand="0" w:noVBand="0" w:val="0000"/>
-      </w:tblPr>
-      <w:tblGrid>
-        <w:gridCol w:w="7920"/>
-      </w:tblGrid>
-      <w:tr>
-        <w:tc>
-          <w:tcPr/>
-          <w:bookmarkStart w:id="75" w:name="fig-greens-functions"/>
-          <w:p>
-            <w:pPr>
-              <w:pStyle w:val="Compact"/>
-              <w:jc w:val="center"/>
-            </w:pPr>
-            <w:r>
-              <w:drawing>
-                <wp:inline>
-                  <wp:extent cx="5334000" cy="1746861"/>
-                  <wp:effectExtent b="0" l="0" r="0" t="0"/>
-                  <wp:docPr descr="" title="" id="73" name="Picture"/>
-                  <a:graphic>
-                    <a:graphicData uri="http://schemas.openxmlformats.org/drawingml/2006/picture">
-                      <pic:pic>
-                        <pic:nvPicPr>
-                          <pic:cNvPr descr="green-functions-nd_files/figure-docx/fig-greens-functions-output-1.png" id="74" name="Picture"/>
-                          <pic:cNvPicPr>
-                            <a:picLocks noChangeArrowheads="1" noChangeAspect="1"/>
-                          </pic:cNvPicPr>
-                        </pic:nvPicPr>
-                        <pic:blipFill>
-                          <a:blip r:embed="rId72"/>
-                          <a:stretch>
-                            <a:fillRect/>
-                          </a:stretch>
-                        </pic:blipFill>
-                        <pic:spPr bwMode="auto">
-                          <a:xfrm>
-                            <a:off x="0" y="0"/>
-                            <a:ext cx="5334000" cy="1746861"/>
-                          </a:xfrm>
-                          <a:prstGeom prst="rect">
-                            <a:avLst/>
-                          </a:prstGeom>
-                          <a:noFill/>
-                          <a:ln w="9525">
-                            <a:noFill/>
-                            <a:headEnd/>
-                            <a:tailEnd/>
-                          </a:ln>
-                        </pic:spPr>
-                      </pic:pic>
-                    </a:graphicData>
-                  </a:graphic>
-                </wp:inline>
-              </w:drawing>
-            </w:r>
-          </w:p>
-          <w:p>
-            <w:pPr>
-              <w:jc w:val="center"/>
-            </w:pPr>
-            <w:pPr>
-              <w:jc w:val="left"/>
-              <w:spacing w:before="200"/>
-              <w:pStyle w:val="ImageCaption"/>
-            </w:pPr>
-            <w:r>
-              <w:t xml:space="preserve">Figure 1: Funções de Green em diferentes dimensões</w:t>
-            </w:r>
-          </w:p>
-          <w:bookmarkEnd w:id="75"/>
-        </w:tc>
-      </w:tr>
-    </w:tbl>
-    <w:p>
-      <w:pPr>
-        <w:pStyle w:val="SourceCode"/>
-      </w:pPr>
-      <w:r>
-        <w:rPr>
-          <w:rStyle w:val="KeywordTok"/>
-        </w:rPr>
-        <w:t xml:space="preserve">def</w:t>
-      </w:r>
-      <w:r>
-        <w:rPr>
-          <w:rStyle w:val="NormalTok"/>
-        </w:rPr>
-        <w:t xml:space="preserve"> G_3D_regularizada(r, epsilon</w:t>
-      </w:r>
-      <w:r>
-        <w:rPr>
-          <w:rStyle w:val="OperatorTok"/>
-        </w:rPr>
-        <w:t xml:space="preserve">=</w:t>
-      </w:r>
-      <w:r>
-        <w:rPr>
-          <w:rStyle w:val="FloatTok"/>
-        </w:rPr>
-        <w:t xml:space="preserve">0.1</w:t>
-      </w:r>
-      <w:r>
-        <w:rPr>
-          <w:rStyle w:val="NormalTok"/>
-        </w:rPr>
-        <w:t xml:space="preserve">):</w:t>
-      </w:r>
-      <w:r>
-        <w:br/>
-      </w:r>
-      <w:r>
-        <w:rPr>
-          <w:rStyle w:val="NormalTok"/>
-        </w:rPr>
-        <w:t xml:space="preserve">    </w:t>
-      </w:r>
-      <w:r>
-        <w:rPr>
-          <w:rStyle w:val="CommentTok"/>
-        </w:rPr>
-        <w:t xml:space="preserve">"""Função de Green 3D regularizada"""</w:t>
-      </w:r>
-      <w:r>
-        <w:br/>
-      </w:r>
-      <w:r>
-        <w:rPr>
-          <w:rStyle w:val="NormalTok"/>
-        </w:rPr>
-        <w:t xml:space="preserve">    r_safe </w:t>
-      </w:r>
-      <w:r>
-        <w:rPr>
-          <w:rStyle w:val="OperatorTok"/>
-        </w:rPr>
-        <w:t xml:space="preserve">=</w:t>
-      </w:r>
-      <w:r>
-        <w:rPr>
-          <w:rStyle w:val="NormalTok"/>
-        </w:rPr>
-        <w:t xml:space="preserve"> r </w:t>
-      </w:r>
-      <w:r>
-        <w:rPr>
-          <w:rStyle w:val="OperatorTok"/>
-        </w:rPr>
-        <w:t xml:space="preserve">+</w:t>
-      </w:r>
-      <w:r>
-        <w:rPr>
-          <w:rStyle w:val="NormalTok"/>
-        </w:rPr>
-        <w:t xml:space="preserve"> </w:t>
-      </w:r>
-      <w:r>
-        <w:rPr>
-          <w:rStyle w:val="FloatTok"/>
-        </w:rPr>
-        <w:t xml:space="preserve">1e-10</w:t>
-      </w:r>
-      <w:r>
-        <w:br/>
-      </w:r>
-      <w:r>
-        <w:rPr>
-          <w:rStyle w:val="NormalTok"/>
-        </w:rPr>
-        <w:t xml:space="preserve">    </w:t>
-      </w:r>
-      <w:r>
-        <w:rPr>
-          <w:rStyle w:val="ControlFlowTok"/>
-        </w:rPr>
-        <w:t xml:space="preserve">return</w:t>
-      </w:r>
-      <w:r>
-        <w:rPr>
-          <w:rStyle w:val="NormalTok"/>
-        </w:rPr>
-        <w:t xml:space="preserve"> </w:t>
-      </w:r>
-      <w:r>
-        <w:rPr>
-          <w:rStyle w:val="FloatTok"/>
-        </w:rPr>
-        <w:t xml:space="preserve">1.0</w:t>
-      </w:r>
-      <w:r>
-        <w:rPr>
-          <w:rStyle w:val="NormalTok"/>
-        </w:rPr>
-        <w:t xml:space="preserve"> </w:t>
-      </w:r>
-      <w:r>
-        <w:rPr>
-          <w:rStyle w:val="OperatorTok"/>
-        </w:rPr>
-        <w:t xml:space="preserve">/</w:t>
-      </w:r>
-      <w:r>
-        <w:rPr>
-          <w:rStyle w:val="NormalTok"/>
-        </w:rPr>
-        <w:t xml:space="preserve"> np.sqrt(r_safe</w:t>
-      </w:r>
-      <w:r>
-        <w:rPr>
-          <w:rStyle w:val="OperatorTok"/>
-        </w:rPr>
-        <w:t xml:space="preserve">**</w:t>
-      </w:r>
-      <w:r>
-        <w:rPr>
-          <w:rStyle w:val="DecValTok"/>
-        </w:rPr>
-        <w:t xml:space="preserve">2</w:t>
-      </w:r>
-      <w:r>
-        <w:rPr>
-          <w:rStyle w:val="NormalTok"/>
-        </w:rPr>
-        <w:t xml:space="preserve"> </w:t>
-      </w:r>
-      <w:r>
-        <w:rPr>
-          <w:rStyle w:val="OperatorTok"/>
-        </w:rPr>
-        <w:t xml:space="preserve">/</w:t>
-      </w:r>
-      <w:r>
-        <w:rPr>
-          <w:rStyle w:val="NormalTok"/>
-        </w:rPr>
-        <w:t xml:space="preserve"> </w:t>
-      </w:r>
-      <w:r>
-        <w:rPr>
-          <w:rStyle w:val="DecValTok"/>
-        </w:rPr>
-        <w:t xml:space="preserve">2</w:t>
-      </w:r>
-      <w:r>
-        <w:rPr>
-          <w:rStyle w:val="NormalTok"/>
-        </w:rPr>
-        <w:t xml:space="preserve"> </w:t>
-      </w:r>
-      <w:r>
-        <w:rPr>
-          <w:rStyle w:val="OperatorTok"/>
-        </w:rPr>
-        <w:t xml:space="preserve">+</w:t>
-      </w:r>
-      <w:r>
-        <w:rPr>
-          <w:rStyle w:val="NormalTok"/>
-        </w:rPr>
-        <w:t xml:space="preserve"> epsilon)</w:t>
-      </w:r>
-      <w:r>
-        <w:br/>
-      </w:r>
-      <w:r>
-        <w:br/>
-      </w:r>
-      <w:r>
-        <w:br/>
-      </w:r>
-      <w:r>
-        <w:rPr>
-          <w:rStyle w:val="CommentTok"/>
-        </w:rPr>
-        <w:t xml:space="preserve"># Valores de epsilon para testar</w:t>
-      </w:r>
-      <w:r>
-        <w:br/>
-      </w:r>
-      <w:r>
-        <w:rPr>
-          <w:rStyle w:val="NormalTok"/>
-        </w:rPr>
-        <w:t xml:space="preserve">epsilons </w:t>
-      </w:r>
-      <w:r>
-        <w:rPr>
-          <w:rStyle w:val="OperatorTok"/>
-        </w:rPr>
-        <w:t xml:space="preserve">=</w:t>
-      </w:r>
-      <w:r>
-        <w:rPr>
-          <w:rStyle w:val="NormalTok"/>
-        </w:rPr>
-        <w:t xml:space="preserve"> [</w:t>
-      </w:r>
-      <w:r>
-        <w:rPr>
-          <w:rStyle w:val="FloatTok"/>
-        </w:rPr>
-        <w:t xml:space="preserve">0.001</w:t>
-      </w:r>
-      <w:r>
-        <w:rPr>
-          <w:rStyle w:val="NormalTok"/>
-        </w:rPr>
-        <w:t xml:space="preserve">, </w:t>
-      </w:r>
-      <w:r>
-        <w:rPr>
-          <w:rStyle w:val="FloatTok"/>
-        </w:rPr>
-        <w:t xml:space="preserve">0.01</w:t>
-      </w:r>
-      <w:r>
-        <w:rPr>
-          <w:rStyle w:val="NormalTok"/>
-        </w:rPr>
-        <w:t xml:space="preserve">, </w:t>
-      </w:r>
-      <w:r>
-        <w:rPr>
-          <w:rStyle w:val="FloatTok"/>
-        </w:rPr>
-        <w:t xml:space="preserve">0.1</w:t>
-      </w:r>
-      <w:r>
-        <w:rPr>
-          <w:rStyle w:val="NormalTok"/>
-        </w:rPr>
-        <w:t xml:space="preserve">, </w:t>
-      </w:r>
-      <w:r>
-        <w:rPr>
-          <w:rStyle w:val="FloatTok"/>
-        </w:rPr>
-        <w:t xml:space="preserve">1.0</w:t>
-      </w:r>
-      <w:r>
-        <w:rPr>
-          <w:rStyle w:val="NormalTok"/>
-        </w:rPr>
-        <w:t xml:space="preserve">]</w:t>
-      </w:r>
-      <w:r>
-        <w:br/>
-      </w:r>
-      <w:r>
-        <w:rPr>
-          <w:rStyle w:val="NormalTok"/>
-        </w:rPr>
-        <w:t xml:space="preserve">r </w:t>
-      </w:r>
-      <w:r>
-        <w:rPr>
-          <w:rStyle w:val="OperatorTok"/>
-        </w:rPr>
-        <w:t xml:space="preserve">=</w:t>
-      </w:r>
-      <w:r>
-        <w:rPr>
-          <w:rStyle w:val="NormalTok"/>
-        </w:rPr>
-        <w:t xml:space="preserve"> np.linspace(</w:t>
-      </w:r>
-      <w:r>
-        <w:rPr>
-          <w:rStyle w:val="DecValTok"/>
-        </w:rPr>
-        <w:t xml:space="preserve">0</w:t>
-      </w:r>
-      <w:r>
-        <w:rPr>
-          <w:rStyle w:val="NormalTok"/>
-        </w:rPr>
-        <w:t xml:space="preserve">, </w:t>
-      </w:r>
-      <w:r>
-        <w:rPr>
-          <w:rStyle w:val="DecValTok"/>
-        </w:rPr>
-        <w:t xml:space="preserve">5</w:t>
-      </w:r>
-      <w:r>
-        <w:rPr>
-          <w:rStyle w:val="NormalTok"/>
-        </w:rPr>
-        <w:t xml:space="preserve">, </w:t>
-      </w:r>
-      <w:r>
-        <w:rPr>
-          <w:rStyle w:val="DecValTok"/>
-        </w:rPr>
-        <w:t xml:space="preserve">1000</w:t>
-      </w:r>
-      <w:r>
-        <w:rPr>
-          <w:rStyle w:val="NormalTok"/>
-        </w:rPr>
-        <w:t xml:space="preserve">)</w:t>
-      </w:r>
-      <w:r>
-        <w:br/>
-      </w:r>
-      <w:r>
-        <w:br/>
-      </w:r>
-      <w:r>
-        <w:rPr>
-          <w:rStyle w:val="NormalTok"/>
-        </w:rPr>
-        <w:t xml:space="preserve">plt.figure(figsize</w:t>
-      </w:r>
-      <w:r>
-        <w:rPr>
-          <w:rStyle w:val="OperatorTok"/>
-        </w:rPr>
-        <w:t xml:space="preserve">=</w:t>
-      </w:r>
-      <w:r>
-        <w:rPr>
-          <w:rStyle w:val="NormalTok"/>
-        </w:rPr>
-        <w:t xml:space="preserve">(</w:t>
-      </w:r>
-      <w:r>
-        <w:rPr>
-          <w:rStyle w:val="DecValTok"/>
-        </w:rPr>
-        <w:t xml:space="preserve">8</w:t>
-      </w:r>
-      <w:r>
-        <w:rPr>
-          <w:rStyle w:val="NormalTok"/>
-        </w:rPr>
-        <w:t xml:space="preserve">, </w:t>
-      </w:r>
-      <w:r>
-        <w:rPr>
-          <w:rStyle w:val="DecValTok"/>
-        </w:rPr>
-        <w:t xml:space="preserve">6</w:t>
-      </w:r>
-      <w:r>
-        <w:rPr>
-          <w:rStyle w:val="NormalTok"/>
-        </w:rPr>
-        <w:t xml:space="preserve">))</w:t>
-      </w:r>
-      <w:r>
-        <w:br/>
-      </w:r>
-      <w:r>
-        <w:rPr>
-          <w:rStyle w:val="ControlFlowTok"/>
-        </w:rPr>
-        <w:t xml:space="preserve">for</w:t>
-      </w:r>
-      <w:r>
-        <w:rPr>
-          <w:rStyle w:val="NormalTok"/>
-        </w:rPr>
-        <w:t xml:space="preserve"> eps </w:t>
-      </w:r>
-      <w:r>
-        <w:rPr>
-          <w:rStyle w:val="KeywordTok"/>
-        </w:rPr>
-        <w:t xml:space="preserve">in</w:t>
-      </w:r>
-      <w:r>
-        <w:rPr>
-          <w:rStyle w:val="NormalTok"/>
-        </w:rPr>
-        <w:t xml:space="preserve"> epsilons:</w:t>
-      </w:r>
-      <w:r>
-        <w:br/>
-      </w:r>
-      <w:r>
-        <w:rPr>
-          <w:rStyle w:val="NormalTok"/>
-        </w:rPr>
-        <w:t xml:space="preserve">    G_reg </w:t>
-      </w:r>
-      <w:r>
-        <w:rPr>
-          <w:rStyle w:val="OperatorTok"/>
-        </w:rPr>
-        <w:t xml:space="preserve">=</w:t>
-      </w:r>
-      <w:r>
-        <w:rPr>
-          <w:rStyle w:val="NormalTok"/>
-        </w:rPr>
-        <w:t xml:space="preserve"> G_3D_regularizada(r, eps)</w:t>
-      </w:r>
-      <w:r>
-        <w:br/>
-      </w:r>
-      <w:r>
-        <w:rPr>
-          <w:rStyle w:val="NormalTok"/>
-        </w:rPr>
-        <w:t xml:space="preserve">    plt.plot(r, G_reg, label</w:t>
-      </w:r>
-      <w:r>
-        <w:rPr>
-          <w:rStyle w:val="OperatorTok"/>
-        </w:rPr>
-        <w:t xml:space="preserve">=</w:t>
-      </w:r>
-      <w:r>
-        <w:rPr>
-          <w:rStyle w:val="SpecialStringTok"/>
-        </w:rPr>
-        <w:t xml:space="preserve">f"ε = </w:t>
-      </w:r>
-      <w:r>
-        <w:rPr>
-          <w:rStyle w:val="SpecialCharTok"/>
-        </w:rPr>
-        <w:t xml:space="preserve">{</w:t>
-      </w:r>
-      <w:r>
-        <w:rPr>
-          <w:rStyle w:val="NormalTok"/>
-        </w:rPr>
-        <w:t xml:space="preserve">eps</w:t>
-      </w:r>
-      <w:r>
-        <w:rPr>
-          <w:rStyle w:val="SpecialCharTok"/>
-        </w:rPr>
-        <w:t xml:space="preserve">}</w:t>
-      </w:r>
-      <w:r>
-        <w:rPr>
-          <w:rStyle w:val="SpecialStringTok"/>
-        </w:rPr>
-        <w:t xml:space="preserve">"</w:t>
-      </w:r>
-      <w:r>
-        <w:rPr>
-          <w:rStyle w:val="NormalTok"/>
-        </w:rPr>
-        <w:t xml:space="preserve">)</w:t>
-      </w:r>
-      <w:r>
-        <w:br/>
-      </w:r>
-      <w:r>
-        <w:br/>
-      </w:r>
-      <w:r>
-        <w:rPr>
-          <w:rStyle w:val="CommentTok"/>
-        </w:rPr>
-        <w:t xml:space="preserve"># Função sem regularização (singular em r=0)</w:t>
-      </w:r>
-      <w:r>
-        <w:br/>
-      </w:r>
-      <w:r>
-        <w:rPr>
-          <w:rStyle w:val="NormalTok"/>
-        </w:rPr>
-        <w:t xml:space="preserve">r_safe </w:t>
-      </w:r>
-      <w:r>
-        <w:rPr>
-          <w:rStyle w:val="OperatorTok"/>
-        </w:rPr>
-        <w:t xml:space="preserve">=</w:t>
-      </w:r>
-      <w:r>
-        <w:rPr>
-          <w:rStyle w:val="NormalTok"/>
-        </w:rPr>
-        <w:t xml:space="preserve"> np.linspace(</w:t>
-      </w:r>
-      <w:r>
-        <w:rPr>
-          <w:rStyle w:val="FloatTok"/>
-        </w:rPr>
-        <w:t xml:space="preserve">0.01</w:t>
-      </w:r>
-      <w:r>
-        <w:rPr>
-          <w:rStyle w:val="NormalTok"/>
-        </w:rPr>
-        <w:t xml:space="preserve">, </w:t>
-      </w:r>
-      <w:r>
-        <w:rPr>
-          <w:rStyle w:val="DecValTok"/>
-        </w:rPr>
-        <w:t xml:space="preserve">5</w:t>
-      </w:r>
-      <w:r>
-        <w:rPr>
-          <w:rStyle w:val="NormalTok"/>
-        </w:rPr>
-        <w:t xml:space="preserve">, </w:t>
-      </w:r>
-      <w:r>
-        <w:rPr>
-          <w:rStyle w:val="DecValTok"/>
-        </w:rPr>
-        <w:t xml:space="preserve">1000</w:t>
-      </w:r>
-      <w:r>
-        <w:rPr>
-          <w:rStyle w:val="NormalTok"/>
-        </w:rPr>
-        <w:t xml:space="preserve">)</w:t>
-      </w:r>
-      <w:r>
-        <w:br/>
-      </w:r>
-      <w:r>
-        <w:rPr>
-          <w:rStyle w:val="NormalTok"/>
-        </w:rPr>
-        <w:t xml:space="preserve">G_sing </w:t>
-      </w:r>
-      <w:r>
-        <w:rPr>
-          <w:rStyle w:val="OperatorTok"/>
-        </w:rPr>
-        <w:t xml:space="preserve">=</w:t>
-      </w:r>
-      <w:r>
-        <w:rPr>
-          <w:rStyle w:val="NormalTok"/>
-        </w:rPr>
-        <w:t xml:space="preserve"> </w:t>
-      </w:r>
-      <w:r>
-        <w:rPr>
-          <w:rStyle w:val="FloatTok"/>
-        </w:rPr>
-        <w:t xml:space="preserve">1.0</w:t>
-      </w:r>
-      <w:r>
-        <w:rPr>
-          <w:rStyle w:val="NormalTok"/>
-        </w:rPr>
-        <w:t xml:space="preserve"> </w:t>
-      </w:r>
-      <w:r>
-        <w:rPr>
-          <w:rStyle w:val="OperatorTok"/>
-        </w:rPr>
-        <w:t xml:space="preserve">/</w:t>
-      </w:r>
-      <w:r>
-        <w:rPr>
-          <w:rStyle w:val="NormalTok"/>
-        </w:rPr>
-        <w:t xml:space="preserve"> np.sqrt(r_safe</w:t>
-      </w:r>
-      <w:r>
-        <w:rPr>
-          <w:rStyle w:val="OperatorTok"/>
-        </w:rPr>
-        <w:t xml:space="preserve">**</w:t>
-      </w:r>
-      <w:r>
-        <w:rPr>
-          <w:rStyle w:val="DecValTok"/>
-        </w:rPr>
-        <w:t xml:space="preserve">2</w:t>
-      </w:r>
-      <w:r>
-        <w:rPr>
-          <w:rStyle w:val="NormalTok"/>
-        </w:rPr>
-        <w:t xml:space="preserve"> </w:t>
-      </w:r>
-      <w:r>
-        <w:rPr>
-          <w:rStyle w:val="OperatorTok"/>
-        </w:rPr>
-        <w:t xml:space="preserve">/</w:t>
-      </w:r>
-      <w:r>
-        <w:rPr>
-          <w:rStyle w:val="NormalTok"/>
-        </w:rPr>
-        <w:t xml:space="preserve"> </w:t>
-      </w:r>
-      <w:r>
-        <w:rPr>
-          <w:rStyle w:val="DecValTok"/>
-        </w:rPr>
-        <w:t xml:space="preserve">2</w:t>
-      </w:r>
-      <w:r>
-        <w:rPr>
-          <w:rStyle w:val="NormalTok"/>
-        </w:rPr>
-        <w:t xml:space="preserve">)</w:t>
-      </w:r>
-      <w:r>
-        <w:br/>
-      </w:r>
-      <w:r>
-        <w:rPr>
-          <w:rStyle w:val="NormalTok"/>
-        </w:rPr>
-        <w:t xml:space="preserve">plt.plot(r_safe, G_sing, </w:t>
-      </w:r>
-      <w:r>
-        <w:rPr>
-          <w:rStyle w:val="StringTok"/>
-        </w:rPr>
-        <w:t xml:space="preserve">"k--"</w:t>
-      </w:r>
-      <w:r>
-        <w:rPr>
-          <w:rStyle w:val="NormalTok"/>
-        </w:rPr>
-        <w:t xml:space="preserve">, linewidth</w:t>
-      </w:r>
-      <w:r>
-        <w:rPr>
-          <w:rStyle w:val="OperatorTok"/>
-        </w:rPr>
-        <w:t xml:space="preserve">=</w:t>
-      </w:r>
-      <w:r>
-        <w:rPr>
-          <w:rStyle w:val="DecValTok"/>
-        </w:rPr>
-        <w:t xml:space="preserve">2</w:t>
-      </w:r>
-      <w:r>
-        <w:rPr>
-          <w:rStyle w:val="NormalTok"/>
-        </w:rPr>
-        <w:t xml:space="preserve">, label</w:t>
-      </w:r>
-      <w:r>
-        <w:rPr>
-          <w:rStyle w:val="OperatorTok"/>
-        </w:rPr>
-        <w:t xml:space="preserve">=</w:t>
-      </w:r>
-      <w:r>
-        <w:rPr>
-          <w:rStyle w:val="StringTok"/>
-        </w:rPr>
-        <w:t xml:space="preserve">"Singular (1/r)"</w:t>
-      </w:r>
-      <w:r>
-        <w:rPr>
-          <w:rStyle w:val="NormalTok"/>
-        </w:rPr>
-        <w:t xml:space="preserve">)</w:t>
-      </w:r>
-      <w:r>
-        <w:br/>
-      </w:r>
-      <w:r>
-        <w:br/>
-      </w:r>
-      <w:r>
-        <w:rPr>
-          <w:rStyle w:val="NormalTok"/>
-        </w:rPr>
-        <w:t xml:space="preserve">plt.xlabel(</w:t>
-      </w:r>
-      <w:r>
-        <w:rPr>
-          <w:rStyle w:val="StringTok"/>
-        </w:rPr>
-        <w:t xml:space="preserve">"r"</w:t>
-      </w:r>
-      <w:r>
-        <w:rPr>
-          <w:rStyle w:val="NormalTok"/>
-        </w:rPr>
-        <w:t xml:space="preserve">)</w:t>
-      </w:r>
-      <w:r>
-        <w:br/>
-      </w:r>
-      <w:r>
-        <w:rPr>
-          <w:rStyle w:val="NormalTok"/>
-        </w:rPr>
-        <w:t xml:space="preserve">plt.ylabel(</w:t>
-      </w:r>
-      <w:r>
-        <w:rPr>
-          <w:rStyle w:val="StringTok"/>
-        </w:rPr>
-        <w:t xml:space="preserve">"G_ε(r)"</w:t>
-      </w:r>
-      <w:r>
-        <w:rPr>
-          <w:rStyle w:val="NormalTok"/>
-        </w:rPr>
-        <w:t xml:space="preserve">)</w:t>
-      </w:r>
-      <w:r>
-        <w:br/>
-      </w:r>
-      <w:r>
-        <w:rPr>
-          <w:rStyle w:val="NormalTok"/>
-        </w:rPr>
-        <w:t xml:space="preserve">plt.title(</w:t>
-      </w:r>
-      <w:r>
-        <w:rPr>
-          <w:rStyle w:val="StringTok"/>
-        </w:rPr>
-        <w:t xml:space="preserve">"Regularização da Função de Green 3D"</w:t>
-      </w:r>
-      <w:r>
-        <w:rPr>
-          <w:rStyle w:val="NormalTok"/>
-        </w:rPr>
-        <w:t xml:space="preserve">)</w:t>
-      </w:r>
-      <w:r>
-        <w:br/>
-      </w:r>
-      <w:r>
-        <w:rPr>
-          <w:rStyle w:val="NormalTok"/>
-        </w:rPr>
-        <w:t xml:space="preserve">plt.legend()</w:t>
-      </w:r>
-      <w:r>
-        <w:br/>
-      </w:r>
-      <w:r>
-        <w:rPr>
-          <w:rStyle w:val="NormalTok"/>
-        </w:rPr>
-        <w:t xml:space="preserve">plt.grid(</w:t>
-      </w:r>
-      <w:r>
-        <w:rPr>
-          <w:rStyle w:val="VariableTok"/>
-        </w:rPr>
-        <w:t xml:space="preserve">True</w:t>
-      </w:r>
-      <w:r>
-        <w:rPr>
-          <w:rStyle w:val="NormalTok"/>
-        </w:rPr>
-        <w:t xml:space="preserve">, alpha</w:t>
-      </w:r>
-      <w:r>
-        <w:rPr>
-          <w:rStyle w:val="OperatorTok"/>
-        </w:rPr>
-        <w:t xml:space="preserve">=</w:t>
-      </w:r>
-      <w:r>
-        <w:rPr>
-          <w:rStyle w:val="FloatTok"/>
-        </w:rPr>
-        <w:t xml:space="preserve">0.3</w:t>
-      </w:r>
-      <w:r>
-        <w:rPr>
-          <w:rStyle w:val="NormalTok"/>
-        </w:rPr>
-        <w:t xml:space="preserve">)</w:t>
-      </w:r>
-      <w:r>
-        <w:br/>
-      </w:r>
-      <w:r>
-        <w:rPr>
-          <w:rStyle w:val="NormalTok"/>
-        </w:rPr>
-        <w:t xml:space="preserve">plt.yscale(</w:t>
-      </w:r>
-      <w:r>
-        <w:rPr>
-          <w:rStyle w:val="StringTok"/>
-        </w:rPr>
-        <w:t xml:space="preserve">"log"</w:t>
-      </w:r>
-      <w:r>
-        <w:rPr>
-          <w:rStyle w:val="NormalTok"/>
-        </w:rPr>
-        <w:t xml:space="preserve">)</w:t>
-      </w:r>
-      <w:r>
-        <w:br/>
-      </w:r>
-      <w:r>
-        <w:rPr>
-          <w:rStyle w:val="NormalTok"/>
-        </w:rPr>
-        <w:t xml:space="preserve">plt.xlim(</w:t>
-      </w:r>
-      <w:r>
-        <w:rPr>
-          <w:rStyle w:val="DecValTok"/>
-        </w:rPr>
-        <w:t xml:space="preserve">0</w:t>
-      </w:r>
-      <w:r>
-        <w:rPr>
-          <w:rStyle w:val="NormalTok"/>
-        </w:rPr>
-        <w:t xml:space="preserve">, </w:t>
-      </w:r>
-      <w:r>
-        <w:rPr>
-          <w:rStyle w:val="DecValTok"/>
-        </w:rPr>
-        <w:t xml:space="preserve">5</w:t>
-      </w:r>
-      <w:r>
-        <w:rPr>
-          <w:rStyle w:val="NormalTok"/>
-        </w:rPr>
-        <w:t xml:space="preserve">)</w:t>
-      </w:r>
-      <w:r>
-        <w:br/>
-      </w:r>
-      <w:r>
-        <w:rPr>
-          <w:rStyle w:val="NormalTok"/>
-        </w:rPr>
-        <w:t xml:space="preserve">plt.ylim(</w:t>
-      </w:r>
-      <w:r>
-        <w:rPr>
-          <w:rStyle w:val="FloatTok"/>
-        </w:rPr>
-        <w:t xml:space="preserve">0.1</w:t>
-      </w:r>
-      <w:r>
-        <w:rPr>
-          <w:rStyle w:val="NormalTok"/>
-        </w:rPr>
-        <w:t xml:space="preserve">, </w:t>
-      </w:r>
-      <w:r>
-        <w:rPr>
-          <w:rStyle w:val="DecValTok"/>
-        </w:rPr>
-        <w:t xml:space="preserve">100</w:t>
-      </w:r>
-      <w:r>
-        <w:rPr>
-          <w:rStyle w:val="NormalTok"/>
-        </w:rPr>
-        <w:t xml:space="preserve">)</w:t>
-      </w:r>
-      <w:r>
-        <w:br/>
-      </w:r>
-      <w:r>
-        <w:rPr>
-          <w:rStyle w:val="NormalTok"/>
-        </w:rPr>
-        <w:t xml:space="preserve">plt.show()</w:t>
-      </w:r>
-    </w:p>
-    <w:tbl>
-      <w:tblPr>
-        <w:tblStyle w:val="Table"/>
-        <w:tblW w:type="pct" w:w="5000"/>
-        <w:tblLayout w:type="fixed"/>
-        <w:tblLook w:firstRow="0" w:lastRow="0" w:firstColumn="0" w:lastColumn="0" w:noHBand="0" w:noVBand="0" w:val="0000"/>
-      </w:tblPr>
-      <w:tblGrid>
-        <w:gridCol w:w="7920"/>
-      </w:tblGrid>
-      <w:tr>
-        <w:tc>
-          <w:tcPr/>
-          <w:bookmarkStart w:id="79" w:name="fig-regularization"/>
-          <w:p>
-            <w:pPr>
-              <w:pStyle w:val="Compact"/>
-              <w:jc w:val="center"/>
-            </w:pPr>
-            <w:r>
-              <w:drawing>
-                <wp:inline>
-                  <wp:extent cx="5334000" cy="4116371"/>
-                  <wp:effectExtent b="0" l="0" r="0" t="0"/>
-                  <wp:docPr descr="" title="" id="77" name="Picture"/>
-                  <a:graphic>
-                    <a:graphicData uri="http://schemas.openxmlformats.org/drawingml/2006/picture">
-                      <pic:pic>
-                        <pic:nvPicPr>
-                          <pic:cNvPr descr="green-functions-nd_files/figure-docx/fig-regularization-output-1.png" id="78" name="Picture"/>
-                          <pic:cNvPicPr>
-                            <a:picLocks noChangeArrowheads="1" noChangeAspect="1"/>
-                          </pic:cNvPicPr>
-                        </pic:nvPicPr>
-                        <pic:blipFill>
-                          <a:blip r:embed="rId76"/>
-                          <a:stretch>
-                            <a:fillRect/>
-                          </a:stretch>
-                        </pic:blipFill>
-                        <pic:spPr bwMode="auto">
-                          <a:xfrm>
-                            <a:off x="0" y="0"/>
-                            <a:ext cx="5334000" cy="4116371"/>
-                          </a:xfrm>
-                          <a:prstGeom prst="rect">
-                            <a:avLst/>
-                          </a:prstGeom>
-                          <a:noFill/>
-                          <a:ln w="9525">
-                            <a:noFill/>
-                            <a:headEnd/>
-                            <a:tailEnd/>
-                          </a:ln>
-                        </pic:spPr>
-                      </pic:pic>
-                    </a:graphicData>
-                  </a:graphic>
-                </wp:inline>
-              </w:drawing>
-            </w:r>
-          </w:p>
-          <w:p>
-            <w:pPr>
-              <w:jc w:val="center"/>
-            </w:pPr>
-            <w:pPr>
-              <w:jc w:val="left"/>
-              <w:spacing w:before="200"/>
-              <w:pStyle w:val="ImageCaption"/>
-            </w:pPr>
-            <w:r>
-              <w:t xml:space="preserve">Figure 2: Regularização da função de Green em 3D</w:t>
-            </w:r>
-          </w:p>
-          <w:bookmarkEnd w:id="79"/>
-        </w:tc>
-      </w:tr>
-    </w:tbl>
-    <w:p>
-      <w:pPr>
-        <w:pStyle w:val="SourceCode"/>
-      </w:pPr>
-      <w:r>
-        <w:rPr>
-          <w:rStyle w:val="KeywordTok"/>
-        </w:rPr>
-        <w:t xml:space="preserve">def</w:t>
-      </w:r>
-      <w:r>
-        <w:rPr>
-          <w:rStyle w:val="NormalTok"/>
-        </w:rPr>
-        <w:t xml:space="preserve"> laplaciano_G_regulado(r, epsilon</w:t>
-      </w:r>
-      <w:r>
-        <w:rPr>
-          <w:rStyle w:val="OperatorTok"/>
-        </w:rPr>
-        <w:t xml:space="preserve">=</w:t>
-      </w:r>
-      <w:r>
-        <w:rPr>
-          <w:rStyle w:val="FloatTok"/>
-        </w:rPr>
-        <w:t xml:space="preserve">0.1</w:t>
-      </w:r>
-      <w:r>
-        <w:rPr>
-          <w:rStyle w:val="NormalTok"/>
-        </w:rPr>
-        <w:t xml:space="preserve">):</w:t>
-      </w:r>
-      <w:r>
-        <w:br/>
-      </w:r>
-      <w:r>
-        <w:rPr>
-          <w:rStyle w:val="NormalTok"/>
-        </w:rPr>
-        <w:t xml:space="preserve">    </w:t>
-      </w:r>
-      <w:r>
-        <w:rPr>
-          <w:rStyle w:val="CommentTok"/>
-        </w:rPr>
-        <w:t xml:space="preserve">"""Laplaciano da função de Green regularizada em 3D"""</w:t>
-      </w:r>
-      <w:r>
-        <w:br/>
-      </w:r>
-      <w:r>
-        <w:rPr>
-          <w:rStyle w:val="NormalTok"/>
-        </w:rPr>
-        <w:t xml:space="preserve">    </w:t>
-      </w:r>
-      <w:r>
-        <w:rPr>
-          <w:rStyle w:val="ControlFlowTok"/>
-        </w:rPr>
-        <w:t xml:space="preserve">return</w:t>
-      </w:r>
-      <w:r>
-        <w:rPr>
-          <w:rStyle w:val="NormalTok"/>
-        </w:rPr>
-        <w:t xml:space="preserve"> </w:t>
-      </w:r>
-      <w:r>
-        <w:rPr>
-          <w:rStyle w:val="OperatorTok"/>
-        </w:rPr>
-        <w:t xml:space="preserve">-</w:t>
-      </w:r>
-      <w:r>
-        <w:rPr>
-          <w:rStyle w:val="DecValTok"/>
-        </w:rPr>
-        <w:t xml:space="preserve">3</w:t>
-      </w:r>
-      <w:r>
-        <w:rPr>
-          <w:rStyle w:val="NormalTok"/>
-        </w:rPr>
-        <w:t xml:space="preserve"> </w:t>
-      </w:r>
-      <w:r>
-        <w:rPr>
-          <w:rStyle w:val="OperatorTok"/>
-        </w:rPr>
-        <w:t xml:space="preserve">*</w:t>
-      </w:r>
-      <w:r>
-        <w:rPr>
-          <w:rStyle w:val="NormalTok"/>
-        </w:rPr>
-        <w:t xml:space="preserve"> epsilon </w:t>
-      </w:r>
-      <w:r>
-        <w:rPr>
-          <w:rStyle w:val="OperatorTok"/>
-        </w:rPr>
-        <w:t xml:space="preserve">/</w:t>
-      </w:r>
-      <w:r>
-        <w:rPr>
-          <w:rStyle w:val="NormalTok"/>
-        </w:rPr>
-        <w:t xml:space="preserve"> (r</w:t>
-      </w:r>
-      <w:r>
-        <w:rPr>
-          <w:rStyle w:val="OperatorTok"/>
-        </w:rPr>
-        <w:t xml:space="preserve">**</w:t>
-      </w:r>
-      <w:r>
-        <w:rPr>
-          <w:rStyle w:val="DecValTok"/>
-        </w:rPr>
-        <w:t xml:space="preserve">2</w:t>
-      </w:r>
-      <w:r>
-        <w:rPr>
-          <w:rStyle w:val="NormalTok"/>
-        </w:rPr>
-        <w:t xml:space="preserve"> </w:t>
-      </w:r>
-      <w:r>
-        <w:rPr>
-          <w:rStyle w:val="OperatorTok"/>
-        </w:rPr>
-        <w:t xml:space="preserve">/</w:t>
-      </w:r>
-      <w:r>
-        <w:rPr>
-          <w:rStyle w:val="NormalTok"/>
-        </w:rPr>
-        <w:t xml:space="preserve"> </w:t>
-      </w:r>
-      <w:r>
-        <w:rPr>
-          <w:rStyle w:val="DecValTok"/>
-        </w:rPr>
-        <w:t xml:space="preserve">2</w:t>
-      </w:r>
-      <w:r>
-        <w:rPr>
-          <w:rStyle w:val="NormalTok"/>
-        </w:rPr>
-        <w:t xml:space="preserve"> </w:t>
-      </w:r>
-      <w:r>
-        <w:rPr>
-          <w:rStyle w:val="OperatorTok"/>
-        </w:rPr>
-        <w:t xml:space="preserve">+</w:t>
-      </w:r>
-      <w:r>
-        <w:rPr>
-          <w:rStyle w:val="NormalTok"/>
-        </w:rPr>
-        <w:t xml:space="preserve"> epsilon) </w:t>
-      </w:r>
-      <w:r>
-        <w:rPr>
-          <w:rStyle w:val="OperatorTok"/>
-        </w:rPr>
-        <w:t xml:space="preserve">**</w:t>
-      </w:r>
-      <w:r>
-        <w:rPr>
-          <w:rStyle w:val="NormalTok"/>
-        </w:rPr>
-        <w:t xml:space="preserve"> (</w:t>
-      </w:r>
-      <w:r>
-        <w:rPr>
-          <w:rStyle w:val="DecValTok"/>
-        </w:rPr>
-        <w:t xml:space="preserve">5</w:t>
-      </w:r>
-      <w:r>
-        <w:rPr>
-          <w:rStyle w:val="NormalTok"/>
-        </w:rPr>
-        <w:t xml:space="preserve"> </w:t>
-      </w:r>
-      <w:r>
-        <w:rPr>
-          <w:rStyle w:val="OperatorTok"/>
-        </w:rPr>
-        <w:t xml:space="preserve">/</w:t>
-      </w:r>
-      <w:r>
-        <w:rPr>
-          <w:rStyle w:val="NormalTok"/>
-        </w:rPr>
-        <w:t xml:space="preserve"> </w:t>
-      </w:r>
-      <w:r>
-        <w:rPr>
-          <w:rStyle w:val="DecValTok"/>
-        </w:rPr>
-        <w:t xml:space="preserve">2</w:t>
-      </w:r>
-      <w:r>
-        <w:rPr>
-          <w:rStyle w:val="NormalTok"/>
-        </w:rPr>
-        <w:t xml:space="preserve">)</w:t>
-      </w:r>
-      <w:r>
-        <w:br/>
-      </w:r>
-      <w:r>
-        <w:br/>
-      </w:r>
-      <w:r>
-        <w:br/>
-      </w:r>
-      <w:r>
-        <w:rPr>
-          <w:rStyle w:val="NormalTok"/>
-        </w:rPr>
-        <w:t xml:space="preserve">r </w:t>
-      </w:r>
-      <w:r>
-        <w:rPr>
-          <w:rStyle w:val="OperatorTok"/>
-        </w:rPr>
-        <w:t xml:space="preserve">=</w:t>
-      </w:r>
-      <w:r>
-        <w:rPr>
-          <w:rStyle w:val="NormalTok"/>
-        </w:rPr>
-        <w:t xml:space="preserve"> np.linspace(</w:t>
-      </w:r>
-      <w:r>
-        <w:rPr>
-          <w:rStyle w:val="DecValTok"/>
-        </w:rPr>
-        <w:t xml:space="preserve">0</w:t>
-      </w:r>
-      <w:r>
-        <w:rPr>
-          <w:rStyle w:val="NormalTok"/>
-        </w:rPr>
-        <w:t xml:space="preserve">, </w:t>
-      </w:r>
-      <w:r>
-        <w:rPr>
-          <w:rStyle w:val="DecValTok"/>
-        </w:rPr>
-        <w:t xml:space="preserve">3</w:t>
-      </w:r>
-      <w:r>
-        <w:rPr>
-          <w:rStyle w:val="NormalTok"/>
-        </w:rPr>
-        <w:t xml:space="preserve">, </w:t>
-      </w:r>
-      <w:r>
-        <w:rPr>
-          <w:rStyle w:val="DecValTok"/>
-        </w:rPr>
-        <w:t xml:space="preserve">1000</w:t>
-      </w:r>
-      <w:r>
-        <w:rPr>
-          <w:rStyle w:val="NormalTok"/>
-        </w:rPr>
-        <w:t xml:space="preserve">)</w:t>
-      </w:r>
-      <w:r>
-        <w:br/>
-      </w:r>
-      <w:r>
-        <w:rPr>
-          <w:rStyle w:val="NormalTok"/>
-        </w:rPr>
-        <w:t xml:space="preserve">epsilons </w:t>
-      </w:r>
-      <w:r>
-        <w:rPr>
-          <w:rStyle w:val="OperatorTok"/>
-        </w:rPr>
-        <w:t xml:space="preserve">=</w:t>
-      </w:r>
-      <w:r>
-        <w:rPr>
-          <w:rStyle w:val="NormalTok"/>
-        </w:rPr>
-        <w:t xml:space="preserve"> [</w:t>
-      </w:r>
-      <w:r>
-        <w:rPr>
-          <w:rStyle w:val="FloatTok"/>
-        </w:rPr>
-        <w:t xml:space="preserve">0.001</w:t>
-      </w:r>
-      <w:r>
-        <w:rPr>
-          <w:rStyle w:val="NormalTok"/>
-        </w:rPr>
-        <w:t xml:space="preserve">, </w:t>
-      </w:r>
-      <w:r>
-        <w:rPr>
-          <w:rStyle w:val="FloatTok"/>
-        </w:rPr>
-        <w:t xml:space="preserve">0.01</w:t>
-      </w:r>
-      <w:r>
-        <w:rPr>
-          <w:rStyle w:val="NormalTok"/>
-        </w:rPr>
-        <w:t xml:space="preserve">, </w:t>
-      </w:r>
-      <w:r>
-        <w:rPr>
-          <w:rStyle w:val="FloatTok"/>
-        </w:rPr>
-        <w:t xml:space="preserve">0.1</w:t>
-      </w:r>
-      <w:r>
-        <w:rPr>
-          <w:rStyle w:val="NormalTok"/>
-        </w:rPr>
-        <w:t xml:space="preserve">, </w:t>
-      </w:r>
-      <w:r>
-        <w:rPr>
-          <w:rStyle w:val="FloatTok"/>
-        </w:rPr>
-        <w:t xml:space="preserve">1.0</w:t>
-      </w:r>
-      <w:r>
-        <w:rPr>
-          <w:rStyle w:val="NormalTok"/>
-        </w:rPr>
-        <w:t xml:space="preserve">]</w:t>
-      </w:r>
-      <w:r>
-        <w:br/>
-      </w:r>
-      <w:r>
-        <w:br/>
-      </w:r>
-      <w:r>
-        <w:rPr>
-          <w:rStyle w:val="NormalTok"/>
-        </w:rPr>
-        <w:t xml:space="preserve">plt.figure(figsize</w:t>
-      </w:r>
-      <w:r>
-        <w:rPr>
-          <w:rStyle w:val="OperatorTok"/>
-        </w:rPr>
-        <w:t xml:space="preserve">=</w:t>
-      </w:r>
-      <w:r>
-        <w:rPr>
-          <w:rStyle w:val="NormalTok"/>
-        </w:rPr>
-        <w:t xml:space="preserve">(</w:t>
-      </w:r>
-      <w:r>
-        <w:rPr>
-          <w:rStyle w:val="DecValTok"/>
-        </w:rPr>
-        <w:t xml:space="preserve">8</w:t>
-      </w:r>
-      <w:r>
-        <w:rPr>
-          <w:rStyle w:val="NormalTok"/>
-        </w:rPr>
-        <w:t xml:space="preserve">, </w:t>
-      </w:r>
-      <w:r>
-        <w:rPr>
-          <w:rStyle w:val="DecValTok"/>
-        </w:rPr>
-        <w:t xml:space="preserve">6</w:t>
-      </w:r>
-      <w:r>
-        <w:rPr>
-          <w:rStyle w:val="NormalTok"/>
-        </w:rPr>
-        <w:t xml:space="preserve">))</w:t>
-      </w:r>
-      <w:r>
-        <w:br/>
-      </w:r>
-      <w:r>
-        <w:rPr>
-          <w:rStyle w:val="ControlFlowTok"/>
-        </w:rPr>
-        <w:t xml:space="preserve">for</w:t>
-      </w:r>
-      <w:r>
-        <w:rPr>
-          <w:rStyle w:val="NormalTok"/>
-        </w:rPr>
-        <w:t xml:space="preserve"> eps </w:t>
-      </w:r>
-      <w:r>
-        <w:rPr>
-          <w:rStyle w:val="KeywordTok"/>
-        </w:rPr>
-        <w:t xml:space="preserve">in</w:t>
-      </w:r>
-      <w:r>
-        <w:rPr>
-          <w:rStyle w:val="NormalTok"/>
-        </w:rPr>
-        <w:t xml:space="preserve"> epsilons:</w:t>
-      </w:r>
-      <w:r>
-        <w:br/>
-      </w:r>
-      <w:r>
-        <w:rPr>
-          <w:rStyle w:val="NormalTok"/>
-        </w:rPr>
-        <w:t xml:space="preserve">    L </w:t>
-      </w:r>
-      <w:r>
-        <w:rPr>
-          <w:rStyle w:val="OperatorTok"/>
-        </w:rPr>
-        <w:t xml:space="preserve">=</w:t>
-      </w:r>
-      <w:r>
-        <w:rPr>
-          <w:rStyle w:val="NormalTok"/>
-        </w:rPr>
-        <w:t xml:space="preserve"> laplaciano_G_regulado(r, eps)</w:t>
-      </w:r>
-      <w:r>
-        <w:br/>
-      </w:r>
-      <w:r>
-        <w:rPr>
-          <w:rStyle w:val="NormalTok"/>
-        </w:rPr>
-        <w:t xml:space="preserve">    plt.plot(r, L, label</w:t>
-      </w:r>
-      <w:r>
-        <w:rPr>
-          <w:rStyle w:val="OperatorTok"/>
-        </w:rPr>
-        <w:t xml:space="preserve">=</w:t>
-      </w:r>
-      <w:r>
-        <w:rPr>
-          <w:rStyle w:val="SpecialStringTok"/>
-        </w:rPr>
-        <w:t xml:space="preserve">f"ε = </w:t>
-      </w:r>
-      <w:r>
-        <w:rPr>
-          <w:rStyle w:val="SpecialCharTok"/>
-        </w:rPr>
-        <w:t xml:space="preserve">{</w:t>
-      </w:r>
-      <w:r>
-        <w:rPr>
-          <w:rStyle w:val="NormalTok"/>
-        </w:rPr>
-        <w:t xml:space="preserve">eps</w:t>
-      </w:r>
-      <w:r>
-        <w:rPr>
-          <w:rStyle w:val="SpecialCharTok"/>
-        </w:rPr>
-        <w:t xml:space="preserve">}</w:t>
-      </w:r>
-      <w:r>
-        <w:rPr>
-          <w:rStyle w:val="SpecialStringTok"/>
-        </w:rPr>
-        <w:t xml:space="preserve">"</w:t>
-      </w:r>
-      <w:r>
-        <w:rPr>
-          <w:rStyle w:val="NormalTok"/>
-        </w:rPr>
-        <w:t xml:space="preserve">)</w:t>
-      </w:r>
-      <w:r>
-        <w:br/>
-      </w:r>
-      <w:r>
-        <w:br/>
-      </w:r>
-      <w:r>
-        <w:rPr>
-          <w:rStyle w:val="NormalTok"/>
-        </w:rPr>
-        <w:t xml:space="preserve">plt.xlabel(</w:t>
-      </w:r>
-      <w:r>
-        <w:rPr>
-          <w:rStyle w:val="StringTok"/>
-        </w:rPr>
-        <w:t xml:space="preserve">"r"</w:t>
-      </w:r>
-      <w:r>
-        <w:rPr>
-          <w:rStyle w:val="NormalTok"/>
-        </w:rPr>
-        <w:t xml:space="preserve">)</w:t>
-      </w:r>
-      <w:r>
-        <w:br/>
-      </w:r>
-      <w:r>
-        <w:rPr>
-          <w:rStyle w:val="NormalTok"/>
-        </w:rPr>
-        <w:t xml:space="preserve">plt.ylabel(</w:t>
-      </w:r>
-      <w:r>
-        <w:rPr>
-          <w:rStyle w:val="StringTok"/>
-        </w:rPr>
-        <w:t xml:space="preserve">"∇²G_ε(r)"</w:t>
-      </w:r>
-      <w:r>
-        <w:rPr>
-          <w:rStyle w:val="NormalTok"/>
-        </w:rPr>
-        <w:t xml:space="preserve">)</w:t>
-      </w:r>
-      <w:r>
-        <w:br/>
-      </w:r>
-      <w:r>
-        <w:rPr>
-          <w:rStyle w:val="NormalTok"/>
-        </w:rPr>
-        <w:t xml:space="preserve">plt.title(</w:t>
-      </w:r>
-      <w:r>
-        <w:rPr>
-          <w:rStyle w:val="StringTok"/>
-        </w:rPr>
-        <w:t xml:space="preserve">"Laplaciano da Função de Green Regularizada"</w:t>
-      </w:r>
-      <w:r>
-        <w:rPr>
-          <w:rStyle w:val="NormalTok"/>
-        </w:rPr>
-        <w:t xml:space="preserve">)</w:t>
-      </w:r>
-      <w:r>
-        <w:br/>
-      </w:r>
-      <w:r>
-        <w:rPr>
-          <w:rStyle w:val="NormalTok"/>
-        </w:rPr>
-        <w:t xml:space="preserve">plt.legend()</w:t>
-      </w:r>
-      <w:r>
-        <w:br/>
-      </w:r>
-      <w:r>
-        <w:rPr>
-          <w:rStyle w:val="NormalTok"/>
-        </w:rPr>
-        <w:t xml:space="preserve">plt.grid(</w:t>
-      </w:r>
-      <w:r>
-        <w:rPr>
-          <w:rStyle w:val="VariableTok"/>
-        </w:rPr>
-        <w:t xml:space="preserve">True</w:t>
-      </w:r>
-      <w:r>
-        <w:rPr>
-          <w:rStyle w:val="NormalTok"/>
-        </w:rPr>
-        <w:t xml:space="preserve">, alpha</w:t>
-      </w:r>
-      <w:r>
-        <w:rPr>
-          <w:rStyle w:val="OperatorTok"/>
-        </w:rPr>
-        <w:t xml:space="preserve">=</w:t>
-      </w:r>
-      <w:r>
-        <w:rPr>
-          <w:rStyle w:val="FloatTok"/>
-        </w:rPr>
-        <w:t xml:space="preserve">0.3</w:t>
-      </w:r>
-      <w:r>
-        <w:rPr>
-          <w:rStyle w:val="NormalTok"/>
-        </w:rPr>
-        <w:t xml:space="preserve">)</w:t>
-      </w:r>
-      <w:r>
-        <w:br/>
-      </w:r>
-      <w:r>
-        <w:rPr>
-          <w:rStyle w:val="NormalTok"/>
-        </w:rPr>
-        <w:t xml:space="preserve">plt.xlim(</w:t>
-      </w:r>
-      <w:r>
-        <w:rPr>
-          <w:rStyle w:val="DecValTok"/>
-        </w:rPr>
-        <w:t xml:space="preserve">0</w:t>
-      </w:r>
-      <w:r>
-        <w:rPr>
-          <w:rStyle w:val="NormalTok"/>
-        </w:rPr>
-        <w:t xml:space="preserve">, </w:t>
-      </w:r>
-      <w:r>
-        <w:rPr>
-          <w:rStyle w:val="DecValTok"/>
-        </w:rPr>
-        <w:t xml:space="preserve">2</w:t>
-      </w:r>
-      <w:r>
-        <w:rPr>
-          <w:rStyle w:val="NormalTok"/>
-        </w:rPr>
-        <w:t xml:space="preserve">)</w:t>
-      </w:r>
-      <w:r>
-        <w:br/>
-      </w:r>
-      <w:r>
-        <w:rPr>
-          <w:rStyle w:val="NormalTok"/>
-        </w:rPr>
-        <w:t xml:space="preserve">plt.ylim(</w:t>
-      </w:r>
-      <w:r>
-        <w:rPr>
-          <w:rStyle w:val="OperatorTok"/>
-        </w:rPr>
-        <w:t xml:space="preserve">-</w:t>
-      </w:r>
-      <w:r>
-        <w:rPr>
-          <w:rStyle w:val="DecValTok"/>
-        </w:rPr>
-        <w:t xml:space="preserve">1000</w:t>
-      </w:r>
-      <w:r>
-        <w:rPr>
-          <w:rStyle w:val="NormalTok"/>
-        </w:rPr>
-        <w:t xml:space="preserve">, </w:t>
-      </w:r>
-      <w:r>
-        <w:rPr>
-          <w:rStyle w:val="DecValTok"/>
-        </w:rPr>
-        <w:t xml:space="preserve">50</w:t>
-      </w:r>
-      <w:r>
-        <w:rPr>
-          <w:rStyle w:val="NormalTok"/>
-        </w:rPr>
-        <w:t xml:space="preserve">)</w:t>
-      </w:r>
-      <w:r>
-        <w:br/>
-      </w:r>
-      <w:r>
-        <w:rPr>
-          <w:rStyle w:val="NormalTok"/>
-        </w:rPr>
-        <w:t xml:space="preserve">plt.show()</w:t>
-      </w:r>
-    </w:p>
-    <w:tbl>
-      <w:tblPr>
-        <w:tblStyle w:val="Table"/>
-        <w:tblW w:type="pct" w:w="5000"/>
-        <w:tblLayout w:type="fixed"/>
-        <w:tblLook w:firstRow="0" w:lastRow="0" w:firstColumn="0" w:lastColumn="0" w:noHBand="0" w:noVBand="0" w:val="0000"/>
-      </w:tblPr>
-      <w:tblGrid>
-        <w:gridCol w:w="7920"/>
-      </w:tblGrid>
-      <w:tr>
-        <w:tc>
-          <w:tcPr/>
-          <w:bookmarkStart w:id="83" w:name="fig-laplaciano-regularizado"/>
-          <w:p>
-            <w:pPr>
-              <w:pStyle w:val="Compact"/>
-              <w:jc w:val="center"/>
-            </w:pPr>
-            <w:r>
-              <w:drawing>
-                <wp:inline>
-                  <wp:extent cx="5334000" cy="3992880"/>
-                  <wp:effectExtent b="0" l="0" r="0" t="0"/>
                   <wp:docPr descr="" title="" id="81" name="Picture"/>
                   <a:graphic>
                     <a:graphicData uri="http://schemas.openxmlformats.org/drawingml/2006/picture">
                       <pic:pic>
                         <pic:nvPicPr>
-                          <pic:cNvPr descr="green-functions-nd_files/figure-docx/fig-laplaciano-regularizado-output-1.png" id="82" name="Picture"/>
-                          <pic:cNvPicPr>
-                            <a:picLocks noChangeArrowheads="1" noChangeAspect="1"/>
-                          </pic:cNvPicPr>
-                        </pic:nvPicPr>
-                        <pic:blipFill>
-                          <a:blip r:embed="rId80"/>
-                          <a:stretch>
-                            <a:fillRect/>
-                          </a:stretch>
-                        </pic:blipFill>
-                        <pic:spPr bwMode="auto">
-                          <a:xfrm>
-                            <a:off x="0" y="0"/>
-                            <a:ext cx="5334000" cy="3992880"/>
-                          </a:xfrm>
-                          <a:prstGeom prst="rect">
-                            <a:avLst/>
-                          </a:prstGeom>
-                          <a:noFill/>
-                          <a:ln w="9525">
-                            <a:noFill/>
-                            <a:headEnd/>
-                            <a:tailEnd/>
-                          </a:ln>
-                        </pic:spPr>
-                      </pic:pic>
-                    </a:graphicData>
-                  </a:graphic>
-                </wp:inline>
-              </w:drawing>
-            </w:r>
-          </w:p>
-          <w:p>
-            <w:pPr>
-              <w:jc w:val="center"/>
-            </w:pPr>
-            <w:pPr>
-              <w:jc w:val="left"/>
-              <w:spacing w:before="200"/>
-              <w:pStyle w:val="ImageCaption"/>
-            </w:pPr>
-            <w:r>
-              <w:t xml:space="preserve">Figure 3: Laplaciano da função de Green regularizada</w:t>
-            </w:r>
-          </w:p>
-          <w:bookmarkEnd w:id="83"/>
-        </w:tc>
-      </w:tr>
-    </w:tbl>
-    <w:bookmarkEnd w:id="84"/>
-    <w:bookmarkStart w:id="87" w:name="tabela-resumo-funções-de-green-em-nd"/>
-    <w:p>
-      <w:pPr>
-        <w:pStyle w:val="Heading1"/>
-      </w:pPr>
-      <w:r>
-        <w:t xml:space="preserve">Tabela Resumo: Funções de Green em ND</w:t>
-      </w:r>
-    </w:p>
-    <w:tbl>
-      <w:tblPr>
-        <w:tblStyle w:val="Table"/>
-        <w:tblW w:type="pct" w:w="5000"/>
-        <w:tblLayout w:type="fixed"/>
-        <w:tblLook w:firstRow="1" w:lastRow="0" w:firstColumn="0" w:lastColumn="0" w:noHBand="0" w:noVBand="0" w:val="0020"/>
-      </w:tblPr>
-      <w:tblGrid>
-        <w:gridCol w:w="1164"/>
-        <w:gridCol w:w="1281"/>
-        <w:gridCol w:w="1980"/>
-        <w:gridCol w:w="1747"/>
-        <w:gridCol w:w="1747"/>
-      </w:tblGrid>
-      <w:tr>
-        <w:trPr>
-          <w:tblHeader w:val="on"/>
-        </w:trPr>
-        <w:tc>
-          <w:tcPr/>
-          <w:p>
-            <w:pPr>
-              <w:pStyle w:val="Compact"/>
-            </w:pPr>
-            <w:r>
-              <w:t xml:space="preserve">Dimensão</w:t>
-            </w:r>
-          </w:p>
-        </w:tc>
-        <w:tc>
-          <w:tcPr/>
-          <w:p>
-            <w:pPr>
-              <w:pStyle w:val="Compact"/>
-            </w:pPr>
-            <m:oMath>
-              <m:r>
-                <m:t>λ</m:t>
-              </m:r>
-            </m:oMath>
-          </w:p>
-        </w:tc>
-        <w:tc>
-          <w:tcPr/>
-          <w:p>
-            <w:pPr>
-              <w:pStyle w:val="Compact"/>
-            </w:pPr>
-            <m:oMath>
-              <m:r>
-                <m:t>G</m:t>
-              </m:r>
-              <m:r>
-                <m:rPr>
-                  <m:sty m:val="p"/>
-                </m:rPr>
-                <m:t>(</m:t>
-              </m:r>
-              <m:r>
-                <m:rPr>
-                  <m:sty m:val="b"/>
-                </m:rPr>
-                <m:t>r</m:t>
-              </m:r>
-              <m:r>
-                <m:rPr>
-                  <m:sty m:val="p"/>
-                </m:rPr>
-                <m:t>)</m:t>
-              </m:r>
-            </m:oMath>
-          </w:p>
-        </w:tc>
-        <w:tc>
-          <w:tcPr/>
-          <w:p>
-            <w:pPr>
-              <w:pStyle w:val="Compact"/>
-            </w:pPr>
-            <m:oMath>
-              <m:r>
-                <m:rPr>
-                  <m:sty m:val="p"/>
-                </m:rPr>
-                <m:t>−</m:t>
-              </m:r>
-              <m:sSup>
-                <m:e>
-                  <m:r>
-                    <m:rPr>
-                      <m:sty m:val="p"/>
-                    </m:rPr>
-                    <m:t>∇</m:t>
-                  </m:r>
-                </m:e>
-                <m:sup>
-                  <m:r>
-                    <m:t>2</m:t>
-                  </m:r>
-                </m:sup>
-              </m:sSup>
-              <m:r>
-                <m:t>G</m:t>
-              </m:r>
-            </m:oMath>
-          </w:p>
-        </w:tc>
-        <w:tc>
-          <w:tcPr/>
-          <w:p>
-            <w:pPr>
-              <w:pStyle w:val="Compact"/>
-            </w:pPr>
-            <w:r>
-              <w:t xml:space="preserve">Interpretação</w:t>
-            </w:r>
-          </w:p>
-        </w:tc>
-      </w:tr>
-      <w:tr>
-        <w:tc>
-          <w:tcPr/>
-          <w:p>
-            <w:pPr>
-              <w:pStyle w:val="Compact"/>
-            </w:pPr>
-            <w:r>
-              <w:t xml:space="preserve">1D</w:t>
-            </w:r>
-          </w:p>
-        </w:tc>
-        <w:tc>
-          <w:tcPr/>
-          <w:p>
-            <w:pPr>
-              <w:pStyle w:val="Compact"/>
-            </w:pPr>
-            <m:oMath>
-              <m:r>
-                <m:t>1</m:t>
-              </m:r>
-              <m:r>
-                <m:rPr>
-                  <m:sty m:val="p"/>
-                </m:rPr>
-                <m:t>/</m:t>
-              </m:r>
-              <m:r>
-                <m:t>2</m:t>
-              </m:r>
-            </m:oMath>
-          </w:p>
-        </w:tc>
-        <w:tc>
-          <w:tcPr/>
-          <w:p>
-            <w:pPr>
-              <w:pStyle w:val="Compact"/>
-            </w:pPr>
-            <m:oMath>
-              <m:r>
-                <m:rPr>
-                  <m:sty m:val="p"/>
-                </m:rPr>
-                <m:t>|</m:t>
-              </m:r>
-              <m:r>
-                <m:t>r</m:t>
-              </m:r>
-              <m:r>
-                <m:rPr>
-                  <m:sty m:val="p"/>
-                </m:rPr>
-                <m:t>|</m:t>
-              </m:r>
-            </m:oMath>
-          </w:p>
-        </w:tc>
-        <w:tc>
-          <w:tcPr/>
-          <w:p>
-            <w:pPr>
-              <w:pStyle w:val="Compact"/>
-            </w:pPr>
-            <m:oMath>
-              <m:r>
-                <m:t>2</m:t>
-              </m:r>
-              <m:r>
-                <m:t>δ</m:t>
-              </m:r>
-              <m:r>
-                <m:rPr>
-                  <m:sty m:val="p"/>
-                </m:rPr>
-                <m:t>(</m:t>
-              </m:r>
-              <m:r>
-                <m:t>r</m:t>
-              </m:r>
-              <m:r>
-                <m:rPr>
-                  <m:sty m:val="p"/>
-                </m:rPr>
-                <m:t>)</m:t>
-              </m:r>
-            </m:oMath>
-          </w:p>
-        </w:tc>
-        <w:tc>
-          <w:tcPr/>
-          <w:p>
-            <w:pPr>
-              <w:pStyle w:val="Compact"/>
-            </w:pPr>
-            <w:r>
-              <w:t xml:space="preserve">Módulo da distância</w:t>
-            </w:r>
-          </w:p>
-        </w:tc>
-      </w:tr>
-      <w:tr>
-        <w:tc>
-          <w:tcPr/>
-          <w:p>
-            <w:pPr>
-              <w:pStyle w:val="Compact"/>
-            </w:pPr>
-            <w:r>
-              <w:t xml:space="preserve">2D</w:t>
-            </w:r>
-          </w:p>
-        </w:tc>
-        <w:tc>
-          <w:tcPr/>
-          <w:p>
-            <w:pPr>
-              <w:pStyle w:val="Compact"/>
-            </w:pPr>
-            <m:oMath>
-              <m:r>
-                <m:t>0</m:t>
-              </m:r>
-            </m:oMath>
-            <w:r>
-              <w:t xml:space="preserve"> </w:t>
-            </w:r>
-            <w:r>
-              <w:t xml:space="preserve">(especial)</w:t>
-            </w:r>
-          </w:p>
-        </w:tc>
-        <w:tc>
-          <w:tcPr/>
-          <w:p>
-            <w:pPr>
-              <w:pStyle w:val="Compact"/>
-            </w:pPr>
-            <m:oMath>
-              <m:r>
-                <m:rPr>
-                  <m:sty m:val="p"/>
-                </m:rPr>
-                <m:t>−</m:t>
-              </m:r>
-              <m:r>
-                <m:rPr>
-                  <m:sty m:val="p"/>
-                </m:rPr>
-                <m:t>ln</m:t>
-              </m:r>
-              <m:r>
-                <m:t>r</m:t>
-              </m:r>
-            </m:oMath>
-          </w:p>
-        </w:tc>
-        <w:tc>
-          <w:tcPr/>
-          <w:p>
-            <w:pPr>
-              <w:pStyle w:val="Compact"/>
-            </w:pPr>
-            <m:oMath>
-              <m:r>
-                <m:t>2</m:t>
-              </m:r>
-              <m:r>
-                <m:t>π</m:t>
-              </m:r>
-              <m:sSup>
-                <m:e>
-                  <m:r>
-                    <m:t>δ</m:t>
-                  </m:r>
-                </m:e>
-                <m:sup>
-                  <m:r>
-                    <m:t>2</m:t>
-                  </m:r>
-                </m:sup>
-              </m:sSup>
-              <m:r>
-                <m:rPr>
-                  <m:sty m:val="p"/>
-                </m:rPr>
-                <m:t>(</m:t>
-              </m:r>
-              <m:r>
-                <m:rPr>
-                  <m:sty m:val="b"/>
-                </m:rPr>
-                <m:t>r</m:t>
-              </m:r>
-              <m:r>
-                <m:rPr>
-                  <m:sty m:val="p"/>
-                </m:rPr>
-                <m:t>)</m:t>
-              </m:r>
-            </m:oMath>
-          </w:p>
-        </w:tc>
-        <w:tc>
-          <w:tcPr/>
-          <w:p>
-            <w:pPr>
-              <w:pStyle w:val="Compact"/>
-            </w:pPr>
-            <w:r>
-              <w:t xml:space="preserve">Logarítmica</w:t>
-            </w:r>
-          </w:p>
-        </w:tc>
-      </w:tr>
-      <w:tr>
-        <w:tc>
-          <w:tcPr/>
-          <w:p>
-            <w:pPr>
-              <w:pStyle w:val="Compact"/>
-            </w:pPr>
-            <w:r>
-              <w:t xml:space="preserve">3D</w:t>
-            </w:r>
-          </w:p>
-        </w:tc>
-        <w:tc>
-          <w:tcPr/>
-          <w:p>
-            <w:pPr>
-              <w:pStyle w:val="Compact"/>
-            </w:pPr>
-            <m:oMath>
-              <m:r>
-                <m:rPr>
-                  <m:sty m:val="p"/>
-                </m:rPr>
-                <m:t>−</m:t>
-              </m:r>
-              <m:r>
-                <m:t>1</m:t>
-              </m:r>
-              <m:r>
-                <m:rPr>
-                  <m:sty m:val="p"/>
-                </m:rPr>
-                <m:t>/</m:t>
-              </m:r>
-              <m:r>
-                <m:t>2</m:t>
-              </m:r>
-            </m:oMath>
-          </w:p>
-        </w:tc>
-        <w:tc>
-          <w:tcPr/>
-          <w:p>
-            <w:pPr>
-              <w:pStyle w:val="Compact"/>
-            </w:pPr>
-            <m:oMath>
-              <m:r>
-                <m:t>1</m:t>
-              </m:r>
-              <m:r>
-                <m:rPr>
-                  <m:sty m:val="p"/>
-                </m:rPr>
-                <m:t>/</m:t>
-              </m:r>
-              <m:r>
-                <m:t>r</m:t>
-              </m:r>
-            </m:oMath>
-          </w:p>
-        </w:tc>
-        <w:tc>
-          <w:tcPr/>
-          <w:p>
-            <w:pPr>
-              <w:pStyle w:val="Compact"/>
-            </w:pPr>
-            <m:oMath>
-              <m:r>
-                <m:t>4</m:t>
-              </m:r>
-              <m:r>
-                <m:t>π</m:t>
-              </m:r>
-              <m:sSup>
-                <m:e>
-                  <m:r>
-                    <m:t>δ</m:t>
-                  </m:r>
-                </m:e>
-                <m:sup>
-                  <m:r>
-                    <m:t>3</m:t>
-                  </m:r>
-                </m:sup>
-              </m:sSup>
-              <m:r>
-                <m:rPr>
-                  <m:sty m:val="p"/>
-                </m:rPr>
-                <m:t>(</m:t>
-              </m:r>
-              <m:r>
-                <m:rPr>
-                  <m:sty m:val="b"/>
-                </m:rPr>
-                <m:t>r</m:t>
-              </m:r>
-              <m:r>
-                <m:rPr>
-                  <m:sty m:val="p"/>
-                </m:rPr>
-                <m:t>)</m:t>
-              </m:r>
-            </m:oMath>
-          </w:p>
-        </w:tc>
-        <w:tc>
-          <w:tcPr/>
-          <w:p>
-            <w:pPr>
-              <w:pStyle w:val="Compact"/>
-            </w:pPr>
-            <w:r>
-              <w:t xml:space="preserve">Coulomb</w:t>
-            </w:r>
-          </w:p>
-        </w:tc>
-      </w:tr>
-      <w:tr>
-        <w:tc>
-          <w:tcPr/>
-          <w:p>
-            <w:pPr>
-              <w:pStyle w:val="Compact"/>
-            </w:pPr>
-            <w:r>
-              <w:t xml:space="preserve">4D</w:t>
-            </w:r>
-          </w:p>
-        </w:tc>
-        <w:tc>
-          <w:tcPr/>
-          <w:p>
-            <w:pPr>
-              <w:pStyle w:val="Compact"/>
-            </w:pPr>
-            <m:oMath>
-              <m:r>
-                <m:rPr>
-                  <m:sty m:val="p"/>
-                </m:rPr>
-                <m:t>−</m:t>
-              </m:r>
-              <m:r>
-                <m:t>1</m:t>
-              </m:r>
-            </m:oMath>
-          </w:p>
-        </w:tc>
-        <w:tc>
-          <w:tcPr/>
-          <w:p>
-            <w:pPr>
-              <w:pStyle w:val="Compact"/>
-            </w:pPr>
-            <m:oMath>
-              <m:r>
-                <m:t>1</m:t>
-              </m:r>
-              <m:r>
-                <m:rPr>
-                  <m:sty m:val="p"/>
-                </m:rPr>
-                <m:t>/</m:t>
-              </m:r>
-              <m:sSup>
-                <m:e>
-                  <m:r>
-                    <m:t>r</m:t>
-                  </m:r>
-                </m:e>
-                <m:sup>
-                  <m:r>
-                    <m:t>2</m:t>
-                  </m:r>
-                </m:sup>
-              </m:sSup>
-            </m:oMath>
-          </w:p>
-        </w:tc>
-        <w:tc>
-          <w:tcPr/>
-          <w:p>
-            <w:pPr>
-              <w:pStyle w:val="Compact"/>
-            </w:pPr>
-            <m:oMath>
-              <m:r>
-                <m:rPr>
-                  <m:sty m:val="p"/>
-                </m:rPr>
-                <m:t>?</m:t>
-              </m:r>
-            </m:oMath>
-          </w:p>
-        </w:tc>
-        <w:tc>
-          <w:tcPr/>
-          <w:p>
-            <w:pPr>
-              <w:pStyle w:val="Compact"/>
-            </w:pPr>
-            <w:r>
-              <w:t xml:space="preserve">Potencial de Yang-Mills</w:t>
-            </w:r>
-          </w:p>
-        </w:tc>
-      </w:tr>
-      <w:tr>
-        <w:tc>
-          <w:tcPr/>
-          <w:p>
-            <w:pPr>
-              <w:pStyle w:val="Compact"/>
-            </w:pPr>
-            <w:r>
-              <w:t xml:space="preserve">ND</w:t>
-            </w:r>
-          </w:p>
-        </w:tc>
-        <w:tc>
-          <w:tcPr/>
-          <w:p>
-            <w:pPr>
-              <w:pStyle w:val="Compact"/>
-            </w:pPr>
-            <m:oMath>
-              <m:r>
-                <m:t>1</m:t>
-              </m:r>
-              <m:r>
-                <m:rPr>
-                  <m:sty m:val="p"/>
-                </m:rPr>
-                <m:t>−</m:t>
-              </m:r>
-              <m:r>
-                <m:t>N</m:t>
-              </m:r>
-              <m:r>
-                <m:rPr>
-                  <m:sty m:val="p"/>
-                </m:rPr>
-                <m:t>/</m:t>
-              </m:r>
-              <m:r>
-                <m:t>2</m:t>
-              </m:r>
-            </m:oMath>
-          </w:p>
-        </w:tc>
-        <w:tc>
-          <w:tcPr/>
-          <w:p>
-            <w:pPr>
-              <w:pStyle w:val="Compact"/>
-            </w:pPr>
-            <m:oMath>
-              <m:sSup>
-                <m:e>
-                  <m:r>
-                    <m:t>r</m:t>
-                  </m:r>
-                </m:e>
-                <m:sup>
-                  <m:r>
-                    <m:t>2</m:t>
-                  </m:r>
-                  <m:r>
-                    <m:rPr>
-                      <m:sty m:val="p"/>
-                    </m:rPr>
-                    <m:t>−</m:t>
-                  </m:r>
-                  <m:r>
-                    <m:t>N</m:t>
-                  </m:r>
-                </m:sup>
-              </m:sSup>
-            </m:oMath>
-          </w:p>
-        </w:tc>
-        <w:tc>
-          <w:tcPr/>
-          <w:p>
-            <w:pPr>
-              <w:pStyle w:val="Compact"/>
-            </w:pPr>
-            <m:oMath>
-              <m:r>
-                <m:rPr>
-                  <m:sty m:val="p"/>
-                </m:rPr>
-                <m:t>?</m:t>
-              </m:r>
-            </m:oMath>
-          </w:p>
-        </w:tc>
-        <w:tc>
-          <w:tcPr/>
-          <w:p>
-            <w:pPr>
-              <w:pStyle w:val="Compact"/>
-            </w:pPr>
-            <w:r>
-              <w:t xml:space="preserve">Generalização</w:t>
-            </w:r>
-          </w:p>
-        </w:tc>
-      </w:tr>
-    </w:tbl>
-    <w:p>
-      <w:pPr>
-        <w:pStyle w:val="BodyText"/>
-      </w:pPr>
-      <w:r>
-        <w:t xml:space="preserve"> </w:t>
-      </w:r>
-    </w:p>
-    <w:tbl>
-      <w:tblPr>
-        <w:tblStyle w:val="Table"/>
-        <w:tblLook w:firstRow="0" w:lastRow="0" w:firstColumn="0" w:lastColumn="0" w:noHBand="0" w:noVBand="0" w:val="0000"/>
-        <w:tblBorders>
-          <w:top w:val="single" w:sz="4" w:space="0" w:color="0758E5"/>
-          <w:left w:val="single" w:sz="24" w:space="0" w:color="0758E5"/>
-          <w:bottom w:val="single" w:sz="4" w:space="0" w:color="0758E5"/>
-          <w:right w:val="single" w:sz="4" w:space="0" w:color="0758E5"/>
-        </w:tblBorders>
-        <w:tblCellMar>
-          <w:left w:w="144" w:type="dxa"/>
-          <w:right w:w="144" w:type="dxa"/>
-        </w:tblCellMar>
-        <w:tblLook w:firstRow="0" w:lastRow="0" w:firstColumn="0" w:lastColumn="0" w:noHBand="0" w:noVBand="0" w:val="0000"/>
-      </w:tblPr>
-      <w:tr>
-        <w:trPr>
-          <w:cantSplit/>
-        </w:trPr>
-        <w:tc>
-          <w:tcPr>
-            <w:shd w:color="auto" w:fill="dae6fb" w:val="clear"/>
-            <w:tcMar>
-              <w:top w:w="92" w:type="dxa"/>
-              <w:bottom w:w="92" w:type="dxa"/>
-            </w:tcMar>
-          </w:tcPr>
-          <w:p>
-            <w:pPr>
-              <w:pStyle w:val="BodyText"/>
-            </w:pPr>
-            <w:pPr>
-              <w:spacing w:before="0" w:after="0"/>
-              <w:textAlignment w:val="center"/>
-            </w:pPr>
-            <w:r>
-              <w:drawing>
-                <wp:inline>
-                  <wp:extent cx="152400" cy="152400"/>
-                  <wp:effectExtent b="0" l="0" r="0" t="0"/>
-                  <wp:docPr descr="" title="" id="85" name="Picture"/>
-                  <a:graphic>
-                    <a:graphicData uri="http://schemas.openxmlformats.org/drawingml/2006/picture">
-                      <pic:pic>
-                        <pic:nvPicPr>
-                          <pic:cNvPr descr="/opt/quarto/share/formats/docx/note.png" id="86" name="Picture"/>
+                          <pic:cNvPr descr="/opt/quarto/share/formats/docx/note.png" id="82" name="Picture"/>
                           <pic:cNvPicPr>
                             <a:picLocks noChangeArrowheads="1" noChangeAspect="1"/>
                           </pic:cNvPicPr>
@@ -13099,8 +12816,8 @@
         </w:tc>
       </w:tr>
     </w:tbl>
-    <w:bookmarkEnd w:id="87"/>
-    <w:bookmarkStart w:id="103" w:name="exercícios"/>
+    <w:bookmarkEnd w:id="83"/>
+    <w:bookmarkStart w:id="96" w:name="exercícios"/>
     <w:p>
       <w:pPr>
         <w:pStyle w:val="Heading1"/>
@@ -13109,7 +12826,7 @@
         <w:t xml:space="preserve">Exercícios</w:t>
       </w:r>
     </w:p>
-    <w:bookmarkStart w:id="88" w:name="exercício-1-função-de-synge"/>
+    <w:bookmarkStart w:id="84" w:name="exercício-1-função-de-synge"/>
     <w:p>
       <w:pPr>
         <w:pStyle w:val="Heading2"/>
@@ -13421,8 +13138,8 @@
         <w:t xml:space="preserve">Qual é a importância da função de Synge em relatividade geral?</w:t>
       </w:r>
     </w:p>
-    <w:bookmarkEnd w:id="88"/>
-    <w:bookmarkStart w:id="89" w:name="exercício-2-lei-de-potência"/>
+    <w:bookmarkEnd w:id="84"/>
+    <w:bookmarkStart w:id="85" w:name="exercício-2-lei-de-potência"/>
     <w:p>
       <w:pPr>
         <w:pStyle w:val="Heading2"/>
@@ -13674,8 +13391,8 @@
         <w:t xml:space="preserve">, qual é a forma da função de Green? Qual seria a lei de força correspondente?</w:t>
       </w:r>
     </w:p>
-    <w:bookmarkEnd w:id="89"/>
-    <w:bookmarkStart w:id="90" w:name="exercício-3-solução-2d"/>
+    <w:bookmarkEnd w:id="85"/>
+    <w:bookmarkStart w:id="86" w:name="exercício-3-solução-2d"/>
     <w:p>
       <w:pPr>
         <w:pStyle w:val="Heading2"/>
@@ -13938,8 +13655,8 @@
         <w:t xml:space="preserve">da solução geral?</w:t>
       </w:r>
     </w:p>
-    <w:bookmarkEnd w:id="90"/>
-    <w:bookmarkStart w:id="91" w:name="exercício-4-regularização-3d"/>
+    <w:bookmarkEnd w:id="86"/>
+    <w:bookmarkStart w:id="87" w:name="exercício-4-regularização-3d"/>
     <w:p>
       <w:pPr>
         <w:pStyle w:val="Heading2"/>
@@ -14338,8 +14055,8 @@
         <w:t xml:space="preserve">na regularização.</w:t>
       </w:r>
     </w:p>
-    <w:bookmarkEnd w:id="91"/>
-    <w:bookmarkStart w:id="92" w:name="exercício-5-propriedade-de-filtragem"/>
+    <w:bookmarkEnd w:id="87"/>
+    <w:bookmarkStart w:id="88" w:name="exercício-5-propriedade-de-filtragem"/>
     <w:p>
       <w:pPr>
         <w:pStyle w:val="Heading2"/>
@@ -14686,8 +14403,8 @@
         <w:t xml:space="preserve">O que este resultado prova sobre a natureza do laplaciano da função de Green?</w:t>
       </w:r>
     </w:p>
-    <w:bookmarkEnd w:id="92"/>
-    <w:bookmarkStart w:id="93" w:name="exercício-6-generalização-nd"/>
+    <w:bookmarkEnd w:id="88"/>
+    <w:bookmarkStart w:id="89" w:name="exercício-6-generalização-nd"/>
     <w:p>
       <w:pPr>
         <w:pStyle w:val="Heading2"/>
@@ -14975,8 +14692,8 @@
         <w:t xml:space="preserve">?</w:t>
       </w:r>
     </w:p>
-    <w:bookmarkEnd w:id="93"/>
-    <w:bookmarkStart w:id="94" w:name="exercício-7-interpretação-física"/>
+    <w:bookmarkEnd w:id="89"/>
+    <w:bookmarkStart w:id="90" w:name="exercício-7-interpretação-física"/>
     <w:p>
       <w:pPr>
         <w:pStyle w:val="Heading2"/>
@@ -15057,190 +14774,14 @@
         <w:t xml:space="preserve">Como a regularização dimensional se relaciona com a detecção de dimensões extras?</w:t>
       </w:r>
     </w:p>
-    <w:bookmarkEnd w:id="94"/>
-    <w:bookmarkStart w:id="95" w:name="exercício-8-topologia-do-universo"/>
+    <w:bookmarkEnd w:id="90"/>
+    <w:bookmarkStart w:id="91" w:name="exercício-8-implementação-numérica"/>
     <w:p>
       <w:pPr>
         <w:pStyle w:val="Heading2"/>
       </w:pPr>
       <w:r>
-        <w:t xml:space="preserve">Exercício 8: Topologia do Universo</w:t>
-      </w:r>
-    </w:p>
-    <w:p>
-      <w:pPr>
-        <w:pStyle w:val="FirstParagraph"/>
-      </w:pPr>
-      <w:r>
-        <w:rPr>
-          <w:b/>
-          <w:bCs/>
-        </w:rPr>
-        <w:t xml:space="preserve">a)</w:t>
-      </w:r>
-      <w:r>
-        <w:t xml:space="preserve"> </w:t>
-      </w:r>
-      <w:r>
-        <w:t xml:space="preserve">O que são</w:t>
-      </w:r>
-      <w:r>
-        <w:t xml:space="preserve"> </w:t>
-      </w:r>
-      <w:r>
-        <w:t xml:space="preserve">“círculos no céu”</w:t>
-      </w:r>
-      <w:r>
-        <w:t xml:space="preserve"> </w:t>
-      </w:r>
-      <w:r>
-        <w:t xml:space="preserve">e como se relacionam com a topologia do universo?</w:t>
-      </w:r>
-    </w:p>
-    <w:p>
-      <w:pPr>
-        <w:pStyle w:val="BodyText"/>
-      </w:pPr>
-      <w:r>
-        <w:rPr>
-          <w:b/>
-          <w:bCs/>
-        </w:rPr>
-        <w:t xml:space="preserve">b)</w:t>
-      </w:r>
-      <w:r>
-        <w:t xml:space="preserve"> </w:t>
-      </w:r>
-      <w:r>
-        <w:t xml:space="preserve">Por que a topologia do universo é difícil de determinar experimentalmente?</w:t>
-      </w:r>
-    </w:p>
-    <w:p>
-      <w:pPr>
-        <w:pStyle w:val="BodyText"/>
-      </w:pPr>
-      <w:r>
-        <w:rPr>
-          <w:b/>
-          <w:bCs/>
-        </w:rPr>
-        <w:t xml:space="preserve">c)</w:t>
-      </w:r>
-      <w:r>
-        <w:t xml:space="preserve"> </w:t>
-      </w:r>
-      <w:r>
-        <w:t xml:space="preserve">Qual é a relação entre topologia e funções de Green?</w:t>
-      </w:r>
-    </w:p>
-    <w:p>
-      <w:pPr>
-        <w:pStyle w:val="BodyText"/>
-      </w:pPr>
-      <w:r>
-        <w:rPr>
-          <w:b/>
-          <w:bCs/>
-        </w:rPr>
-        <w:t xml:space="preserve">d)</w:t>
-      </w:r>
-      <w:r>
-        <w:t xml:space="preserve"> </w:t>
-      </w:r>
-      <w:r>
-        <w:t xml:space="preserve">Como a função de Green mudaria em um universo com topologia de toro?</w:t>
-      </w:r>
-    </w:p>
-    <w:bookmarkEnd w:id="95"/>
-    <w:bookmarkStart w:id="96" w:name="exercício-9-regularização-dimensional"/>
-    <w:p>
-      <w:pPr>
-        <w:pStyle w:val="Heading2"/>
-      </w:pPr>
-      <w:r>
-        <w:t xml:space="preserve">Exercício 9: Regularização Dimensional</w:t>
-      </w:r>
-    </w:p>
-    <w:p>
-      <w:pPr>
-        <w:pStyle w:val="FirstParagraph"/>
-      </w:pPr>
-      <w:r>
-        <w:rPr>
-          <w:b/>
-          <w:bCs/>
-        </w:rPr>
-        <w:t xml:space="preserve">a)</w:t>
-      </w:r>
-      <w:r>
-        <w:t xml:space="preserve"> </w:t>
-      </w:r>
-      <w:r>
-        <w:t xml:space="preserve">Explique o que é regularização dimensional em física de partículas.</w:t>
-      </w:r>
-    </w:p>
-    <w:p>
-      <w:pPr>
-        <w:pStyle w:val="BodyText"/>
-      </w:pPr>
-      <w:r>
-        <w:rPr>
-          <w:b/>
-          <w:bCs/>
-        </w:rPr>
-        <w:t xml:space="preserve">b)</w:t>
-      </w:r>
-      <w:r>
-        <w:t xml:space="preserve"> </w:t>
-      </w:r>
-      <w:r>
-        <w:t xml:space="preserve">Como ela se relaciona com o método de Frobenius usado na aula?</w:t>
-      </w:r>
-    </w:p>
-    <w:p>
-      <w:pPr>
-        <w:pStyle w:val="BodyText"/>
-      </w:pPr>
-      <w:r>
-        <w:rPr>
-          <w:b/>
-          <w:bCs/>
-        </w:rPr>
-        <w:t xml:space="preserve">c)</w:t>
-      </w:r>
-      <w:r>
-        <w:t xml:space="preserve"> </w:t>
-      </w:r>
-      <w:r>
-        <w:t xml:space="preserve">Por que a regularização dimensional funciona mesmo com dimensões não-inteiras?</w:t>
-      </w:r>
-    </w:p>
-    <w:p>
-      <w:pPr>
-        <w:pStyle w:val="BodyText"/>
-      </w:pPr>
-      <w:r>
-        <w:rPr>
-          <w:b/>
-          <w:bCs/>
-        </w:rPr>
-        <w:t xml:space="preserve">d)</w:t>
-      </w:r>
-      <w:r>
-        <w:t xml:space="preserve"> </w:t>
-      </w:r>
-      <w:r>
-        <w:t xml:space="preserve">Dê um exemplo de como a regularização dimensional é usada para calcular integrais divergentes.</w:t>
-      </w:r>
-    </w:p>
-    <w:bookmarkEnd w:id="96"/>
-    <w:bookmarkStart w:id="97" w:name="exercício-10-implementação-numérica"/>
-    <w:p>
-      <w:pPr>
-        <w:pStyle w:val="Heading2"/>
-      </w:pPr>
-      <w:r>
-        <w:t xml:space="preserve">Exercício 10: Implementação Numérica</w:t>
+        <w:t xml:space="preserve">Exercício 8: Implementação Numérica</w:t>
       </w:r>
     </w:p>
     <w:p>
@@ -15372,14 +14913,14 @@
         <w:t xml:space="preserve">Como a escolha do método de integração numérica afeta a precisão do resultado?</w:t>
       </w:r>
     </w:p>
-    <w:bookmarkEnd w:id="97"/>
-    <w:bookmarkStart w:id="98" w:name="Xe98023ab4aa24ec3edd059cb781afa538c7fcc0"/>
+    <w:bookmarkEnd w:id="91"/>
+    <w:bookmarkStart w:id="92" w:name="exercício-9-conexão-com-eletromagnetismo"/>
     <w:p>
       <w:pPr>
         <w:pStyle w:val="Heading2"/>
       </w:pPr>
       <w:r>
-        <w:t xml:space="preserve">Exercício 11: Conexão com Eletromagnetismo</w:t>
+        <w:t xml:space="preserve">Exercício 9: Conexão com Eletromagnetismo</w:t>
       </w:r>
     </w:p>
     <w:p>
@@ -15454,14 +14995,14 @@
         <w:t xml:space="preserve">Como a lei de Gauss se generaliza para dimensões arbitrárias?</w:t>
       </w:r>
     </w:p>
-    <w:bookmarkEnd w:id="98"/>
-    <w:bookmarkStart w:id="99" w:name="exercício-12-caso-1d-detalhado"/>
+    <w:bookmarkEnd w:id="92"/>
+    <w:bookmarkStart w:id="93" w:name="exercício-10-caso-1d-detalhado"/>
     <w:p>
       <w:pPr>
         <w:pStyle w:val="Heading2"/>
       </w:pPr>
       <w:r>
-        <w:t xml:space="preserve">Exercício 12: Caso 1D Detalhado</w:t>
+        <w:t xml:space="preserve">Exercício 10: Caso 1D Detalhado</w:t>
       </w:r>
     </w:p>
     <w:p>
@@ -15677,14 +15218,14 @@
         <w:t xml:space="preserve">Por que em 1D o potencial não decai com a distância?</w:t>
       </w:r>
     </w:p>
-    <w:bookmarkEnd w:id="99"/>
-    <w:bookmarkStart w:id="100" w:name="exercício-13-método-de-frobenius"/>
+    <w:bookmarkEnd w:id="93"/>
+    <w:bookmarkStart w:id="94" w:name="exercício-11-método-de-frobenius"/>
     <w:p>
       <w:pPr>
         <w:pStyle w:val="Heading2"/>
       </w:pPr>
       <w:r>
-        <w:t xml:space="preserve">Exercício 13: Método de Frobenius</w:t>
+        <w:t xml:space="preserve">Exercício 11: Método de Frobenius</w:t>
       </w:r>
     </w:p>
     <w:p>
@@ -15759,14 +15300,14 @@
         <w:t xml:space="preserve">Compare com a regularização dimensional para obter o mesmo resultado.</w:t>
       </w:r>
     </w:p>
-    <w:bookmarkEnd w:id="100"/>
-    <w:bookmarkStart w:id="101" w:name="exercício-14-espaços-curvos"/>
+    <w:bookmarkEnd w:id="94"/>
+    <w:bookmarkStart w:id="95" w:name="exercício-12-aplicações-práticas"/>
     <w:p>
       <w:pPr>
         <w:pStyle w:val="Heading2"/>
       </w:pPr>
       <w:r>
-        <w:t xml:space="preserve">Exercício 14: Espaços Curvos</w:t>
+        <w:t xml:space="preserve">Exercício 12: Aplicações Práticas</w:t>
       </w:r>
     </w:p>
     <w:p>
@@ -15784,7 +15325,7 @@
         <w:t xml:space="preserve"> </w:t>
       </w:r>
       <w:r>
-        <w:t xml:space="preserve">Como a função de Synge se generaliza para espaços curvos?</w:t>
+        <w:t xml:space="preserve">Em que áreas da física as funções de Green em diferentes dimensões são utilizadas?</w:t>
       </w:r>
     </w:p>
     <w:p>
@@ -15802,7 +15343,7 @@
         <w:t xml:space="preserve"> </w:t>
       </w:r>
       <w:r>
-        <w:t xml:space="preserve">Qual é a equação que a função de Green satisfaz em um espaço curvo?</w:t>
+        <w:t xml:space="preserve">Como a função de Green 2D aparece em sistemas de vórtices?</w:t>
       </w:r>
     </w:p>
     <w:p>
@@ -15820,7 +15361,7 @@
         <w:t xml:space="preserve"> </w:t>
       </w:r>
       <w:r>
-        <w:t xml:space="preserve">Como a curvatura afeta a função de Green?</w:t>
+        <w:t xml:space="preserve">Qual é a relação entre funções de Green e equações de difusão?</w:t>
       </w:r>
     </w:p>
     <w:p>
@@ -15838,94 +15379,12 @@
         <w:t xml:space="preserve"> </w:t>
       </w:r>
       <w:r>
-        <w:t xml:space="preserve">Por que a função de Synge é importante em relatividade geral?</w:t>
-      </w:r>
-    </w:p>
-    <w:bookmarkEnd w:id="101"/>
-    <w:bookmarkStart w:id="102" w:name="exercício-15-aplicações-práticas"/>
-    <w:p>
-      <w:pPr>
-        <w:pStyle w:val="Heading2"/>
-      </w:pPr>
-      <w:r>
-        <w:t xml:space="preserve">Exercício 15: Aplicações Práticas</w:t>
-      </w:r>
-    </w:p>
-    <w:p>
-      <w:pPr>
-        <w:pStyle w:val="FirstParagraph"/>
-      </w:pPr>
-      <w:r>
-        <w:rPr>
-          <w:b/>
-          <w:bCs/>
-        </w:rPr>
-        <w:t xml:space="preserve">a)</w:t>
-      </w:r>
-      <w:r>
-        <w:t xml:space="preserve"> </w:t>
-      </w:r>
-      <w:r>
-        <w:t xml:space="preserve">Em que áreas da física as funções de Green em diferentes dimensões são utilizadas?</w:t>
-      </w:r>
-    </w:p>
-    <w:p>
-      <w:pPr>
-        <w:pStyle w:val="BodyText"/>
-      </w:pPr>
-      <w:r>
-        <w:rPr>
-          <w:b/>
-          <w:bCs/>
-        </w:rPr>
-        <w:t xml:space="preserve">b)</w:t>
-      </w:r>
-      <w:r>
-        <w:t xml:space="preserve"> </w:t>
-      </w:r>
-      <w:r>
-        <w:t xml:space="preserve">Como a função de Green 2D aparece em sistemas de vórtices?</w:t>
-      </w:r>
-    </w:p>
-    <w:p>
-      <w:pPr>
-        <w:pStyle w:val="BodyText"/>
-      </w:pPr>
-      <w:r>
-        <w:rPr>
-          <w:b/>
-          <w:bCs/>
-        </w:rPr>
-        <w:t xml:space="preserve">c)</w:t>
-      </w:r>
-      <w:r>
-        <w:t xml:space="preserve"> </w:t>
-      </w:r>
-      <w:r>
-        <w:t xml:space="preserve">Qual é a relação entre funções de Green e equações de difusão?</w:t>
-      </w:r>
-    </w:p>
-    <w:p>
-      <w:pPr>
-        <w:pStyle w:val="BodyText"/>
-      </w:pPr>
-      <w:r>
-        <w:rPr>
-          <w:b/>
-          <w:bCs/>
-        </w:rPr>
-        <w:t xml:space="preserve">d)</w:t>
-      </w:r>
-      <w:r>
-        <w:t xml:space="preserve"> </w:t>
-      </w:r>
-      <w:r>
         <w:t xml:space="preserve">Como a regularização de funções de Green é usada em teoria quântica de campos?</w:t>
       </w:r>
     </w:p>
-    <w:bookmarkEnd w:id="102"/>
-    <w:bookmarkEnd w:id="103"/>
-    <w:bookmarkStart w:id="104" w:name="conclusão"/>
+    <w:bookmarkEnd w:id="95"/>
+    <w:bookmarkEnd w:id="96"/>
+    <w:bookmarkStart w:id="97" w:name="conclusão"/>
     <w:p>
       <w:pPr>
         <w:pStyle w:val="Heading1"/>
@@ -15961,7 +15420,7 @@
         <w:pStyle w:val="Compact"/>
         <w:numPr>
           <w:ilvl w:val="0"/>
-          <w:numId w:val="1013"/>
+          <w:numId w:val="1011"/>
         </w:numPr>
       </w:pPr>
       <w:r>
@@ -15997,7 +15456,7 @@
         <w:pStyle w:val="Compact"/>
         <w:numPr>
           <w:ilvl w:val="0"/>
-          <w:numId w:val="1013"/>
+          <w:numId w:val="1011"/>
         </w:numPr>
       </w:pPr>
       <w:r>
@@ -16068,7 +15527,7 @@
         <w:pStyle w:val="Compact"/>
         <w:numPr>
           <w:ilvl w:val="0"/>
-          <w:numId w:val="1013"/>
+          <w:numId w:val="1011"/>
         </w:numPr>
       </w:pPr>
       <w:r>
@@ -16096,7 +15555,7 @@
         <w:pStyle w:val="Compact"/>
         <w:numPr>
           <w:ilvl w:val="0"/>
-          <w:numId w:val="1013"/>
+          <w:numId w:val="1011"/>
         </w:numPr>
       </w:pPr>
       <w:r>
@@ -16124,7 +15583,7 @@
         <w:pStyle w:val="Compact"/>
         <w:numPr>
           <w:ilvl w:val="0"/>
-          <w:numId w:val="1013"/>
+          <w:numId w:val="1011"/>
         </w:numPr>
       </w:pPr>
       <w:r>
@@ -16152,7 +15611,7 @@
         <w:pStyle w:val="Compact"/>
         <w:numPr>
           <w:ilvl w:val="0"/>
-          <w:numId w:val="1013"/>
+          <w:numId w:val="1011"/>
         </w:numPr>
       </w:pPr>
       <w:r>
@@ -16191,7 +15650,7 @@
         <w:t xml:space="preserve">A próxima aula abordará funções de Green dependentes do tempo, introduzindo conceitos de causalidade e propagação de ondas.</w:t>
       </w:r>
     </w:p>
-    <w:bookmarkEnd w:id="104"/>
+    <w:bookmarkEnd w:id="97"/>
     <w:sectPr>
       <w:footnotePr>
         <w:numRestart w:val="eachSect"/>
@@ -16686,39 +16145,6 @@
     </w:lvlOverride>
   </w:num>
   <w:num w:numId="1011">
-    <w:abstractNumId w:val="991"/>
-  </w:num>
-  <w:num w:numId="1012">
-    <w:abstractNumId w:val="99411"/>
-    <w:lvlOverride w:ilvl="0">
-      <w:startOverride w:val="1"/>
-    </w:lvlOverride>
-    <w:lvlOverride w:ilvl="1">
-      <w:startOverride w:val="1"/>
-    </w:lvlOverride>
-    <w:lvlOverride w:ilvl="2">
-      <w:startOverride w:val="1"/>
-    </w:lvlOverride>
-    <w:lvlOverride w:ilvl="3">
-      <w:startOverride w:val="1"/>
-    </w:lvlOverride>
-    <w:lvlOverride w:ilvl="4">
-      <w:startOverride w:val="1"/>
-    </w:lvlOverride>
-    <w:lvlOverride w:ilvl="5">
-      <w:startOverride w:val="1"/>
-    </w:lvlOverride>
-    <w:lvlOverride w:ilvl="6">
-      <w:startOverride w:val="1"/>
-    </w:lvlOverride>
-    <w:lvlOverride w:ilvl="7">
-      <w:startOverride w:val="1"/>
-    </w:lvlOverride>
-    <w:lvlOverride w:ilvl="8">
-      <w:startOverride w:val="1"/>
-    </w:lvlOverride>
-  </w:num>
-  <w:num w:numId="1013">
     <w:abstractNumId w:val="99411"/>
     <w:lvlOverride w:ilvl="0">
       <w:startOverride w:val="1"/>

--- a/courses/mathematical-physics/green-functions-nd.docx
+++ b/courses/mathematical-physics/green-functions-nd.docx
@@ -13139,13 +13139,23 @@
       </w:r>
     </w:p>
     <w:bookmarkEnd w:id="84"/>
-    <w:bookmarkStart w:id="85" w:name="exercício-2-lei-de-potência"/>
+    <w:bookmarkStart w:id="85" w:name="exercício-2-lei-de-potência-essencial"/>
     <w:p>
       <w:pPr>
         <w:pStyle w:val="Heading2"/>
       </w:pPr>
       <w:r>
         <w:t xml:space="preserve">Exercício 2: Lei de Potência</w:t>
+      </w:r>
+      <w:r>
+        <w:t xml:space="preserve"> </w:t>
+      </w:r>
+      <w:r>
+        <w:rPr>
+          <w:b/>
+          <w:bCs/>
+        </w:rPr>
+        <w:t xml:space="preserve">(Essencial)</w:t>
       </w:r>
     </w:p>
     <w:p>
@@ -13656,13 +13666,23 @@
       </w:r>
     </w:p>
     <w:bookmarkEnd w:id="86"/>
-    <w:bookmarkStart w:id="87" w:name="exercício-4-regularização-3d"/>
+    <w:bookmarkStart w:id="87" w:name="exercício-4-regularização-3d-essencial"/>
     <w:p>
       <w:pPr>
         <w:pStyle w:val="Heading2"/>
       </w:pPr>
       <w:r>
         <w:t xml:space="preserve">Exercício 4: Regularização 3D</w:t>
+      </w:r>
+      <w:r>
+        <w:t xml:space="preserve"> </w:t>
+      </w:r>
+      <w:r>
+        <w:rPr>
+          <w:b/>
+          <w:bCs/>
+        </w:rPr>
+        <w:t xml:space="preserve">(Essencial)</w:t>
       </w:r>
     </w:p>
     <w:p>

--- a/courses/mathematical-physics/green-functions-nd.docx
+++ b/courses/mathematical-physics/green-functions-nd.docx
@@ -306,7 +306,7 @@
               <w:spacing w:before="16" w:after="16"/>
             </w:pPr>
             <w:r>
-              <w:t xml:space="preserve">A abordagem adotada é puramente geométrica, utilizando apenas a métrica do espaço para construir as funções de Green. Isso permite uma generalização natural para espaços curvos e dimensões arbitrárias.</w:t>
+              <w:t xml:space="preserve">A abordagem adotada é puramente geométrica, utilizando apenas a distância euclidiana entre pontos para construir as funções de Green. Isso permite uma generalização natural para dimensões arbitrárias.</w:t>
             </w:r>
           </w:p>
           <w:p/>
@@ -958,13 +958,18 @@
           <w:b/>
           <w:bCs/>
         </w:rPr>
-        <w:t xml:space="preserve">Generaliza</w:t>
-      </w:r>
-      <w:r>
-        <w:t xml:space="preserve"> </w:t>
-      </w:r>
-      <w:r>
-        <w:t xml:space="preserve">para espaços curvos (relatividade geral)</w:t>
+        <w:t xml:space="preserve">Vale em qualquer dimensão</w:t>
+      </w:r>
+      <w:r>
+        <w:t xml:space="preserve"> </w:t>
+      </w:r>
+      <m:oMath>
+        <m:r>
+          <m:t>N</m:t>
+        </m:r>
+      </m:oMath>
+      <w:r>
+        <w:t xml:space="preserve">, sem exigir uma decomposição em funções de base</w:t>
       </w:r>
     </w:p>
     <w:tbl>
@@ -13044,39 +13049,27 @@
         <w:t xml:space="preserve"> </w:t>
       </w:r>
       <m:oMath>
-        <m:sSub>
-          <m:e>
-            <m:r>
-              <m:rPr>
-                <m:sty m:val="p"/>
-              </m:rPr>
-              <m:t>∇</m:t>
-            </m:r>
-          </m:e>
-          <m:sub>
-            <m:r>
-              <m:t>μ</m:t>
-            </m:r>
-          </m:sub>
-        </m:sSub>
+        <m:r>
+          <m:rPr>
+            <m:sty m:val="p"/>
+          </m:rPr>
+          <m:t>∇</m:t>
+        </m:r>
         <m:r>
           <m:t>σ</m:t>
         </m:r>
-        <m:sSup>
-          <m:e>
-            <m:r>
-              <m:rPr>
-                <m:sty m:val="p"/>
-              </m:rPr>
-              <m:t>∇</m:t>
-            </m:r>
-          </m:e>
-          <m:sup>
-            <m:r>
-              <m:t>μ</m:t>
-            </m:r>
-          </m:sup>
-        </m:sSup>
+        <m:r>
+          <m:rPr>
+            <m:sty m:val="p"/>
+          </m:rPr>
+          <m:t>⋅</m:t>
+        </m:r>
+        <m:r>
+          <m:rPr>
+            <m:sty m:val="p"/>
+          </m:rPr>
+          <m:t>∇</m:t>
+        </m:r>
         <m:r>
           <m:t>σ</m:t>
         </m:r>
@@ -13085,7 +13078,7 @@
         <w:t xml:space="preserve"> </w:t>
       </w:r>
       <w:r>
-        <w:t xml:space="preserve">em notação tensorial.</w:t>
+        <w:t xml:space="preserve">explicitamente.</w:t>
       </w:r>
     </w:p>
     <w:p>
@@ -13135,7 +13128,35 @@
         <w:t xml:space="preserve"> </w:t>
       </w:r>
       <w:r>
-        <w:t xml:space="preserve">Qual é a importância da função de Synge em relatividade geral?</w:t>
+        <w:t xml:space="preserve">Por que escrever a função de Green em termos de</w:t>
+      </w:r>
+      <w:r>
+        <w:t xml:space="preserve"> </w:t>
+      </w:r>
+      <m:oMath>
+        <m:r>
+          <m:t>σ</m:t>
+        </m:r>
+      </m:oMath>
+      <w:r>
+        <w:t xml:space="preserve"> </w:t>
+      </w:r>
+      <w:r>
+        <w:t xml:space="preserve">evita a necessidade de decompor</w:t>
+      </w:r>
+      <w:r>
+        <w:t xml:space="preserve"> </w:t>
+      </w:r>
+      <m:oMath>
+        <m:r>
+          <m:t>G</m:t>
+        </m:r>
+      </m:oMath>
+      <w:r>
+        <w:t xml:space="preserve"> </w:t>
+      </w:r>
+      <w:r>
+        <w:t xml:space="preserve">em funções de base, ao contrário do método usado nas aulas anteriores?</w:t>
       </w:r>
     </w:p>
     <w:bookmarkEnd w:id="84"/>

--- a/courses/mathematical-physics/green-functions-nd.docx
+++ b/courses/mathematical-physics/green-functions-nd.docx
@@ -1937,7 +1937,7 @@
             <m:rPr>
               <m:sty m:val="p"/>
             </m:rPr>
-            <m:t>=</m:t>
+            <m:t>∝</m:t>
           </m:r>
           <m:r>
             <m:rPr>
@@ -2154,7 +2154,7 @@
             <m:rPr>
               <m:sty m:val="p"/>
             </m:rPr>
-            <m:t>=</m:t>
+            <m:t>∝</m:t>
           </m:r>
           <m:r>
             <m:rPr>
@@ -2542,7 +2542,7 @@
             <m:rPr>
               <m:sty m:val="p"/>
             </m:rPr>
-            <m:t>=</m:t>
+            <m:t>∝</m:t>
           </m:r>
           <m:f>
             <m:fPr>
@@ -3967,7 +3967,7 @@
     </w:tbl>
     <w:bookmarkEnd w:id="42"/>
     <w:bookmarkEnd w:id="43"/>
-    <w:bookmarkStart w:id="62" w:name="regularização-e-propriedade-de-filtragem"/>
+    <w:bookmarkStart w:id="64" w:name="regularização-e-propriedade-de-filtragem"/>
     <w:p>
       <w:pPr>
         <w:pStyle w:val="Heading1"/>
@@ -4026,7 +4026,7 @@
       </w:r>
     </w:p>
     <w:bookmarkEnd w:id="44"/>
-    <w:bookmarkStart w:id="48" w:name="regularização-com-parâmetro-varepsilon"/>
+    <w:bookmarkStart w:id="50" w:name="regularização-com-parâmetro-varepsilon"/>
     <w:p>
       <w:pPr>
         <w:pStyle w:val="Heading2"/>
@@ -4275,128 +4275,6 @@
               </m:rad>
             </m:den>
           </m:f>
-        </m:oMath>
-      </m:oMathPara>
-    </w:p>
-    <w:bookmarkStart w:id="47" w:name="laplaciano-regularizado"/>
-    <w:p>
-      <w:pPr>
-        <w:pStyle w:val="Heading3"/>
-      </w:pPr>
-      <w:r>
-        <w:t xml:space="preserve">Laplaciano Regularizado</w:t>
-      </w:r>
-    </w:p>
-    <w:p>
-      <w:pPr>
-        <w:pStyle w:val="FirstParagraph"/>
-      </w:pPr>
-      <w:r>
-        <w:t xml:space="preserve">Calculando cuidadosamente:</w:t>
-      </w:r>
-    </w:p>
-    <w:p>
-      <w:pPr>
-        <w:pStyle w:val="BodyText"/>
-      </w:pPr>
-      <m:oMathPara>
-        <m:oMathParaPr>
-          <m:jc m:val="center"/>
-        </m:oMathParaPr>
-        <m:oMath>
-          <m:sSup>
-            <m:e>
-              <m:r>
-                <m:rPr>
-                  <m:sty m:val="p"/>
-                </m:rPr>
-                <m:t>∇</m:t>
-              </m:r>
-            </m:e>
-            <m:sup>
-              <m:r>
-                <m:t>2</m:t>
-              </m:r>
-            </m:sup>
-          </m:sSup>
-          <m:sSub>
-            <m:e>
-              <m:r>
-                <m:t>G</m:t>
-              </m:r>
-            </m:e>
-            <m:sub>
-              <m:r>
-                <m:t>ε</m:t>
-              </m:r>
-            </m:sub>
-          </m:sSub>
-          <m:r>
-            <m:rPr>
-              <m:sty m:val="p"/>
-            </m:rPr>
-            <m:t>=</m:t>
-          </m:r>
-          <m:r>
-            <m:rPr>
-              <m:sty m:val="p"/>
-            </m:rPr>
-            <m:t>−</m:t>
-          </m:r>
-          <m:r>
-            <m:t>3</m:t>
-          </m:r>
-          <m:r>
-            <m:t>ε</m:t>
-          </m:r>
-          <m:r>
-            <m:rPr>
-              <m:sty m:val="p"/>
-            </m:rPr>
-            <m:t>(</m:t>
-          </m:r>
-          <m:r>
-            <m:t>σ</m:t>
-          </m:r>
-          <m:r>
-            <m:rPr>
-              <m:sty m:val="p"/>
-            </m:rPr>
-            <m:t>+</m:t>
-          </m:r>
-          <m:r>
-            <m:t>ε</m:t>
-          </m:r>
-          <m:sSup>
-            <m:e>
-              <m:r>
-                <m:rPr>
-                  <m:sty m:val="p"/>
-                </m:rPr>
-                <m:t>)</m:t>
-              </m:r>
-            </m:e>
-            <m:sup>
-              <m:r>
-                <m:rPr>
-                  <m:sty m:val="p"/>
-                </m:rPr>
-                <m:t>−</m:t>
-              </m:r>
-              <m:r>
-                <m:t>5</m:t>
-              </m:r>
-              <m:r>
-                <m:rPr>
-                  <m:sty m:val="p"/>
-                </m:rPr>
-                <m:t>/</m:t>
-              </m:r>
-              <m:r>
-                <m:t>2</m:t>
-              </m:r>
-            </m:sup>
-          </m:sSup>
         </m:oMath>
       </m:oMathPara>
     </w:p>
@@ -4509,6 +4387,420 @@
               <w:spacing w:before="16" w:after="16"/>
             </w:pPr>
             <w:r>
+              <w:t xml:space="preserve">Como</w:t>
+            </w:r>
+            <w:r>
+              <w:t xml:space="preserve"> </w:t>
+            </w:r>
+            <m:oMath>
+              <m:r>
+                <m:t>σ</m:t>
+              </m:r>
+              <m:r>
+                <m:rPr>
+                  <m:sty m:val="p"/>
+                </m:rPr>
+                <m:t>=</m:t>
+              </m:r>
+              <m:sSup>
+                <m:e>
+                  <m:r>
+                    <m:t>r</m:t>
+                  </m:r>
+                </m:e>
+                <m:sup>
+                  <m:r>
+                    <m:t>2</m:t>
+                  </m:r>
+                </m:sup>
+              </m:sSup>
+              <m:r>
+                <m:rPr>
+                  <m:sty m:val="p"/>
+                </m:rPr>
+                <m:t>/</m:t>
+              </m:r>
+              <m:r>
+                <m:t>2</m:t>
+              </m:r>
+            </m:oMath>
+            <w:r>
+              <w:t xml:space="preserve">, este regulador tende a</w:t>
+            </w:r>
+            <w:r>
+              <w:t xml:space="preserve"> </w:t>
+            </w:r>
+            <m:oMath>
+              <m:sSup>
+                <m:e>
+                  <m:r>
+                    <m:t>σ</m:t>
+                  </m:r>
+                </m:e>
+                <m:sup>
+                  <m:r>
+                    <m:rPr>
+                      <m:sty m:val="p"/>
+                    </m:rPr>
+                    <m:t>−</m:t>
+                  </m:r>
+                  <m:r>
+                    <m:t>1</m:t>
+                  </m:r>
+                  <m:r>
+                    <m:rPr>
+                      <m:sty m:val="p"/>
+                    </m:rPr>
+                    <m:t>/</m:t>
+                  </m:r>
+                  <m:r>
+                    <m:t>2</m:t>
+                  </m:r>
+                </m:sup>
+              </m:sSup>
+              <m:r>
+                <m:rPr>
+                  <m:sty m:val="p"/>
+                </m:rPr>
+                <m:t>=</m:t>
+              </m:r>
+              <m:rad>
+                <m:radPr>
+                  <m:degHide m:val="on"/>
+                </m:radPr>
+                <m:deg/>
+                <m:e>
+                  <m:r>
+                    <m:t>2</m:t>
+                  </m:r>
+                </m:e>
+              </m:rad>
+              <m:r>
+                <m:rPr>
+                  <m:sty m:val="p"/>
+                </m:rPr>
+                <m:t>/</m:t>
+              </m:r>
+              <m:r>
+                <m:t>r</m:t>
+              </m:r>
+            </m:oMath>
+            <w:r>
+              <w:t xml:space="preserve"> </w:t>
+            </w:r>
+            <w:r>
+              <w:t xml:space="preserve">quando</w:t>
+            </w:r>
+            <w:r>
+              <w:t xml:space="preserve"> </w:t>
+            </w:r>
+            <m:oMath>
+              <m:r>
+                <m:t>ε</m:t>
+              </m:r>
+              <m:r>
+                <m:rPr>
+                  <m:sty m:val="p"/>
+                </m:rPr>
+                <m:t>→</m:t>
+              </m:r>
+              <m:r>
+                <m:t>0</m:t>
+              </m:r>
+            </m:oMath>
+            <w:r>
+              <w:t xml:space="preserve">, e não a</w:t>
+            </w:r>
+            <w:r>
+              <w:t xml:space="preserve"> </w:t>
+            </w:r>
+            <m:oMath>
+              <m:r>
+                <m:t>1</m:t>
+              </m:r>
+              <m:r>
+                <m:rPr>
+                  <m:sty m:val="p"/>
+                </m:rPr>
+                <m:t>/</m:t>
+              </m:r>
+              <m:r>
+                <m:t>r</m:t>
+              </m:r>
+            </m:oMath>
+            <w:r>
+              <w:t xml:space="preserve">. O fator</w:t>
+            </w:r>
+            <w:r>
+              <w:t xml:space="preserve"> </w:t>
+            </w:r>
+            <m:oMath>
+              <m:rad>
+                <m:radPr>
+                  <m:degHide m:val="on"/>
+                </m:radPr>
+                <m:deg/>
+                <m:e>
+                  <m:r>
+                    <m:t>2</m:t>
+                  </m:r>
+                </m:e>
+              </m:rad>
+            </m:oMath>
+            <w:r>
+              <w:t xml:space="preserve"> </w:t>
+            </w:r>
+            <w:r>
+              <w:t xml:space="preserve">extra vai aparecer explicitamente no resultado da integral abaixo, e será cancelado na normalização final.</w:t>
+            </w:r>
+          </w:p>
+          <w:p/>
+        </w:tc>
+      </w:tr>
+    </w:tbl>
+    <w:bookmarkStart w:id="49" w:name="laplaciano-regularizado"/>
+    <w:p>
+      <w:pPr>
+        <w:pStyle w:val="Heading3"/>
+      </w:pPr>
+      <w:r>
+        <w:t xml:space="preserve">Laplaciano Regularizado</w:t>
+      </w:r>
+    </w:p>
+    <w:p>
+      <w:pPr>
+        <w:pStyle w:val="FirstParagraph"/>
+      </w:pPr>
+      <w:r>
+        <w:t xml:space="preserve">Calculando cuidadosamente:</w:t>
+      </w:r>
+    </w:p>
+    <w:p>
+      <w:pPr>
+        <w:pStyle w:val="BodyText"/>
+      </w:pPr>
+      <m:oMathPara>
+        <m:oMathParaPr>
+          <m:jc m:val="center"/>
+        </m:oMathParaPr>
+        <m:oMath>
+          <m:sSup>
+            <m:e>
+              <m:r>
+                <m:rPr>
+                  <m:sty m:val="p"/>
+                </m:rPr>
+                <m:t>∇</m:t>
+              </m:r>
+            </m:e>
+            <m:sup>
+              <m:r>
+                <m:t>2</m:t>
+              </m:r>
+            </m:sup>
+          </m:sSup>
+          <m:sSub>
+            <m:e>
+              <m:r>
+                <m:t>G</m:t>
+              </m:r>
+            </m:e>
+            <m:sub>
+              <m:r>
+                <m:t>ε</m:t>
+              </m:r>
+            </m:sub>
+          </m:sSub>
+          <m:r>
+            <m:rPr>
+              <m:sty m:val="p"/>
+            </m:rPr>
+            <m:t>=</m:t>
+          </m:r>
+          <m:r>
+            <m:rPr>
+              <m:sty m:val="p"/>
+            </m:rPr>
+            <m:t>−</m:t>
+          </m:r>
+          <m:f>
+            <m:fPr>
+              <m:type m:val="bar"/>
+            </m:fPr>
+            <m:num>
+              <m:r>
+                <m:t>3</m:t>
+              </m:r>
+            </m:num>
+            <m:den>
+              <m:r>
+                <m:t>2</m:t>
+              </m:r>
+            </m:den>
+          </m:f>
+          <m:r>
+            <m:t>ε</m:t>
+          </m:r>
+          <m:r>
+            <m:rPr>
+              <m:sty m:val="p"/>
+            </m:rPr>
+            <m:t>(</m:t>
+          </m:r>
+          <m:r>
+            <m:t>σ</m:t>
+          </m:r>
+          <m:r>
+            <m:rPr>
+              <m:sty m:val="p"/>
+            </m:rPr>
+            <m:t>+</m:t>
+          </m:r>
+          <m:r>
+            <m:t>ε</m:t>
+          </m:r>
+          <m:sSup>
+            <m:e>
+              <m:r>
+                <m:rPr>
+                  <m:sty m:val="p"/>
+                </m:rPr>
+                <m:t>)</m:t>
+              </m:r>
+            </m:e>
+            <m:sup>
+              <m:r>
+                <m:rPr>
+                  <m:sty m:val="p"/>
+                </m:rPr>
+                <m:t>−</m:t>
+              </m:r>
+              <m:r>
+                <m:t>5</m:t>
+              </m:r>
+              <m:r>
+                <m:rPr>
+                  <m:sty m:val="p"/>
+                </m:rPr>
+                <m:t>/</m:t>
+              </m:r>
+              <m:r>
+                <m:t>2</m:t>
+              </m:r>
+            </m:sup>
+          </m:sSup>
+        </m:oMath>
+      </m:oMathPara>
+    </w:p>
+    <w:tbl>
+      <w:tblPr>
+        <w:tblStyle w:val="Table"/>
+        <w:tblLook w:firstRow="0" w:lastRow="0" w:firstColumn="0" w:lastColumn="0" w:noHBand="0" w:noVBand="0" w:val="0000"/>
+        <w:tblBorders>
+          <w:top w:val="single" w:sz="4" w:space="0" w:color="0758E5"/>
+          <w:left w:val="single" w:sz="24" w:space="0" w:color="0758E5"/>
+          <w:bottom w:val="single" w:sz="4" w:space="0" w:color="0758E5"/>
+          <w:right w:val="single" w:sz="4" w:space="0" w:color="0758E5"/>
+        </w:tblBorders>
+        <w:tblCellMar>
+          <w:left w:w="144" w:type="dxa"/>
+          <w:right w:w="144" w:type="dxa"/>
+        </w:tblCellMar>
+        <w:tblLook w:firstRow="0" w:lastRow="0" w:firstColumn="0" w:lastColumn="0" w:noHBand="0" w:noVBand="0" w:val="0000"/>
+      </w:tblPr>
+      <w:tr>
+        <w:trPr>
+          <w:cantSplit/>
+        </w:trPr>
+        <w:tc>
+          <w:tcPr>
+            <w:shd w:color="auto" w:fill="dae6fb" w:val="clear"/>
+            <w:tcMar>
+              <w:top w:w="92" w:type="dxa"/>
+              <w:bottom w:w="92" w:type="dxa"/>
+            </w:tcMar>
+          </w:tcPr>
+          <w:p>
+            <w:pPr>
+              <w:pStyle w:val="FirstParagraph"/>
+            </w:pPr>
+            <w:pPr>
+              <w:spacing w:before="0" w:after="0"/>
+              <w:textAlignment w:val="center"/>
+            </w:pPr>
+            <w:r>
+              <w:drawing>
+                <wp:inline>
+                  <wp:extent cx="152400" cy="152400"/>
+                  <wp:effectExtent b="0" l="0" r="0" t="0"/>
+                  <wp:docPr descr="" title="" id="47" name="Picture"/>
+                  <a:graphic>
+                    <a:graphicData uri="http://schemas.openxmlformats.org/drawingml/2006/picture">
+                      <pic:pic>
+                        <pic:nvPicPr>
+                          <pic:cNvPr descr="/opt/quarto/share/formats/docx/note.png" id="48" name="Picture"/>
+                          <pic:cNvPicPr>
+                            <a:picLocks noChangeArrowheads="1" noChangeAspect="1"/>
+                          </pic:cNvPicPr>
+                        </pic:nvPicPr>
+                        <pic:blipFill>
+                          <a:blip r:embed="rId9"/>
+                          <a:stretch>
+                            <a:fillRect/>
+                          </a:stretch>
+                        </pic:blipFill>
+                        <pic:spPr bwMode="auto">
+                          <a:xfrm>
+                            <a:off x="0" y="0"/>
+                            <a:ext cx="152400" cy="152400"/>
+                          </a:xfrm>
+                          <a:prstGeom prst="rect">
+                            <a:avLst/>
+                          </a:prstGeom>
+                          <a:noFill/>
+                          <a:ln w="9525">
+                            <a:noFill/>
+                            <a:headEnd/>
+                            <a:tailEnd/>
+                          </a:ln>
+                        </pic:spPr>
+                      </pic:pic>
+                    </a:graphicData>
+                  </a:graphic>
+                </wp:inline>
+              </w:drawing>
+            </w:r>
+            <w:r>
+              <w:t xml:space="preserve"> </w:t>
+            </w:r>
+            <w:r>
+              <w:t xml:space="preserve"> </w:t>
+            </w:r>
+            <w:r>
+              <w:t xml:space="preserve">Note</w:t>
+            </w:r>
+          </w:p>
+        </w:tc>
+      </w:tr>
+      <w:tr>
+        <w:trPr>
+          <w:cantSplit/>
+        </w:trPr>
+        <w:tc>
+          <w:tcPr>
+            <w:tcMar>
+              <w:top w:w="108" w:type="dxa"/>
+              <w:bottom w:w="108" w:type="dxa"/>
+            </w:tcMar>
+          </w:tcPr>
+          <w:p>
+            <w:pPr>
+              <w:pStyle w:val="BodyText"/>
+            </w:pPr>
+            <w:pPr>
+              <w:spacing w:before="16" w:after="16"/>
+            </w:pPr>
+            <w:r>
               <w:t xml:space="preserve">Para</w:t>
             </w:r>
             <w:r>
@@ -4582,9 +4874,9 @@
         </w:tc>
       </w:tr>
     </w:tbl>
-    <w:bookmarkEnd w:id="47"/>
-    <w:bookmarkEnd w:id="48"/>
-    <w:bookmarkStart w:id="52" w:name="integral-normalizada"/>
+    <w:bookmarkEnd w:id="49"/>
+    <w:bookmarkEnd w:id="50"/>
+    <w:bookmarkStart w:id="54" w:name="integral-normalizada"/>
     <w:p>
       <w:pPr>
         <w:pStyle w:val="Heading2"/>
@@ -4593,7 +4885,7 @@
         <w:t xml:space="preserve">Integral Normalizada</w:t>
       </w:r>
     </w:p>
-    <w:bookmarkStart w:id="50" w:name="cálculo-para-3d"/>
+    <w:bookmarkStart w:id="52" w:name="cálculo-para-3d"/>
     <w:p>
       <w:pPr>
         <w:pStyle w:val="Heading3"/>
@@ -4736,13 +5028,27 @@
           <m:r>
             <m:t>4</m:t>
           </m:r>
+          <m:rad>
+            <m:radPr>
+              <m:degHide m:val="on"/>
+            </m:radPr>
+            <m:deg/>
+            <m:e>
+              <m:r>
+                <m:t>2</m:t>
+              </m:r>
+            </m:e>
+          </m:rad>
+          <m:r>
+            <m:t> </m:t>
+          </m:r>
           <m:r>
             <m:t>π</m:t>
           </m:r>
         </m:oMath>
       </m:oMathPara>
     </w:p>
-    <w:bookmarkStart w:id="49" w:name="passo-a-passo-da-demonstração"/>
+    <w:bookmarkStart w:id="51" w:name="passo-a-passo-da-demonstração"/>
     <w:p>
       <w:pPr>
         <w:pStyle w:val="Heading4"/>
@@ -4829,9 +5135,21 @@
             </m:rPr>
             <m:t>−</m:t>
           </m:r>
-          <m:r>
-            <m:t>3</m:t>
-          </m:r>
+          <m:f>
+            <m:fPr>
+              <m:type m:val="bar"/>
+            </m:fPr>
+            <m:num>
+              <m:r>
+                <m:t>3</m:t>
+              </m:r>
+            </m:num>
+            <m:den>
+              <m:r>
+                <m:t>2</m:t>
+              </m:r>
+            </m:den>
+          </m:f>
           <m:r>
             <m:t>ε</m:t>
           </m:r>
@@ -5085,9 +5403,21 @@
             </m:rPr>
             <m:t>⋅</m:t>
           </m:r>
-          <m:r>
-            <m:t>3</m:t>
-          </m:r>
+          <m:f>
+            <m:fPr>
+              <m:type m:val="bar"/>
+            </m:fPr>
+            <m:num>
+              <m:r>
+                <m:t>3</m:t>
+              </m:r>
+            </m:num>
+            <m:den>
+              <m:r>
+                <m:t>2</m:t>
+              </m:r>
+            </m:den>
+          </m:f>
           <m:r>
             <m:t>ε</m:t>
           </m:r>
@@ -5226,7 +5556,53 @@
         <w:t xml:space="preserve"> </w:t>
       </w:r>
       <w:r>
-        <w:t xml:space="preserve">(para simplificar):</w:t>
+        <w:t xml:space="preserve">(o termo de fronteira se anula em</w:t>
+      </w:r>
+      <w:r>
+        <w:t xml:space="preserve"> </w:t>
+      </w:r>
+      <m:oMath>
+        <m:r>
+          <m:t>r</m:t>
+        </m:r>
+        <m:r>
+          <m:rPr>
+            <m:sty m:val="p"/>
+          </m:rPr>
+          <m:t>=</m:t>
+        </m:r>
+        <m:r>
+          <m:t>0</m:t>
+        </m:r>
+      </m:oMath>
+      <w:r>
+        <w:t xml:space="preserve"> </w:t>
+      </w:r>
+      <w:r>
+        <w:t xml:space="preserve">e</w:t>
+      </w:r>
+      <w:r>
+        <w:t xml:space="preserve"> </w:t>
+      </w:r>
+      <m:oMath>
+        <m:r>
+          <m:t>r</m:t>
+        </m:r>
+        <m:r>
+          <m:rPr>
+            <m:sty m:val="p"/>
+          </m:rPr>
+          <m:t>→</m:t>
+        </m:r>
+        <m:r>
+          <m:rPr>
+            <m:sty m:val="p"/>
+          </m:rPr>
+          <m:t>∞</m:t>
+        </m:r>
+      </m:oMath>
+      <w:r>
+        <w:t xml:space="preserve">):</w:t>
       </w:r>
     </w:p>
     <w:p>
@@ -5238,153 +5614,6 @@
           <m:jc m:val="center"/>
         </m:oMathParaPr>
         <m:oMath>
-          <m:sSub>
-            <m:e>
-              <m:r>
-                <m:t>I</m:t>
-              </m:r>
-            </m:e>
-            <m:sub>
-              <m:r>
-                <m:t>ε</m:t>
-              </m:r>
-            </m:sub>
-          </m:sSub>
-          <m:r>
-            <m:rPr>
-              <m:sty m:val="p"/>
-            </m:rPr>
-            <m:t>=</m:t>
-          </m:r>
-          <m:r>
-            <m:rPr>
-              <m:sty m:val="p"/>
-            </m:rPr>
-            <m:t>−</m:t>
-          </m:r>
-          <m:r>
-            <m:t>4</m:t>
-          </m:r>
-          <m:r>
-            <m:t>π</m:t>
-          </m:r>
-          <m:r>
-            <m:rPr>
-              <m:sty m:val="p"/>
-            </m:rPr>
-            <m:t>⋅</m:t>
-          </m:r>
-          <m:r>
-            <m:t>3</m:t>
-          </m:r>
-          <m:r>
-            <m:t>ε</m:t>
-          </m:r>
-          <m:sSubSup>
-            <m:e>
-              <m:d>
-                <m:dPr>
-                  <m:begChr m:val="["/>
-                  <m:sepChr m:val=""/>
-                  <m:endChr m:val="]"/>
-                  <m:grow/>
-                </m:dPr>
-                <m:e>
-                  <m:f>
-                    <m:fPr>
-                      <m:type m:val="bar"/>
-                    </m:fPr>
-                    <m:num>
-                      <m:r>
-                        <m:t>r</m:t>
-                      </m:r>
-                    </m:num>
-                    <m:den>
-                      <m:r>
-                        <m:rPr>
-                          <m:sty m:val="p"/>
-                        </m:rPr>
-                        <m:t>(</m:t>
-                      </m:r>
-                      <m:sSup>
-                        <m:e>
-                          <m:r>
-                            <m:t>r</m:t>
-                          </m:r>
-                        </m:e>
-                        <m:sup>
-                          <m:r>
-                            <m:t>2</m:t>
-                          </m:r>
-                        </m:sup>
-                      </m:sSup>
-                      <m:r>
-                        <m:rPr>
-                          <m:sty m:val="p"/>
-                        </m:rPr>
-                        <m:t>/</m:t>
-                      </m:r>
-                      <m:r>
-                        <m:t>2</m:t>
-                      </m:r>
-                      <m:r>
-                        <m:rPr>
-                          <m:sty m:val="p"/>
-                        </m:rPr>
-                        <m:t>+</m:t>
-                      </m:r>
-                      <m:r>
-                        <m:t>ε</m:t>
-                      </m:r>
-                      <m:sSup>
-                        <m:e>
-                          <m:r>
-                            <m:rPr>
-                              <m:sty m:val="p"/>
-                            </m:rPr>
-                            <m:t>)</m:t>
-                          </m:r>
-                        </m:e>
-                        <m:sup>
-                          <m:r>
-                            <m:t>3</m:t>
-                          </m:r>
-                          <m:r>
-                            <m:rPr>
-                              <m:sty m:val="p"/>
-                            </m:rPr>
-                            <m:t>/</m:t>
-                          </m:r>
-                          <m:r>
-                            <m:t>2</m:t>
-                          </m:r>
-                        </m:sup>
-                      </m:sSup>
-                    </m:den>
-                  </m:f>
-                </m:e>
-              </m:d>
-            </m:e>
-            <m:sub>
-              <m:r>
-                <m:t>0</m:t>
-              </m:r>
-            </m:sub>
-            <m:sup>
-              <m:r>
-                <m:rPr>
-                  <m:sty m:val="p"/>
-                </m:rPr>
-                <m:t>∞</m:t>
-              </m:r>
-            </m:sup>
-          </m:sSubSup>
-          <m:r>
-            <m:rPr>
-              <m:sty m:val="p"/>
-            </m:rPr>
-            <m:t>−</m:t>
-          </m:r>
           <m:nary>
             <m:naryPr>
               <m:chr m:val="∫"/>
@@ -5411,9 +5640,18 @@
                   <m:type m:val="bar"/>
                 </m:fPr>
                 <m:num>
-                  <m:r>
-                    <m:t>1</m:t>
-                  </m:r>
+                  <m:sSup>
+                    <m:e>
+                      <m:r>
+                        <m:t>r</m:t>
+                      </m:r>
+                    </m:e>
+                    <m:sup>
+                      <m:r>
+                        <m:t>2</m:t>
+                      </m:r>
+                    </m:sup>
+                  </m:sSup>
                 </m:num>
                 <m:den>
                   <m:r>
@@ -5463,7 +5701,7 @@
                     </m:e>
                     <m:sup>
                       <m:r>
-                        <m:t>3</m:t>
+                        <m:t>5</m:t>
                       </m:r>
                       <m:r>
                         <m:rPr>
@@ -5489,74 +5727,27 @@
           <m:r>
             <m:t>r</m:t>
           </m:r>
-        </m:oMath>
-      </m:oMathPara>
-    </w:p>
-    <w:p>
-      <w:pPr>
-        <w:pStyle w:val="Compact"/>
-        <w:numPr>
-          <w:ilvl w:val="0"/>
-          <w:numId w:val="1004"/>
-        </w:numPr>
-      </w:pPr>
-      <w:r>
-        <w:rPr>
-          <w:b/>
-          <w:bCs/>
-        </w:rPr>
-        <w:t xml:space="preserve">Substituição</w:t>
-      </w:r>
-      <w:r>
-        <w:t xml:space="preserve"> </w:t>
-      </w:r>
-      <m:oMath>
-        <m:r>
-          <m:t>r</m:t>
-        </m:r>
-        <m:r>
-          <m:rPr>
-            <m:sty m:val="p"/>
-          </m:rPr>
-          <m:t>=</m:t>
-        </m:r>
-        <m:rad>
-          <m:radPr>
-            <m:degHide m:val="on"/>
-          </m:radPr>
-          <m:deg/>
-          <m:e>
-            <m:r>
-              <m:t>2</m:t>
-            </m:r>
-            <m:r>
-              <m:t>ε</m:t>
-            </m:r>
-          </m:e>
-        </m:rad>
-        <m:r>
-          <m:rPr>
-            <m:sty m:val="p"/>
-          </m:rPr>
-          <m:t>tan</m:t>
-        </m:r>
-        <m:r>
-          <m:t>θ</m:t>
-        </m:r>
-      </m:oMath>
-      <w:r>
-        <w:t xml:space="preserve">:</w:t>
-      </w:r>
-    </w:p>
-    <w:p>
-      <w:pPr>
-        <w:pStyle w:val="Compact"/>
-      </w:pPr>
-      <m:oMathPara>
-        <m:oMathParaPr>
-          <m:jc m:val="center"/>
-        </m:oMathParaPr>
-        <m:oMath>
+          <m:r>
+            <m:rPr>
+              <m:sty m:val="p"/>
+            </m:rPr>
+            <m:t>=</m:t>
+          </m:r>
+          <m:f>
+            <m:fPr>
+              <m:type m:val="bar"/>
+            </m:fPr>
+            <m:num>
+              <m:r>
+                <m:t>2</m:t>
+              </m:r>
+            </m:num>
+            <m:den>
+              <m:r>
+                <m:t>3</m:t>
+              </m:r>
+            </m:den>
+          </m:f>
           <m:nary>
             <m:naryPr>
               <m:chr m:val="∫"/>
@@ -5655,6 +5846,172 @@
               </m:f>
             </m:e>
           </m:nary>
+        </m:oMath>
+      </m:oMathPara>
+    </w:p>
+    <w:p>
+      <w:pPr>
+        <w:pStyle w:val="Compact"/>
+        <w:numPr>
+          <w:ilvl w:val="0"/>
+          <w:numId w:val="1004"/>
+        </w:numPr>
+      </w:pPr>
+      <w:r>
+        <w:rPr>
+          <w:b/>
+          <w:bCs/>
+        </w:rPr>
+        <w:t xml:space="preserve">Substituição</w:t>
+      </w:r>
+      <w:r>
+        <w:t xml:space="preserve"> </w:t>
+      </w:r>
+      <m:oMath>
+        <m:r>
+          <m:t>r</m:t>
+        </m:r>
+        <m:r>
+          <m:rPr>
+            <m:sty m:val="p"/>
+          </m:rPr>
+          <m:t>=</m:t>
+        </m:r>
+        <m:rad>
+          <m:radPr>
+            <m:degHide m:val="on"/>
+          </m:radPr>
+          <m:deg/>
+          <m:e>
+            <m:r>
+              <m:t>2</m:t>
+            </m:r>
+            <m:r>
+              <m:t>ε</m:t>
+            </m:r>
+          </m:e>
+        </m:rad>
+        <m:r>
+          <m:rPr>
+            <m:sty m:val="p"/>
+          </m:rPr>
+          <m:t>tan</m:t>
+        </m:r>
+        <m:r>
+          <m:t>θ</m:t>
+        </m:r>
+      </m:oMath>
+      <w:r>
+        <w:t xml:space="preserve">:</w:t>
+      </w:r>
+    </w:p>
+    <w:p>
+      <w:pPr>
+        <w:pStyle w:val="Compact"/>
+      </w:pPr>
+      <m:oMathPara>
+        <m:oMathParaPr>
+          <m:jc m:val="center"/>
+        </m:oMathParaPr>
+        <m:oMath>
+          <m:nary>
+            <m:naryPr>
+              <m:chr m:val="∫"/>
+              <m:limLoc m:val="subSup"/>
+              <m:subHide m:val="off"/>
+              <m:supHide m:val="off"/>
+            </m:naryPr>
+            <m:sub>
+              <m:r>
+                <m:t>0</m:t>
+              </m:r>
+            </m:sub>
+            <m:sup>
+              <m:r>
+                <m:rPr>
+                  <m:sty m:val="p"/>
+                </m:rPr>
+                <m:t>∞</m:t>
+              </m:r>
+            </m:sup>
+            <m:e>
+              <m:f>
+                <m:fPr>
+                  <m:type m:val="bar"/>
+                </m:fPr>
+                <m:num>
+                  <m:r>
+                    <m:t>d</m:t>
+                  </m:r>
+                  <m:r>
+                    <m:t>r</m:t>
+                  </m:r>
+                </m:num>
+                <m:den>
+                  <m:r>
+                    <m:rPr>
+                      <m:sty m:val="p"/>
+                    </m:rPr>
+                    <m:t>(</m:t>
+                  </m:r>
+                  <m:sSup>
+                    <m:e>
+                      <m:r>
+                        <m:t>r</m:t>
+                      </m:r>
+                    </m:e>
+                    <m:sup>
+                      <m:r>
+                        <m:t>2</m:t>
+                      </m:r>
+                    </m:sup>
+                  </m:sSup>
+                  <m:r>
+                    <m:rPr>
+                      <m:sty m:val="p"/>
+                    </m:rPr>
+                    <m:t>/</m:t>
+                  </m:r>
+                  <m:r>
+                    <m:t>2</m:t>
+                  </m:r>
+                  <m:r>
+                    <m:rPr>
+                      <m:sty m:val="p"/>
+                    </m:rPr>
+                    <m:t>+</m:t>
+                  </m:r>
+                  <m:r>
+                    <m:t>ε</m:t>
+                  </m:r>
+                  <m:sSup>
+                    <m:e>
+                      <m:r>
+                        <m:rPr>
+                          <m:sty m:val="p"/>
+                        </m:rPr>
+                        <m:t>)</m:t>
+                      </m:r>
+                    </m:e>
+                    <m:sup>
+                      <m:r>
+                        <m:t>3</m:t>
+                      </m:r>
+                      <m:r>
+                        <m:rPr>
+                          <m:sty m:val="p"/>
+                        </m:rPr>
+                        <m:t>/</m:t>
+                      </m:r>
+                      <m:r>
+                        <m:t>2</m:t>
+                      </m:r>
+                    </m:sup>
+                  </m:sSup>
+                </m:den>
+              </m:f>
+            </m:e>
+          </m:nary>
           <m:r>
             <m:rPr>
               <m:sty m:val="p"/>
@@ -5666,9 +6023,17 @@
               <m:type m:val="bar"/>
             </m:fPr>
             <m:num>
-              <m:r>
-                <m:t>1</m:t>
-              </m:r>
+              <m:rad>
+                <m:radPr>
+                  <m:degHide m:val="on"/>
+                </m:radPr>
+                <m:deg/>
+                <m:e>
+                  <m:r>
+                    <m:t>2</m:t>
+                  </m:r>
+                </m:e>
+              </m:rad>
             </m:num>
             <m:den>
               <m:r>
@@ -5734,9 +6099,17 @@
               <m:type m:val="bar"/>
             </m:fPr>
             <m:num>
-              <m:r>
-                <m:t>1</m:t>
-              </m:r>
+              <m:rad>
+                <m:radPr>
+                  <m:degHide m:val="on"/>
+                </m:radPr>
+                <m:deg/>
+                <m:e>
+                  <m:r>
+                    <m:t>2</m:t>
+                  </m:r>
+                </m:e>
+              </m:rad>
             </m:num>
             <m:den>
               <m:r>
@@ -5811,74 +6184,102 @@
             </m:rPr>
             <m:t>⋅</m:t>
           </m:r>
-          <m:r>
-            <m:t>3</m:t>
-          </m:r>
-          <m:r>
-            <m:t>ε</m:t>
-          </m:r>
-          <m:r>
-            <m:rPr>
-              <m:sty m:val="p"/>
-            </m:rPr>
-            <m:t>⋅</m:t>
-          </m:r>
           <m:f>
             <m:fPr>
               <m:type m:val="bar"/>
             </m:fPr>
             <m:num>
               <m:r>
-                <m:t>1</m:t>
+                <m:t>3</m:t>
               </m:r>
             </m:num>
             <m:den>
               <m:r>
-                <m:t>ε</m:t>
+                <m:t>2</m:t>
               </m:r>
             </m:den>
           </m:f>
           <m:r>
+            <m:t>ε</m:t>
+          </m:r>
+          <m:r>
             <m:rPr>
               <m:sty m:val="p"/>
             </m:rPr>
             <m:t>⋅</m:t>
           </m:r>
+          <m:f>
+            <m:fPr>
+              <m:type m:val="bar"/>
+            </m:fPr>
+            <m:num>
+              <m:r>
+                <m:t>2</m:t>
+              </m:r>
+            </m:num>
+            <m:den>
+              <m:r>
+                <m:t>3</m:t>
+              </m:r>
+            </m:den>
+          </m:f>
           <m:r>
             <m:rPr>
               <m:sty m:val="p"/>
             </m:rPr>
-            <m:t>(</m:t>
-          </m:r>
+            <m:t>⋅</m:t>
+          </m:r>
+          <m:f>
+            <m:fPr>
+              <m:type m:val="bar"/>
+            </m:fPr>
+            <m:num>
+              <m:rad>
+                <m:radPr>
+                  <m:degHide m:val="on"/>
+                </m:radPr>
+                <m:deg/>
+                <m:e>
+                  <m:r>
+                    <m:t>2</m:t>
+                  </m:r>
+                </m:e>
+              </m:rad>
+            </m:num>
+            <m:den>
+              <m:r>
+                <m:t>ε</m:t>
+              </m:r>
+            </m:den>
+          </m:f>
           <m:r>
             <m:rPr>
               <m:sty m:val="p"/>
             </m:rPr>
+            <m:t>=</m:t>
+          </m:r>
+          <m:r>
+            <m:rPr>
+              <m:sty m:val="p"/>
+            </m:rPr>
             <m:t>−</m:t>
           </m:r>
           <m:r>
-            <m:t>1</m:t>
-          </m:r>
-          <m:r>
-            <m:rPr>
-              <m:sty m:val="p"/>
-            </m:rPr>
-            <m:t>)</m:t>
-          </m:r>
-          <m:r>
-            <m:rPr>
-              <m:sty m:val="p"/>
-            </m:rPr>
-            <m:t>=</m:t>
-          </m:r>
-          <m:r>
-            <m:rPr>
-              <m:sty m:val="p"/>
-            </m:rPr>
-            <m:t>−</m:t>
-          </m:r>
-          <m:r>
             <m:t>4</m:t>
+          </m:r>
+          <m:rad>
+            <m:radPr>
+              <m:degHide m:val="on"/>
+            </m:radPr>
+            <m:deg/>
+            <m:e>
+              <m:r>
+                <m:t>2</m:t>
+              </m:r>
+            </m:e>
+          </m:rad>
+          <m:r>
+            <m:t> </m:t>
           </m:r>
           <m:r>
             <m:t>π</m:t>
@@ -5886,9 +6287,9 @@
         </m:oMath>
       </m:oMathPara>
     </w:p>
-    <w:bookmarkEnd w:id="49"/>
-    <w:bookmarkEnd w:id="50"/>
-    <w:bookmarkStart w:id="51" w:name="normalização"/>
+    <w:bookmarkEnd w:id="51"/>
+    <w:bookmarkEnd w:id="52"/>
+    <w:bookmarkStart w:id="53" w:name="normalização"/>
     <w:p>
       <w:pPr>
         <w:pStyle w:val="Heading3"/>
@@ -5902,7 +6303,165 @@
         <w:pStyle w:val="FirstParagraph"/>
       </w:pPr>
       <w:r>
-        <w:t xml:space="preserve">Definimos:</w:t>
+        <w:t xml:space="preserve">Como</w:t>
+      </w:r>
+      <w:r>
+        <w:t xml:space="preserve"> </w:t>
+      </w:r>
+      <m:oMath>
+        <m:sSub>
+          <m:e>
+            <m:r>
+              <m:t>G</m:t>
+            </m:r>
+          </m:e>
+          <m:sub>
+            <m:r>
+              <m:t>ε</m:t>
+            </m:r>
+          </m:sub>
+        </m:sSub>
+        <m:r>
+          <m:rPr>
+            <m:sty m:val="p"/>
+          </m:rPr>
+          <m:t>→</m:t>
+        </m:r>
+        <m:sSup>
+          <m:e>
+            <m:r>
+              <m:t>σ</m:t>
+            </m:r>
+          </m:e>
+          <m:sup>
+            <m:r>
+              <m:rPr>
+                <m:sty m:val="p"/>
+              </m:rPr>
+              <m:t>−</m:t>
+            </m:r>
+            <m:r>
+              <m:t>1</m:t>
+            </m:r>
+            <m:r>
+              <m:rPr>
+                <m:sty m:val="p"/>
+              </m:rPr>
+              <m:t>/</m:t>
+            </m:r>
+            <m:r>
+              <m:t>2</m:t>
+            </m:r>
+          </m:sup>
+        </m:sSup>
+        <m:r>
+          <m:rPr>
+            <m:sty m:val="p"/>
+          </m:rPr>
+          <m:t>=</m:t>
+        </m:r>
+        <m:rad>
+          <m:radPr>
+            <m:degHide m:val="on"/>
+          </m:radPr>
+          <m:deg/>
+          <m:e>
+            <m:r>
+              <m:t>2</m:t>
+            </m:r>
+          </m:e>
+        </m:rad>
+        <m:r>
+          <m:rPr>
+            <m:sty m:val="p"/>
+          </m:rPr>
+          <m:t>/</m:t>
+        </m:r>
+        <m:r>
+          <m:t>r</m:t>
+        </m:r>
+      </m:oMath>
+      <w:r>
+        <w:t xml:space="preserve"> </w:t>
+      </w:r>
+      <w:r>
+        <w:t xml:space="preserve">quando</w:t>
+      </w:r>
+      <w:r>
+        <w:t xml:space="preserve"> </w:t>
+      </w:r>
+      <m:oMath>
+        <m:r>
+          <m:t>ε</m:t>
+        </m:r>
+        <m:r>
+          <m:rPr>
+            <m:sty m:val="p"/>
+          </m:rPr>
+          <m:t>→</m:t>
+        </m:r>
+        <m:r>
+          <m:t>0</m:t>
+        </m:r>
+      </m:oMath>
+      <w:r>
+        <w:t xml:space="preserve">, o fator</w:t>
+      </w:r>
+      <w:r>
+        <w:t xml:space="preserve"> </w:t>
+      </w:r>
+      <m:oMath>
+        <m:rad>
+          <m:radPr>
+            <m:degHide m:val="on"/>
+          </m:radPr>
+          <m:deg/>
+          <m:e>
+            <m:r>
+              <m:t>2</m:t>
+            </m:r>
+          </m:e>
+        </m:rad>
+      </m:oMath>
+      <w:r>
+        <w:t xml:space="preserve"> </w:t>
+      </w:r>
+      <w:r>
+        <w:t xml:space="preserve">herdado do resultado acima se cancela exatamente ao dividirmos por</w:t>
+      </w:r>
+      <w:r>
+        <w:t xml:space="preserve"> </w:t>
+      </w:r>
+      <m:oMath>
+        <m:r>
+          <m:rPr>
+            <m:sty m:val="p"/>
+          </m:rPr>
+          <m:t>−</m:t>
+        </m:r>
+        <m:r>
+          <m:t>4</m:t>
+        </m:r>
+        <m:rad>
+          <m:radPr>
+            <m:degHide m:val="on"/>
+          </m:radPr>
+          <m:deg/>
+          <m:e>
+            <m:r>
+              <m:t>2</m:t>
+            </m:r>
+          </m:e>
+        </m:rad>
+        <m:r>
+          <m:t> </m:t>
+        </m:r>
+        <m:r>
+          <m:t>π</m:t>
+        </m:r>
+      </m:oMath>
+      <w:r>
+        <w:t xml:space="preserve">:</w:t>
       </w:r>
     </w:p>
     <w:p>
@@ -5965,6 +6524,74 @@
             </m:rPr>
             <m:t>)</m:t>
           </m:r>
+          <m:r>
+            <m:rPr>
+              <m:sty m:val="p"/>
+            </m:rPr>
+            <m:t>=</m:t>
+          </m:r>
+          <m:f>
+            <m:fPr>
+              <m:type m:val="bar"/>
+            </m:fPr>
+            <m:num>
+              <m:sSup>
+                <m:e>
+                  <m:r>
+                    <m:t>σ</m:t>
+                  </m:r>
+                </m:e>
+                <m:sup>
+                  <m:r>
+                    <m:rPr>
+                      <m:sty m:val="p"/>
+                    </m:rPr>
+                    <m:t>−</m:t>
+                  </m:r>
+                  <m:r>
+                    <m:t>1</m:t>
+                  </m:r>
+                  <m:r>
+                    <m:rPr>
+                      <m:sty m:val="p"/>
+                    </m:rPr>
+                    <m:t>/</m:t>
+                  </m:r>
+                  <m:r>
+                    <m:t>2</m:t>
+                  </m:r>
+                </m:sup>
+              </m:sSup>
+            </m:num>
+            <m:den>
+              <m:r>
+                <m:rPr>
+                  <m:sty m:val="p"/>
+                </m:rPr>
+                <m:t>−</m:t>
+              </m:r>
+              <m:r>
+                <m:t>4</m:t>
+              </m:r>
+              <m:rad>
+                <m:radPr>
+                  <m:degHide m:val="on"/>
+                </m:radPr>
+                <m:deg/>
+                <m:e>
+                  <m:r>
+                    <m:t>2</m:t>
+                  </m:r>
+                </m:e>
+              </m:rad>
+              <m:r>
+                <m:t> </m:t>
+              </m:r>
+              <m:r>
+                <m:t>π</m:t>
+              </m:r>
+            </m:den>
+          </m:f>
           <m:r>
             <m:rPr>
               <m:sty m:val="p"/>
@@ -6141,9 +6768,9 @@
         </m:oMath>
       </m:oMathPara>
     </w:p>
-    <w:bookmarkEnd w:id="51"/>
-    <w:bookmarkEnd w:id="52"/>
-    <w:bookmarkStart w:id="61" w:name="prova-da-propriedade-de-filtragem"/>
+    <w:bookmarkEnd w:id="53"/>
+    <w:bookmarkEnd w:id="54"/>
+    <w:bookmarkStart w:id="63" w:name="prova-da-propriedade-de-filtragem"/>
     <w:p>
       <w:pPr>
         <w:pStyle w:val="Heading2"/>
@@ -6334,7 +6961,7 @@
         </m:oMath>
       </m:oMathPara>
     </w:p>
-    <w:bookmarkStart w:id="53" w:name="expansão-de-taylor"/>
+    <w:bookmarkStart w:id="55" w:name="expansão-de-taylor"/>
     <w:p>
       <w:pPr>
         <w:pStyle w:val="Heading3"/>
@@ -6709,8 +7336,8 @@
         </m:oMath>
       </m:oMathPara>
     </w:p>
-    <w:bookmarkEnd w:id="53"/>
-    <w:bookmarkStart w:id="56" w:name="análise-dos-termos"/>
+    <w:bookmarkEnd w:id="55"/>
+    <w:bookmarkStart w:id="58" w:name="análise-dos-termos"/>
     <w:p>
       <w:pPr>
         <w:pStyle w:val="Heading3"/>
@@ -6796,6 +7423,20 @@
         </m:r>
         <m:r>
           <m:t>4</m:t>
+        </m:r>
+        <m:rad>
+          <m:radPr>
+            <m:degHide m:val="on"/>
+          </m:radPr>
+          <m:deg/>
+          <m:e>
+            <m:r>
+              <m:t>2</m:t>
+            </m:r>
+          </m:e>
+        </m:rad>
+        <m:r>
+          <m:t> </m:t>
         </m:r>
         <m:r>
           <m:t>π</m:t>
@@ -7229,12 +7870,12 @@
                 <wp:inline>
                   <wp:extent cx="152400" cy="152400"/>
                   <wp:effectExtent b="0" l="0" r="0" t="0"/>
-                  <wp:docPr descr="" title="" id="54" name="Picture"/>
+                  <wp:docPr descr="" title="" id="56" name="Picture"/>
                   <a:graphic>
                     <a:graphicData uri="http://schemas.openxmlformats.org/drawingml/2006/picture">
                       <pic:pic>
                         <pic:nvPicPr>
-                          <pic:cNvPr descr="/opt/quarto/share/formats/docx/important.png" id="55" name="Picture"/>
+                          <pic:cNvPr descr="/opt/quarto/share/formats/docx/important.png" id="57" name="Picture"/>
                           <pic:cNvPicPr>
                             <a:picLocks noChangeArrowheads="1" noChangeAspect="1"/>
                           </pic:cNvPicPr>
@@ -7455,6 +8096,20 @@
           <m:r>
             <m:t>4</m:t>
           </m:r>
+          <m:rad>
+            <m:radPr>
+              <m:degHide m:val="on"/>
+            </m:radPr>
+            <m:deg/>
+            <m:e>
+              <m:r>
+                <m:t>2</m:t>
+              </m:r>
+            </m:e>
+          </m:rad>
+          <m:r>
+            <m:t> </m:t>
+          </m:r>
           <m:r>
             <m:t>π</m:t>
           </m:r>
@@ -7491,8 +8146,8 @@
         </m:oMath>
       </m:oMathPara>
     </w:p>
-    <w:bookmarkEnd w:id="56"/>
-    <w:bookmarkStart w:id="60" w:name="normalização-final"/>
+    <w:bookmarkEnd w:id="58"/>
+    <w:bookmarkStart w:id="62" w:name="normalização-final"/>
     <w:p>
       <w:pPr>
         <w:pStyle w:val="Heading3"/>
@@ -7520,6 +8175,20 @@
         </m:r>
         <m:r>
           <m:t>4</m:t>
+        </m:r>
+        <m:rad>
+          <m:radPr>
+            <m:degHide m:val="on"/>
+          </m:radPr>
+          <m:deg/>
+          <m:e>
+            <m:r>
+              <m:t>2</m:t>
+            </m:r>
+          </m:e>
+        </m:rad>
+        <m:r>
+          <m:t> </m:t>
         </m:r>
         <m:r>
           <m:t>π</m:t>
@@ -7609,6 +8278,20 @@
                 <m:den>
                   <m:r>
                     <m:t>4</m:t>
+                  </m:r>
+                  <m:rad>
+                    <m:radPr>
+                      <m:degHide m:val="on"/>
+                    </m:radPr>
+                    <m:deg/>
+                    <m:e>
+                      <m:r>
+                        <m:t>2</m:t>
+                      </m:r>
+                    </m:e>
+                  </m:rad>
+                  <m:r>
+                    <m:t> </m:t>
                   </m:r>
                   <m:r>
                     <m:t>π</m:t>
@@ -7921,18 +8604,18 @@
                 <wp:inline>
                   <wp:extent cx="152400" cy="152400"/>
                   <wp:effectExtent b="0" l="0" r="0" t="0"/>
-                  <wp:docPr descr="" title="" id="58" name="Picture"/>
+                  <wp:docPr descr="" title="" id="60" name="Picture"/>
                   <a:graphic>
                     <a:graphicData uri="http://schemas.openxmlformats.org/drawingml/2006/picture">
                       <pic:pic>
                         <pic:nvPicPr>
-                          <pic:cNvPr descr="/opt/quarto/share/formats/docx/warning.png" id="59" name="Picture"/>
+                          <pic:cNvPr descr="/opt/quarto/share/formats/docx/warning.png" id="61" name="Picture"/>
                           <pic:cNvPicPr>
                             <a:picLocks noChangeArrowheads="1" noChangeAspect="1"/>
                           </pic:cNvPicPr>
                         </pic:nvPicPr>
                         <pic:blipFill>
-                          <a:blip r:embed="rId57"/>
+                          <a:blip r:embed="rId59"/>
                           <a:stretch>
                             <a:fillRect/>
                           </a:stretch>
@@ -8091,10 +8774,10 @@
         </w:tc>
       </w:tr>
     </w:tbl>
-    <w:bookmarkEnd w:id="60"/>
-    <w:bookmarkEnd w:id="61"/>
     <w:bookmarkEnd w:id="62"/>
-    <w:bookmarkStart w:id="67" w:name="interpretações-físicas"/>
+    <w:bookmarkEnd w:id="63"/>
+    <w:bookmarkEnd w:id="64"/>
+    <w:bookmarkStart w:id="69" w:name="interpretações-físicas"/>
     <w:p>
       <w:pPr>
         <w:pStyle w:val="Heading1"/>
@@ -8103,7 +8786,7 @@
         <w:t xml:space="preserve">Interpretações Físicas</w:t>
       </w:r>
     </w:p>
-    <w:bookmarkStart w:id="66" w:name="dimensão-do-espaço-e-lei-de-coulomb"/>
+    <w:bookmarkStart w:id="68" w:name="dimensão-do-espaço-e-lei-de-coulomb"/>
     <w:p>
       <w:pPr>
         <w:pStyle w:val="Heading2"/>
@@ -8338,7 +9021,7 @@
         </m:oMath>
       </m:oMathPara>
     </w:p>
-    <w:bookmarkStart w:id="65" w:name="consequências-físicas"/>
+    <w:bookmarkStart w:id="67" w:name="consequências-físicas"/>
     <w:p>
       <w:pPr>
         <w:pStyle w:val="Heading3"/>
@@ -8643,18 +9326,18 @@
                 <wp:inline>
                   <wp:extent cx="152400" cy="152400"/>
                   <wp:effectExtent b="0" l="0" r="0" t="0"/>
-                  <wp:docPr descr="" title="" id="63" name="Picture"/>
+                  <wp:docPr descr="" title="" id="65" name="Picture"/>
                   <a:graphic>
                     <a:graphicData uri="http://schemas.openxmlformats.org/drawingml/2006/picture">
                       <pic:pic>
                         <pic:nvPicPr>
-                          <pic:cNvPr descr="/opt/quarto/share/formats/docx/warning.png" id="64" name="Picture"/>
+                          <pic:cNvPr descr="/opt/quarto/share/formats/docx/warning.png" id="66" name="Picture"/>
                           <pic:cNvPicPr>
                             <a:picLocks noChangeArrowheads="1" noChangeAspect="1"/>
                           </pic:cNvPicPr>
                         </pic:nvPicPr>
                         <pic:blipFill>
-                          <a:blip r:embed="rId57"/>
+                          <a:blip r:embed="rId59"/>
                           <a:stretch>
                             <a:fillRect/>
                           </a:stretch>
@@ -8718,10 +9401,10 @@
         </w:tc>
       </w:tr>
     </w:tbl>
-    <w:bookmarkEnd w:id="65"/>
-    <w:bookmarkEnd w:id="66"/>
     <w:bookmarkEnd w:id="67"/>
-    <w:bookmarkStart w:id="80" w:name="visualizações-computacionais"/>
+    <w:bookmarkEnd w:id="68"/>
+    <w:bookmarkEnd w:id="69"/>
+    <w:bookmarkStart w:id="82" w:name="visualizações-computacionais"/>
     <w:p>
       <w:pPr>
         <w:pStyle w:val="Heading1"/>
@@ -10107,7 +10790,7 @@
       <w:tr>
         <w:tc>
           <w:tcPr/>
-          <w:bookmarkStart w:id="71" w:name="fig-greens-functions"/>
+          <w:bookmarkStart w:id="73" w:name="fig-greens-functions"/>
           <w:p>
             <w:pPr>
               <w:pStyle w:val="Compact"/>
@@ -10118,18 +10801,18 @@
                 <wp:inline>
                   <wp:extent cx="5334000" cy="1746861"/>
                   <wp:effectExtent b="0" l="0" r="0" t="0"/>
-                  <wp:docPr descr="" title="" id="69" name="Picture"/>
+                  <wp:docPr descr="" title="" id="71" name="Picture"/>
                   <a:graphic>
                     <a:graphicData uri="http://schemas.openxmlformats.org/drawingml/2006/picture">
                       <pic:pic>
                         <pic:nvPicPr>
-                          <pic:cNvPr descr="green-functions-nd_files/figure-docx/fig-greens-functions-output-1.png" id="70" name="Picture"/>
+                          <pic:cNvPr descr="green-functions-nd_files/figure-docx/fig-greens-functions-output-1.png" id="72" name="Picture"/>
                           <pic:cNvPicPr>
                             <a:picLocks noChangeArrowheads="1" noChangeAspect="1"/>
                           </pic:cNvPicPr>
                         </pic:nvPicPr>
                         <pic:blipFill>
-                          <a:blip r:embed="rId68"/>
+                          <a:blip r:embed="rId70"/>
                           <a:stretch>
                             <a:fillRect/>
                           </a:stretch>
@@ -10169,7 +10852,7 @@
               <w:t xml:space="preserve">Figure 1: Funções de Green em diferentes dimensões</w:t>
             </w:r>
           </w:p>
-          <w:bookmarkEnd w:id="71"/>
+          <w:bookmarkEnd w:id="73"/>
         </w:tc>
       </w:tr>
     </w:tbl>
@@ -10220,7 +10903,7 @@
         <w:rPr>
           <w:rStyle w:val="CommentTok"/>
         </w:rPr>
-        <w:t xml:space="preserve">"""Função de Green 3D regularizada"""</w:t>
+        <w:t xml:space="preserve">"""Função de Green 3D regularizada (não normalizada, G_ε = (σ+ε)^{-1/2})"""</w:t>
       </w:r>
       <w:r>
         <w:br/>
@@ -10658,7 +11341,7 @@
         <w:rPr>
           <w:rStyle w:val="CommentTok"/>
         </w:rPr>
-        <w:t xml:space="preserve"># Função sem regularização (singular em r=0)</w:t>
+        <w:t xml:space="preserve"># Função sem regularização (singular em r=0); tende a sqrt(2)/r, não 1/r</w:t>
       </w:r>
       <w:r>
         <w:br/>
@@ -10853,7 +11536,7 @@
         <w:rPr>
           <w:rStyle w:val="StringTok"/>
         </w:rPr>
-        <w:t xml:space="preserve">"Singular (1/r)"</w:t>
+        <w:t xml:space="preserve">"Singular (√2/r)"</w:t>
       </w:r>
       <w:r>
         <w:rPr>
@@ -11085,7 +11768,7 @@
       <w:tr>
         <w:tc>
           <w:tcPr/>
-          <w:bookmarkStart w:id="75" w:name="fig-regularization"/>
+          <w:bookmarkStart w:id="77" w:name="fig-regularization"/>
           <w:p>
             <w:pPr>
               <w:pStyle w:val="Compact"/>
@@ -11096,18 +11779,18 @@
                 <wp:inline>
                   <wp:extent cx="5334000" cy="4116371"/>
                   <wp:effectExtent b="0" l="0" r="0" t="0"/>
-                  <wp:docPr descr="" title="" id="73" name="Picture"/>
+                  <wp:docPr descr="" title="" id="75" name="Picture"/>
                   <a:graphic>
                     <a:graphicData uri="http://schemas.openxmlformats.org/drawingml/2006/picture">
                       <pic:pic>
                         <pic:nvPicPr>
-                          <pic:cNvPr descr="green-functions-nd_files/figure-docx/fig-regularization-output-1.png" id="74" name="Picture"/>
+                          <pic:cNvPr descr="green-functions-nd_files/figure-docx/fig-regularization-output-1.png" id="76" name="Picture"/>
                           <pic:cNvPicPr>
                             <a:picLocks noChangeArrowheads="1" noChangeAspect="1"/>
                           </pic:cNvPicPr>
                         </pic:nvPicPr>
                         <pic:blipFill>
-                          <a:blip r:embed="rId72"/>
+                          <a:blip r:embed="rId74"/>
                           <a:stretch>
                             <a:fillRect/>
                           </a:stretch>
@@ -11147,7 +11830,7 @@
               <w:t xml:space="preserve">Figure 2: Regularização da função de Green em 3D</w:t>
             </w:r>
           </w:p>
-          <w:bookmarkEnd w:id="75"/>
+          <w:bookmarkEnd w:id="77"/>
         </w:tc>
       </w:tr>
     </w:tbl>
@@ -11229,6 +11912,12 @@
       </w:r>
       <w:r>
         <w:rPr>
+          <w:rStyle w:val="NormalTok"/>
+        </w:rPr>
+        <w:t xml:space="preserve">(</w:t>
+      </w:r>
+      <w:r>
+        <w:rPr>
           <w:rStyle w:val="DecValTok"/>
         </w:rPr>
         <w:t xml:space="preserve">3</w:t>
@@ -11238,6 +11927,30 @@
           <w:rStyle w:val="NormalTok"/>
         </w:rPr>
         <w:t xml:space="preserve"> </w:t>
+      </w:r>
+      <w:r>
+        <w:rPr>
+          <w:rStyle w:val="OperatorTok"/>
+        </w:rPr>
+        <w:t xml:space="preserve">/</w:t>
+      </w:r>
+      <w:r>
+        <w:rPr>
+          <w:rStyle w:val="NormalTok"/>
+        </w:rPr>
+        <w:t xml:space="preserve"> </w:t>
+      </w:r>
+      <w:r>
+        <w:rPr>
+          <w:rStyle w:val="DecValTok"/>
+        </w:rPr>
+        <w:t xml:space="preserve">2</w:t>
+      </w:r>
+      <w:r>
+        <w:rPr>
+          <w:rStyle w:val="NormalTok"/>
+        </w:rPr>
+        <w:t xml:space="preserve">) </w:t>
       </w:r>
       <w:r>
         <w:rPr>
@@ -11853,7 +12566,7 @@
       <w:tr>
         <w:tc>
           <w:tcPr/>
-          <w:bookmarkStart w:id="79" w:name="fig-laplaciano-regularizado"/>
+          <w:bookmarkStart w:id="81" w:name="fig-laplaciano-regularizado"/>
           <w:p>
             <w:pPr>
               <w:pStyle w:val="Compact"/>
@@ -11864,18 +12577,18 @@
                 <wp:inline>
                   <wp:extent cx="5334000" cy="3992880"/>
                   <wp:effectExtent b="0" l="0" r="0" t="0"/>
-                  <wp:docPr descr="" title="" id="77" name="Picture"/>
+                  <wp:docPr descr="" title="" id="79" name="Picture"/>
                   <a:graphic>
                     <a:graphicData uri="http://schemas.openxmlformats.org/drawingml/2006/picture">
                       <pic:pic>
                         <pic:nvPicPr>
-                          <pic:cNvPr descr="green-functions-nd_files/figure-docx/fig-laplaciano-regularizado-output-1.png" id="78" name="Picture"/>
+                          <pic:cNvPr descr="green-functions-nd_files/figure-docx/fig-laplaciano-regularizado-output-1.png" id="80" name="Picture"/>
                           <pic:cNvPicPr>
                             <a:picLocks noChangeArrowheads="1" noChangeAspect="1"/>
                           </pic:cNvPicPr>
                         </pic:nvPicPr>
                         <pic:blipFill>
-                          <a:blip r:embed="rId76"/>
+                          <a:blip r:embed="rId78"/>
                           <a:stretch>
                             <a:fillRect/>
                           </a:stretch>
@@ -11915,12 +12628,12 @@
               <w:t xml:space="preserve">Figure 3: Laplaciano da função de Green regularizada</w:t>
             </w:r>
           </w:p>
-          <w:bookmarkEnd w:id="79"/>
+          <w:bookmarkEnd w:id="81"/>
         </w:tc>
       </w:tr>
     </w:tbl>
-    <w:bookmarkEnd w:id="80"/>
-    <w:bookmarkStart w:id="83" w:name="tabela-resumo-funções-de-green-em-nd"/>
+    <w:bookmarkEnd w:id="82"/>
+    <w:bookmarkStart w:id="85" w:name="tabela-resumo-funções-de-green-em-nd"/>
     <w:p>
       <w:pPr>
         <w:pStyle w:val="Heading1"/>
@@ -12626,12 +13339,12 @@
                 <wp:inline>
                   <wp:extent cx="152400" cy="152400"/>
                   <wp:effectExtent b="0" l="0" r="0" t="0"/>
-                  <wp:docPr descr="" title="" id="81" name="Picture"/>
+                  <wp:docPr descr="" title="" id="83" name="Picture"/>
                   <a:graphic>
                     <a:graphicData uri="http://schemas.openxmlformats.org/drawingml/2006/picture">
                       <pic:pic>
                         <pic:nvPicPr>
-                          <pic:cNvPr descr="/opt/quarto/share/formats/docx/note.png" id="82" name="Picture"/>
+                          <pic:cNvPr descr="/opt/quarto/share/formats/docx/note.png" id="84" name="Picture"/>
                           <pic:cNvPicPr>
                             <a:picLocks noChangeArrowheads="1" noChangeAspect="1"/>
                           </pic:cNvPicPr>
@@ -12821,8 +13534,8 @@
         </w:tc>
       </w:tr>
     </w:tbl>
-    <w:bookmarkEnd w:id="83"/>
-    <w:bookmarkStart w:id="96" w:name="exercícios"/>
+    <w:bookmarkEnd w:id="85"/>
+    <w:bookmarkStart w:id="98" w:name="exercícios"/>
     <w:p>
       <w:pPr>
         <w:pStyle w:val="Heading1"/>
@@ -12831,7 +13544,7 @@
         <w:t xml:space="preserve">Exercícios</w:t>
       </w:r>
     </w:p>
-    <w:bookmarkStart w:id="84" w:name="exercício-1-função-de-synge"/>
+    <w:bookmarkStart w:id="86" w:name="exercício-1-função-de-synge"/>
     <w:p>
       <w:pPr>
         <w:pStyle w:val="Heading2"/>
@@ -13159,8 +13872,8 @@
         <w:t xml:space="preserve">em funções de base, ao contrário do método usado nas aulas anteriores?</w:t>
       </w:r>
     </w:p>
-    <w:bookmarkEnd w:id="84"/>
-    <w:bookmarkStart w:id="85" w:name="exercício-2-lei-de-potência-essencial"/>
+    <w:bookmarkEnd w:id="86"/>
+    <w:bookmarkStart w:id="87" w:name="exercício-2-lei-de-potência-essencial"/>
     <w:p>
       <w:pPr>
         <w:pStyle w:val="Heading2"/>
@@ -13422,8 +14135,8 @@
         <w:t xml:space="preserve">, qual é a forma da função de Green? Qual seria a lei de força correspondente?</w:t>
       </w:r>
     </w:p>
-    <w:bookmarkEnd w:id="85"/>
-    <w:bookmarkStart w:id="86" w:name="exercício-3-solução-2d"/>
+    <w:bookmarkEnd w:id="87"/>
+    <w:bookmarkStart w:id="88" w:name="exercício-3-solução-2d"/>
     <w:p>
       <w:pPr>
         <w:pStyle w:val="Heading2"/>
@@ -13686,8 +14399,8 @@
         <w:t xml:space="preserve">da solução geral?</w:t>
       </w:r>
     </w:p>
-    <w:bookmarkEnd w:id="86"/>
-    <w:bookmarkStart w:id="87" w:name="exercício-4-regularização-3d-essencial"/>
+    <w:bookmarkEnd w:id="88"/>
+    <w:bookmarkStart w:id="89" w:name="exercício-4-regularização-3d-essencial"/>
     <w:p>
       <w:pPr>
         <w:pStyle w:val="Heading2"/>
@@ -14056,12 +14769,48 @@
         <m:r>
           <m:t>4</m:t>
         </m:r>
+        <m:rad>
+          <m:radPr>
+            <m:degHide m:val="on"/>
+          </m:radPr>
+          <m:deg/>
+          <m:e>
+            <m:r>
+              <m:t>2</m:t>
+            </m:r>
+          </m:e>
+        </m:rad>
+        <m:r>
+          <m:t> </m:t>
+        </m:r>
         <m:r>
           <m:t>π</m:t>
         </m:r>
       </m:oMath>
       <w:r>
-        <w:t xml:space="preserve">.</w:t>
+        <w:t xml:space="preserve">, e explique por que o fator</w:t>
+      </w:r>
+      <w:r>
+        <w:t xml:space="preserve"> </w:t>
+      </w:r>
+      <m:oMath>
+        <m:rad>
+          <m:radPr>
+            <m:degHide m:val="on"/>
+          </m:radPr>
+          <m:deg/>
+          <m:e>
+            <m:r>
+              <m:t>2</m:t>
+            </m:r>
+          </m:e>
+        </m:rad>
+      </m:oMath>
+      <w:r>
+        <w:t xml:space="preserve"> </w:t>
+      </w:r>
+      <w:r>
+        <w:t xml:space="preserve">aparece.</w:t>
       </w:r>
     </w:p>
     <w:p>
@@ -14096,8 +14845,8 @@
         <w:t xml:space="preserve">na regularização.</w:t>
       </w:r>
     </w:p>
-    <w:bookmarkEnd w:id="87"/>
-    <w:bookmarkStart w:id="88" w:name="exercício-5-propriedade-de-filtragem"/>
+    <w:bookmarkEnd w:id="89"/>
+    <w:bookmarkStart w:id="90" w:name="exercício-5-propriedade-de-filtragem"/>
     <w:p>
       <w:pPr>
         <w:pStyle w:val="Heading2"/>
@@ -14444,8 +15193,8 @@
         <w:t xml:space="preserve">O que este resultado prova sobre a natureza do laplaciano da função de Green?</w:t>
       </w:r>
     </w:p>
-    <w:bookmarkEnd w:id="88"/>
-    <w:bookmarkStart w:id="89" w:name="exercício-6-generalização-nd"/>
+    <w:bookmarkEnd w:id="90"/>
+    <w:bookmarkStart w:id="91" w:name="exercício-6-generalização-nd"/>
     <w:p>
       <w:pPr>
         <w:pStyle w:val="Heading2"/>
@@ -14733,8 +15482,8 @@
         <w:t xml:space="preserve">?</w:t>
       </w:r>
     </w:p>
-    <w:bookmarkEnd w:id="89"/>
-    <w:bookmarkStart w:id="90" w:name="exercício-7-interpretação-física"/>
+    <w:bookmarkEnd w:id="91"/>
+    <w:bookmarkStart w:id="92" w:name="exercício-7-interpretação-física"/>
     <w:p>
       <w:pPr>
         <w:pStyle w:val="Heading2"/>
@@ -14815,8 +15564,8 @@
         <w:t xml:space="preserve">Como a regularização dimensional se relaciona com a detecção de dimensões extras?</w:t>
       </w:r>
     </w:p>
-    <w:bookmarkEnd w:id="90"/>
-    <w:bookmarkStart w:id="91" w:name="exercício-8-implementação-numérica"/>
+    <w:bookmarkEnd w:id="92"/>
+    <w:bookmarkStart w:id="93" w:name="exercício-8-implementação-numérica"/>
     <w:p>
       <w:pPr>
         <w:pStyle w:val="Heading2"/>
@@ -14954,8 +15703,8 @@
         <w:t xml:space="preserve">Como a escolha do método de integração numérica afeta a precisão do resultado?</w:t>
       </w:r>
     </w:p>
-    <w:bookmarkEnd w:id="91"/>
-    <w:bookmarkStart w:id="92" w:name="exercício-9-conexão-com-eletromagnetismo"/>
+    <w:bookmarkEnd w:id="93"/>
+    <w:bookmarkStart w:id="94" w:name="exercício-9-conexão-com-eletromagnetismo"/>
     <w:p>
       <w:pPr>
         <w:pStyle w:val="Heading2"/>
@@ -15036,8 +15785,8 @@
         <w:t xml:space="preserve">Como a lei de Gauss se generaliza para dimensões arbitrárias?</w:t>
       </w:r>
     </w:p>
-    <w:bookmarkEnd w:id="92"/>
-    <w:bookmarkStart w:id="93" w:name="exercício-10-caso-1d-detalhado"/>
+    <w:bookmarkEnd w:id="94"/>
+    <w:bookmarkStart w:id="95" w:name="exercício-10-caso-1d-detalhado"/>
     <w:p>
       <w:pPr>
         <w:pStyle w:val="Heading2"/>
@@ -15259,8 +16008,8 @@
         <w:t xml:space="preserve">Por que em 1D o potencial não decai com a distância?</w:t>
       </w:r>
     </w:p>
-    <w:bookmarkEnd w:id="93"/>
-    <w:bookmarkStart w:id="94" w:name="exercício-11-método-de-frobenius"/>
+    <w:bookmarkEnd w:id="95"/>
+    <w:bookmarkStart w:id="96" w:name="exercício-11-método-de-frobenius"/>
     <w:p>
       <w:pPr>
         <w:pStyle w:val="Heading2"/>
@@ -15341,8 +16090,8 @@
         <w:t xml:space="preserve">Compare com a regularização dimensional para obter o mesmo resultado.</w:t>
       </w:r>
     </w:p>
-    <w:bookmarkEnd w:id="94"/>
-    <w:bookmarkStart w:id="95" w:name="exercício-12-aplicações-práticas"/>
+    <w:bookmarkEnd w:id="96"/>
+    <w:bookmarkStart w:id="97" w:name="exercício-12-aplicações-práticas"/>
     <w:p>
       <w:pPr>
         <w:pStyle w:val="Heading2"/>
@@ -15423,9 +16172,9 @@
         <w:t xml:space="preserve">Como a regularização de funções de Green é usada em teoria quântica de campos?</w:t>
       </w:r>
     </w:p>
-    <w:bookmarkEnd w:id="95"/>
-    <w:bookmarkEnd w:id="96"/>
-    <w:bookmarkStart w:id="97" w:name="conclusão"/>
+    <w:bookmarkEnd w:id="97"/>
+    <w:bookmarkEnd w:id="98"/>
+    <w:bookmarkStart w:id="99" w:name="conclusão"/>
     <w:p>
       <w:pPr>
         <w:pStyle w:val="Heading1"/>
@@ -15691,7 +16440,7 @@
         <w:t xml:space="preserve">A próxima aula abordará funções de Green dependentes do tempo, introduzindo conceitos de causalidade e propagação de ondas.</w:t>
       </w:r>
     </w:p>
-    <w:bookmarkEnd w:id="97"/>
+    <w:bookmarkEnd w:id="99"/>
     <w:sectPr>
       <w:footnotePr>
         <w:numRestart w:val="eachSect"/>

--- a/courses/mathematical-physics/green-functions-nd.docx
+++ b/courses/mathematical-physics/green-functions-nd.docx
@@ -3511,12 +3511,6 @@
           </m:rPr>
           <m:t>=</m:t>
         </m:r>
-        <m:r>
-          <m:rPr>
-            <m:sty m:val="p"/>
-          </m:rPr>
-          <m:t>−</m:t>
-        </m:r>
         <m:f>
           <m:fPr>
             <m:type m:val="bar"/>
@@ -3591,12 +3585,6 @@
         <w:t xml:space="preserve"> </w:t>
       </w:r>
       <m:oMath>
-        <m:r>
-          <m:rPr>
-            <m:sty m:val="p"/>
-          </m:rPr>
-          <m:t>−</m:t>
-        </m:r>
         <m:r>
           <m:t>1</m:t>
         </m:r>

--- a/courses/mathematical-physics/green-functions-nd.docx
+++ b/courses/mathematical-physics/green-functions-nd.docx
@@ -13523,7 +13523,7 @@
       </w:tr>
     </w:tbl>
     <w:bookmarkEnd w:id="85"/>
-    <w:bookmarkStart w:id="98" w:name="exercícios"/>
+    <w:bookmarkStart w:id="92" w:name="exercícios"/>
     <w:p>
       <w:pPr>
         <w:pStyle w:val="Heading1"/>
@@ -13532,13 +13532,13 @@
         <w:t xml:space="preserve">Exercícios</w:t>
       </w:r>
     </w:p>
-    <w:bookmarkStart w:id="86" w:name="exercício-1-função-de-synge"/>
+    <w:bookmarkStart w:id="86" w:name="exercício-1-a-função-de-synge"/>
     <w:p>
       <w:pPr>
         <w:pStyle w:val="Heading2"/>
       </w:pPr>
       <w:r>
-        <w:t xml:space="preserve">Exercício 1: Função de Synge</w:t>
+        <w:t xml:space="preserve">Exercício 1: A Função de Synge</w:t>
       </w:r>
     </w:p>
     <w:p>
@@ -13633,118 +13633,7 @@
         <w:t xml:space="preserve"> </w:t>
       </w:r>
       <w:r>
-        <w:t xml:space="preserve">satisfaz:</w:t>
-      </w:r>
-    </w:p>
-    <w:p>
-      <w:pPr>
-        <w:pStyle w:val="BodyText"/>
-      </w:pPr>
-      <m:oMathPara>
-        <m:oMathParaPr>
-          <m:jc m:val="center"/>
-        </m:oMathParaPr>
-        <m:oMath>
-          <m:r>
-            <m:rPr>
-              <m:sty m:val="p"/>
-            </m:rPr>
-            <m:t>∇</m:t>
-          </m:r>
-          <m:r>
-            <m:t>σ</m:t>
-          </m:r>
-          <m:r>
-            <m:rPr>
-              <m:sty m:val="p"/>
-            </m:rPr>
-            <m:t>=</m:t>
-          </m:r>
-          <m:r>
-            <m:rPr>
-              <m:sty m:val="b"/>
-            </m:rPr>
-            <m:t>x</m:t>
-          </m:r>
-          <m:r>
-            <m:rPr>
-              <m:sty m:val="p"/>
-            </m:rPr>
-            <m:t>−</m:t>
-          </m:r>
-          <m:sSub>
-            <m:e>
-              <m:r>
-                <m:rPr>
-                  <m:sty m:val="b"/>
-                </m:rPr>
-                <m:t>x</m:t>
-              </m:r>
-            </m:e>
-            <m:sub>
-              <m:r>
-                <m:t>0</m:t>
-              </m:r>
-            </m:sub>
-          </m:sSub>
-        </m:oMath>
-      </m:oMathPara>
-    </w:p>
-    <w:p>
-      <w:pPr>
-        <w:pStyle w:val="FirstParagraph"/>
-      </w:pPr>
-      <m:oMathPara>
-        <m:oMathParaPr>
-          <m:jc m:val="center"/>
-        </m:oMathParaPr>
-        <m:oMath>
-          <m:sSup>
-            <m:e>
-              <m:r>
-                <m:rPr>
-                  <m:sty m:val="p"/>
-                </m:rPr>
-                <m:t>∇</m:t>
-              </m:r>
-            </m:e>
-            <m:sup>
-              <m:r>
-                <m:t>2</m:t>
-              </m:r>
-            </m:sup>
-          </m:sSup>
-          <m:r>
-            <m:t>σ</m:t>
-          </m:r>
-          <m:r>
-            <m:rPr>
-              <m:sty m:val="p"/>
-            </m:rPr>
-            <m:t>=</m:t>
-          </m:r>
-          <m:r>
-            <m:t>N</m:t>
-          </m:r>
-        </m:oMath>
-      </m:oMathPara>
-    </w:p>
-    <w:p>
-      <w:pPr>
-        <w:pStyle w:val="FirstParagraph"/>
-      </w:pPr>
-      <w:r>
-        <w:rPr>
-          <w:b/>
-          <w:bCs/>
-        </w:rPr>
-        <w:t xml:space="preserve">b)</w:t>
-      </w:r>
-      <w:r>
-        <w:t xml:space="preserve"> </w:t>
-      </w:r>
-      <w:r>
-        <w:t xml:space="preserve">Calcule</w:t>
+        <w:t xml:space="preserve">satisfaz</w:t>
       </w:r>
       <w:r>
         <w:t xml:space="preserve"> </w:t>
@@ -13763,171 +13652,41 @@
           <m:rPr>
             <m:sty m:val="p"/>
           </m:rPr>
-          <m:t>⋅</m:t>
+          <m:t>=</m:t>
+        </m:r>
+        <m:r>
+          <m:rPr>
+            <m:sty m:val="b"/>
+          </m:rPr>
+          <m:t>x</m:t>
         </m:r>
         <m:r>
           <m:rPr>
             <m:sty m:val="p"/>
           </m:rPr>
-          <m:t>∇</m:t>
-        </m:r>
-        <m:r>
-          <m:t>σ</m:t>
-        </m:r>
-      </m:oMath>
-      <w:r>
-        <w:t xml:space="preserve"> </w:t>
-      </w:r>
-      <w:r>
-        <w:t xml:space="preserve">explicitamente.</w:t>
-      </w:r>
-    </w:p>
-    <w:p>
-      <w:pPr>
-        <w:pStyle w:val="BodyText"/>
-      </w:pPr>
-      <w:r>
-        <w:rPr>
-          <w:b/>
-          <w:bCs/>
-        </w:rPr>
-        <w:t xml:space="preserve">c)</w:t>
-      </w:r>
-      <w:r>
-        <w:t xml:space="preserve"> </w:t>
-      </w:r>
-      <w:r>
-        <w:t xml:space="preserve">Mostre que</w:t>
-      </w:r>
-      <w:r>
-        <w:t xml:space="preserve"> </w:t>
-      </w:r>
-      <m:oMath>
-        <m:r>
-          <m:t>σ</m:t>
-        </m:r>
-      </m:oMath>
-      <w:r>
-        <w:t xml:space="preserve"> </w:t>
-      </w:r>
-      <w:r>
-        <w:t xml:space="preserve">é independente da origem do sistema de coordenadas.</w:t>
-      </w:r>
-    </w:p>
-    <w:p>
-      <w:pPr>
-        <w:pStyle w:val="BodyText"/>
-      </w:pPr>
-      <w:r>
-        <w:rPr>
-          <w:b/>
-          <w:bCs/>
-        </w:rPr>
-        <w:t xml:space="preserve">d)</w:t>
-      </w:r>
-      <w:r>
-        <w:t xml:space="preserve"> </w:t>
-      </w:r>
-      <w:r>
-        <w:t xml:space="preserve">Por que escrever a função de Green em termos de</w:t>
-      </w:r>
-      <w:r>
-        <w:t xml:space="preserve"> </w:t>
-      </w:r>
-      <m:oMath>
-        <m:r>
-          <m:t>σ</m:t>
-        </m:r>
-      </m:oMath>
-      <w:r>
-        <w:t xml:space="preserve"> </w:t>
-      </w:r>
-      <w:r>
-        <w:t xml:space="preserve">evita a necessidade de decompor</w:t>
-      </w:r>
-      <w:r>
-        <w:t xml:space="preserve"> </w:t>
-      </w:r>
-      <m:oMath>
-        <m:r>
-          <m:t>G</m:t>
-        </m:r>
-      </m:oMath>
-      <w:r>
-        <w:t xml:space="preserve"> </w:t>
-      </w:r>
-      <w:r>
-        <w:t xml:space="preserve">em funções de base, ao contrário do método usado nas aulas anteriores?</w:t>
-      </w:r>
-    </w:p>
-    <w:bookmarkEnd w:id="86"/>
-    <w:bookmarkStart w:id="87" w:name="exercício-2-lei-de-potência-essencial"/>
-    <w:p>
-      <w:pPr>
-        <w:pStyle w:val="Heading2"/>
-      </w:pPr>
-      <w:r>
-        <w:t xml:space="preserve">Exercício 2: Lei de Potência</w:t>
-      </w:r>
-      <w:r>
-        <w:t xml:space="preserve"> </w:t>
-      </w:r>
-      <w:r>
-        <w:rPr>
-          <w:b/>
-          <w:bCs/>
-        </w:rPr>
-        <w:t xml:space="preserve">(Essencial)</w:t>
-      </w:r>
-    </w:p>
-    <w:p>
-      <w:pPr>
-        <w:pStyle w:val="FirstParagraph"/>
-      </w:pPr>
-      <w:r>
-        <w:rPr>
-          <w:b/>
-          <w:bCs/>
-        </w:rPr>
-        <w:t xml:space="preserve">a)</w:t>
-      </w:r>
-      <w:r>
-        <w:t xml:space="preserve"> </w:t>
-      </w:r>
-      <w:r>
-        <w:t xml:space="preserve">Verifique que</w:t>
-      </w:r>
-      <w:r>
-        <w:t xml:space="preserve"> </w:t>
-      </w:r>
-      <m:oMath>
-        <m:r>
-          <m:t>G</m:t>
-        </m:r>
-        <m:r>
-          <m:rPr>
-            <m:sty m:val="p"/>
-          </m:rPr>
-          <m:t>=</m:t>
-        </m:r>
-        <m:sSup>
+          <m:t>−</m:t>
+        </m:r>
+        <m:sSub>
           <m:e>
             <m:r>
-              <m:t>σ</m:t>
+              <m:rPr>
+                <m:sty m:val="b"/>
+              </m:rPr>
+              <m:t>x</m:t>
             </m:r>
           </m:e>
-          <m:sup>
+          <m:sub>
             <m:r>
-              <m:t>λ</m:t>
+              <m:t>0</m:t>
             </m:r>
-          </m:sup>
-        </m:sSup>
+          </m:sub>
+        </m:sSub>
       </m:oMath>
       <w:r>
         <w:t xml:space="preserve"> </w:t>
       </w:r>
       <w:r>
-        <w:t xml:space="preserve">é solução da equação</w:t>
+        <w:t xml:space="preserve">e</w:t>
       </w:r>
       <w:r>
         <w:t xml:space="preserve"> </w:t>
@@ -13949,7 +13708,7 @@
           </m:sup>
         </m:sSup>
         <m:r>
-          <m:t>G</m:t>
+          <m:t>σ</m:t>
         </m:r>
         <m:r>
           <m:rPr>
@@ -13958,21 +13717,134 @@
           <m:t>=</m:t>
         </m:r>
         <m:r>
-          <m:t>0</m:t>
+          <m:t>N</m:t>
         </m:r>
       </m:oMath>
       <w:r>
-        <w:t xml:space="preserve"> </w:t>
-      </w:r>
-      <w:r>
-        <w:t xml:space="preserve">para</w:t>
+        <w:t xml:space="preserve">.</w:t>
+      </w:r>
+    </w:p>
+    <w:p>
+      <w:pPr>
+        <w:pStyle w:val="BodyText"/>
+      </w:pPr>
+      <w:r>
+        <w:rPr>
+          <w:b/>
+          <w:bCs/>
+        </w:rPr>
+        <w:t xml:space="preserve">b)</w:t>
+      </w:r>
+      <w:r>
+        <w:t xml:space="preserve"> </w:t>
+      </w:r>
+      <w:r>
+        <w:t xml:space="preserve">Mostre que</w:t>
       </w:r>
       <w:r>
         <w:t xml:space="preserve"> </w:t>
       </w:r>
       <m:oMath>
         <m:r>
-          <m:t>λ</m:t>
+          <m:t>σ</m:t>
+        </m:r>
+      </m:oMath>
+      <w:r>
+        <w:t xml:space="preserve"> </w:t>
+      </w:r>
+      <w:r>
+        <w:t xml:space="preserve">é independente da origem do sistema de coordenadas.</w:t>
+      </w:r>
+    </w:p>
+    <w:p>
+      <w:pPr>
+        <w:pStyle w:val="BodyText"/>
+      </w:pPr>
+      <w:r>
+        <w:rPr>
+          <w:b/>
+          <w:bCs/>
+        </w:rPr>
+        <w:t xml:space="preserve">c)</w:t>
+      </w:r>
+      <w:r>
+        <w:t xml:space="preserve"> </w:t>
+      </w:r>
+      <w:r>
+        <w:t xml:space="preserve">Por que escrever a função de Green em termos de</w:t>
+      </w:r>
+      <w:r>
+        <w:t xml:space="preserve"> </w:t>
+      </w:r>
+      <m:oMath>
+        <m:r>
+          <m:t>σ</m:t>
+        </m:r>
+      </m:oMath>
+      <w:r>
+        <w:t xml:space="preserve"> </w:t>
+      </w:r>
+      <w:r>
+        <w:t xml:space="preserve">evita a necessidade de decompor</w:t>
+      </w:r>
+      <w:r>
+        <w:t xml:space="preserve"> </w:t>
+      </w:r>
+      <m:oMath>
+        <m:r>
+          <m:t>G</m:t>
+        </m:r>
+      </m:oMath>
+      <w:r>
+        <w:t xml:space="preserve"> </w:t>
+      </w:r>
+      <w:r>
+        <w:t xml:space="preserve">em funções de base, ao contrário do método usado nas aulas anteriores?</w:t>
+      </w:r>
+    </w:p>
+    <w:bookmarkEnd w:id="86"/>
+    <w:bookmarkStart w:id="87" w:name="Xd9994fded2318f92e091d0f3aa7ec10e76ddde4"/>
+    <w:p>
+      <w:pPr>
+        <w:pStyle w:val="Heading2"/>
+      </w:pPr>
+      <w:r>
+        <w:t xml:space="preserve">Exercício 2: Soluções por Lei de Potência</w:t>
+      </w:r>
+      <w:r>
+        <w:t xml:space="preserve"> </w:t>
+      </w:r>
+      <w:r>
+        <w:rPr>
+          <w:b/>
+          <w:bCs/>
+        </w:rPr>
+        <w:t xml:space="preserve">(Essencial)</w:t>
+      </w:r>
+    </w:p>
+    <w:p>
+      <w:pPr>
+        <w:pStyle w:val="FirstParagraph"/>
+      </w:pPr>
+      <w:r>
+        <w:rPr>
+          <w:b/>
+          <w:bCs/>
+        </w:rPr>
+        <w:t xml:space="preserve">a)</w:t>
+      </w:r>
+      <w:r>
+        <w:t xml:space="preserve"> </w:t>
+      </w:r>
+      <w:r>
+        <w:t xml:space="preserve">Verifique que</w:t>
+      </w:r>
+      <w:r>
+        <w:t xml:space="preserve"> </w:t>
+      </w:r>
+      <m:oMath>
+        <m:r>
+          <m:t>G</m:t>
         </m:r>
         <m:r>
           <m:rPr>
@@ -13980,204 +13852,24 @@
           </m:rPr>
           <m:t>=</m:t>
         </m:r>
-        <m:r>
-          <m:t>1</m:t>
-        </m:r>
-        <m:r>
-          <m:rPr>
-            <m:sty m:val="p"/>
-          </m:rPr>
-          <m:t>−</m:t>
-        </m:r>
-        <m:r>
-          <m:t>N</m:t>
-        </m:r>
-        <m:r>
-          <m:rPr>
-            <m:sty m:val="p"/>
-          </m:rPr>
-          <m:t>/</m:t>
-        </m:r>
-        <m:r>
-          <m:t>2</m:t>
-        </m:r>
+        <m:sSup>
+          <m:e>
+            <m:r>
+              <m:t>σ</m:t>
+            </m:r>
+          </m:e>
+          <m:sup>
+            <m:r>
+              <m:t>λ</m:t>
+            </m:r>
+          </m:sup>
+        </m:sSup>
       </m:oMath>
       <w:r>
-        <w:t xml:space="preserve">.</w:t>
-      </w:r>
-    </w:p>
-    <w:p>
-      <w:pPr>
-        <w:pStyle w:val="BodyText"/>
-      </w:pPr>
-      <w:r>
-        <w:rPr>
-          <w:b/>
-          <w:bCs/>
-        </w:rPr>
-        <w:t xml:space="preserve">b)</w:t>
-      </w:r>
-      <w:r>
-        <w:t xml:space="preserve"> </w:t>
-      </w:r>
-      <w:r>
-        <w:t xml:space="preserve">Mostre que para</w:t>
-      </w:r>
-      <w:r>
-        <w:t xml:space="preserve"> </w:t>
-      </w:r>
-      <m:oMath>
-        <m:r>
-          <m:t>N</m:t>
-        </m:r>
-        <m:r>
-          <m:rPr>
-            <m:sty m:val="p"/>
-          </m:rPr>
-          <m:t>=</m:t>
-        </m:r>
-        <m:r>
-          <m:t>3</m:t>
-        </m:r>
-      </m:oMath>
-      <w:r>
-        <w:t xml:space="preserve"> </w:t>
-      </w:r>
-      <w:r>
-        <w:t xml:space="preserve">esta solução recupera o potencial Coulombiano.</w:t>
-      </w:r>
-    </w:p>
-    <w:p>
-      <w:pPr>
-        <w:pStyle w:val="BodyText"/>
-      </w:pPr>
-      <w:r>
-        <w:rPr>
-          <w:b/>
-          <w:bCs/>
-        </w:rPr>
-        <w:t xml:space="preserve">c)</w:t>
-      </w:r>
-      <w:r>
-        <w:t xml:space="preserve"> </w:t>
-      </w:r>
-      <w:r>
-        <w:t xml:space="preserve">O que acontece para</w:t>
-      </w:r>
-      <w:r>
-        <w:t xml:space="preserve"> </w:t>
-      </w:r>
-      <m:oMath>
-        <m:r>
-          <m:t>N</m:t>
-        </m:r>
-        <m:r>
-          <m:rPr>
-            <m:sty m:val="p"/>
-          </m:rPr>
-          <m:t>=</m:t>
-        </m:r>
-        <m:r>
-          <m:t>2</m:t>
-        </m:r>
-      </m:oMath>
-      <w:r>
-        <w:t xml:space="preserve">? Explique por que a lei de potência falha neste caso.</w:t>
-      </w:r>
-    </w:p>
-    <w:p>
-      <w:pPr>
-        <w:pStyle w:val="BodyText"/>
-      </w:pPr>
-      <w:r>
-        <w:rPr>
-          <w:b/>
-          <w:bCs/>
-        </w:rPr>
-        <w:t xml:space="preserve">d)</w:t>
-      </w:r>
-      <w:r>
-        <w:t xml:space="preserve"> </w:t>
-      </w:r>
-      <w:r>
-        <w:t xml:space="preserve">Para</w:t>
-      </w:r>
-      <w:r>
-        <w:t xml:space="preserve"> </w:t>
-      </w:r>
-      <m:oMath>
-        <m:r>
-          <m:t>N</m:t>
-        </m:r>
-        <m:r>
-          <m:rPr>
-            <m:sty m:val="p"/>
-          </m:rPr>
-          <m:t>=</m:t>
-        </m:r>
-        <m:r>
-          <m:t>4</m:t>
-        </m:r>
-      </m:oMath>
-      <w:r>
-        <w:t xml:space="preserve">, qual é a forma da função de Green? Qual seria a lei de força correspondente?</w:t>
-      </w:r>
-    </w:p>
-    <w:bookmarkEnd w:id="87"/>
-    <w:bookmarkStart w:id="88" w:name="exercício-3-solução-2d"/>
-    <w:p>
-      <w:pPr>
-        <w:pStyle w:val="Heading2"/>
-      </w:pPr>
-      <w:r>
-        <w:t xml:space="preserve">Exercício 3: Solução 2D</w:t>
-      </w:r>
-    </w:p>
-    <w:p>
-      <w:pPr>
-        <w:pStyle w:val="FirstParagraph"/>
-      </w:pPr>
-      <w:r>
-        <w:rPr>
-          <w:b/>
-          <w:bCs/>
-        </w:rPr>
-        <w:t xml:space="preserve">a)</w:t>
-      </w:r>
-      <w:r>
-        <w:t xml:space="preserve"> </w:t>
-      </w:r>
-      <w:r>
-        <w:t xml:space="preserve">Mostre que</w:t>
-      </w:r>
-      <w:r>
-        <w:t xml:space="preserve"> </w:t>
-      </w:r>
-      <m:oMath>
-        <m:r>
-          <m:t>G</m:t>
-        </m:r>
-        <m:r>
-          <m:rPr>
-            <m:sty m:val="p"/>
-          </m:rPr>
-          <m:t>=</m:t>
-        </m:r>
-        <m:r>
-          <m:rPr>
-            <m:sty m:val="p"/>
-          </m:rPr>
-          <m:t>ln</m:t>
-        </m:r>
-        <m:r>
-          <m:t>σ</m:t>
-        </m:r>
-      </m:oMath>
-      <w:r>
-        <w:t xml:space="preserve"> </w:t>
-      </w:r>
-      <w:r>
-        <w:t xml:space="preserve">satisfaz</w:t>
+        <w:t xml:space="preserve"> </w:t>
+      </w:r>
+      <w:r>
+        <w:t xml:space="preserve">é solução da equação</w:t>
       </w:r>
       <w:r>
         <w:t xml:space="preserve"> </w:t>
@@ -14215,7 +13907,45 @@
         <w:t xml:space="preserve"> </w:t>
       </w:r>
       <w:r>
-        <w:t xml:space="preserve">em 2D.</w:t>
+        <w:t xml:space="preserve">para</w:t>
+      </w:r>
+      <w:r>
+        <w:t xml:space="preserve"> </w:t>
+      </w:r>
+      <m:oMath>
+        <m:r>
+          <m:t>λ</m:t>
+        </m:r>
+        <m:r>
+          <m:rPr>
+            <m:sty m:val="p"/>
+          </m:rPr>
+          <m:t>=</m:t>
+        </m:r>
+        <m:r>
+          <m:t>1</m:t>
+        </m:r>
+        <m:r>
+          <m:rPr>
+            <m:sty m:val="p"/>
+          </m:rPr>
+          <m:t>−</m:t>
+        </m:r>
+        <m:r>
+          <m:t>N</m:t>
+        </m:r>
+        <m:r>
+          <m:rPr>
+            <m:sty m:val="p"/>
+          </m:rPr>
+          <m:t>/</m:t>
+        </m:r>
+        <m:r>
+          <m:t>2</m:t>
+        </m:r>
+      </m:oMath>
+      <w:r>
+        <w:t xml:space="preserve">.</w:t>
       </w:r>
     </w:p>
     <w:p>
@@ -14233,7 +13963,145 @@
         <w:t xml:space="preserve"> </w:t>
       </w:r>
       <w:r>
-        <w:t xml:space="preserve">Calcule</w:t>
+        <w:t xml:space="preserve">Mostre que para</w:t>
+      </w:r>
+      <w:r>
+        <w:t xml:space="preserve"> </w:t>
+      </w:r>
+      <m:oMath>
+        <m:r>
+          <m:t>N</m:t>
+        </m:r>
+        <m:r>
+          <m:rPr>
+            <m:sty m:val="p"/>
+          </m:rPr>
+          <m:t>=</m:t>
+        </m:r>
+        <m:r>
+          <m:t>3</m:t>
+        </m:r>
+      </m:oMath>
+      <w:r>
+        <w:t xml:space="preserve"> </w:t>
+      </w:r>
+      <w:r>
+        <w:t xml:space="preserve">esta solução recupera o potencial Coulombiano, e explique por que a lei de potência falha para</w:t>
+      </w:r>
+      <w:r>
+        <w:t xml:space="preserve"> </w:t>
+      </w:r>
+      <m:oMath>
+        <m:r>
+          <m:t>N</m:t>
+        </m:r>
+        <m:r>
+          <m:rPr>
+            <m:sty m:val="p"/>
+          </m:rPr>
+          <m:t>=</m:t>
+        </m:r>
+        <m:r>
+          <m:t>2</m:t>
+        </m:r>
+      </m:oMath>
+      <w:r>
+        <w:t xml:space="preserve">.</w:t>
+      </w:r>
+    </w:p>
+    <w:p>
+      <w:pPr>
+        <w:pStyle w:val="BodyText"/>
+      </w:pPr>
+      <w:r>
+        <w:rPr>
+          <w:b/>
+          <w:bCs/>
+        </w:rPr>
+        <w:t xml:space="preserve">c)</w:t>
+      </w:r>
+      <w:r>
+        <w:t xml:space="preserve"> </w:t>
+      </w:r>
+      <w:r>
+        <w:t xml:space="preserve">Para</w:t>
+      </w:r>
+      <w:r>
+        <w:t xml:space="preserve"> </w:t>
+      </w:r>
+      <m:oMath>
+        <m:r>
+          <m:t>N</m:t>
+        </m:r>
+        <m:r>
+          <m:rPr>
+            <m:sty m:val="p"/>
+          </m:rPr>
+          <m:t>=</m:t>
+        </m:r>
+        <m:r>
+          <m:t>4</m:t>
+        </m:r>
+      </m:oMath>
+      <w:r>
+        <w:t xml:space="preserve">, qual é a forma da função de Green? Qual seria a lei de força correspondente?</w:t>
+      </w:r>
+    </w:p>
+    <w:bookmarkEnd w:id="87"/>
+    <w:bookmarkStart w:id="88" w:name="exercício-3-a-solução-logarítmica-em-2d"/>
+    <w:p>
+      <w:pPr>
+        <w:pStyle w:val="Heading2"/>
+      </w:pPr>
+      <w:r>
+        <w:t xml:space="preserve">Exercício 3: A Solução Logarítmica em 2D</w:t>
+      </w:r>
+    </w:p>
+    <w:p>
+      <w:pPr>
+        <w:pStyle w:val="FirstParagraph"/>
+      </w:pPr>
+      <w:r>
+        <w:rPr>
+          <w:b/>
+          <w:bCs/>
+        </w:rPr>
+        <w:t xml:space="preserve">a)</w:t>
+      </w:r>
+      <w:r>
+        <w:t xml:space="preserve"> </w:t>
+      </w:r>
+      <w:r>
+        <w:t xml:space="preserve">Mostre que</w:t>
+      </w:r>
+      <w:r>
+        <w:t xml:space="preserve"> </w:t>
+      </w:r>
+      <m:oMath>
+        <m:r>
+          <m:t>G</m:t>
+        </m:r>
+        <m:r>
+          <m:rPr>
+            <m:sty m:val="p"/>
+          </m:rPr>
+          <m:t>=</m:t>
+        </m:r>
+        <m:r>
+          <m:rPr>
+            <m:sty m:val="p"/>
+          </m:rPr>
+          <m:t>ln</m:t>
+        </m:r>
+        <m:r>
+          <m:t>σ</m:t>
+        </m:r>
+      </m:oMath>
+      <w:r>
+        <w:t xml:space="preserve"> </w:t>
+      </w:r>
+      <w:r>
+        <w:t xml:space="preserve">satisfaz</w:t>
       </w:r>
       <w:r>
         <w:t xml:space="preserve"> </w:t>
@@ -14257,34 +14125,6 @@
         <m:r>
           <m:t>G</m:t>
         </m:r>
-      </m:oMath>
-      <w:r>
-        <w:t xml:space="preserve"> </w:t>
-      </w:r>
-      <w:r>
-        <w:t xml:space="preserve">em</w:t>
-      </w:r>
-      <w:r>
-        <w:t xml:space="preserve"> </w:t>
-      </w:r>
-      <m:oMath>
-        <m:r>
-          <m:t>N</m:t>
-        </m:r>
-      </m:oMath>
-      <w:r>
-        <w:t xml:space="preserve"> </w:t>
-      </w:r>
-      <w:r>
-        <w:t xml:space="preserve">dimensões para</w:t>
-      </w:r>
-      <w:r>
-        <w:t xml:space="preserve"> </w:t>
-      </w:r>
-      <m:oMath>
-        <m:r>
-          <m:t>G</m:t>
-        </m:r>
         <m:r>
           <m:rPr>
             <m:sty m:val="p"/>
@@ -14292,6 +14132,59 @@
           <m:t>=</m:t>
         </m:r>
         <m:r>
+          <m:t>0</m:t>
+        </m:r>
+      </m:oMath>
+      <w:r>
+        <w:t xml:space="preserve"> </w:t>
+      </w:r>
+      <w:r>
+        <w:t xml:space="preserve">em 2D calculando o laplaciano explicitamente.</w:t>
+      </w:r>
+    </w:p>
+    <w:p>
+      <w:pPr>
+        <w:pStyle w:val="BodyText"/>
+      </w:pPr>
+      <w:r>
+        <w:rPr>
+          <w:b/>
+          <w:bCs/>
+        </w:rPr>
+        <w:t xml:space="preserve">b)</w:t>
+      </w:r>
+      <w:r>
+        <w:t xml:space="preserve"> </w:t>
+      </w:r>
+      <w:r>
+        <w:t xml:space="preserve">Calcule</w:t>
+      </w:r>
+      <w:r>
+        <w:t xml:space="preserve"> </w:t>
+      </w:r>
+      <m:oMath>
+        <m:sSup>
+          <m:e>
+            <m:r>
+              <m:rPr>
+                <m:sty m:val="p"/>
+              </m:rPr>
+              <m:t>∇</m:t>
+            </m:r>
+          </m:e>
+          <m:sup>
+            <m:r>
+              <m:t>2</m:t>
+            </m:r>
+          </m:sup>
+        </m:sSup>
+        <m:r>
+          <m:rPr>
+            <m:sty m:val="p"/>
+          </m:rPr>
+          <m:t>(</m:t>
+        </m:r>
+        <m:r>
           <m:rPr>
             <m:sty m:val="p"/>
           </m:rPr>
@@ -14300,12 +14193,32 @@
         <m:r>
           <m:t>σ</m:t>
         </m:r>
+        <m:r>
+          <m:rPr>
+            <m:sty m:val="p"/>
+          </m:rPr>
+          <m:t>)</m:t>
+        </m:r>
       </m:oMath>
       <w:r>
         <w:t xml:space="preserve"> </w:t>
       </w:r>
       <w:r>
-        <w:t xml:space="preserve">e verifique que só funciona para</w:t>
+        <w:t xml:space="preserve">em</w:t>
+      </w:r>
+      <w:r>
+        <w:t xml:space="preserve"> </w:t>
+      </w:r>
+      <m:oMath>
+        <m:r>
+          <m:t>N</m:t>
+        </m:r>
+      </m:oMath>
+      <w:r>
+        <w:t xml:space="preserve"> </w:t>
+      </w:r>
+      <w:r>
+        <w:t xml:space="preserve">dimensões genéricas e verifique que só se anula para</w:t>
       </w:r>
       <w:r>
         <w:t xml:space="preserve"> </w:t>
@@ -14343,25 +14256,111 @@
         <w:t xml:space="preserve"> </w:t>
       </w:r>
       <w:r>
-        <w:t xml:space="preserve">Qual é a função de Green normalizada em 2D? Justifique o fator de normalização.</w:t>
-      </w:r>
-    </w:p>
-    <w:p>
-      <w:pPr>
-        <w:pStyle w:val="BodyText"/>
-      </w:pPr>
-      <w:r>
-        <w:rPr>
-          <w:b/>
-          <w:bCs/>
-        </w:rPr>
-        <w:t xml:space="preserve">d)</w:t>
-      </w:r>
-      <w:r>
-        <w:t xml:space="preserve"> </w:t>
-      </w:r>
-      <w:r>
-        <w:t xml:space="preserve">Como a solução 2D se relaciona com o limite</w:t>
+        <w:t xml:space="preserve">Verifique que</w:t>
+      </w:r>
+      <w:r>
+        <w:t xml:space="preserve"> </w:t>
+      </w:r>
+      <m:oMath>
+        <m:sSub>
+          <m:e>
+            <m:r>
+              <m:rPr>
+                <m:sty m:val="p"/>
+              </m:rPr>
+              <m:t>lim</m:t>
+            </m:r>
+          </m:e>
+          <m:sub>
+            <m:r>
+              <m:t>N</m:t>
+            </m:r>
+            <m:r>
+              <m:rPr>
+                <m:sty m:val="p"/>
+              </m:rPr>
+              <m:t>→</m:t>
+            </m:r>
+            <m:r>
+              <m:t>2</m:t>
+            </m:r>
+          </m:sub>
+        </m:sSub>
+        <m:f>
+          <m:fPr>
+            <m:type m:val="bar"/>
+          </m:fPr>
+          <m:num>
+            <m:sSup>
+              <m:e>
+                <m:r>
+                  <m:t>r</m:t>
+                </m:r>
+              </m:e>
+              <m:sup>
+                <m:r>
+                  <m:t>2</m:t>
+                </m:r>
+                <m:r>
+                  <m:rPr>
+                    <m:sty m:val="p"/>
+                  </m:rPr>
+                  <m:t>−</m:t>
+                </m:r>
+                <m:r>
+                  <m:t>N</m:t>
+                </m:r>
+              </m:sup>
+            </m:sSup>
+            <m:r>
+              <m:rPr>
+                <m:sty m:val="p"/>
+              </m:rPr>
+              <m:t>−</m:t>
+            </m:r>
+            <m:r>
+              <m:t>1</m:t>
+            </m:r>
+          </m:num>
+          <m:den>
+            <m:r>
+              <m:t>N</m:t>
+            </m:r>
+            <m:r>
+              <m:rPr>
+                <m:sty m:val="p"/>
+              </m:rPr>
+              <m:t>−</m:t>
+            </m:r>
+            <m:r>
+              <m:t>2</m:t>
+            </m:r>
+          </m:den>
+        </m:f>
+        <m:r>
+          <m:rPr>
+            <m:sty m:val="p"/>
+          </m:rPr>
+          <m:t>=</m:t>
+        </m:r>
+        <m:r>
+          <m:rPr>
+            <m:sty m:val="p"/>
+          </m:rPr>
+          <m:t>−</m:t>
+        </m:r>
+        <m:r>
+          <m:rPr>
+            <m:sty m:val="p"/>
+          </m:rPr>
+          <m:t>ln</m:t>
+        </m:r>
+        <m:r>
+          <m:t>r</m:t>
+        </m:r>
+      </m:oMath>
+      <w:r>
+        <w:t xml:space="preserve">, conectando a solução 2D ao limite</w:t>
       </w:r>
       <w:r>
         <w:t xml:space="preserve"> </w:t>
@@ -14384,17 +14383,17 @@
         <w:t xml:space="preserve"> </w:t>
       </w:r>
       <w:r>
-        <w:t xml:space="preserve">da solução geral?</w:t>
+        <w:t xml:space="preserve">da solução geral.</w:t>
       </w:r>
     </w:p>
     <w:bookmarkEnd w:id="88"/>
-    <w:bookmarkStart w:id="89" w:name="exercício-4-regularização-3d-essencial"/>
+    <w:bookmarkStart w:id="89" w:name="X50c9537267c6a156e8e74df851fec0c9e723081"/>
     <w:p>
       <w:pPr>
         <w:pStyle w:val="Heading2"/>
       </w:pPr>
       <w:r>
-        <w:t xml:space="preserve">Exercício 4: Regularização 3D</w:t>
+        <w:t xml:space="preserve">Exercício 4: Regularização em 3D</w:t>
       </w:r>
       <w:r>
         <w:t xml:space="preserve"> </w:t>
@@ -14534,25 +14533,7 @@
         <w:t xml:space="preserve"> </w:t>
       </w:r>
       <w:r>
-        <w:t xml:space="preserve">explicitamente.</w:t>
-      </w:r>
-    </w:p>
-    <w:p>
-      <w:pPr>
-        <w:pStyle w:val="BodyText"/>
-      </w:pPr>
-      <w:r>
-        <w:rPr>
-          <w:b/>
-          <w:bCs/>
-        </w:rPr>
-        <w:t xml:space="preserve">b)</w:t>
-      </w:r>
-      <w:r>
-        <w:t xml:space="preserve"> </w:t>
-      </w:r>
-      <w:r>
-        <w:t xml:space="preserve">Mostre que</w:t>
+        <w:t xml:space="preserve">explicitamente e mostre que</w:t>
       </w:r>
       <w:r>
         <w:t xml:space="preserve"> </w:t>
@@ -14655,13 +14636,13 @@
           <w:b/>
           <w:bCs/>
         </w:rPr>
-        <w:t xml:space="preserve">c)</w:t>
-      </w:r>
-      <w:r>
-        <w:t xml:space="preserve"> </w:t>
-      </w:r>
-      <w:r>
-        <w:t xml:space="preserve">Mostre que</w:t>
+        <w:t xml:space="preserve">b)</w:t>
+      </w:r>
+      <w:r>
+        <w:t xml:space="preserve"> </w:t>
+      </w:r>
+      <w:r>
+        <w:t xml:space="preserve">Refaça, passo a passo, a integral</w:t>
       </w:r>
       <w:r>
         <w:t xml:space="preserve"> </w:t>
@@ -14776,12 +14757,24 @@
         </m:r>
       </m:oMath>
       <w:r>
-        <w:t xml:space="preserve">, e explique por que o fator</w:t>
+        <w:t xml:space="preserve"> </w:t>
+      </w:r>
+      <w:r>
+        <w:t xml:space="preserve">(mudança para coordenadas esféricas, integração por partes, substituição</w:t>
       </w:r>
       <w:r>
         <w:t xml:space="preserve"> </w:t>
       </w:r>
       <m:oMath>
+        <m:r>
+          <m:t>r</m:t>
+        </m:r>
+        <m:r>
+          <m:rPr>
+            <m:sty m:val="p"/>
+          </m:rPr>
+          <m:t>=</m:t>
+        </m:r>
         <m:rad>
           <m:radPr>
             <m:degHide m:val="on"/>
@@ -14791,274 +14784,60 @@
             <m:r>
               <m:t>2</m:t>
             </m:r>
+            <m:r>
+              <m:t>ε</m:t>
+            </m:r>
           </m:e>
         </m:rad>
-      </m:oMath>
-      <w:r>
-        <w:t xml:space="preserve"> </w:t>
-      </w:r>
-      <w:r>
-        <w:t xml:space="preserve">aparece.</w:t>
-      </w:r>
-    </w:p>
-    <w:p>
-      <w:pPr>
-        <w:pStyle w:val="BodyText"/>
-      </w:pPr>
-      <w:r>
-        <w:rPr>
-          <w:b/>
-          <w:bCs/>
-        </w:rPr>
-        <w:t xml:space="preserve">d)</w:t>
-      </w:r>
-      <w:r>
-        <w:t xml:space="preserve"> </w:t>
-      </w:r>
-      <w:r>
-        <w:t xml:space="preserve">Interprete fisicamente o papel do parâmetro</w:t>
-      </w:r>
-      <w:r>
-        <w:t xml:space="preserve"> </w:t>
-      </w:r>
-      <m:oMath>
-        <m:r>
-          <m:t>ε</m:t>
-        </m:r>
-      </m:oMath>
-      <w:r>
-        <w:t xml:space="preserve"> </w:t>
-      </w:r>
-      <w:r>
-        <w:t xml:space="preserve">na regularização.</w:t>
-      </w:r>
-    </w:p>
-    <w:bookmarkEnd w:id="89"/>
-    <w:bookmarkStart w:id="90" w:name="exercício-5-propriedade-de-filtragem"/>
-    <w:p>
-      <w:pPr>
-        <w:pStyle w:val="Heading2"/>
-      </w:pPr>
-      <w:r>
-        <w:t xml:space="preserve">Exercício 5: Propriedade de Filtragem</w:t>
-      </w:r>
-    </w:p>
-    <w:p>
-      <w:pPr>
-        <w:pStyle w:val="FirstParagraph"/>
-      </w:pPr>
-      <w:r>
-        <w:rPr>
-          <w:b/>
-          <w:bCs/>
-        </w:rPr>
-        <w:t xml:space="preserve">a)</w:t>
-      </w:r>
-      <w:r>
-        <w:t xml:space="preserve"> </w:t>
-      </w:r>
-      <w:r>
-        <w:t xml:space="preserve">Use a expansão de Taylor para mostrar que:</w:t>
-      </w:r>
-    </w:p>
-    <w:p>
-      <w:pPr>
-        <w:pStyle w:val="BodyText"/>
-      </w:pPr>
-      <m:oMathPara>
-        <m:oMathParaPr>
-          <m:jc m:val="center"/>
-        </m:oMathParaPr>
-        <m:oMath>
-          <m:limLow>
-            <m:e>
-              <m:r>
-                <m:rPr>
-                  <m:sty m:val="p"/>
-                </m:rPr>
-                <m:t>lim</m:t>
-              </m:r>
-            </m:e>
-            <m:lim>
-              <m:r>
-                <m:t>ε</m:t>
-              </m:r>
-              <m:r>
-                <m:rPr>
-                  <m:sty m:val="p"/>
-                </m:rPr>
-                <m:t>→</m:t>
-              </m:r>
-              <m:r>
-                <m:t>0</m:t>
-              </m:r>
-            </m:lim>
-          </m:limLow>
-          <m:r>
-            <m:rPr>
-              <m:sty m:val="p"/>
-            </m:rPr>
-            <m:t>∫</m:t>
-          </m:r>
-          <m:sSup>
-            <m:e>
-              <m:r>
-                <m:rPr>
-                  <m:sty m:val="p"/>
-                </m:rPr>
-                <m:t>∇</m:t>
-              </m:r>
-            </m:e>
-            <m:sup>
-              <m:r>
-                <m:t>2</m:t>
-              </m:r>
-            </m:sup>
-          </m:sSup>
-          <m:sSub>
-            <m:e>
-              <m:r>
-                <m:t>G</m:t>
-              </m:r>
-            </m:e>
-            <m:sub>
-              <m:r>
-                <m:t>ε</m:t>
-              </m:r>
-            </m:sub>
-          </m:sSub>
-          <m:r>
-            <m:t> </m:t>
-          </m:r>
-          <m:r>
-            <m:t>f</m:t>
-          </m:r>
-          <m:r>
-            <m:rPr>
-              <m:sty m:val="p"/>
-            </m:rPr>
-            <m:t>(</m:t>
-          </m:r>
-          <m:r>
-            <m:rPr>
-              <m:sty m:val="b"/>
-            </m:rPr>
-            <m:t>x</m:t>
-          </m:r>
-          <m:r>
-            <m:rPr>
-              <m:sty m:val="p"/>
-            </m:rPr>
-            <m:t>)</m:t>
-          </m:r>
-          <m:r>
-            <m:t> </m:t>
-          </m:r>
-          <m:sSup>
-            <m:e>
-              <m:r>
-                <m:t>d</m:t>
-              </m:r>
-            </m:e>
-            <m:sup>
-              <m:r>
-                <m:t>3</m:t>
-              </m:r>
-            </m:sup>
-          </m:sSup>
-          <m:r>
-            <m:t>x</m:t>
-          </m:r>
-          <m:r>
-            <m:rPr>
-              <m:sty m:val="p"/>
-            </m:rPr>
-            <m:t>=</m:t>
-          </m:r>
-          <m:r>
-            <m:rPr>
-              <m:sty m:val="p"/>
-            </m:rPr>
-            <m:t>−</m:t>
-          </m:r>
-          <m:r>
-            <m:t>4</m:t>
-          </m:r>
-          <m:r>
-            <m:t>π</m:t>
-          </m:r>
-          <m:r>
-            <m:t>f</m:t>
-          </m:r>
-          <m:r>
-            <m:rPr>
-              <m:sty m:val="p"/>
-            </m:rPr>
-            <m:t>(</m:t>
-          </m:r>
-          <m:sSub>
-            <m:e>
-              <m:r>
-                <m:rPr>
-                  <m:sty m:val="b"/>
-                </m:rPr>
-                <m:t>x</m:t>
-              </m:r>
-            </m:e>
-            <m:sub>
-              <m:r>
-                <m:t>0</m:t>
-              </m:r>
-            </m:sub>
-          </m:sSub>
-          <m:r>
-            <m:rPr>
-              <m:sty m:val="p"/>
-            </m:rPr>
-            <m:t>)</m:t>
-          </m:r>
-        </m:oMath>
-      </m:oMathPara>
-    </w:p>
-    <w:p>
-      <w:pPr>
-        <w:pStyle w:val="FirstParagraph"/>
-      </w:pPr>
-      <w:r>
-        <w:rPr>
-          <w:b/>
-          <w:bCs/>
-        </w:rPr>
-        <w:t xml:space="preserve">b)</w:t>
-      </w:r>
-      <w:r>
-        <w:t xml:space="preserve"> </w:t>
-      </w:r>
-      <w:r>
-        <w:t xml:space="preserve">Mostre que o termo linear em</w:t>
-      </w:r>
-      <w:r>
-        <w:t xml:space="preserve"> </w:t>
-      </w:r>
-      <m:oMath>
         <m:r>
           <m:rPr>
             <m:sty m:val="p"/>
           </m:rPr>
-          <m:t>(</m:t>
-        </m:r>
-        <m:r>
-          <m:rPr>
-            <m:sty m:val="b"/>
-          </m:rPr>
-          <m:t>x</m:t>
-        </m:r>
-        <m:r>
-          <m:rPr>
-            <m:sty m:val="p"/>
-          </m:rPr>
-          <m:t>−</m:t>
-        </m:r>
+          <m:t>tan</m:t>
+        </m:r>
+        <m:r>
+          <m:t>θ</m:t>
+        </m:r>
+      </m:oMath>
+      <w:r>
+        <w:t xml:space="preserve">).</w:t>
+      </w:r>
+    </w:p>
+    <w:p>
+      <w:pPr>
+        <w:pStyle w:val="BodyText"/>
+      </w:pPr>
+      <w:r>
+        <w:rPr>
+          <w:b/>
+          <w:bCs/>
+        </w:rPr>
+        <w:t xml:space="preserve">c)</w:t>
+      </w:r>
+      <w:r>
+        <w:t xml:space="preserve"> </w:t>
+      </w:r>
+      <w:r>
+        <w:t xml:space="preserve">Usando a expansão de Taylor de</w:t>
+      </w:r>
+      <w:r>
+        <w:t xml:space="preserve"> </w:t>
+      </w:r>
+      <m:oMath>
+        <m:r>
+          <m:t>f</m:t>
+        </m:r>
+      </m:oMath>
+      <w:r>
+        <w:t xml:space="preserve"> </w:t>
+      </w:r>
+      <w:r>
+        <w:t xml:space="preserve">em torno de</w:t>
+      </w:r>
+      <w:r>
+        <w:t xml:space="preserve"> </w:t>
+      </w:r>
+      <m:oMath>
         <m:sSub>
           <m:e>
             <m:r>
@@ -15074,6 +14853,58 @@
             </m:r>
           </m:sub>
         </m:sSub>
+      </m:oMath>
+      <w:r>
+        <w:t xml:space="preserve">, mostre que os termos linear e de ordem superior não contribuem no limite</w:t>
+      </w:r>
+      <w:r>
+        <w:t xml:space="preserve"> </w:t>
+      </w:r>
+      <m:oMath>
+        <m:r>
+          <m:t>ε</m:t>
+        </m:r>
+        <m:r>
+          <m:rPr>
+            <m:sty m:val="p"/>
+          </m:rPr>
+          <m:t>→</m:t>
+        </m:r>
+        <m:r>
+          <m:t>0</m:t>
+        </m:r>
+      </m:oMath>
+      <w:r>
+        <w:t xml:space="preserve">, deixando apenas o termo constante</w:t>
+      </w:r>
+      <w:r>
+        <w:t xml:space="preserve"> </w:t>
+      </w:r>
+      <m:oMath>
+        <m:r>
+          <m:t>f</m:t>
+        </m:r>
+        <m:r>
+          <m:rPr>
+            <m:sty m:val="p"/>
+          </m:rPr>
+          <m:t>(</m:t>
+        </m:r>
+        <m:sSub>
+          <m:e>
+            <m:r>
+              <m:rPr>
+                <m:sty m:val="b"/>
+              </m:rPr>
+              <m:t>x</m:t>
+            </m:r>
+          </m:e>
+          <m:sub>
+            <m:r>
+              <m:t>0</m:t>
+            </m:r>
+          </m:sub>
+        </m:sSub>
         <m:r>
           <m:rPr>
             <m:sty m:val="p"/>
@@ -15082,113 +14913,31 @@
         </m:r>
       </m:oMath>
       <w:r>
-        <w:t xml:space="preserve"> </w:t>
-      </w:r>
-      <w:r>
-        <w:t xml:space="preserve">contribui com zero.</w:t>
+        <w:t xml:space="preserve">.</w:t>
       </w:r>
     </w:p>
+    <w:bookmarkEnd w:id="89"/>
+    <w:bookmarkStart w:id="90" w:name="exercício-5-generalização-a-n-dimensões"/>
     <w:p>
       <w:pPr>
-        <w:pStyle w:val="BodyText"/>
-      </w:pPr>
-      <w:r>
-        <w:rPr>
-          <w:b/>
-          <w:bCs/>
-        </w:rPr>
-        <w:t xml:space="preserve">c)</w:t>
-      </w:r>
-      <w:r>
-        <w:t xml:space="preserve"> </w:t>
-      </w:r>
-      <w:r>
-        <w:t xml:space="preserve">Mostre que os termos de ordem superior contribuem com</w:t>
+        <w:pStyle w:val="Heading2"/>
+      </w:pPr>
+      <w:r>
+        <w:t xml:space="preserve">Exercício 5: Generalização a</w:t>
       </w:r>
       <w:r>
         <w:t xml:space="preserve"> </w:t>
       </w:r>
       <m:oMath>
         <m:r>
-          <m:rPr>
-            <m:scr m:val="script"/>
-            <m:sty m:val="p"/>
-          </m:rPr>
-          <m:t>O</m:t>
-        </m:r>
-        <m:r>
-          <m:rPr>
-            <m:sty m:val="p"/>
-          </m:rPr>
-          <m:t>(</m:t>
-        </m:r>
-        <m:sSup>
-          <m:e>
-            <m:r>
-              <m:t>ε</m:t>
-            </m:r>
-          </m:e>
-          <m:sup>
-            <m:r>
-              <m:t>k</m:t>
-            </m:r>
-            <m:r>
-              <m:rPr>
-                <m:sty m:val="p"/>
-              </m:rPr>
-              <m:t>/</m:t>
-            </m:r>
-            <m:r>
-              <m:t>2</m:t>
-            </m:r>
-          </m:sup>
-        </m:sSup>
-        <m:r>
-          <m:rPr>
-            <m:sty m:val="p"/>
-          </m:rPr>
-          <m:t>)</m:t>
-        </m:r>
-        <m:r>
-          <m:rPr>
-            <m:sty m:val="p"/>
-          </m:rPr>
-          <m:t>→</m:t>
-        </m:r>
-        <m:r>
-          <m:t>0</m:t>
+          <m:t>N</m:t>
         </m:r>
       </m:oMath>
       <w:r>
-        <w:t xml:space="preserve">.</w:t>
-      </w:r>
-    </w:p>
-    <w:p>
-      <w:pPr>
-        <w:pStyle w:val="BodyText"/>
-      </w:pPr>
-      <w:r>
-        <w:rPr>
-          <w:b/>
-          <w:bCs/>
-        </w:rPr>
-        <w:t xml:space="preserve">d)</w:t>
-      </w:r>
-      <w:r>
-        <w:t xml:space="preserve"> </w:t>
-      </w:r>
-      <w:r>
-        <w:t xml:space="preserve">O que este resultado prova sobre a natureza do laplaciano da função de Green?</w:t>
-      </w:r>
-    </w:p>
-    <w:bookmarkEnd w:id="90"/>
-    <w:bookmarkStart w:id="91" w:name="exercício-6-generalização-nd"/>
-    <w:p>
-      <w:pPr>
-        <w:pStyle w:val="Heading2"/>
-      </w:pPr>
-      <w:r>
-        <w:t xml:space="preserve">Exercício 6: Generalização ND</w:t>
+        <w:t xml:space="preserve"> </w:t>
+      </w:r>
+      <w:r>
+        <w:t xml:space="preserve">Dimensões</w:t>
       </w:r>
     </w:p>
     <w:p>
@@ -15373,7 +15122,39 @@
         <w:t xml:space="preserve"> </w:t>
       </w:r>
       <w:r>
-        <w:t xml:space="preserve">em termos da função Gamma.</w:t>
+        <w:t xml:space="preserve">em termos da função Gama, e mostre que ela é proporcional a</w:t>
+      </w:r>
+      <w:r>
+        <w:t xml:space="preserve"> </w:t>
+      </w:r>
+      <m:oMath>
+        <m:r>
+          <m:rPr>
+            <m:sty m:val="p"/>
+          </m:rPr>
+          <m:t>(</m:t>
+        </m:r>
+        <m:r>
+          <m:t>N</m:t>
+        </m:r>
+        <m:r>
+          <m:rPr>
+            <m:sty m:val="p"/>
+          </m:rPr>
+          <m:t>−</m:t>
+        </m:r>
+        <m:r>
+          <m:t>2</m:t>
+        </m:r>
+        <m:r>
+          <m:rPr>
+            <m:sty m:val="p"/>
+          </m:rPr>
+          <m:t>)</m:t>
+        </m:r>
+      </m:oMath>
+      <w:r>
+        <w:t xml:space="preserve">.</w:t>
       </w:r>
     </w:p>
     <w:p>
@@ -15391,7 +15172,133 @@
         <w:t xml:space="preserve"> </w:t>
       </w:r>
       <w:r>
-        <w:t xml:space="preserve">Mostre que a normalização é</w:t>
+        <w:t xml:space="preserve">O que acontece com essa normalização no limite</w:t>
+      </w:r>
+      <w:r>
+        <w:t xml:space="preserve"> </w:t>
+      </w:r>
+      <m:oMath>
+        <m:r>
+          <m:t>N</m:t>
+        </m:r>
+        <m:r>
+          <m:rPr>
+            <m:sty m:val="p"/>
+          </m:rPr>
+          <m:t>→</m:t>
+        </m:r>
+        <m:r>
+          <m:t>2</m:t>
+        </m:r>
+      </m:oMath>
+      <w:r>
+        <w:t xml:space="preserve">? Relacione com a necessidade de uma solução logarítmica separada.</w:t>
+      </w:r>
+    </w:p>
+    <w:bookmarkEnd w:id="90"/>
+    <w:bookmarkStart w:id="91" w:name="exercício-6-interpretação-física"/>
+    <w:p>
+      <w:pPr>
+        <w:pStyle w:val="Heading2"/>
+      </w:pPr>
+      <w:r>
+        <w:t xml:space="preserve">Exercício 6: Interpretação Física</w:t>
+      </w:r>
+    </w:p>
+    <w:p>
+      <w:pPr>
+        <w:pStyle w:val="FirstParagraph"/>
+      </w:pPr>
+      <w:r>
+        <w:rPr>
+          <w:b/>
+          <w:bCs/>
+        </w:rPr>
+        <w:t xml:space="preserve">a)</w:t>
+      </w:r>
+      <w:r>
+        <w:t xml:space="preserve"> </w:t>
+      </w:r>
+      <w:r>
+        <w:t xml:space="preserve">Explique por que a lei de Coulomb seria diferente (em potência de</w:t>
+      </w:r>
+      <w:r>
+        <w:t xml:space="preserve"> </w:t>
+      </w:r>
+      <m:oMath>
+        <m:r>
+          <m:t>r</m:t>
+        </m:r>
+      </m:oMath>
+      <w:r>
+        <w:t xml:space="preserve">) em um espaço com 4 dimensões espaciais.</w:t>
+      </w:r>
+    </w:p>
+    <w:p>
+      <w:pPr>
+        <w:pStyle w:val="BodyText"/>
+      </w:pPr>
+      <w:r>
+        <w:rPr>
+          <w:b/>
+          <w:bCs/>
+        </w:rPr>
+        <w:t xml:space="preserve">b)</w:t>
+      </w:r>
+      <w:r>
+        <w:t xml:space="preserve"> </w:t>
+      </w:r>
+      <w:r>
+        <w:t xml:space="preserve">O fluxo</w:t>
+      </w:r>
+      <w:r>
+        <w:t xml:space="preserve"> </w:t>
+      </w:r>
+      <m:oMath>
+        <m:r>
+          <m:rPr>
+            <m:sty m:val="p"/>
+          </m:rPr>
+          <m:t>∮</m:t>
+        </m:r>
+        <m:r>
+          <m:rPr>
+            <m:sty m:val="b"/>
+          </m:rPr>
+          <m:t>E</m:t>
+        </m:r>
+        <m:r>
+          <m:rPr>
+            <m:sty m:val="p"/>
+          </m:rPr>
+          <m:t>⋅</m:t>
+        </m:r>
+        <m:r>
+          <m:t>d</m:t>
+        </m:r>
+        <m:r>
+          <m:rPr>
+            <m:sty m:val="b"/>
+          </m:rPr>
+          <m:t>a</m:t>
+        </m:r>
+      </m:oMath>
+      <w:r>
+        <w:t xml:space="preserve"> </w:t>
+      </w:r>
+      <w:r>
+        <w:t xml:space="preserve">através de uma esfera de raio</w:t>
+      </w:r>
+      <w:r>
+        <w:t xml:space="preserve"> </w:t>
+      </w:r>
+      <m:oMath>
+        <m:r>
+          <m:t>r</m:t>
+        </m:r>
+      </m:oMath>
+      <w:r>
+        <w:t xml:space="preserve">, usado para obter a lei do inverso do quadrado em 3D, generaliza-se para uma lei</w:t>
       </w:r>
       <w:r>
         <w:t xml:space="preserve"> </w:t>
@@ -15404,13 +15311,62 @@
           <m:t>∝</m:t>
         </m:r>
         <m:r>
+          <m:t>1</m:t>
+        </m:r>
+        <m:r>
           <m:rPr>
             <m:sty m:val="p"/>
           </m:rPr>
-          <m:t>(</m:t>
-        </m:r>
+          <m:t>/</m:t>
+        </m:r>
+        <m:sSup>
+          <m:e>
+            <m:r>
+              <m:t>r</m:t>
+            </m:r>
+          </m:e>
+          <m:sup>
+            <m:r>
+              <m:t>N</m:t>
+            </m:r>
+            <m:r>
+              <m:rPr>
+                <m:sty m:val="p"/>
+              </m:rPr>
+              <m:t>−</m:t>
+            </m:r>
+            <m:r>
+              <m:t>1</m:t>
+            </m:r>
+          </m:sup>
+        </m:sSup>
+      </m:oMath>
+      <w:r>
+        <w:t xml:space="preserve"> </w:t>
+      </w:r>
+      <w:r>
+        <w:t xml:space="preserve">em</w:t>
+      </w:r>
+      <w:r>
+        <w:t xml:space="preserve"> </w:t>
+      </w:r>
+      <m:oMath>
         <m:r>
           <m:t>N</m:t>
+        </m:r>
+      </m:oMath>
+      <w:r>
+        <w:t xml:space="preserve"> </w:t>
+      </w:r>
+      <w:r>
+        <w:t xml:space="preserve">dimensões. Relacione este expoente com o expoente</w:t>
+      </w:r>
+      <w:r>
+        <w:t xml:space="preserve"> </w:t>
+      </w:r>
+      <m:oMath>
+        <m:r>
+          <m:t>2</m:t>
         </m:r>
         <m:r>
           <m:rPr>
@@ -15419,750 +15375,39 @@
           <m:t>−</m:t>
         </m:r>
         <m:r>
-          <m:t>2</m:t>
-        </m:r>
-        <m:r>
-          <m:rPr>
-            <m:sty m:val="p"/>
-          </m:rPr>
-          <m:t>)</m:t>
+          <m:t>N</m:t>
         </m:r>
       </m:oMath>
       <w:r>
-        <w:t xml:space="preserve">.</w:t>
-      </w:r>
-    </w:p>
-    <w:p>
-      <w:pPr>
-        <w:pStyle w:val="BodyText"/>
-      </w:pPr>
-      <w:r>
-        <w:rPr>
-          <w:b/>
-          <w:bCs/>
-        </w:rPr>
-        <w:t xml:space="preserve">d)</w:t>
-      </w:r>
-      <w:r>
-        <w:t xml:space="preserve"> </w:t>
-      </w:r>
-      <w:r>
-        <w:t xml:space="preserve">O que acontece com a normalização no limite</w:t>
+        <w:t xml:space="preserve"> </w:t>
+      </w:r>
+      <w:r>
+        <w:t xml:space="preserve">de</w:t>
       </w:r>
       <w:r>
         <w:t xml:space="preserve"> </w:t>
       </w:r>
       <m:oMath>
-        <m:r>
-          <m:t>N</m:t>
-        </m:r>
-        <m:r>
-          <m:rPr>
-            <m:sty m:val="p"/>
-          </m:rPr>
-          <m:t>→</m:t>
-        </m:r>
-        <m:r>
-          <m:t>2</m:t>
-        </m:r>
-      </m:oMath>
-      <w:r>
-        <w:t xml:space="preserve">?</w:t>
-      </w:r>
-    </w:p>
-    <w:bookmarkEnd w:id="91"/>
-    <w:bookmarkStart w:id="92" w:name="exercício-7-interpretação-física"/>
-    <w:p>
-      <w:pPr>
-        <w:pStyle w:val="Heading2"/>
-      </w:pPr>
-      <w:r>
-        <w:t xml:space="preserve">Exercício 7: Interpretação Física</w:t>
-      </w:r>
-    </w:p>
-    <w:p>
-      <w:pPr>
-        <w:pStyle w:val="FirstParagraph"/>
-      </w:pPr>
-      <w:r>
-        <w:rPr>
-          <w:b/>
-          <w:bCs/>
-        </w:rPr>
-        <w:t xml:space="preserve">a)</w:t>
-      </w:r>
-      <w:r>
-        <w:t xml:space="preserve"> </w:t>
-      </w:r>
-      <w:r>
-        <w:t xml:space="preserve">Explique por que a lei de Coulomb seria diferente em um universo com 4 dimensões espaciais.</w:t>
-      </w:r>
-    </w:p>
-    <w:p>
-      <w:pPr>
-        <w:pStyle w:val="BodyText"/>
-      </w:pPr>
-      <w:r>
-        <w:rPr>
-          <w:b/>
-          <w:bCs/>
-        </w:rPr>
-        <w:t xml:space="preserve">b)</w:t>
-      </w:r>
-      <w:r>
-        <w:t xml:space="preserve"> </w:t>
-      </w:r>
-      <w:r>
-        <w:t xml:space="preserve">Em teoria de cordas, como dimensões extras poderiam ser detectadas?</w:t>
-      </w:r>
-    </w:p>
-    <w:p>
-      <w:pPr>
-        <w:pStyle w:val="BodyText"/>
-      </w:pPr>
-      <w:r>
-        <w:rPr>
-          <w:b/>
-          <w:bCs/>
-        </w:rPr>
-        <w:t xml:space="preserve">c)</w:t>
-      </w:r>
-      <w:r>
-        <w:t xml:space="preserve"> </w:t>
-      </w:r>
-      <w:r>
-        <w:t xml:space="preserve">O que a precisão da lei de Coulomb nos diz sobre a geometria do espaço?</w:t>
-      </w:r>
-    </w:p>
-    <w:p>
-      <w:pPr>
-        <w:pStyle w:val="BodyText"/>
-      </w:pPr>
-      <w:r>
-        <w:rPr>
-          <w:b/>
-          <w:bCs/>
-        </w:rPr>
-        <w:t xml:space="preserve">d)</w:t>
-      </w:r>
-      <w:r>
-        <w:t xml:space="preserve"> </w:t>
-      </w:r>
-      <w:r>
-        <w:t xml:space="preserve">Como a regularização dimensional se relaciona com a detecção de dimensões extras?</w:t>
-      </w:r>
-    </w:p>
-    <w:bookmarkEnd w:id="92"/>
-    <w:bookmarkStart w:id="93" w:name="exercício-8-implementação-numérica"/>
-    <w:p>
-      <w:pPr>
-        <w:pStyle w:val="Heading2"/>
-      </w:pPr>
-      <w:r>
-        <w:t xml:space="preserve">Exercício 8: Implementação Numérica</w:t>
-      </w:r>
-    </w:p>
-    <w:p>
-      <w:pPr>
-        <w:pStyle w:val="FirstParagraph"/>
-      </w:pPr>
-      <w:r>
-        <w:rPr>
-          <w:b/>
-          <w:bCs/>
-        </w:rPr>
-        <w:t xml:space="preserve">a)</w:t>
-      </w:r>
-      <w:r>
-        <w:t xml:space="preserve"> </w:t>
-      </w:r>
-      <w:r>
-        <w:t xml:space="preserve">Escreva um código Python que calcule numericamente o laplaciano da função de Green regularizada.</w:t>
-      </w:r>
-    </w:p>
-    <w:p>
-      <w:pPr>
-        <w:pStyle w:val="BodyText"/>
-      </w:pPr>
-      <w:r>
-        <w:rPr>
-          <w:b/>
-          <w:bCs/>
-        </w:rPr>
-        <w:t xml:space="preserve">b)</w:t>
-      </w:r>
-      <w:r>
-        <w:t xml:space="preserve"> </w:t>
-      </w:r>
-      <w:r>
-        <w:t xml:space="preserve">Verifique que a integral se aproxima de</w:t>
-      </w:r>
-      <w:r>
-        <w:t xml:space="preserve"> </w:t>
-      </w:r>
-      <m:oMath>
-        <m:r>
-          <m:rPr>
-            <m:sty m:val="p"/>
-          </m:rPr>
-          <m:t>−</m:t>
-        </m:r>
-        <m:r>
-          <m:t>4</m:t>
-        </m:r>
-        <m:r>
-          <m:t>π</m:t>
-        </m:r>
-      </m:oMath>
-      <w:r>
-        <w:t xml:space="preserve"> </w:t>
-      </w:r>
-      <w:r>
-        <w:t xml:space="preserve">para</w:t>
-      </w:r>
-      <w:r>
-        <w:t xml:space="preserve"> </w:t>
-      </w:r>
-      <m:oMath>
-        <m:r>
-          <m:t>ε</m:t>
-        </m:r>
-        <m:r>
-          <m:rPr>
-            <m:sty m:val="p"/>
-          </m:rPr>
-          <m:t>→</m:t>
-        </m:r>
-        <m:r>
-          <m:t>0</m:t>
-        </m:r>
-      </m:oMath>
-      <w:r>
-        <w:t xml:space="preserve">.</w:t>
-      </w:r>
-    </w:p>
-    <w:p>
-      <w:pPr>
-        <w:pStyle w:val="BodyText"/>
-      </w:pPr>
-      <w:r>
-        <w:rPr>
-          <w:b/>
-          <w:bCs/>
-        </w:rPr>
-        <w:t xml:space="preserve">c)</w:t>
-      </w:r>
-      <w:r>
-        <w:t xml:space="preserve"> </w:t>
-      </w:r>
-      <w:r>
-        <w:t xml:space="preserve">Plote o laplaciano para diferentes valores de</w:t>
-      </w:r>
-      <w:r>
-        <w:t xml:space="preserve"> </w:t>
-      </w:r>
-      <m:oMath>
-        <m:r>
-          <m:t>ε</m:t>
-        </m:r>
-      </m:oMath>
-      <w:r>
-        <w:t xml:space="preserve"> </w:t>
-      </w:r>
-      <w:r>
-        <w:t xml:space="preserve">e discuta o comportamento.</w:t>
-      </w:r>
-    </w:p>
-    <w:p>
-      <w:pPr>
-        <w:pStyle w:val="BodyText"/>
-      </w:pPr>
-      <w:r>
-        <w:rPr>
-          <w:b/>
-          <w:bCs/>
-        </w:rPr>
-        <w:t xml:space="preserve">d)</w:t>
-      </w:r>
-      <w:r>
-        <w:t xml:space="preserve"> </w:t>
-      </w:r>
-      <w:r>
-        <w:t xml:space="preserve">Como a escolha do método de integração numérica afeta a precisão do resultado?</w:t>
-      </w:r>
-    </w:p>
-    <w:bookmarkEnd w:id="93"/>
-    <w:bookmarkStart w:id="94" w:name="exercício-9-conexão-com-eletromagnetismo"/>
-    <w:p>
-      <w:pPr>
-        <w:pStyle w:val="Heading2"/>
-      </w:pPr>
-      <w:r>
-        <w:t xml:space="preserve">Exercício 9: Conexão com Eletromagnetismo</w:t>
-      </w:r>
-    </w:p>
-    <w:p>
-      <w:pPr>
-        <w:pStyle w:val="FirstParagraph"/>
-      </w:pPr>
-      <w:r>
-        <w:rPr>
-          <w:b/>
-          <w:bCs/>
-        </w:rPr>
-        <w:t xml:space="preserve">a)</w:t>
-      </w:r>
-      <w:r>
-        <w:t xml:space="preserve"> </w:t>
-      </w:r>
-      <w:r>
-        <w:t xml:space="preserve">Como a função de Green 3D se relaciona com o potencial eletrostático?</w:t>
-      </w:r>
-    </w:p>
-    <w:p>
-      <w:pPr>
-        <w:pStyle w:val="BodyText"/>
-      </w:pPr>
-      <w:r>
-        <w:rPr>
-          <w:b/>
-          <w:bCs/>
-        </w:rPr>
-        <w:t xml:space="preserve">b)</w:t>
-      </w:r>
-      <w:r>
-        <w:t xml:space="preserve"> </w:t>
-      </w:r>
-      <w:r>
-        <w:t xml:space="preserve">Derive a lei de Coulomb a partir da função de Green.</w:t>
-      </w:r>
-    </w:p>
-    <w:p>
-      <w:pPr>
-        <w:pStyle w:val="BodyText"/>
-      </w:pPr>
-      <w:r>
-        <w:rPr>
-          <w:b/>
-          <w:bCs/>
-        </w:rPr>
-        <w:t xml:space="preserve">c)</w:t>
-      </w:r>
-      <w:r>
-        <w:t xml:space="preserve"> </w:t>
-      </w:r>
-      <w:r>
-        <w:t xml:space="preserve">Qual seria a lei de força em 2D? Em 4D?</w:t>
-      </w:r>
-    </w:p>
-    <w:p>
-      <w:pPr>
-        <w:pStyle w:val="BodyText"/>
-      </w:pPr>
-      <w:r>
-        <w:rPr>
-          <w:b/>
-          <w:bCs/>
-        </w:rPr>
-        <w:t xml:space="preserve">d)</w:t>
-      </w:r>
-      <w:r>
-        <w:t xml:space="preserve"> </w:t>
-      </w:r>
-      <w:r>
-        <w:t xml:space="preserve">Como a lei de Gauss se generaliza para dimensões arbitrárias?</w:t>
-      </w:r>
-    </w:p>
-    <w:bookmarkEnd w:id="94"/>
-    <w:bookmarkStart w:id="95" w:name="exercício-10-caso-1d-detalhado"/>
-    <w:p>
-      <w:pPr>
-        <w:pStyle w:val="Heading2"/>
-      </w:pPr>
-      <w:r>
-        <w:t xml:space="preserve">Exercício 10: Caso 1D Detalhado</w:t>
-      </w:r>
-    </w:p>
-    <w:p>
-      <w:pPr>
-        <w:pStyle w:val="FirstParagraph"/>
-      </w:pPr>
-      <w:r>
-        <w:rPr>
-          <w:b/>
-          <w:bCs/>
-        </w:rPr>
-        <w:t xml:space="preserve">a)</w:t>
-      </w:r>
-      <w:r>
-        <w:t xml:space="preserve"> </w:t>
-      </w:r>
-      <w:r>
-        <w:t xml:space="preserve">Mostre que em 1D,</w:t>
-      </w:r>
-      <w:r>
-        <w:t xml:space="preserve"> </w:t>
-      </w:r>
-      <m:oMath>
-        <m:r>
-          <m:t>G</m:t>
-        </m:r>
-        <m:r>
-          <m:rPr>
-            <m:sty m:val="p"/>
-          </m:rPr>
-          <m:t>(</m:t>
-        </m:r>
-        <m:r>
-          <m:t>x</m:t>
-        </m:r>
-        <m:r>
-          <m:rPr>
-            <m:sty m:val="p"/>
-          </m:rPr>
-          <m:t>)</m:t>
-        </m:r>
-        <m:r>
-          <m:rPr>
-            <m:sty m:val="p"/>
-          </m:rPr>
-          <m:t>=</m:t>
-        </m:r>
-        <m:r>
-          <m:rPr>
-            <m:sty m:val="p"/>
-          </m:rPr>
-          <m:t>|</m:t>
-        </m:r>
-        <m:r>
-          <m:t>x</m:t>
-        </m:r>
-        <m:r>
-          <m:rPr>
-            <m:sty m:val="p"/>
-          </m:rPr>
-          <m:t>|</m:t>
-        </m:r>
-        <m:r>
-          <m:rPr>
-            <m:sty m:val="p"/>
-          </m:rPr>
-          <m:t>/</m:t>
-        </m:r>
-        <m:r>
-          <m:t>2</m:t>
-        </m:r>
-      </m:oMath>
-      <w:r>
-        <w:t xml:space="preserve"> </w:t>
-      </w:r>
-      <w:r>
-        <w:t xml:space="preserve">satisfaz</w:t>
-      </w:r>
-      <w:r>
-        <w:t xml:space="preserve"> </w:t>
-      </w:r>
-      <m:oMath>
-        <m:sSup>
+        <m:sSub>
           <m:e>
             <m:r>
               <m:t>G</m:t>
             </m:r>
           </m:e>
-          <m:sup>
+          <m:sub>
             <m:r>
-              <m:rPr>
-                <m:sty m:val="p"/>
-              </m:rPr>
-              <m:t>″</m:t>
+              <m:t>N</m:t>
             </m:r>
-          </m:sup>
-        </m:sSup>
-        <m:r>
-          <m:rPr>
-            <m:sty m:val="p"/>
-          </m:rPr>
-          <m:t>(</m:t>
-        </m:r>
-        <m:r>
-          <m:t>x</m:t>
-        </m:r>
-        <m:r>
-          <m:rPr>
-            <m:sty m:val="p"/>
-          </m:rPr>
-          <m:t>)</m:t>
-        </m:r>
-        <m:r>
-          <m:rPr>
-            <m:sty m:val="p"/>
-          </m:rPr>
-          <m:t>=</m:t>
-        </m:r>
-        <m:r>
-          <m:t>δ</m:t>
-        </m:r>
-        <m:r>
-          <m:rPr>
-            <m:sty m:val="p"/>
-          </m:rPr>
-          <m:t>(</m:t>
-        </m:r>
-        <m:r>
-          <m:t>x</m:t>
-        </m:r>
-        <m:r>
-          <m:rPr>
-            <m:sty m:val="p"/>
-          </m:rPr>
-          <m:t>)</m:t>
-        </m:r>
+          </m:sub>
+        </m:sSub>
       </m:oMath>
       <w:r>
         <w:t xml:space="preserve">.</w:t>
       </w:r>
     </w:p>
-    <w:p>
-      <w:pPr>
-        <w:pStyle w:val="BodyText"/>
-      </w:pPr>
-      <w:r>
-        <w:rPr>
-          <w:b/>
-          <w:bCs/>
-        </w:rPr>
-        <w:t xml:space="preserve">b)</w:t>
-      </w:r>
-      <w:r>
-        <w:t xml:space="preserve"> </w:t>
-      </w:r>
-      <w:r>
-        <w:t xml:space="preserve">Qual é a interpretação física da função de Green em 1D?</w:t>
-      </w:r>
-    </w:p>
-    <w:p>
-      <w:pPr>
-        <w:pStyle w:val="BodyText"/>
-      </w:pPr>
-      <w:r>
-        <w:rPr>
-          <w:b/>
-          <w:bCs/>
-        </w:rPr>
-        <w:t xml:space="preserve">c)</w:t>
-      </w:r>
-      <w:r>
-        <w:t xml:space="preserve"> </w:t>
-      </w:r>
-      <w:r>
-        <w:t xml:space="preserve">Como a solução 1D se relaciona com o caso geral</w:t>
-      </w:r>
-      <w:r>
-        <w:t xml:space="preserve"> </w:t>
-      </w:r>
-      <m:oMath>
-        <m:r>
-          <m:t>N</m:t>
-        </m:r>
-        <m:r>
-          <m:rPr>
-            <m:sty m:val="p"/>
-          </m:rPr>
-          <m:t>=</m:t>
-        </m:r>
-        <m:r>
-          <m:t>1</m:t>
-        </m:r>
-      </m:oMath>
-      <w:r>
-        <w:t xml:space="preserve">?</w:t>
-      </w:r>
-    </w:p>
-    <w:p>
-      <w:pPr>
-        <w:pStyle w:val="BodyText"/>
-      </w:pPr>
-      <w:r>
-        <w:rPr>
-          <w:b/>
-          <w:bCs/>
-        </w:rPr>
-        <w:t xml:space="preserve">d)</w:t>
-      </w:r>
-      <w:r>
-        <w:t xml:space="preserve"> </w:t>
-      </w:r>
-      <w:r>
-        <w:t xml:space="preserve">Por que em 1D o potencial não decai com a distância?</w:t>
-      </w:r>
-    </w:p>
-    <w:bookmarkEnd w:id="95"/>
-    <w:bookmarkStart w:id="96" w:name="exercício-11-método-de-frobenius"/>
-    <w:p>
-      <w:pPr>
-        <w:pStyle w:val="Heading2"/>
-      </w:pPr>
-      <w:r>
-        <w:t xml:space="preserve">Exercício 11: Método de Frobenius</w:t>
-      </w:r>
-    </w:p>
-    <w:p>
-      <w:pPr>
-        <w:pStyle w:val="FirstParagraph"/>
-      </w:pPr>
-      <w:r>
-        <w:rPr>
-          <w:b/>
-          <w:bCs/>
-        </w:rPr>
-        <w:t xml:space="preserve">a)</w:t>
-      </w:r>
-      <w:r>
-        <w:t xml:space="preserve"> </w:t>
-      </w:r>
-      <w:r>
-        <w:t xml:space="preserve">Explique o método de Frobenius para equações diferenciais com raízes repetidas.</w:t>
-      </w:r>
-    </w:p>
-    <w:p>
-      <w:pPr>
-        <w:pStyle w:val="BodyText"/>
-      </w:pPr>
-      <w:r>
-        <w:rPr>
-          <w:b/>
-          <w:bCs/>
-        </w:rPr>
-        <w:t xml:space="preserve">b)</w:t>
-      </w:r>
-      <w:r>
-        <w:t xml:space="preserve"> </w:t>
-      </w:r>
-      <w:r>
-        <w:t xml:space="preserve">Como este método se aplica ao caso 2D da função de Green?</w:t>
-      </w:r>
-    </w:p>
-    <w:p>
-      <w:pPr>
-        <w:pStyle w:val="BodyText"/>
-      </w:pPr>
-      <w:r>
-        <w:rPr>
-          <w:b/>
-          <w:bCs/>
-        </w:rPr>
-        <w:t xml:space="preserve">c)</w:t>
-      </w:r>
-      <w:r>
-        <w:t xml:space="preserve"> </w:t>
-      </w:r>
-      <w:r>
-        <w:t xml:space="preserve">Mostre que a solução logarítmica surge naturalmente do método de Frobenius.</w:t>
-      </w:r>
-    </w:p>
-    <w:p>
-      <w:pPr>
-        <w:pStyle w:val="BodyText"/>
-      </w:pPr>
-      <w:r>
-        <w:rPr>
-          <w:b/>
-          <w:bCs/>
-        </w:rPr>
-        <w:t xml:space="preserve">d)</w:t>
-      </w:r>
-      <w:r>
-        <w:t xml:space="preserve"> </w:t>
-      </w:r>
-      <w:r>
-        <w:t xml:space="preserve">Compare com a regularização dimensional para obter o mesmo resultado.</w:t>
-      </w:r>
-    </w:p>
-    <w:bookmarkEnd w:id="96"/>
-    <w:bookmarkStart w:id="97" w:name="exercício-12-aplicações-práticas"/>
-    <w:p>
-      <w:pPr>
-        <w:pStyle w:val="Heading2"/>
-      </w:pPr>
-      <w:r>
-        <w:t xml:space="preserve">Exercício 12: Aplicações Práticas</w:t>
-      </w:r>
-    </w:p>
-    <w:p>
-      <w:pPr>
-        <w:pStyle w:val="FirstParagraph"/>
-      </w:pPr>
-      <w:r>
-        <w:rPr>
-          <w:b/>
-          <w:bCs/>
-        </w:rPr>
-        <w:t xml:space="preserve">a)</w:t>
-      </w:r>
-      <w:r>
-        <w:t xml:space="preserve"> </w:t>
-      </w:r>
-      <w:r>
-        <w:t xml:space="preserve">Em que áreas da física as funções de Green em diferentes dimensões são utilizadas?</w:t>
-      </w:r>
-    </w:p>
-    <w:p>
-      <w:pPr>
-        <w:pStyle w:val="BodyText"/>
-      </w:pPr>
-      <w:r>
-        <w:rPr>
-          <w:b/>
-          <w:bCs/>
-        </w:rPr>
-        <w:t xml:space="preserve">b)</w:t>
-      </w:r>
-      <w:r>
-        <w:t xml:space="preserve"> </w:t>
-      </w:r>
-      <w:r>
-        <w:t xml:space="preserve">Como a função de Green 2D aparece em sistemas de vórtices?</w:t>
-      </w:r>
-    </w:p>
-    <w:p>
-      <w:pPr>
-        <w:pStyle w:val="BodyText"/>
-      </w:pPr>
-      <w:r>
-        <w:rPr>
-          <w:b/>
-          <w:bCs/>
-        </w:rPr>
-        <w:t xml:space="preserve">c)</w:t>
-      </w:r>
-      <w:r>
-        <w:t xml:space="preserve"> </w:t>
-      </w:r>
-      <w:r>
-        <w:t xml:space="preserve">Qual é a relação entre funções de Green e equações de difusão?</w:t>
-      </w:r>
-    </w:p>
-    <w:p>
-      <w:pPr>
-        <w:pStyle w:val="BodyText"/>
-      </w:pPr>
-      <w:r>
-        <w:rPr>
-          <w:b/>
-          <w:bCs/>
-        </w:rPr>
-        <w:t xml:space="preserve">d)</w:t>
-      </w:r>
-      <w:r>
-        <w:t xml:space="preserve"> </w:t>
-      </w:r>
-      <w:r>
-        <w:t xml:space="preserve">Como a regularização de funções de Green é usada em teoria quântica de campos?</w:t>
-      </w:r>
-    </w:p>
-    <w:bookmarkEnd w:id="97"/>
-    <w:bookmarkEnd w:id="98"/>
-    <w:bookmarkStart w:id="99" w:name="conclusão"/>
+    <w:bookmarkEnd w:id="91"/>
+    <w:bookmarkEnd w:id="92"/>
+    <w:bookmarkStart w:id="93" w:name="conclusão"/>
     <w:p>
       <w:pPr>
         <w:pStyle w:val="Heading1"/>
@@ -16428,7 +15673,7 @@
         <w:t xml:space="preserve">A próxima aula abordará funções de Green dependentes do tempo, introduzindo conceitos de causalidade e propagação de ondas.</w:t>
       </w:r>
     </w:p>
-    <w:bookmarkEnd w:id="99"/>
+    <w:bookmarkEnd w:id="93"/>
     <w:sectPr>
       <w:footnotePr>
         <w:numRestart w:val="eachSect"/>
